--- a/docs/zavrsni-izvjestaj/Zavrsni-izvjestaj-Sistem-skolskog-sporta-CG.docx
+++ b/docs/zavrsni-izvjestaj/Zavrsni-izvjestaj-Sistem-skolskog-sporta-CG.docx
@@ -344,7 +344,7 @@
     </w:p>
     <w:bookmarkEnd w:id="11"/>
     <w:bookmarkEnd w:id="12"/>
-    <w:bookmarkStart w:id="33" w:name="vizija-i-analiza"/>
+    <w:bookmarkStart w:id="35" w:name="vizija-i-analiza"/>
     <w:p>
       <w:pPr>
         <w:pStyle w:val="Heading1"/>
@@ -362,7 +362,7 @@
         <w:t xml:space="preserve">Vizija i analiza</w:t>
       </w:r>
     </w:p>
-    <w:bookmarkStart w:id="32" w:name="Xea6a6a1c355e6d391d1526eb40f001fa448b692"/>
+    <w:bookmarkStart w:id="34" w:name="Xea6a6a1c355e6d391d1526eb40f001fa448b692"/>
     <w:p>
       <w:pPr>
         <w:pStyle w:val="Heading2"/>
@@ -1551,7 +1551,7 @@
       </w:r>
     </w:p>
     <w:bookmarkEnd w:id="16"/>
-    <w:bookmarkStart w:id="17" w:name="X7c95f8746d9722a95ba97508dc46c3aa6a9e92f"/>
+    <w:bookmarkStart w:id="17" w:name="X343cdc4dfc873995c6c42cec2cd407f77959d22"/>
     <w:p>
       <w:pPr>
         <w:pStyle w:val="Heading3"/>
@@ -1566,55 +1566,51 @@
         <w:tab/>
       </w:r>
       <w:r>
-        <w:t xml:space="preserve">5. Domain model</w:t>
+        <w:t xml:space="preserve">4a. Fully dressed Use Case: UC5 — Prijava ekipe za takmičenje</w:t>
+      </w:r>
+    </w:p>
+    <w:p>
+      <w:pPr>
+        <w:pStyle w:val="BlockText"/>
+      </w:pPr>
+      <w:r>
+        <w:t xml:space="preserve">Format po Alistair Cockburn (RUP standard). Centralni UC sistema — orkestriše 7 entiteta i uključuje OCR pipeline (UC6).</w:t>
       </w:r>
     </w:p>
     <w:p>
       <w:pPr>
         <w:pStyle w:val="FirstParagraph"/>
-      </w:pPr>
-      <w:r>
-        <w:t xml:space="preserve">(Iz Projektna_analitika §3 + spec §7.)</w:t>
-      </w:r>
-    </w:p>
-    <w:p>
-      <w:pPr>
-        <w:pStyle w:val="BodyText"/>
-      </w:pPr>
-      <w:r>
-        <w:t xml:space="preserve">Domain model je 11 entiteta + 7 enum-a + STI hijerarhija (User → Professor). Implementacija prati spec 1:1.</w:t>
-      </w:r>
-    </w:p>
-    <w:p>
-      <w:pPr>
-        <w:pStyle w:val="BodyText"/>
       </w:pPr>
       <w:r>
         <w:rPr>
           <w:b/>
           <w:bCs/>
         </w:rPr>
-        <w:t xml:space="preserve">Klasni dijagram:</w:t>
-      </w:r>
-      <w:r>
-        <w:t xml:space="preserve"> </w:t>
-      </w:r>
-      <w:r>
-        <w:t xml:space="preserve">vidi</w:t>
-      </w:r>
-      <w:r>
-        <w:t xml:space="preserve"> </w:t>
-      </w:r>
-      <w:r>
-        <w:rPr>
-          <w:rStyle w:val="VerbatimChar"/>
+        <w:t xml:space="preserve">ID i naziv:</w:t>
+      </w:r>
+      <w:r>
+        <w:t xml:space="preserve"> </w:t>
+      </w:r>
+      <w:r>
+        <w:t xml:space="preserve">UC5 — Prijaviti ekipu za takmičenje</w:t>
+      </w:r>
+    </w:p>
+    <w:p>
+      <w:pPr>
+        <w:pStyle w:val="BodyText"/>
+      </w:pPr>
+      <w:r>
+        <w:rPr>
           <w:b/>
           <w:bCs/>
         </w:rPr>
-        <w:t xml:space="preserve">uml/01-klasni-dijagram.puml</w:t>
-      </w:r>
-      <w:r>
-        <w:t xml:space="preserve">.</w:t>
+        <w:t xml:space="preserve">Cilj u kontekstu:</w:t>
+      </w:r>
+      <w:r>
+        <w:t xml:space="preserve"> </w:t>
+      </w:r>
+      <w:r>
+        <w:t xml:space="preserve">Profesor digitalno prijavljuje ekipu svoje škole za konkretno sportsko takmičenje, sa potpunom evidencijom članova i ljekarskih potvrda.</w:t>
       </w:r>
     </w:p>
     <w:p>
@@ -1626,90 +1622,4389 @@
           <w:b/>
           <w:bCs/>
         </w:rPr>
-        <w:t xml:space="preserve">Ključne relacije:</w:t>
-      </w:r>
-    </w:p>
-    <w:p>
-      <w:pPr>
-        <w:pStyle w:val="Compact"/>
-        <w:numPr>
-          <w:ilvl w:val="0"/>
-          <w:numId w:val="1003"/>
-        </w:numPr>
-      </w:pPr>
-      <w:r>
-        <w:t xml:space="preserve">Škola 1 — * Učenik, * Profesor, * Ekipa</w:t>
-      </w:r>
-    </w:p>
-    <w:p>
-      <w:pPr>
-        <w:pStyle w:val="Compact"/>
-        <w:numPr>
-          <w:ilvl w:val="0"/>
-          <w:numId w:val="1003"/>
-        </w:numPr>
-      </w:pPr>
-      <w:r>
-        <w:t xml:space="preserve">Sport 1 — * Takmičenje</w:t>
-      </w:r>
-    </w:p>
-    <w:p>
-      <w:pPr>
-        <w:pStyle w:val="Compact"/>
-        <w:numPr>
-          <w:ilvl w:val="0"/>
-          <w:numId w:val="1003"/>
-        </w:numPr>
-      </w:pPr>
-      <w:r>
-        <w:t xml:space="preserve">Takmičenje 1 — * Ekipa, * Rezultat</w:t>
-      </w:r>
-    </w:p>
-    <w:p>
-      <w:pPr>
-        <w:pStyle w:val="Compact"/>
-        <w:numPr>
-          <w:ilvl w:val="0"/>
-          <w:numId w:val="1003"/>
-        </w:numPr>
-      </w:pPr>
-      <w:r>
-        <w:t xml:space="preserve">Ekipa 1 — * Član ekipe, 0..1 Rezultat</w:t>
-      </w:r>
-    </w:p>
-    <w:p>
-      <w:pPr>
-        <w:pStyle w:val="Compact"/>
-        <w:numPr>
-          <w:ilvl w:val="0"/>
-          <w:numId w:val="1003"/>
-        </w:numPr>
-      </w:pPr>
-      <w:r>
-        <w:t xml:space="preserve">Učenik 1 — * Ljekarska potvrda</w:t>
-      </w:r>
-    </w:p>
-    <w:p>
-      <w:pPr>
-        <w:pStyle w:val="Compact"/>
-        <w:numPr>
-          <w:ilvl w:val="0"/>
-          <w:numId w:val="1003"/>
-        </w:numPr>
-      </w:pPr>
-      <w:r>
-        <w:t xml:space="preserve">Korisnik 1 — * Audit log zapis</w:t>
-      </w:r>
-    </w:p>
-    <w:p>
-      <w:pPr>
-        <w:pStyle w:val="FirstParagraph"/>
+        <w:t xml:space="preserve">Obim (scope):</w:t>
+      </w:r>
+      <w:r>
+        <w:t xml:space="preserve"> </w:t>
+      </w:r>
+      <w:r>
+        <w:t xml:space="preserve">Sistem školskog sporta CG (web aplikacija)</w:t>
+      </w:r>
+    </w:p>
+    <w:p>
+      <w:pPr>
+        <w:pStyle w:val="BodyText"/>
       </w:pPr>
       <w:r>
         <w:rPr>
           <w:b/>
           <w:bCs/>
         </w:rPr>
+        <w:t xml:space="preserve">Nivo (level):</w:t>
+      </w:r>
+      <w:r>
+        <w:t xml:space="preserve"> </w:t>
+      </w:r>
+      <w:r>
+        <w:t xml:space="preserve">Korisnički cilj (User-goal level)</w:t>
+      </w:r>
+    </w:p>
+    <w:p>
+      <w:pPr>
+        <w:pStyle w:val="BodyText"/>
+      </w:pPr>
+      <w:r>
+        <w:rPr>
+          <w:b/>
+          <w:bCs/>
+        </w:rPr>
+        <w:t xml:space="preserve">Primarni aktor:</w:t>
+      </w:r>
+      <w:r>
+        <w:t xml:space="preserve"> </w:t>
+      </w:r>
+      <w:r>
+        <w:t xml:space="preserve">Profesor fizičkog vaspitanja</w:t>
+      </w:r>
+    </w:p>
+    <w:p>
+      <w:pPr>
+        <w:pStyle w:val="BodyText"/>
+      </w:pPr>
+      <w:r>
+        <w:rPr>
+          <w:b/>
+          <w:bCs/>
+        </w:rPr>
+        <w:t xml:space="preserve">Stakeholderi i interesi:</w:t>
+      </w:r>
+    </w:p>
+    <w:tbl>
+      <w:tblPr>
+        <w:tblStyle w:val="Table"/>
+        <w:tblW w:type="auto" w:w="0"/>
+        <w:tblLook w:firstRow="1" w:lastRow="0" w:firstColumn="0" w:lastColumn="0" w:noHBand="0" w:noVBand="0" w:val="0020"/>
+      </w:tblPr>
+      <w:tblGrid>
+        <w:gridCol w:w="3960"/>
+        <w:gridCol w:w="3960"/>
+      </w:tblGrid>
+      <w:tr>
+        <w:trPr>
+          <w:tblHeader w:val="on"/>
+        </w:trPr>
+        <w:tc>
+          <w:tcPr/>
+          <w:p>
+            <w:pPr>
+              <w:pStyle w:val="Compact"/>
+            </w:pPr>
+            <w:r>
+              <w:t xml:space="preserve">Stakeholder</w:t>
+            </w:r>
+          </w:p>
+        </w:tc>
+        <w:tc>
+          <w:tcPr/>
+          <w:p>
+            <w:pPr>
+              <w:pStyle w:val="Compact"/>
+            </w:pPr>
+            <w:r>
+              <w:t xml:space="preserve">Interes</w:t>
+            </w:r>
+          </w:p>
+        </w:tc>
+      </w:tr>
+      <w:tr>
+        <w:tc>
+          <w:tcPr/>
+          <w:p>
+            <w:pPr>
+              <w:pStyle w:val="Compact"/>
+            </w:pPr>
+            <w:r>
+              <w:t xml:space="preserve">Profesor</w:t>
+            </w:r>
+          </w:p>
+        </w:tc>
+        <w:tc>
+          <w:tcPr/>
+          <w:p>
+            <w:pPr>
+              <w:pStyle w:val="Compact"/>
+            </w:pPr>
+            <w:r>
+              <w:t xml:space="preserve">Brza prijava bez papirne administracije; vidljiv status validacije ljekarskih potvrda.</w:t>
+            </w:r>
+          </w:p>
+        </w:tc>
+      </w:tr>
+      <w:tr>
+        <w:tc>
+          <w:tcPr/>
+          <w:p>
+            <w:pPr>
+              <w:pStyle w:val="Compact"/>
+            </w:pPr>
+            <w:r>
+              <w:t xml:space="preserve">Učenik (i roditelj)</w:t>
+            </w:r>
+          </w:p>
+        </w:tc>
+        <w:tc>
+          <w:tcPr/>
+          <w:p>
+            <w:pPr>
+              <w:pStyle w:val="Compact"/>
+            </w:pPr>
+            <w:r>
+              <w:t xml:space="preserve">Tačno evidentiran u prijavi; potvrda saglasnosti vidljiva u audit logu.</w:t>
+            </w:r>
+          </w:p>
+        </w:tc>
+      </w:tr>
+      <w:tr>
+        <w:tc>
+          <w:tcPr/>
+          <w:p>
+            <w:pPr>
+              <w:pStyle w:val="Compact"/>
+            </w:pPr>
+            <w:r>
+              <w:t xml:space="preserve">Škola</w:t>
+            </w:r>
+          </w:p>
+        </w:tc>
+        <w:tc>
+          <w:tcPr/>
+          <w:p>
+            <w:pPr>
+              <w:pStyle w:val="Compact"/>
+            </w:pPr>
+            <w:r>
+              <w:t xml:space="preserve">Pravilo "jedna ekipa po školi po takmičenju" poštovano; sva prijava povezana sa školskim profilom.</w:t>
+            </w:r>
+          </w:p>
+        </w:tc>
+      </w:tr>
+      <w:tr>
+        <w:tc>
+          <w:tcPr/>
+          <w:p>
+            <w:pPr>
+              <w:pStyle w:val="Compact"/>
+            </w:pPr>
+            <w:r>
+              <w:t xml:space="preserve">Sportski savez CG (Admin)</w:t>
+            </w:r>
+          </w:p>
+        </w:tc>
+        <w:tc>
+          <w:tcPr/>
+          <w:p>
+            <w:pPr>
+              <w:pStyle w:val="Compact"/>
+            </w:pPr>
+            <w:r>
+              <w:t xml:space="preserve">Centralna evidencija učesnika i automatska validacija potvrda; mogućnost odobrenja/odbijanja prije takmičenja.</w:t>
+            </w:r>
+          </w:p>
+        </w:tc>
+      </w:tr>
+      <w:tr>
+        <w:tc>
+          <w:tcPr/>
+          <w:p>
+            <w:pPr>
+              <w:pStyle w:val="Compact"/>
+            </w:pPr>
+            <w:r>
+              <w:t xml:space="preserve">AZLP (regulator)</w:t>
+            </w:r>
+          </w:p>
+        </w:tc>
+        <w:tc>
+          <w:tcPr/>
+          <w:p>
+            <w:pPr>
+              <w:pStyle w:val="Compact"/>
+            </w:pPr>
+            <w:r>
+              <w:t xml:space="preserve">Svaki pristup podacima maloljetnika logovan u immutable audit log.</w:t>
+            </w:r>
+          </w:p>
+        </w:tc>
+      </w:tr>
+    </w:tbl>
+    <w:p>
+      <w:pPr>
+        <w:pStyle w:val="BodyText"/>
+      </w:pPr>
+      <w:r>
+        <w:rPr>
+          <w:b/>
+          <w:bCs/>
+        </w:rPr>
+        <w:t xml:space="preserve">Preduslovi:</w:t>
+      </w:r>
+    </w:p>
+    <w:p>
+      <w:pPr>
+        <w:pStyle w:val="Compact"/>
+        <w:numPr>
+          <w:ilvl w:val="0"/>
+          <w:numId w:val="1003"/>
+        </w:numPr>
+      </w:pPr>
+      <w:r>
+        <w:t xml:space="preserve">Profesor je prijavljen u sistem (sesija aktivna).</w:t>
+      </w:r>
+    </w:p>
+    <w:p>
+      <w:pPr>
+        <w:pStyle w:val="Compact"/>
+        <w:numPr>
+          <w:ilvl w:val="0"/>
+          <w:numId w:val="1003"/>
+        </w:numPr>
+      </w:pPr>
+      <w:r>
+        <w:t xml:space="preserve">Profesor je</w:t>
+      </w:r>
+      <w:r>
+        <w:t xml:space="preserve"> </w:t>
+      </w:r>
+      <w:r>
+        <w:rPr>
+          <w:rStyle w:val="VerbatimChar"/>
+        </w:rPr>
+        <w:t xml:space="preserve">verified</w:t>
+      </w:r>
+      <w:r>
+        <w:t xml:space="preserve"> </w:t>
+      </w:r>
+      <w:r>
+        <w:t xml:space="preserve">(admin ga je verifikovao kroz UC7).</w:t>
+      </w:r>
+    </w:p>
+    <w:p>
+      <w:pPr>
+        <w:pStyle w:val="Compact"/>
+        <w:numPr>
+          <w:ilvl w:val="0"/>
+          <w:numId w:val="1003"/>
+        </w:numPr>
+      </w:pPr>
+      <w:r>
+        <w:t xml:space="preserve">Profesor je povezan sa konkretnom školom (</w:t>
+      </w:r>
+      <w:r>
+        <w:rPr>
+          <w:rStyle w:val="VerbatimChar"/>
+        </w:rPr>
+        <w:t xml:space="preserve">users.school_id IS NOT NULL</w:t>
+      </w:r>
+      <w:r>
+        <w:t xml:space="preserve">).</w:t>
+      </w:r>
+    </w:p>
+    <w:p>
+      <w:pPr>
+        <w:pStyle w:val="Compact"/>
+        <w:numPr>
+          <w:ilvl w:val="0"/>
+          <w:numId w:val="1003"/>
+        </w:numPr>
+      </w:pPr>
+      <w:r>
+        <w:t xml:space="preserve">Sport postoji u katalogu (</w:t>
+      </w:r>
+      <w:r>
+        <w:rPr>
+          <w:rStyle w:val="VerbatimChar"/>
+        </w:rPr>
+        <w:t xml:space="preserve">sports.deleted_at IS NULL</w:t>
+      </w:r>
+      <w:r>
+        <w:t xml:space="preserve">).</w:t>
+      </w:r>
+    </w:p>
+    <w:p>
+      <w:pPr>
+        <w:pStyle w:val="Compact"/>
+        <w:numPr>
+          <w:ilvl w:val="0"/>
+          <w:numId w:val="1003"/>
+        </w:numPr>
+      </w:pPr>
+      <w:r>
+        <w:t xml:space="preserve">Takmičenje postoji i registracija je otvorena (</w:t>
+      </w:r>
+      <w:r>
+        <w:rPr>
+          <w:rStyle w:val="VerbatimChar"/>
+        </w:rPr>
+        <w:t xml:space="preserve">competitions.status = 'open_registration'</w:t>
+      </w:r>
+      <w:r>
+        <w:t xml:space="preserve">).</w:t>
+      </w:r>
+    </w:p>
+    <w:p>
+      <w:pPr>
+        <w:pStyle w:val="Compact"/>
+        <w:numPr>
+          <w:ilvl w:val="0"/>
+          <w:numId w:val="1003"/>
+        </w:numPr>
+      </w:pPr>
+      <w:r>
+        <w:t xml:space="preserve">Učenici koje profesor želi dodati postoje u sistemu i pripadaju istoj školi.</w:t>
+      </w:r>
+    </w:p>
+    <w:p>
+      <w:pPr>
+        <w:pStyle w:val="Compact"/>
+        <w:numPr>
+          <w:ilvl w:val="0"/>
+          <w:numId w:val="1003"/>
+        </w:numPr>
+      </w:pPr>
+      <w:r>
+        <w:t xml:space="preserve">Škola nije već prijavila ekipu na ovo takmičenje (unique constraint</w:t>
+      </w:r>
+      <w:r>
+        <w:t xml:space="preserve"> </w:t>
+      </w:r>
+      <w:r>
+        <w:rPr>
+          <w:rStyle w:val="VerbatimChar"/>
+        </w:rPr>
+        <w:t xml:space="preserve">competition_id + school_id</w:t>
+      </w:r>
+      <w:r>
+        <w:t xml:space="preserve">).</w:t>
+      </w:r>
+    </w:p>
+    <w:p>
+      <w:pPr>
+        <w:pStyle w:val="FirstParagraph"/>
+      </w:pPr>
+      <w:r>
+        <w:rPr>
+          <w:b/>
+          <w:bCs/>
+        </w:rPr>
+        <w:t xml:space="preserve">Postuslovi (success guarantee):</w:t>
+      </w:r>
+    </w:p>
+    <w:p>
+      <w:pPr>
+        <w:pStyle w:val="Compact"/>
+        <w:numPr>
+          <w:ilvl w:val="0"/>
+          <w:numId w:val="1004"/>
+        </w:numPr>
+      </w:pPr>
+      <w:r>
+        <w:t xml:space="preserve">Kreiran zapis</w:t>
+      </w:r>
+      <w:r>
+        <w:t xml:space="preserve"> </w:t>
+      </w:r>
+      <w:r>
+        <w:rPr>
+          <w:rStyle w:val="VerbatimChar"/>
+        </w:rPr>
+        <w:t xml:space="preserve">Team</w:t>
+      </w:r>
+      <w:r>
+        <w:t xml:space="preserve"> </w:t>
+      </w:r>
+      <w:r>
+        <w:t xml:space="preserve">sa statusom</w:t>
+      </w:r>
+      <w:r>
+        <w:t xml:space="preserve"> </w:t>
+      </w:r>
+      <w:r>
+        <w:rPr>
+          <w:rStyle w:val="VerbatimChar"/>
+        </w:rPr>
+        <w:t xml:space="preserve">submitted</w:t>
+      </w:r>
+      <w:r>
+        <w:t xml:space="preserve"> </w:t>
+      </w:r>
+      <w:r>
+        <w:t xml:space="preserve">(potpisano i predato adminu).</w:t>
+      </w:r>
+    </w:p>
+    <w:p>
+      <w:pPr>
+        <w:pStyle w:val="Compact"/>
+        <w:numPr>
+          <w:ilvl w:val="0"/>
+          <w:numId w:val="1004"/>
+        </w:numPr>
+      </w:pPr>
+      <w:r>
+        <w:t xml:space="preserve">Kreirani</w:t>
+      </w:r>
+      <w:r>
+        <w:t xml:space="preserve"> </w:t>
+      </w:r>
+      <w:r>
+        <w:rPr>
+          <w:rStyle w:val="VerbatimChar"/>
+        </w:rPr>
+        <w:t xml:space="preserve">TeamMember</w:t>
+      </w:r>
+      <w:r>
+        <w:t xml:space="preserve"> </w:t>
+      </w:r>
+      <w:r>
+        <w:t xml:space="preserve">zapisi za svakog učenika.</w:t>
+      </w:r>
+    </w:p>
+    <w:p>
+      <w:pPr>
+        <w:pStyle w:val="Compact"/>
+        <w:numPr>
+          <w:ilvl w:val="0"/>
+          <w:numId w:val="1004"/>
+        </w:numPr>
+      </w:pPr>
+      <w:r>
+        <w:t xml:space="preserve">Svaka</w:t>
+      </w:r>
+      <w:r>
+        <w:t xml:space="preserve"> </w:t>
+      </w:r>
+      <w:r>
+        <w:rPr>
+          <w:rStyle w:val="VerbatimChar"/>
+        </w:rPr>
+        <w:t xml:space="preserve">MedicalCertificate</w:t>
+      </w:r>
+      <w:r>
+        <w:t xml:space="preserve"> </w:t>
+      </w:r>
+      <w:r>
+        <w:t xml:space="preserve">ima status</w:t>
+      </w:r>
+      <w:r>
+        <w:t xml:space="preserve"> </w:t>
+      </w:r>
+      <w:r>
+        <w:rPr>
+          <w:rStyle w:val="VerbatimChar"/>
+        </w:rPr>
+        <w:t xml:space="preserve">valid</w:t>
+      </w:r>
+      <w:r>
+        <w:t xml:space="preserve"> </w:t>
+      </w:r>
+      <w:r>
+        <w:t xml:space="preserve">(OCR uspješno validirao datume i ime).</w:t>
+      </w:r>
+    </w:p>
+    <w:p>
+      <w:pPr>
+        <w:pStyle w:val="Compact"/>
+        <w:numPr>
+          <w:ilvl w:val="0"/>
+          <w:numId w:val="1004"/>
+        </w:numPr>
+      </w:pPr>
+      <w:r>
+        <w:t xml:space="preserve">Fajlovi potvrda sigurno pohranjeni u</w:t>
+      </w:r>
+      <w:r>
+        <w:t xml:space="preserve"> </w:t>
+      </w:r>
+      <w:r>
+        <w:rPr>
+          <w:rStyle w:val="VerbatimChar"/>
+        </w:rPr>
+        <w:t xml:space="preserve">storage/app/private/medical-certificates/{member_id}/{uuid}.pdf</w:t>
+      </w:r>
+      <w:r>
+        <w:t xml:space="preserve">.</w:t>
+      </w:r>
+    </w:p>
+    <w:p>
+      <w:pPr>
+        <w:pStyle w:val="Compact"/>
+        <w:numPr>
+          <w:ilvl w:val="0"/>
+          <w:numId w:val="1004"/>
+        </w:numPr>
+      </w:pPr>
+      <w:r>
+        <w:t xml:space="preserve">Audit log zapisi:</w:t>
+      </w:r>
+      <w:r>
+        <w:t xml:space="preserve"> </w:t>
+      </w:r>
+      <w:r>
+        <w:rPr>
+          <w:rStyle w:val="VerbatimChar"/>
+        </w:rPr>
+        <w:t xml:space="preserve">team.created</w:t>
+      </w:r>
+      <w:r>
+        <w:t xml:space="preserve">,</w:t>
+      </w:r>
+      <w:r>
+        <w:t xml:space="preserve"> </w:t>
+      </w:r>
+      <w:r>
+        <w:rPr>
+          <w:rStyle w:val="VerbatimChar"/>
+        </w:rPr>
+        <w:t xml:space="preserve">team_member.added</w:t>
+      </w:r>
+      <w:r>
+        <w:t xml:space="preserve"> </w:t>
+      </w:r>
+      <w:r>
+        <w:t xml:space="preserve">(xN),</w:t>
+      </w:r>
+      <w:r>
+        <w:t xml:space="preserve"> </w:t>
+      </w:r>
+      <w:r>
+        <w:rPr>
+          <w:rStyle w:val="VerbatimChar"/>
+        </w:rPr>
+        <w:t xml:space="preserve">certificate.uploaded</w:t>
+      </w:r>
+      <w:r>
+        <w:t xml:space="preserve"> </w:t>
+      </w:r>
+      <w:r>
+        <w:t xml:space="preserve">(xN),</w:t>
+      </w:r>
+      <w:r>
+        <w:t xml:space="preserve"> </w:t>
+      </w:r>
+      <w:r>
+        <w:rPr>
+          <w:rStyle w:val="VerbatimChar"/>
+        </w:rPr>
+        <w:t xml:space="preserve">certificate.ocr_completed</w:t>
+      </w:r>
+      <w:r>
+        <w:t xml:space="preserve"> </w:t>
+      </w:r>
+      <w:r>
+        <w:t xml:space="preserve">(xN),</w:t>
+      </w:r>
+      <w:r>
+        <w:t xml:space="preserve"> </w:t>
+      </w:r>
+      <w:r>
+        <w:rPr>
+          <w:rStyle w:val="VerbatimChar"/>
+        </w:rPr>
+        <w:t xml:space="preserve">team.submitted</w:t>
+      </w:r>
+      <w:r>
+        <w:t xml:space="preserve">.</w:t>
+      </w:r>
+    </w:p>
+    <w:p>
+      <w:pPr>
+        <w:pStyle w:val="Compact"/>
+        <w:numPr>
+          <w:ilvl w:val="0"/>
+          <w:numId w:val="1004"/>
+        </w:numPr>
+      </w:pPr>
+      <w:r>
+        <w:t xml:space="preserve">Notifikacija (email + in-app) poslata profesoru i adminu škole.</w:t>
+      </w:r>
+    </w:p>
+    <w:p>
+      <w:pPr>
+        <w:pStyle w:val="Compact"/>
+        <w:numPr>
+          <w:ilvl w:val="0"/>
+          <w:numId w:val="1004"/>
+        </w:numPr>
+      </w:pPr>
+      <w:r>
+        <w:t xml:space="preserve">Status ekipe vidljiv na</w:t>
+      </w:r>
+      <w:r>
+        <w:t xml:space="preserve"> </w:t>
+      </w:r>
+      <w:r>
+        <w:rPr>
+          <w:rStyle w:val="VerbatimChar"/>
+        </w:rPr>
+        <w:t xml:space="preserve">/teams</w:t>
+      </w:r>
+      <w:r>
+        <w:t xml:space="preserve"> </w:t>
+      </w:r>
+      <w:r>
+        <w:t xml:space="preserve">listi profesora i</w:t>
+      </w:r>
+      <w:r>
+        <w:t xml:space="preserve"> </w:t>
+      </w:r>
+      <w:r>
+        <w:rPr>
+          <w:rStyle w:val="VerbatimChar"/>
+        </w:rPr>
+        <w:t xml:space="preserve">/admin/teams</w:t>
+      </w:r>
+      <w:r>
+        <w:t xml:space="preserve"> </w:t>
+      </w:r>
+      <w:r>
+        <w:t xml:space="preserve">adminskom dashboardu.</w:t>
+      </w:r>
+    </w:p>
+    <w:p>
+      <w:pPr>
+        <w:pStyle w:val="FirstParagraph"/>
+      </w:pPr>
+      <w:r>
+        <w:rPr>
+          <w:b/>
+          <w:bCs/>
+        </w:rPr>
+        <w:t xml:space="preserve">Postuslovi (minimal guarantee, ako tok ne završi uspješno):</w:t>
+      </w:r>
+    </w:p>
+    <w:p>
+      <w:pPr>
+        <w:pStyle w:val="Compact"/>
+        <w:numPr>
+          <w:ilvl w:val="0"/>
+          <w:numId w:val="1005"/>
+        </w:numPr>
+      </w:pPr>
+      <w:r>
+        <w:t xml:space="preserve">Ako profesor odustane prije submita:</w:t>
+      </w:r>
+      <w:r>
+        <w:t xml:space="preserve"> </w:t>
+      </w:r>
+      <w:r>
+        <w:rPr>
+          <w:rStyle w:val="VerbatimChar"/>
+        </w:rPr>
+        <w:t xml:space="preserve">Team.status = 'draft'</w:t>
+      </w:r>
+      <w:r>
+        <w:t xml:space="preserve"> </w:t>
+      </w:r>
+      <w:r>
+        <w:t xml:space="preserve">ostaje u bazi i može se nastaviti kasnije ili izbrisati.</w:t>
+      </w:r>
+    </w:p>
+    <w:p>
+      <w:pPr>
+        <w:pStyle w:val="Compact"/>
+        <w:numPr>
+          <w:ilvl w:val="0"/>
+          <w:numId w:val="1005"/>
+        </w:numPr>
+      </w:pPr>
+      <w:r>
+        <w:t xml:space="preserve">Storage fajlovi privremeno učitanih potvrda ostaju do</w:t>
+      </w:r>
+      <w:r>
+        <w:t xml:space="preserve"> </w:t>
+      </w:r>
+      <w:r>
+        <w:rPr>
+          <w:rStyle w:val="VerbatimChar"/>
+        </w:rPr>
+        <w:t xml:space="preserve">Team.delete()</w:t>
+      </w:r>
+      <w:r>
+        <w:t xml:space="preserve"> </w:t>
+      </w:r>
+      <w:r>
+        <w:t xml:space="preserve">(Eloquent observer briše fajl).</w:t>
+      </w:r>
+    </w:p>
+    <w:p>
+      <w:pPr>
+        <w:pStyle w:val="Compact"/>
+        <w:numPr>
+          <w:ilvl w:val="0"/>
+          <w:numId w:val="1005"/>
+        </w:numPr>
+      </w:pPr>
+      <w:r>
+        <w:t xml:space="preserve">Audit log zapisi za sve već urađene korake ostaju (append-only).</w:t>
+      </w:r>
+    </w:p>
+    <w:p>
+      <w:pPr>
+        <w:pStyle w:val="FirstParagraph"/>
+      </w:pPr>
+      <w:r>
+        <w:rPr>
+          <w:b/>
+          <w:bCs/>
+        </w:rPr>
+        <w:t xml:space="preserve">Trigger:</w:t>
+      </w:r>
+      <w:r>
+        <w:t xml:space="preserve"> </w:t>
+      </w:r>
+      <w:r>
+        <w:t xml:space="preserve">Profesor klikne "Prijavi ekipu na ovo takmičenje" na stranici</w:t>
+      </w:r>
+      <w:r>
+        <w:t xml:space="preserve"> </w:t>
+      </w:r>
+      <w:r>
+        <w:rPr>
+          <w:rStyle w:val="VerbatimChar"/>
+        </w:rPr>
+        <w:t xml:space="preserve">/competitions/{slug}</w:t>
+      </w:r>
+      <w:r>
+        <w:t xml:space="preserve"> </w:t>
+      </w:r>
+      <w:r>
+        <w:t xml:space="preserve">(ili "Nova prijava ekipe" sa dashboard-a).</w:t>
+      </w:r>
+    </w:p>
+    <w:p>
+      <w:pPr>
+        <w:pStyle w:val="BodyText"/>
+      </w:pPr>
+      <w:r>
+        <w:rPr>
+          <w:b/>
+          <w:bCs/>
+        </w:rPr>
+        <w:t xml:space="preserve">Glavni tok (Main Success Scenario):</w:t>
+      </w:r>
+    </w:p>
+    <w:p>
+      <w:pPr>
+        <w:pStyle w:val="Compact"/>
+        <w:numPr>
+          <w:ilvl w:val="0"/>
+          <w:numId w:val="1006"/>
+        </w:numPr>
+      </w:pPr>
+      <w:r>
+        <w:t xml:space="preserve">Profesor otvori stranicu takmičenja</w:t>
+      </w:r>
+      <w:r>
+        <w:t xml:space="preserve"> </w:t>
+      </w:r>
+      <w:r>
+        <w:rPr>
+          <w:rStyle w:val="VerbatimChar"/>
+        </w:rPr>
+        <w:t xml:space="preserve">/competitions/{slug}</w:t>
+      </w:r>
+      <w:r>
+        <w:t xml:space="preserve"> </w:t>
+      </w:r>
+      <w:r>
+        <w:t xml:space="preserve">i klikne CTA dugme "Prijavi ekipu".</w:t>
+      </w:r>
+    </w:p>
+    <w:p>
+      <w:pPr>
+        <w:pStyle w:val="Compact"/>
+        <w:numPr>
+          <w:ilvl w:val="0"/>
+          <w:numId w:val="1006"/>
+        </w:numPr>
+      </w:pPr>
+      <w:r>
+        <w:t xml:space="preserve">Sistem provjeri da profesor zadovoljava preduslove (verified, ima school_id, registracija otvorena, škola nije već prijavljena).</w:t>
+      </w:r>
+    </w:p>
+    <w:p>
+      <w:pPr>
+        <w:pStyle w:val="Compact"/>
+        <w:numPr>
+          <w:ilvl w:val="0"/>
+          <w:numId w:val="1006"/>
+        </w:numPr>
+      </w:pPr>
+      <w:r>
+        <w:t xml:space="preserve">Sistem kreira</w:t>
+      </w:r>
+      <w:r>
+        <w:t xml:space="preserve"> </w:t>
+      </w:r>
+      <w:r>
+        <w:rPr>
+          <w:rStyle w:val="VerbatimChar"/>
+        </w:rPr>
+        <w:t xml:space="preserve">Team</w:t>
+      </w:r>
+      <w:r>
+        <w:t xml:space="preserve"> </w:t>
+      </w:r>
+      <w:r>
+        <w:t xml:space="preserve">zapis sa</w:t>
+      </w:r>
+      <w:r>
+        <w:t xml:space="preserve"> </w:t>
+      </w:r>
+      <w:r>
+        <w:rPr>
+          <w:rStyle w:val="VerbatimChar"/>
+        </w:rPr>
+        <w:t xml:space="preserve">status='draft'</w:t>
+      </w:r>
+      <w:r>
+        <w:t xml:space="preserve"> </w:t>
+      </w:r>
+      <w:r>
+        <w:t xml:space="preserve">i preusmjeri profesora na</w:t>
+      </w:r>
+      <w:r>
+        <w:t xml:space="preserve"> </w:t>
+      </w:r>
+      <w:r>
+        <w:rPr>
+          <w:rStyle w:val="VerbatimChar"/>
+        </w:rPr>
+        <w:t xml:space="preserve">/teams/{id}/edit</w:t>
+      </w:r>
+      <w:r>
+        <w:t xml:space="preserve">.</w:t>
+      </w:r>
+    </w:p>
+    <w:p>
+      <w:pPr>
+        <w:pStyle w:val="Compact"/>
+        <w:numPr>
+          <w:ilvl w:val="0"/>
+          <w:numId w:val="1006"/>
+        </w:numPr>
+      </w:pPr>
+      <w:r>
+        <w:t xml:space="preserve">Sistem prikazuje formu sa: imenom takmičenja, sportom, dozvoljenim brojem članova (</w:t>
+      </w:r>
+      <w:r>
+        <w:rPr>
+          <w:rStyle w:val="VerbatimChar"/>
+        </w:rPr>
+        <w:t xml:space="preserve">sport.members_count + sport.substitutes_count</w:t>
+      </w:r>
+      <w:r>
+        <w:t xml:space="preserve">) i praznom listom članova.</w:t>
+      </w:r>
+    </w:p>
+    <w:p>
+      <w:pPr>
+        <w:pStyle w:val="Compact"/>
+        <w:numPr>
+          <w:ilvl w:val="0"/>
+          <w:numId w:val="1006"/>
+        </w:numPr>
+      </w:pPr>
+      <w:r>
+        <w:t xml:space="preserve">Profesor klikne na MultiSelect "Dodaj učenika" i pretražuje učenike po imenu / razredu / JMB-u.</w:t>
+      </w:r>
+    </w:p>
+    <w:p>
+      <w:pPr>
+        <w:pStyle w:val="Compact"/>
+        <w:numPr>
+          <w:ilvl w:val="0"/>
+          <w:numId w:val="1006"/>
+        </w:numPr>
+      </w:pPr>
+      <w:r>
+        <w:t xml:space="preserve">Sistem prikazuje samo</w:t>
+      </w:r>
+      <w:r>
+        <w:t xml:space="preserve"> </w:t>
+      </w:r>
+      <w:r>
+        <w:rPr>
+          <w:rStyle w:val="VerbatimChar"/>
+        </w:rPr>
+        <w:t xml:space="preserve">verified</w:t>
+      </w:r>
+      <w:r>
+        <w:t xml:space="preserve"> </w:t>
+      </w:r>
+      <w:r>
+        <w:t xml:space="preserve">(ili</w:t>
+      </w:r>
+      <w:r>
+        <w:t xml:space="preserve"> </w:t>
+      </w:r>
+      <w:r>
+        <w:rPr>
+          <w:rStyle w:val="VerbatimChar"/>
+        </w:rPr>
+        <w:t xml:space="preserve">unverified</w:t>
+      </w:r>
+      <w:r>
+        <w:t xml:space="preserve"> </w:t>
+      </w:r>
+      <w:r>
+        <w:t xml:space="preserve">sa upozorenjem) učenike iz iste škole, isključujući već dodate.</w:t>
+      </w:r>
+    </w:p>
+    <w:p>
+      <w:pPr>
+        <w:pStyle w:val="Compact"/>
+        <w:numPr>
+          <w:ilvl w:val="0"/>
+          <w:numId w:val="1006"/>
+        </w:numPr>
+      </w:pPr>
+      <w:r>
+        <w:t xml:space="preserve">Profesor selektuje učenika i klikne "Dodaj (N)".</w:t>
+      </w:r>
+    </w:p>
+    <w:p>
+      <w:pPr>
+        <w:pStyle w:val="Compact"/>
+        <w:numPr>
+          <w:ilvl w:val="0"/>
+          <w:numId w:val="1006"/>
+        </w:numPr>
+      </w:pPr>
+      <w:r>
+        <w:t xml:space="preserve">Sistem kreira</w:t>
+      </w:r>
+      <w:r>
+        <w:t xml:space="preserve"> </w:t>
+      </w:r>
+      <w:r>
+        <w:rPr>
+          <w:rStyle w:val="VerbatimChar"/>
+        </w:rPr>
+        <w:t xml:space="preserve">TeamMember</w:t>
+      </w:r>
+      <w:r>
+        <w:t xml:space="preserve"> </w:t>
+      </w:r>
+      <w:r>
+        <w:t xml:space="preserve">zapis i ažurira UI sa novim članom (chip "Bez potvrde", dugme "Upload potvrdu").</w:t>
+      </w:r>
+    </w:p>
+    <w:p>
+      <w:pPr>
+        <w:pStyle w:val="Compact"/>
+        <w:numPr>
+          <w:ilvl w:val="0"/>
+          <w:numId w:val="1006"/>
+        </w:numPr>
+      </w:pPr>
+      <w:r>
+        <w:t xml:space="preserve">Profesor klikne "Upload potvrdu" na članovom redu i odabere PDF/JPG/PNG fajl ljekarske potvrde.</w:t>
+      </w:r>
+    </w:p>
+    <w:p>
+      <w:pPr>
+        <w:pStyle w:val="Compact"/>
+        <w:numPr>
+          <w:ilvl w:val="0"/>
+          <w:numId w:val="1006"/>
+        </w:numPr>
+      </w:pPr>
+      <w:r>
+        <w:t xml:space="preserve">Sistem validira MIME tip i veličinu (max 10 MB), pohranjuje fajl u</w:t>
+      </w:r>
+      <w:r>
+        <w:t xml:space="preserve"> </w:t>
+      </w:r>
+      <w:r>
+        <w:rPr>
+          <w:rStyle w:val="VerbatimChar"/>
+        </w:rPr>
+        <w:t xml:space="preserve">storage/app/private/medical-certificates/{member_id}/{uuid}.{ext}</w:t>
+      </w:r>
+      <w:r>
+        <w:t xml:space="preserve">, kreira</w:t>
+      </w:r>
+      <w:r>
+        <w:t xml:space="preserve"> </w:t>
+      </w:r>
+      <w:r>
+        <w:rPr>
+          <w:rStyle w:val="VerbatimChar"/>
+        </w:rPr>
+        <w:t xml:space="preserve">MedicalCertificate</w:t>
+      </w:r>
+      <w:r>
+        <w:t xml:space="preserve"> </w:t>
+      </w:r>
+      <w:r>
+        <w:t xml:space="preserve">zapis sa</w:t>
+      </w:r>
+      <w:r>
+        <w:t xml:space="preserve"> </w:t>
+      </w:r>
+      <w:r>
+        <w:rPr>
+          <w:rStyle w:val="VerbatimChar"/>
+        </w:rPr>
+        <w:t xml:space="preserve">status='pending'</w:t>
+      </w:r>
+      <w:r>
+        <w:t xml:space="preserve">.</w:t>
+      </w:r>
+    </w:p>
+    <w:p>
+      <w:pPr>
+        <w:pStyle w:val="Compact"/>
+        <w:numPr>
+          <w:ilvl w:val="0"/>
+          <w:numId w:val="1006"/>
+        </w:numPr>
+      </w:pPr>
+      <w:r>
+        <w:t xml:space="preserve">Sistem dispatch-uje</w:t>
+      </w:r>
+      <w:r>
+        <w:t xml:space="preserve"> </w:t>
+      </w:r>
+      <w:r>
+        <w:rPr>
+          <w:rStyle w:val="VerbatimChar"/>
+        </w:rPr>
+        <w:t xml:space="preserve">ValidateMedicalCertificateJob</w:t>
+      </w:r>
+      <w:r>
+        <w:t xml:space="preserve"> </w:t>
+      </w:r>
+      <w:r>
+        <w:t xml:space="preserve">u</w:t>
+      </w:r>
+      <w:r>
+        <w:t xml:space="preserve"> </w:t>
+      </w:r>
+      <w:r>
+        <w:rPr>
+          <w:rStyle w:val="VerbatimChar"/>
+        </w:rPr>
+        <w:t xml:space="preserve">ocr</w:t>
+      </w:r>
+      <w:r>
+        <w:t xml:space="preserve"> </w:t>
+      </w:r>
+      <w:r>
+        <w:t xml:space="preserve">queue (asinhrono, ne blokira UI).</w:t>
+      </w:r>
+    </w:p>
+    <w:p>
+      <w:pPr>
+        <w:pStyle w:val="Compact"/>
+        <w:numPr>
+          <w:ilvl w:val="0"/>
+          <w:numId w:val="1006"/>
+        </w:numPr>
+      </w:pPr>
+      <w:r>
+        <w:t xml:space="preserve">UC6 — Queue worker procesira job: poziva</w:t>
+      </w:r>
+      <w:r>
+        <w:t xml:space="preserve"> </w:t>
+      </w:r>
+      <w:r>
+        <w:rPr>
+          <w:rStyle w:val="VerbatimChar"/>
+        </w:rPr>
+        <w:t xml:space="preserve">OcrAdapter::extract($path, $originalFilename)</w:t>
+      </w:r>
+      <w:r>
+        <w:t xml:space="preserve">, parsira datum isteka i ime, postavlja</w:t>
+      </w:r>
+      <w:r>
+        <w:t xml:space="preserve"> </w:t>
+      </w:r>
+      <w:r>
+        <w:rPr>
+          <w:rStyle w:val="VerbatimChar"/>
+        </w:rPr>
+        <w:t xml:space="preserve">MedicalCertificate.status</w:t>
+      </w:r>
+      <w:r>
+        <w:t xml:space="preserve"> </w:t>
+      </w:r>
+      <w:r>
+        <w:t xml:space="preserve">na</w:t>
+      </w:r>
+      <w:r>
+        <w:t xml:space="preserve"> </w:t>
+      </w:r>
+      <w:r>
+        <w:rPr>
+          <w:rStyle w:val="VerbatimChar"/>
+        </w:rPr>
+        <w:t xml:space="preserve">valid</w:t>
+      </w:r>
+      <w:r>
+        <w:t xml:space="preserve"> </w:t>
+      </w:r>
+      <w:r>
+        <w:t xml:space="preserve">/</w:t>
+      </w:r>
+      <w:r>
+        <w:t xml:space="preserve"> </w:t>
+      </w:r>
+      <w:r>
+        <w:rPr>
+          <w:rStyle w:val="VerbatimChar"/>
+        </w:rPr>
+        <w:t xml:space="preserve">expired</w:t>
+      </w:r>
+      <w:r>
+        <w:t xml:space="preserve"> </w:t>
+      </w:r>
+      <w:r>
+        <w:t xml:space="preserve">/</w:t>
+      </w:r>
+      <w:r>
+        <w:t xml:space="preserve"> </w:t>
+      </w:r>
+      <w:r>
+        <w:rPr>
+          <w:rStyle w:val="VerbatimChar"/>
+        </w:rPr>
+        <w:t xml:space="preserve">invalid</w:t>
+      </w:r>
+      <w:r>
+        <w:t xml:space="preserve"> </w:t>
+      </w:r>
+      <w:r>
+        <w:t xml:space="preserve">/</w:t>
+      </w:r>
+      <w:r>
+        <w:t xml:space="preserve"> </w:t>
+      </w:r>
+      <w:r>
+        <w:rPr>
+          <w:rStyle w:val="VerbatimChar"/>
+        </w:rPr>
+        <w:t xml:space="preserve">manual_review</w:t>
+      </w:r>
+      <w:r>
+        <w:t xml:space="preserve">.</w:t>
+      </w:r>
+    </w:p>
+    <w:p>
+      <w:pPr>
+        <w:pStyle w:val="Compact"/>
+        <w:numPr>
+          <w:ilvl w:val="0"/>
+          <w:numId w:val="1006"/>
+        </w:numPr>
+      </w:pPr>
+      <w:r>
+        <w:t xml:space="preserve">Profesor osvježi stranicu (ili polling) — vidi novi status badge (npr. "Validna").</w:t>
+      </w:r>
+    </w:p>
+    <w:p>
+      <w:pPr>
+        <w:pStyle w:val="Compact"/>
+        <w:numPr>
+          <w:ilvl w:val="0"/>
+          <w:numId w:val="1006"/>
+        </w:numPr>
+      </w:pPr>
+      <w:r>
+        <w:t xml:space="preserve">Koraci 5–13 se ponavljaju dok ekipa nema potreban broj članova (sport-specific: stoni tenis 1, košarka 5–10, atletika 1–N).</w:t>
+      </w:r>
+    </w:p>
+    <w:p>
+      <w:pPr>
+        <w:pStyle w:val="Compact"/>
+        <w:numPr>
+          <w:ilvl w:val="0"/>
+          <w:numId w:val="1006"/>
+        </w:numPr>
+      </w:pPr>
+      <w:r>
+        <w:t xml:space="preserve">Profesor klikne "Pregled i potpis" → sistem preusmjeri na</w:t>
+      </w:r>
+      <w:r>
+        <w:t xml:space="preserve"> </w:t>
+      </w:r>
+      <w:r>
+        <w:rPr>
+          <w:rStyle w:val="VerbatimChar"/>
+        </w:rPr>
+        <w:t xml:space="preserve">/teams/{id}/review</w:t>
+      </w:r>
+      <w:r>
+        <w:t xml:space="preserve">.</w:t>
+      </w:r>
+    </w:p>
+    <w:p>
+      <w:pPr>
+        <w:pStyle w:val="Compact"/>
+        <w:numPr>
+          <w:ilvl w:val="0"/>
+          <w:numId w:val="1006"/>
+        </w:numPr>
+      </w:pPr>
+      <w:r>
+        <w:t xml:space="preserve">Sistem prikazuje pregled prijave + form sa Input "Potpis" (placeholder = registrovano ime profesora).</w:t>
+      </w:r>
+    </w:p>
+    <w:p>
+      <w:pPr>
+        <w:pStyle w:val="Compact"/>
+        <w:numPr>
+          <w:ilvl w:val="0"/>
+          <w:numId w:val="1006"/>
+        </w:numPr>
+      </w:pPr>
+      <w:r>
+        <w:t xml:space="preserve">Profesor unese svoje puno ime kao potpis (mora se podudarati sa</w:t>
+      </w:r>
+      <w:r>
+        <w:t xml:space="preserve"> </w:t>
+      </w:r>
+      <w:r>
+        <w:rPr>
+          <w:rStyle w:val="VerbatimChar"/>
+        </w:rPr>
+        <w:t xml:space="preserve">users.name</w:t>
+      </w:r>
+      <w:r>
+        <w:t xml:space="preserve">) i klikne "Potpiši i predaj".</w:t>
+      </w:r>
+    </w:p>
+    <w:p>
+      <w:pPr>
+        <w:pStyle w:val="Compact"/>
+        <w:numPr>
+          <w:ilvl w:val="0"/>
+          <w:numId w:val="1006"/>
+        </w:numPr>
+      </w:pPr>
+      <w:r>
+        <w:t xml:space="preserve">Sistem validira potpis (string equality), provjerava da</w:t>
+      </w:r>
+      <w:r>
+        <w:t xml:space="preserve"> </w:t>
+      </w:r>
+      <w:r>
+        <w:rPr>
+          <w:rStyle w:val="VerbatimChar"/>
+        </w:rPr>
+        <w:t xml:space="preserve">allValid = members.every(m =&gt; cert.status === 'valid')</w:t>
+      </w:r>
+      <w:r>
+        <w:t xml:space="preserve">, da</w:t>
+      </w:r>
+      <w:r>
+        <w:t xml:space="preserve"> </w:t>
+      </w:r>
+      <w:r>
+        <w:rPr>
+          <w:rStyle w:val="VerbatimChar"/>
+        </w:rPr>
+        <w:t xml:space="preserve">inRange = members.length BETWEEN sport.members_count AND sport.members_count + sport.substitutes_count</w:t>
+      </w:r>
+      <w:r>
+        <w:t xml:space="preserve">.</w:t>
+      </w:r>
+    </w:p>
+    <w:p>
+      <w:pPr>
+        <w:pStyle w:val="Compact"/>
+        <w:numPr>
+          <w:ilvl w:val="0"/>
+          <w:numId w:val="1006"/>
+        </w:numPr>
+      </w:pPr>
+      <w:r>
+        <w:t xml:space="preserve">Sistem postavi</w:t>
+      </w:r>
+      <w:r>
+        <w:t xml:space="preserve"> </w:t>
+      </w:r>
+      <w:r>
+        <w:rPr>
+          <w:rStyle w:val="VerbatimChar"/>
+        </w:rPr>
+        <w:t xml:space="preserve">Team.status = 'submitted'</w:t>
+      </w:r>
+      <w:r>
+        <w:t xml:space="preserve">,</w:t>
+      </w:r>
+      <w:r>
+        <w:t xml:space="preserve"> </w:t>
+      </w:r>
+      <w:r>
+        <w:rPr>
+          <w:rStyle w:val="VerbatimChar"/>
+        </w:rPr>
+        <w:t xml:space="preserve">Team.signature = potpis</w:t>
+      </w:r>
+      <w:r>
+        <w:t xml:space="preserve">,</w:t>
+      </w:r>
+      <w:r>
+        <w:t xml:space="preserve"> </w:t>
+      </w:r>
+      <w:r>
+        <w:rPr>
+          <w:rStyle w:val="VerbatimChar"/>
+        </w:rPr>
+        <w:t xml:space="preserve">Team.signed_at = now()</w:t>
+      </w:r>
+      <w:r>
+        <w:t xml:space="preserve">,</w:t>
+      </w:r>
+      <w:r>
+        <w:t xml:space="preserve"> </w:t>
+      </w:r>
+      <w:r>
+        <w:rPr>
+          <w:rStyle w:val="VerbatimChar"/>
+        </w:rPr>
+        <w:t xml:space="preserve">Team.signature_ip = request.ip</w:t>
+      </w:r>
+      <w:r>
+        <w:t xml:space="preserve">.</w:t>
+      </w:r>
+    </w:p>
+    <w:p>
+      <w:pPr>
+        <w:pStyle w:val="Compact"/>
+        <w:numPr>
+          <w:ilvl w:val="0"/>
+          <w:numId w:val="1006"/>
+        </w:numPr>
+      </w:pPr>
+      <w:r>
+        <w:t xml:space="preserve">Sistem dispatch-uje</w:t>
+      </w:r>
+      <w:r>
+        <w:t xml:space="preserve"> </w:t>
+      </w:r>
+      <w:r>
+        <w:rPr>
+          <w:rStyle w:val="VerbatimChar"/>
+        </w:rPr>
+        <w:t xml:space="preserve">SendTeamSubmittedNotification</w:t>
+      </w:r>
+      <w:r>
+        <w:t xml:space="preserve"> </w:t>
+      </w:r>
+      <w:r>
+        <w:t xml:space="preserve">(email + database channel) profesoru i adminu škole.</w:t>
+      </w:r>
+    </w:p>
+    <w:p>
+      <w:pPr>
+        <w:pStyle w:val="Compact"/>
+        <w:numPr>
+          <w:ilvl w:val="0"/>
+          <w:numId w:val="1006"/>
+        </w:numPr>
+      </w:pPr>
+      <w:r>
+        <w:t xml:space="preserve">Sistem preusmjeri profesora na</w:t>
+      </w:r>
+      <w:r>
+        <w:t xml:space="preserve"> </w:t>
+      </w:r>
+      <w:r>
+        <w:rPr>
+          <w:rStyle w:val="VerbatimChar"/>
+        </w:rPr>
+        <w:t xml:space="preserve">/teams</w:t>
+      </w:r>
+      <w:r>
+        <w:t xml:space="preserve"> </w:t>
+      </w:r>
+      <w:r>
+        <w:t xml:space="preserve">listu sa flash porukom "Ekipa predata na odobrenje".</w:t>
+      </w:r>
+    </w:p>
+    <w:p>
+      <w:pPr>
+        <w:pStyle w:val="FirstParagraph"/>
+      </w:pPr>
+      <w:r>
+        <w:rPr>
+          <w:b/>
+          <w:bCs/>
+        </w:rPr>
+        <w:t xml:space="preserve">Alternativni tokovi (Extensions):</w:t>
+      </w:r>
+    </w:p>
+    <w:tbl>
+      <w:tblPr>
+        <w:tblStyle w:val="Table"/>
+        <w:tblW w:type="auto" w:w="0"/>
+        <w:tblLook w:firstRow="1" w:lastRow="0" w:firstColumn="0" w:lastColumn="0" w:noHBand="0" w:noVBand="0" w:val="0020"/>
+      </w:tblPr>
+      <w:tblGrid>
+        <w:gridCol w:w="2640"/>
+        <w:gridCol w:w="2640"/>
+        <w:gridCol w:w="2640"/>
+      </w:tblGrid>
+      <w:tr>
+        <w:trPr>
+          <w:tblHeader w:val="on"/>
+        </w:trPr>
+        <w:tc>
+          <w:tcPr/>
+          <w:p>
+            <w:pPr>
+              <w:pStyle w:val="Compact"/>
+            </w:pPr>
+            <w:r>
+              <w:t xml:space="preserve">Tačka</w:t>
+            </w:r>
+          </w:p>
+        </w:tc>
+        <w:tc>
+          <w:tcPr/>
+          <w:p>
+            <w:pPr>
+              <w:pStyle w:val="Compact"/>
+            </w:pPr>
+            <w:r>
+              <w:t xml:space="preserve">Uslov</w:t>
+            </w:r>
+          </w:p>
+        </w:tc>
+        <w:tc>
+          <w:tcPr/>
+          <w:p>
+            <w:pPr>
+              <w:pStyle w:val="Compact"/>
+            </w:pPr>
+            <w:r>
+              <w:t xml:space="preserve">Alternativa</w:t>
+            </w:r>
+          </w:p>
+        </w:tc>
+      </w:tr>
+      <w:tr>
+        <w:tc>
+          <w:tcPr/>
+          <w:p>
+            <w:pPr>
+              <w:pStyle w:val="Compact"/>
+            </w:pPr>
+            <w:r>
+              <w:rPr>
+                <w:b/>
+                <w:bCs/>
+              </w:rPr>
+              <w:t xml:space="preserve">2a</w:t>
+            </w:r>
+          </w:p>
+        </w:tc>
+        <w:tc>
+          <w:tcPr/>
+          <w:p>
+            <w:pPr>
+              <w:pStyle w:val="Compact"/>
+            </w:pPr>
+            <w:r>
+              <w:t xml:space="preserve">Profesor nije verified</w:t>
+            </w:r>
+          </w:p>
+        </w:tc>
+        <w:tc>
+          <w:tcPr/>
+          <w:p>
+            <w:pPr>
+              <w:pStyle w:val="Compact"/>
+            </w:pPr>
+            <w:r>
+              <w:t xml:space="preserve">Sistem prikaže Card sa porukom "Vaš nalog još nije verifikovan od strane administratora" i ne otvori formu. Use case završava.</w:t>
+            </w:r>
+          </w:p>
+        </w:tc>
+      </w:tr>
+      <w:tr>
+        <w:tc>
+          <w:tcPr/>
+          <w:p>
+            <w:pPr>
+              <w:pStyle w:val="Compact"/>
+            </w:pPr>
+            <w:r>
+              <w:rPr>
+                <w:b/>
+                <w:bCs/>
+              </w:rPr>
+              <w:t xml:space="preserve">2b</w:t>
+            </w:r>
+          </w:p>
+        </w:tc>
+        <w:tc>
+          <w:tcPr/>
+          <w:p>
+            <w:pPr>
+              <w:pStyle w:val="Compact"/>
+            </w:pPr>
+            <w:r>
+              <w:t xml:space="preserve">Registracija takmičenja zatvorena (</w:t>
+            </w:r>
+            <w:r>
+              <w:rPr>
+                <w:rStyle w:val="VerbatimChar"/>
+              </w:rPr>
+              <w:t xml:space="preserve">status != 'open_registration'</w:t>
+            </w:r>
+            <w:r>
+              <w:t xml:space="preserve">)</w:t>
+            </w:r>
+          </w:p>
+        </w:tc>
+        <w:tc>
+          <w:tcPr/>
+          <w:p>
+            <w:pPr>
+              <w:pStyle w:val="Compact"/>
+            </w:pPr>
+            <w:r>
+              <w:t xml:space="preserve">Sistem prikaže poruku "Registracija za ovo takmičenje nije otvorena". Use case završava.</w:t>
+            </w:r>
+          </w:p>
+        </w:tc>
+      </w:tr>
+      <w:tr>
+        <w:tc>
+          <w:tcPr/>
+          <w:p>
+            <w:pPr>
+              <w:pStyle w:val="Compact"/>
+            </w:pPr>
+            <w:r>
+              <w:rPr>
+                <w:b/>
+                <w:bCs/>
+              </w:rPr>
+              <w:t xml:space="preserve">2c</w:t>
+            </w:r>
+          </w:p>
+        </w:tc>
+        <w:tc>
+          <w:tcPr/>
+          <w:p>
+            <w:pPr>
+              <w:pStyle w:val="Compact"/>
+            </w:pPr>
+            <w:r>
+              <w:t xml:space="preserve">Škola već prijavila ekipu na ovo takmičenje</w:t>
+            </w:r>
+          </w:p>
+        </w:tc>
+        <w:tc>
+          <w:tcPr/>
+          <w:p>
+            <w:pPr>
+              <w:pStyle w:val="Compact"/>
+            </w:pPr>
+            <w:r>
+              <w:t xml:space="preserve">Sistem otkrije postojeću ekipu i prikaže link "Tvoja prijavljena ekipa (status: ...)" → klik vodi na</w:t>
+            </w:r>
+            <w:r>
+              <w:t xml:space="preserve"> </w:t>
+            </w:r>
+            <w:r>
+              <w:rPr>
+                <w:rStyle w:val="VerbatimChar"/>
+              </w:rPr>
+              <w:t xml:space="preserve">/teams/{id}/edit</w:t>
+            </w:r>
+            <w:r>
+              <w:t xml:space="preserve"> </w:t>
+            </w:r>
+            <w:r>
+              <w:t xml:space="preserve">ili</w:t>
+            </w:r>
+            <w:r>
+              <w:t xml:space="preserve"> </w:t>
+            </w:r>
+            <w:r>
+              <w:rPr>
+                <w:rStyle w:val="VerbatimChar"/>
+              </w:rPr>
+              <w:t xml:space="preserve">/teams/{id}/review</w:t>
+            </w:r>
+            <w:r>
+              <w:t xml:space="preserve"> </w:t>
+            </w:r>
+            <w:r>
+              <w:t xml:space="preserve">zavisno od statusa. Use case se nastavlja na koraku 4.</w:t>
+            </w:r>
+          </w:p>
+        </w:tc>
+      </w:tr>
+      <w:tr>
+        <w:tc>
+          <w:tcPr/>
+          <w:p>
+            <w:pPr>
+              <w:pStyle w:val="Compact"/>
+            </w:pPr>
+            <w:r>
+              <w:rPr>
+                <w:b/>
+                <w:bCs/>
+              </w:rPr>
+              <w:t xml:space="preserve">6a</w:t>
+            </w:r>
+          </w:p>
+        </w:tc>
+        <w:tc>
+          <w:tcPr/>
+          <w:p>
+            <w:pPr>
+              <w:pStyle w:val="Compact"/>
+            </w:pPr>
+            <w:r>
+              <w:t xml:space="preserve">Profesor pretražuje učenika koji ne postoji ili nije iz njegove škole</w:t>
+            </w:r>
+          </w:p>
+        </w:tc>
+        <w:tc>
+          <w:tcPr/>
+          <w:p>
+            <w:pPr>
+              <w:pStyle w:val="Compact"/>
+            </w:pPr>
+            <w:r>
+              <w:t xml:space="preserve">MultiSelect prikaže "Nema rezultata." Profesor mora prvo registrovati učenika (van UC5).</w:t>
+            </w:r>
+          </w:p>
+        </w:tc>
+      </w:tr>
+      <w:tr>
+        <w:tc>
+          <w:tcPr/>
+          <w:p>
+            <w:pPr>
+              <w:pStyle w:val="Compact"/>
+            </w:pPr>
+            <w:r>
+              <w:rPr>
+                <w:b/>
+                <w:bCs/>
+              </w:rPr>
+              <w:t xml:space="preserve">9a</w:t>
+            </w:r>
+          </w:p>
+        </w:tc>
+        <w:tc>
+          <w:tcPr/>
+          <w:p>
+            <w:pPr>
+              <w:pStyle w:val="Compact"/>
+            </w:pPr>
+            <w:r>
+              <w:t xml:space="preserve">Fajl je veći od 10 MB</w:t>
+            </w:r>
+          </w:p>
+        </w:tc>
+        <w:tc>
+          <w:tcPr/>
+          <w:p>
+            <w:pPr>
+              <w:pStyle w:val="Compact"/>
+            </w:pPr>
+            <w:r>
+              <w:t xml:space="preserve">Frontend prikaže alert "Fajl ne smije biti veći od 10 MB." Upload se prekida.</w:t>
+            </w:r>
+          </w:p>
+        </w:tc>
+      </w:tr>
+      <w:tr>
+        <w:tc>
+          <w:tcPr/>
+          <w:p>
+            <w:pPr>
+              <w:pStyle w:val="Compact"/>
+            </w:pPr>
+            <w:r>
+              <w:rPr>
+                <w:b/>
+                <w:bCs/>
+              </w:rPr>
+              <w:t xml:space="preserve">9b</w:t>
+            </w:r>
+          </w:p>
+        </w:tc>
+        <w:tc>
+          <w:tcPr/>
+          <w:p>
+            <w:pPr>
+              <w:pStyle w:val="Compact"/>
+            </w:pPr>
+            <w:r>
+              <w:t xml:space="preserve">MIME tip nije PDF/JPG/PNG</w:t>
+            </w:r>
+          </w:p>
+        </w:tc>
+        <w:tc>
+          <w:tcPr/>
+          <w:p>
+            <w:pPr>
+              <w:pStyle w:val="Compact"/>
+            </w:pPr>
+            <w:r>
+              <w:t xml:space="preserve">Backend FormRequest odbija sa 422 greškom, prikazuje poruku "Dozvoljeni formati: PDF, JPG, PNG".</w:t>
+            </w:r>
+          </w:p>
+        </w:tc>
+      </w:tr>
+      <w:tr>
+        <w:tc>
+          <w:tcPr/>
+          <w:p>
+            <w:pPr>
+              <w:pStyle w:val="Compact"/>
+            </w:pPr>
+            <w:r>
+              <w:rPr>
+                <w:b/>
+                <w:bCs/>
+              </w:rPr>
+              <w:t xml:space="preserve">12a</w:t>
+            </w:r>
+          </w:p>
+        </w:tc>
+        <w:tc>
+          <w:tcPr/>
+          <w:p>
+            <w:pPr>
+              <w:pStyle w:val="Compact"/>
+            </w:pPr>
+            <w:r>
+              <w:t xml:space="preserve">OCR ekstrahovan datum isteka &lt; danas</w:t>
+            </w:r>
+          </w:p>
+        </w:tc>
+        <w:tc>
+          <w:tcPr/>
+          <w:p>
+            <w:pPr>
+              <w:pStyle w:val="Compact"/>
+            </w:pPr>
+            <w:r>
+              <w:rPr>
+                <w:rStyle w:val="VerbatimChar"/>
+              </w:rPr>
+              <w:t xml:space="preserve">MedicalCertificate.status = 'expired'</w:t>
+            </w:r>
+            <w:r>
+              <w:t xml:space="preserve">, korisnik vidi crveni badge "Istekla". Mora uploadovati novu validnu potvrdu (postojeća postaje</w:t>
+            </w:r>
+            <w:r>
+              <w:t xml:space="preserve"> </w:t>
+            </w:r>
+            <w:r>
+              <w:rPr>
+                <w:rStyle w:val="VerbatimChar"/>
+              </w:rPr>
+              <w:t xml:space="preserve">superseded</w:t>
+            </w:r>
+            <w:r>
+              <w:t xml:space="preserve">).</w:t>
+            </w:r>
+          </w:p>
+        </w:tc>
+      </w:tr>
+      <w:tr>
+        <w:tc>
+          <w:tcPr/>
+          <w:p>
+            <w:pPr>
+              <w:pStyle w:val="Compact"/>
+            </w:pPr>
+            <w:r>
+              <w:rPr>
+                <w:b/>
+                <w:bCs/>
+              </w:rPr>
+              <w:t xml:space="preserve">12b</w:t>
+            </w:r>
+          </w:p>
+        </w:tc>
+        <w:tc>
+          <w:tcPr/>
+          <w:p>
+            <w:pPr>
+              <w:pStyle w:val="Compact"/>
+            </w:pPr>
+            <w:r>
+              <w:t xml:space="preserve">OCR ekstrahovano ime ne odgovara</w:t>
+            </w:r>
+            <w:r>
+              <w:t xml:space="preserve"> </w:t>
+            </w:r>
+            <w:r>
+              <w:rPr>
+                <w:rStyle w:val="VerbatimChar"/>
+              </w:rPr>
+              <w:t xml:space="preserve">student.name</w:t>
+            </w:r>
+          </w:p>
+        </w:tc>
+        <w:tc>
+          <w:tcPr/>
+          <w:p>
+            <w:pPr>
+              <w:pStyle w:val="Compact"/>
+            </w:pPr>
+            <w:r>
+              <w:rPr>
+                <w:rStyle w:val="VerbatimChar"/>
+              </w:rPr>
+              <w:t xml:space="preserve">MedicalCertificate.status = 'invalid'</w:t>
+            </w:r>
+            <w:r>
+              <w:t xml:space="preserve">, korisnik vidi crveni badge "Nevažeća" sa razlogom.</w:t>
+            </w:r>
+          </w:p>
+        </w:tc>
+      </w:tr>
+      <w:tr>
+        <w:tc>
+          <w:tcPr/>
+          <w:p>
+            <w:pPr>
+              <w:pStyle w:val="Compact"/>
+            </w:pPr>
+            <w:r>
+              <w:rPr>
+                <w:b/>
+                <w:bCs/>
+              </w:rPr>
+              <w:t xml:space="preserve">12c</w:t>
+            </w:r>
+          </w:p>
+        </w:tc>
+        <w:tc>
+          <w:tcPr/>
+          <w:p>
+            <w:pPr>
+              <w:pStyle w:val="Compact"/>
+            </w:pPr>
+            <w:r>
+              <w:t xml:space="preserve">OCR adapter vraća</w:t>
+            </w:r>
+            <w:r>
+              <w:t xml:space="preserve"> </w:t>
+            </w:r>
+            <w:r>
+              <w:rPr>
+                <w:rStyle w:val="VerbatimChar"/>
+              </w:rPr>
+              <w:t xml:space="preserve">confidence &lt; 0.5</w:t>
+            </w:r>
+            <w:r>
+              <w:t xml:space="preserve"> </w:t>
+            </w:r>
+            <w:r>
+              <w:t xml:space="preserve">(loš sken / nije čitljivo)</w:t>
+            </w:r>
+          </w:p>
+        </w:tc>
+        <w:tc>
+          <w:tcPr/>
+          <w:p>
+            <w:pPr>
+              <w:pStyle w:val="Compact"/>
+            </w:pPr>
+            <w:r>
+              <w:rPr>
+                <w:rStyle w:val="VerbatimChar"/>
+              </w:rPr>
+              <w:t xml:space="preserve">MedicalCertificate.status = 'manual_review'</w:t>
+            </w:r>
+            <w:r>
+              <w:t xml:space="preserve">, korisnik vidi plavi badge "Ručna provjera"; admin mora manuelno odobriti kroz</w:t>
+            </w:r>
+            <w:r>
+              <w:t xml:space="preserve"> </w:t>
+            </w:r>
+            <w:r>
+              <w:rPr>
+                <w:rStyle w:val="VerbatimChar"/>
+              </w:rPr>
+              <w:t xml:space="preserve">/admin/certificates</w:t>
+            </w:r>
+            <w:r>
+              <w:t xml:space="preserve">.</w:t>
+            </w:r>
+          </w:p>
+        </w:tc>
+      </w:tr>
+      <w:tr>
+        <w:tc>
+          <w:tcPr/>
+          <w:p>
+            <w:pPr>
+              <w:pStyle w:val="Compact"/>
+            </w:pPr>
+            <w:r>
+              <w:rPr>
+                <w:b/>
+                <w:bCs/>
+              </w:rPr>
+              <w:t xml:space="preserve">12d</w:t>
+            </w:r>
+          </w:p>
+        </w:tc>
+        <w:tc>
+          <w:tcPr/>
+          <w:p>
+            <w:pPr>
+              <w:pStyle w:val="Compact"/>
+            </w:pPr>
+            <w:r>
+              <w:t xml:space="preserve">OCR adapter baca exception (npr. Google Vision API down)</w:t>
+            </w:r>
+          </w:p>
+        </w:tc>
+        <w:tc>
+          <w:tcPr/>
+          <w:p>
+            <w:pPr>
+              <w:pStyle w:val="Compact"/>
+            </w:pPr>
+            <w:r>
+              <w:t xml:space="preserve">Job ima 3× exponential backoff retry; ako svi propadnu,</w:t>
+            </w:r>
+            <w:r>
+              <w:t xml:space="preserve"> </w:t>
+            </w:r>
+            <w:r>
+              <w:rPr>
+                <w:rStyle w:val="VerbatimChar"/>
+              </w:rPr>
+              <w:t xml:space="preserve">MedicalCertificate.status = 'manual_review'</w:t>
+            </w:r>
+            <w:r>
+              <w:t xml:space="preserve">, admin notifikovan kroz</w:t>
+            </w:r>
+            <w:r>
+              <w:t xml:space="preserve"> </w:t>
+            </w:r>
+            <w:r>
+              <w:rPr>
+                <w:rStyle w:val="VerbatimChar"/>
+              </w:rPr>
+              <w:t xml:space="preserve">SendCertManualReviewNotification</w:t>
+            </w:r>
+            <w:r>
+              <w:t xml:space="preserve">.</w:t>
+            </w:r>
+          </w:p>
+        </w:tc>
+      </w:tr>
+      <w:tr>
+        <w:tc>
+          <w:tcPr/>
+          <w:p>
+            <w:pPr>
+              <w:pStyle w:val="Compact"/>
+            </w:pPr>
+            <w:r>
+              <w:rPr>
+                <w:b/>
+                <w:bCs/>
+              </w:rPr>
+              <w:t xml:space="preserve">18a</w:t>
+            </w:r>
+          </w:p>
+        </w:tc>
+        <w:tc>
+          <w:tcPr/>
+          <w:p>
+            <w:pPr>
+              <w:pStyle w:val="Compact"/>
+            </w:pPr>
+            <w:r>
+              <w:t xml:space="preserve">Potpis ne odgovara registrovanom imenu</w:t>
+            </w:r>
+          </w:p>
+        </w:tc>
+        <w:tc>
+          <w:tcPr/>
+          <w:p>
+            <w:pPr>
+              <w:pStyle w:val="Compact"/>
+            </w:pPr>
+            <w:r>
+              <w:t xml:space="preserve">Backend odbija sa 422 i porukom "Potpis se mora podudarati sa vašim registrovanim imenom". Profesor mora ponovo unijeti.</w:t>
+            </w:r>
+          </w:p>
+        </w:tc>
+      </w:tr>
+      <w:tr>
+        <w:tc>
+          <w:tcPr/>
+          <w:p>
+            <w:pPr>
+              <w:pStyle w:val="Compact"/>
+            </w:pPr>
+            <w:r>
+              <w:rPr>
+                <w:b/>
+                <w:bCs/>
+              </w:rPr>
+              <w:t xml:space="preserve">18b</w:t>
+            </w:r>
+          </w:p>
+        </w:tc>
+        <w:tc>
+          <w:tcPr/>
+          <w:p>
+            <w:pPr>
+              <w:pStyle w:val="Compact"/>
+            </w:pPr>
+            <w:r>
+              <w:t xml:space="preserve">Bar jedan član nema</w:t>
+            </w:r>
+            <w:r>
+              <w:t xml:space="preserve"> </w:t>
+            </w:r>
+            <w:r>
+              <w:rPr>
+                <w:rStyle w:val="VerbatimChar"/>
+              </w:rPr>
+              <w:t xml:space="preserve">cert.status = 'valid'</w:t>
+            </w:r>
+          </w:p>
+        </w:tc>
+        <w:tc>
+          <w:tcPr/>
+          <w:p>
+            <w:pPr>
+              <w:pStyle w:val="Compact"/>
+            </w:pPr>
+            <w:r>
+              <w:t xml:space="preserve">"Potpiši i predaj" dugme NIJE prikazano (frontend canSubmit = false). Sistem prikazuje žuto upozorenje sa razlozima (npr. "Marko Marković — potvrda nije validna").</w:t>
+            </w:r>
+          </w:p>
+        </w:tc>
+      </w:tr>
+      <w:tr>
+        <w:tc>
+          <w:tcPr/>
+          <w:p>
+            <w:pPr>
+              <w:pStyle w:val="Compact"/>
+            </w:pPr>
+            <w:r>
+              <w:rPr>
+                <w:b/>
+                <w:bCs/>
+              </w:rPr>
+              <w:t xml:space="preserve">18c</w:t>
+            </w:r>
+          </w:p>
+        </w:tc>
+        <w:tc>
+          <w:tcPr/>
+          <w:p>
+            <w:pPr>
+              <w:pStyle w:val="Compact"/>
+            </w:pPr>
+            <w:r>
+              <w:t xml:space="preserve">Broj članova izvan opsega sporta</w:t>
+            </w:r>
+          </w:p>
+        </w:tc>
+        <w:tc>
+          <w:tcPr/>
+          <w:p>
+            <w:pPr>
+              <w:pStyle w:val="Compact"/>
+            </w:pPr>
+            <w:r>
+              <w:t xml:space="preserve">Slično kao 18b — dugme sakriveno + upozorenje. Profesor mora dodati/ukloniti članove.</w:t>
+            </w:r>
+          </w:p>
+        </w:tc>
+      </w:tr>
+      <w:tr>
+        <w:tc>
+          <w:tcPr/>
+          <w:p>
+            <w:pPr>
+              <w:pStyle w:val="Compact"/>
+            </w:pPr>
+            <w:r>
+              <w:rPr>
+                <w:b/>
+                <w:bCs/>
+              </w:rPr>
+              <w:t xml:space="preserve">20a</w:t>
+            </w:r>
+          </w:p>
+        </w:tc>
+        <w:tc>
+          <w:tcPr/>
+          <w:p>
+            <w:pPr>
+              <w:pStyle w:val="Compact"/>
+            </w:pPr>
+            <w:r>
+              <w:t xml:space="preserve">Email slanje propadne (SES API down)</w:t>
+            </w:r>
+          </w:p>
+        </w:tc>
+        <w:tc>
+          <w:tcPr/>
+          <w:p>
+            <w:pPr>
+              <w:pStyle w:val="Compact"/>
+            </w:pPr>
+            <w:r>
+              <w:t xml:space="preserve">Email job retry-uje; in-app notifikacija (database channel) ostaje vidljiva u Bell ikoni. Korisnik nije vidno obavješten o email pad-u.</w:t>
+            </w:r>
+          </w:p>
+        </w:tc>
+      </w:tr>
+    </w:tbl>
+    <w:p>
+      <w:pPr>
+        <w:pStyle w:val="BodyText"/>
+      </w:pPr>
+      <w:r>
+        <w:rPr>
+          <w:b/>
+          <w:bCs/>
+        </w:rPr>
+        <w:t xml:space="preserve">Specijalni zahtjevi (Non-functional):</w:t>
+      </w:r>
+    </w:p>
+    <w:p>
+      <w:pPr>
+        <w:pStyle w:val="Compact"/>
+        <w:numPr>
+          <w:ilvl w:val="0"/>
+          <w:numId w:val="1007"/>
+        </w:numPr>
+      </w:pPr>
+      <w:r>
+        <w:rPr>
+          <w:b/>
+          <w:bCs/>
+        </w:rPr>
+        <w:t xml:space="preserve">Pristupačnost:</w:t>
+      </w:r>
+      <w:r>
+        <w:t xml:space="preserve"> </w:t>
+      </w:r>
+      <w:r>
+        <w:t xml:space="preserve">forma navigabilna tastaturom (Tab + Enter); kontrast WCAG AA; svi inputi imaju</w:t>
+      </w:r>
+      <w:r>
+        <w:t xml:space="preserve"> </w:t>
+      </w:r>
+      <w:r>
+        <w:rPr>
+          <w:rStyle w:val="VerbatimChar"/>
+        </w:rPr>
+        <w:t xml:space="preserve">&lt;label&gt;</w:t>
+      </w:r>
+      <w:r>
+        <w:t xml:space="preserve">.</w:t>
+      </w:r>
+    </w:p>
+    <w:p>
+      <w:pPr>
+        <w:pStyle w:val="Compact"/>
+        <w:numPr>
+          <w:ilvl w:val="0"/>
+          <w:numId w:val="1007"/>
+        </w:numPr>
+      </w:pPr>
+      <w:r>
+        <w:rPr>
+          <w:b/>
+          <w:bCs/>
+        </w:rPr>
+        <w:t xml:space="preserve">Mobile-first:</w:t>
+      </w:r>
+      <w:r>
+        <w:t xml:space="preserve"> </w:t>
+      </w:r>
+      <w:r>
+        <w:t xml:space="preserve">UI funkcionalan na 360px viewport (testirani profesor scenario).</w:t>
+      </w:r>
+    </w:p>
+    <w:p>
+      <w:pPr>
+        <w:pStyle w:val="Compact"/>
+        <w:numPr>
+          <w:ilvl w:val="0"/>
+          <w:numId w:val="1007"/>
+        </w:numPr>
+      </w:pPr>
+      <w:r>
+        <w:rPr>
+          <w:b/>
+          <w:bCs/>
+        </w:rPr>
+        <w:t xml:space="preserve">Otpornost na slabu konekciju:</w:t>
+      </w:r>
+      <w:r>
+        <w:t xml:space="preserve"> </w:t>
+      </w:r>
+      <w:r>
+        <w:t xml:space="preserve">upload sa retry; autosave team membership-a nakon svake izmjene (preserveScroll Inertia pattern); nema "lost data" ako se prekine konekcija.</w:t>
+      </w:r>
+    </w:p>
+    <w:p>
+      <w:pPr>
+        <w:pStyle w:val="Compact"/>
+        <w:numPr>
+          <w:ilvl w:val="0"/>
+          <w:numId w:val="1007"/>
+        </w:numPr>
+      </w:pPr>
+      <w:r>
+        <w:rPr>
+          <w:b/>
+          <w:bCs/>
+        </w:rPr>
+        <w:t xml:space="preserve">Performanse:</w:t>
+      </w:r>
+      <w:r>
+        <w:t xml:space="preserve"> </w:t>
+      </w:r>
+      <w:r>
+        <w:t xml:space="preserve">P95 latencija HTML render-a &lt; 500ms za</w:t>
+      </w:r>
+      <w:r>
+        <w:t xml:space="preserve"> </w:t>
+      </w:r>
+      <w:r>
+        <w:rPr>
+          <w:rStyle w:val="VerbatimChar"/>
+        </w:rPr>
+        <w:t xml:space="preserve">/teams/{id}/edit</w:t>
+      </w:r>
+      <w:r>
+        <w:t xml:space="preserve"> </w:t>
+      </w:r>
+      <w:r>
+        <w:t xml:space="preserve">(eager loading members + certificates). OCR job ne blokira HTTP odgovor (async queue).</w:t>
+      </w:r>
+    </w:p>
+    <w:p>
+      <w:pPr>
+        <w:pStyle w:val="Compact"/>
+        <w:numPr>
+          <w:ilvl w:val="0"/>
+          <w:numId w:val="1007"/>
+        </w:numPr>
+      </w:pPr>
+      <w:r>
+        <w:rPr>
+          <w:b/>
+          <w:bCs/>
+        </w:rPr>
+        <w:t xml:space="preserve">Sigurnost:</w:t>
+      </w:r>
+      <w:r>
+        <w:t xml:space="preserve"> </w:t>
+      </w:r>
+      <w:r>
+        <w:t xml:space="preserve">CSRF token na svim POST-ovima (Inertia automatski). Fajlovi nisu javno dostupni — pristup samo kroz signed URL TTL 5min.</w:t>
+      </w:r>
+    </w:p>
+    <w:p>
+      <w:pPr>
+        <w:pStyle w:val="Compact"/>
+        <w:numPr>
+          <w:ilvl w:val="0"/>
+          <w:numId w:val="1007"/>
+        </w:numPr>
+      </w:pPr>
+      <w:r>
+        <w:rPr>
+          <w:b/>
+          <w:bCs/>
+        </w:rPr>
+        <w:t xml:space="preserve">AZLP:</w:t>
+      </w:r>
+      <w:r>
+        <w:t xml:space="preserve"> </w:t>
+      </w:r>
+      <w:r>
+        <w:t xml:space="preserve">svaki pristup ljekarskoj potvrdi (download/view) loguje</w:t>
+      </w:r>
+      <w:r>
+        <w:t xml:space="preserve"> </w:t>
+      </w:r>
+      <w:r>
+        <w:rPr>
+          <w:rStyle w:val="VerbatimChar"/>
+        </w:rPr>
+        <w:t xml:space="preserve">certificate.viewed</w:t>
+      </w:r>
+      <w:r>
+        <w:t xml:space="preserve"> </w:t>
+      </w:r>
+      <w:r>
+        <w:t xml:space="preserve">u audit log sa user_id, ip, user_agent.</w:t>
+      </w:r>
+    </w:p>
+    <w:p>
+      <w:pPr>
+        <w:pStyle w:val="FirstParagraph"/>
+      </w:pPr>
+      <w:r>
+        <w:rPr>
+          <w:b/>
+          <w:bCs/>
+        </w:rPr>
+        <w:t xml:space="preserve">Tehnologija i podaci varijacije:</w:t>
+      </w:r>
+    </w:p>
+    <w:p>
+      <w:pPr>
+        <w:pStyle w:val="Compact"/>
+        <w:numPr>
+          <w:ilvl w:val="0"/>
+          <w:numId w:val="1008"/>
+        </w:numPr>
+      </w:pPr>
+      <w:r>
+        <w:rPr>
+          <w:b/>
+          <w:bCs/>
+        </w:rPr>
+        <w:t xml:space="preserve">OCR adapter:</w:t>
+      </w:r>
+      <w:r>
+        <w:t xml:space="preserve"> </w:t>
+      </w:r>
+      <w:r>
+        <w:rPr>
+          <w:rStyle w:val="VerbatimChar"/>
+        </w:rPr>
+        <w:t xml:space="preserve">FakeOcrAdapter</w:t>
+      </w:r>
+      <w:r>
+        <w:t xml:space="preserve"> </w:t>
+      </w:r>
+      <w:r>
+        <w:t xml:space="preserve">(dev — file-name konvencija</w:t>
+      </w:r>
+      <w:r>
+        <w:t xml:space="preserve"> </w:t>
+      </w:r>
+      <w:r>
+        <w:rPr>
+          <w:rStyle w:val="VerbatimChar"/>
+        </w:rPr>
+        <w:t xml:space="preserve">ime_prezime_YYYY-MM-DD.pdf</w:t>
+      </w:r>
+      <w:r>
+        <w:t xml:space="preserve">) ili</w:t>
+      </w:r>
+      <w:r>
+        <w:t xml:space="preserve"> </w:t>
+      </w:r>
+      <w:r>
+        <w:rPr>
+          <w:rStyle w:val="VerbatimChar"/>
+        </w:rPr>
+        <w:t xml:space="preserve">GoogleVisionAdapter</w:t>
+      </w:r>
+      <w:r>
+        <w:t xml:space="preserve"> </w:t>
+      </w:r>
+      <w:r>
+        <w:t xml:space="preserve">(prod —</w:t>
+      </w:r>
+      <w:r>
+        <w:t xml:space="preserve"> </w:t>
+      </w:r>
+      <w:r>
+        <w:rPr>
+          <w:rStyle w:val="VerbatimChar"/>
+        </w:rPr>
+        <w:t xml:space="preserve">config('services.ocr.driver')</w:t>
+      </w:r>
+      <w:r>
+        <w:t xml:space="preserve"> </w:t>
+      </w:r>
+      <w:r>
+        <w:t xml:space="preserve">feature flag).</w:t>
+      </w:r>
+    </w:p>
+    <w:p>
+      <w:pPr>
+        <w:pStyle w:val="Compact"/>
+        <w:numPr>
+          <w:ilvl w:val="0"/>
+          <w:numId w:val="1008"/>
+        </w:numPr>
+      </w:pPr>
+      <w:r>
+        <w:rPr>
+          <w:b/>
+          <w:bCs/>
+        </w:rPr>
+        <w:t xml:space="preserve">Storage disk:</w:t>
+      </w:r>
+      <w:r>
+        <w:t xml:space="preserve"> </w:t>
+      </w:r>
+      <w:r>
+        <w:rPr>
+          <w:rStyle w:val="VerbatimChar"/>
+        </w:rPr>
+        <w:t xml:space="preserve">local</w:t>
+      </w:r>
+      <w:r>
+        <w:t xml:space="preserve"> </w:t>
+      </w:r>
+      <w:r>
+        <w:t xml:space="preserve">(dev —</w:t>
+      </w:r>
+      <w:r>
+        <w:t xml:space="preserve"> </w:t>
+      </w:r>
+      <w:r>
+        <w:rPr>
+          <w:rStyle w:val="VerbatimChar"/>
+        </w:rPr>
+        <w:t xml:space="preserve">storage/app/private/</w:t>
+      </w:r>
+      <w:r>
+        <w:t xml:space="preserve">) ili</w:t>
+      </w:r>
+      <w:r>
+        <w:t xml:space="preserve"> </w:t>
+      </w:r>
+      <w:r>
+        <w:rPr>
+          <w:rStyle w:val="VerbatimChar"/>
+        </w:rPr>
+        <w:t xml:space="preserve">s3</w:t>
+      </w:r>
+      <w:r>
+        <w:t xml:space="preserve"> </w:t>
+      </w:r>
+      <w:r>
+        <w:t xml:space="preserve">(prod — privatan bucket sa server-side encryption).</w:t>
+      </w:r>
+    </w:p>
+    <w:p>
+      <w:pPr>
+        <w:pStyle w:val="Compact"/>
+        <w:numPr>
+          <w:ilvl w:val="0"/>
+          <w:numId w:val="1008"/>
+        </w:numPr>
+      </w:pPr>
+      <w:r>
+        <w:rPr>
+          <w:b/>
+          <w:bCs/>
+        </w:rPr>
+        <w:t xml:space="preserve">Email driver:</w:t>
+      </w:r>
+      <w:r>
+        <w:t xml:space="preserve"> </w:t>
+      </w:r>
+      <w:r>
+        <w:rPr>
+          <w:rStyle w:val="VerbatimChar"/>
+        </w:rPr>
+        <w:t xml:space="preserve">log</w:t>
+      </w:r>
+      <w:r>
+        <w:t xml:space="preserve"> </w:t>
+      </w:r>
+      <w:r>
+        <w:t xml:space="preserve">(dev —</w:t>
+      </w:r>
+      <w:r>
+        <w:t xml:space="preserve"> </w:t>
+      </w:r>
+      <w:r>
+        <w:rPr>
+          <w:rStyle w:val="VerbatimChar"/>
+        </w:rPr>
+        <w:t xml:space="preserve">storage/logs/laravel.log</w:t>
+      </w:r>
+      <w:r>
+        <w:t xml:space="preserve">) ili</w:t>
+      </w:r>
+      <w:r>
+        <w:t xml:space="preserve"> </w:t>
+      </w:r>
+      <w:r>
+        <w:rPr>
+          <w:rStyle w:val="VerbatimChar"/>
+        </w:rPr>
+        <w:t xml:space="preserve">ses</w:t>
+      </w:r>
+      <w:r>
+        <w:t xml:space="preserve"> </w:t>
+      </w:r>
+      <w:r>
+        <w:t xml:space="preserve">(prod — AWS SES sa bounce/complaint handling kroz SNS).</w:t>
+      </w:r>
+    </w:p>
+    <w:p>
+      <w:pPr>
+        <w:pStyle w:val="Compact"/>
+        <w:numPr>
+          <w:ilvl w:val="0"/>
+          <w:numId w:val="1008"/>
+        </w:numPr>
+      </w:pPr>
+      <w:r>
+        <w:rPr>
+          <w:b/>
+          <w:bCs/>
+        </w:rPr>
+        <w:t xml:space="preserve">Queue driver:</w:t>
+      </w:r>
+      <w:r>
+        <w:t xml:space="preserve"> </w:t>
+      </w:r>
+      <w:r>
+        <w:rPr>
+          <w:rStyle w:val="VerbatimChar"/>
+        </w:rPr>
+        <w:t xml:space="preserve">database</w:t>
+      </w:r>
+      <w:r>
+        <w:t xml:space="preserve"> </w:t>
+      </w:r>
+      <w:r>
+        <w:t xml:space="preserve">(dev —</w:t>
+      </w:r>
+      <w:r>
+        <w:t xml:space="preserve"> </w:t>
+      </w:r>
+      <w:r>
+        <w:rPr>
+          <w:rStyle w:val="VerbatimChar"/>
+        </w:rPr>
+        <w:t xml:space="preserve">jobs</w:t>
+      </w:r>
+      <w:r>
+        <w:t xml:space="preserve"> </w:t>
+      </w:r>
+      <w:r>
+        <w:t xml:space="preserve">tabela) ili</w:t>
+      </w:r>
+      <w:r>
+        <w:t xml:space="preserve"> </w:t>
+      </w:r>
+      <w:r>
+        <w:rPr>
+          <w:rStyle w:val="VerbatimChar"/>
+        </w:rPr>
+        <w:t xml:space="preserve">redis</w:t>
+      </w:r>
+      <w:r>
+        <w:t xml:space="preserve"> </w:t>
+      </w:r>
+      <w:r>
+        <w:t xml:space="preserve">(prod — sa dedicated worker pool za</w:t>
+      </w:r>
+      <w:r>
+        <w:t xml:space="preserve"> </w:t>
+      </w:r>
+      <w:r>
+        <w:rPr>
+          <w:rStyle w:val="VerbatimChar"/>
+        </w:rPr>
+        <w:t xml:space="preserve">ocr</w:t>
+      </w:r>
+      <w:r>
+        <w:t xml:space="preserve"> </w:t>
+      </w:r>
+      <w:r>
+        <w:t xml:space="preserve">queue radi rate limit-a).</w:t>
+      </w:r>
+    </w:p>
+    <w:p>
+      <w:pPr>
+        <w:pStyle w:val="FirstParagraph"/>
+      </w:pPr>
+      <w:r>
+        <w:rPr>
+          <w:b/>
+          <w:bCs/>
+        </w:rPr>
+        <w:t xml:space="preserve">Učestalost pojave (Frequency of occurrence):</w:t>
+      </w:r>
+    </w:p>
+    <w:p>
+      <w:pPr>
+        <w:pStyle w:val="Compact"/>
+        <w:numPr>
+          <w:ilvl w:val="0"/>
+          <w:numId w:val="1009"/>
+        </w:numPr>
+      </w:pPr>
+      <w:r>
+        <w:t xml:space="preserve">Vrhunac: 50–200 prijava dnevno tokom sezone takmičenja (jesen i proljeće).</w:t>
+      </w:r>
+    </w:p>
+    <w:p>
+      <w:pPr>
+        <w:pStyle w:val="Compact"/>
+        <w:numPr>
+          <w:ilvl w:val="0"/>
+          <w:numId w:val="1009"/>
+        </w:numPr>
+      </w:pPr>
+      <w:r>
+        <w:t xml:space="preserve">Off-peak: 0–5 prijava dnevno.</w:t>
+      </w:r>
+    </w:p>
+    <w:p>
+      <w:pPr>
+        <w:pStyle w:val="Compact"/>
+        <w:numPr>
+          <w:ilvl w:val="0"/>
+          <w:numId w:val="1009"/>
+        </w:numPr>
+      </w:pPr>
+      <w:r>
+        <w:t xml:space="preserve">Procjena ukupnog godišnjeg volumena: 3000–5000 prijava ekipa.</w:t>
+      </w:r>
+    </w:p>
+    <w:p>
+      <w:pPr>
+        <w:pStyle w:val="FirstParagraph"/>
+      </w:pPr>
+      <w:r>
+        <w:rPr>
+          <w:b/>
+          <w:bCs/>
+        </w:rPr>
+        <w:t xml:space="preserve">Različita pitanja (Miscellaneous / Open issues):</w:t>
+      </w:r>
+    </w:p>
+    <w:p>
+      <w:pPr>
+        <w:pStyle w:val="Compact"/>
+        <w:numPr>
+          <w:ilvl w:val="0"/>
+          <w:numId w:val="1010"/>
+        </w:numPr>
+      </w:pPr>
+      <w:r>
+        <w:t xml:space="preserve">Multi-tenancy škola: trenutno profesor pripada jednoj školi. Otvoreno pitanje: može li jedan profesor prijaviti ekipe za više škola istovremeno (ako predaje u 2 lokacije)? Spec §16 — odloženo.</w:t>
+      </w:r>
+    </w:p>
+    <w:p>
+      <w:pPr>
+        <w:pStyle w:val="Compact"/>
+        <w:numPr>
+          <w:ilvl w:val="0"/>
+          <w:numId w:val="1010"/>
+        </w:numPr>
+      </w:pPr>
+      <w:r>
+        <w:t xml:space="preserve">Soft-delete</w:t>
+      </w:r>
+      <w:r>
+        <w:t xml:space="preserve"> </w:t>
+      </w:r>
+      <w:r>
+        <w:rPr>
+          <w:rStyle w:val="VerbatimChar"/>
+        </w:rPr>
+        <w:t xml:space="preserve">Team</w:t>
+      </w:r>
+      <w:r>
+        <w:t xml:space="preserve">: ako admin odbije ekipu (</w:t>
+      </w:r>
+      <w:r>
+        <w:rPr>
+          <w:rStyle w:val="VerbatimChar"/>
+        </w:rPr>
+        <w:t xml:space="preserve">status='rejected'</w:t>
+      </w:r>
+      <w:r>
+        <w:t xml:space="preserve">), da li se briše ili samo arhivira? Trenutno arhivira — vidljiva u admin viewu, sakrivena u profesorovom.</w:t>
+      </w:r>
+    </w:p>
+    <w:p>
+      <w:pPr>
+        <w:pStyle w:val="Compact"/>
+        <w:numPr>
+          <w:ilvl w:val="0"/>
+          <w:numId w:val="1010"/>
+        </w:numPr>
+      </w:pPr>
+      <w:r>
+        <w:t xml:space="preserve">Saglasnost roditelja: trenutno boolean polje na</w:t>
+      </w:r>
+      <w:r>
+        <w:t xml:space="preserve"> </w:t>
+      </w:r>
+      <w:r>
+        <w:rPr>
+          <w:rStyle w:val="VerbatimChar"/>
+        </w:rPr>
+        <w:t xml:space="preserve">Student</w:t>
+      </w:r>
+      <w:r>
+        <w:t xml:space="preserve"> </w:t>
+      </w:r>
+      <w:r>
+        <w:t xml:space="preserve">modelu. Otvoreno: PDF upload + IP timestamp workflow — odloženo za v2.</w:t>
+      </w:r>
+    </w:p>
+    <w:bookmarkEnd w:id="17"/>
+    <w:bookmarkStart w:id="18" w:name="X5784f76083c081254368d3fca2a7934062a422c"/>
+    <w:p>
+      <w:pPr>
+        <w:pStyle w:val="Heading3"/>
+      </w:pPr>
+      <w:r>
+        <w:rPr>
+          <w:rStyle w:val="SectionNumber"/>
+        </w:rPr>
+        <w:t xml:space="preserve">4.1.6</w:t>
+      </w:r>
+      <w:r>
+        <w:tab/>
+      </w:r>
+      <w:r>
+        <w:t xml:space="preserve">4b. Fully dressed Use Case: UC8 — eDnevnik verifikacija učenika</w:t>
+      </w:r>
+    </w:p>
+    <w:p>
+      <w:pPr>
+        <w:pStyle w:val="BlockText"/>
+      </w:pPr>
+      <w:r>
+        <w:t xml:space="preserve">Sekundarni složeni UC. Pokreće ga admin iz konteksta UC7 (</w:t>
+      </w:r>
+      <w:r>
+        <w:rPr>
+          <w:rStyle w:val="VerbatimChar"/>
+        </w:rPr>
+        <w:t xml:space="preserve">&lt;&lt;include&gt;&gt;</w:t>
+      </w:r>
+      <w:r>
+        <w:t xml:space="preserve"> </w:t>
+      </w:r>
+      <w:r>
+        <w:t xml:space="preserve">relacija). AZLP-kritičan: svaki pristup eDnevnik podacima loguje se.</w:t>
+      </w:r>
+    </w:p>
+    <w:p>
+      <w:pPr>
+        <w:pStyle w:val="FirstParagraph"/>
+      </w:pPr>
+      <w:r>
+        <w:rPr>
+          <w:b/>
+          <w:bCs/>
+        </w:rPr>
+        <w:t xml:space="preserve">ID i naziv:</w:t>
+      </w:r>
+      <w:r>
+        <w:t xml:space="preserve"> </w:t>
+      </w:r>
+      <w:r>
+        <w:t xml:space="preserve">UC8 — Verifikovati učenika kroz eDnevnik</w:t>
+      </w:r>
+    </w:p>
+    <w:p>
+      <w:pPr>
+        <w:pStyle w:val="BodyText"/>
+      </w:pPr>
+      <w:r>
+        <w:rPr>
+          <w:b/>
+          <w:bCs/>
+        </w:rPr>
+        <w:t xml:space="preserve">Cilj u kontekstu:</w:t>
+      </w:r>
+      <w:r>
+        <w:t xml:space="preserve"> </w:t>
+      </w:r>
+      <w:r>
+        <w:t xml:space="preserve">Sportski savez (admin) provjerava da li je učenik validan i upisan u školu u kojoj se prijavljuje, kroz integraciju sa državnim sistemom eDnevnik.</w:t>
+      </w:r>
+    </w:p>
+    <w:p>
+      <w:pPr>
+        <w:pStyle w:val="BodyText"/>
+      </w:pPr>
+      <w:r>
+        <w:rPr>
+          <w:b/>
+          <w:bCs/>
+        </w:rPr>
+        <w:t xml:space="preserve">Obim (scope):</w:t>
+      </w:r>
+      <w:r>
+        <w:t xml:space="preserve"> </w:t>
+      </w:r>
+      <w:r>
+        <w:t xml:space="preserve">Sistem školskog sporta CG + eDnevnik (eksterni sistem)</w:t>
+      </w:r>
+    </w:p>
+    <w:p>
+      <w:pPr>
+        <w:pStyle w:val="BodyText"/>
+      </w:pPr>
+      <w:r>
+        <w:rPr>
+          <w:b/>
+          <w:bCs/>
+        </w:rPr>
+        <w:t xml:space="preserve">Nivo (level):</w:t>
+      </w:r>
+      <w:r>
+        <w:t xml:space="preserve"> </w:t>
+      </w:r>
+      <w:r>
+        <w:t xml:space="preserve">Korisnički cilj (User-goal level)</w:t>
+      </w:r>
+    </w:p>
+    <w:p>
+      <w:pPr>
+        <w:pStyle w:val="BodyText"/>
+      </w:pPr>
+      <w:r>
+        <w:rPr>
+          <w:b/>
+          <w:bCs/>
+        </w:rPr>
+        <w:t xml:space="preserve">Primarni aktor:</w:t>
+      </w:r>
+      <w:r>
+        <w:t xml:space="preserve"> </w:t>
+      </w:r>
+      <w:r>
+        <w:t xml:space="preserve">Administrator Sportskog saveza CG</w:t>
+      </w:r>
+    </w:p>
+    <w:p>
+      <w:pPr>
+        <w:pStyle w:val="BodyText"/>
+      </w:pPr>
+      <w:r>
+        <w:rPr>
+          <w:b/>
+          <w:bCs/>
+        </w:rPr>
+        <w:t xml:space="preserve">Sekundarni aktor:</w:t>
+      </w:r>
+      <w:r>
+        <w:t xml:space="preserve"> </w:t>
+      </w:r>
+      <w:r>
+        <w:t xml:space="preserve">eDnevnik (eksterni državni sistem)</w:t>
+      </w:r>
+    </w:p>
+    <w:p>
+      <w:pPr>
+        <w:pStyle w:val="BodyText"/>
+      </w:pPr>
+      <w:r>
+        <w:rPr>
+          <w:b/>
+          <w:bCs/>
+        </w:rPr>
+        <w:t xml:space="preserve">Stakeholderi i interesi:</w:t>
+      </w:r>
+    </w:p>
+    <w:tbl>
+      <w:tblPr>
+        <w:tblStyle w:val="Table"/>
+        <w:tblW w:type="auto" w:w="0"/>
+        <w:tblLook w:firstRow="1" w:lastRow="0" w:firstColumn="0" w:lastColumn="0" w:noHBand="0" w:noVBand="0" w:val="0020"/>
+      </w:tblPr>
+      <w:tblGrid>
+        <w:gridCol w:w="3960"/>
+        <w:gridCol w:w="3960"/>
+      </w:tblGrid>
+      <w:tr>
+        <w:trPr>
+          <w:tblHeader w:val="on"/>
+        </w:trPr>
+        <w:tc>
+          <w:tcPr/>
+          <w:p>
+            <w:pPr>
+              <w:pStyle w:val="Compact"/>
+            </w:pPr>
+            <w:r>
+              <w:t xml:space="preserve">Stakeholder</w:t>
+            </w:r>
+          </w:p>
+        </w:tc>
+        <w:tc>
+          <w:tcPr/>
+          <w:p>
+            <w:pPr>
+              <w:pStyle w:val="Compact"/>
+            </w:pPr>
+            <w:r>
+              <w:t xml:space="preserve">Interes</w:t>
+            </w:r>
+          </w:p>
+        </w:tc>
+      </w:tr>
+      <w:tr>
+        <w:tc>
+          <w:tcPr/>
+          <w:p>
+            <w:pPr>
+              <w:pStyle w:val="Compact"/>
+            </w:pPr>
+            <w:r>
+              <w:t xml:space="preserve">Admin</w:t>
+            </w:r>
+          </w:p>
+        </w:tc>
+        <w:tc>
+          <w:tcPr/>
+          <w:p>
+            <w:pPr>
+              <w:pStyle w:val="Compact"/>
+            </w:pPr>
+            <w:r>
+              <w:t xml:space="preserve">Pouzdana automatizovana provjera bez ručnog dopisivanja sa školama.</w:t>
+            </w:r>
+          </w:p>
+        </w:tc>
+      </w:tr>
+      <w:tr>
+        <w:tc>
+          <w:tcPr/>
+          <w:p>
+            <w:pPr>
+              <w:pStyle w:val="Compact"/>
+            </w:pPr>
+            <w:r>
+              <w:t xml:space="preserve">Učenik</w:t>
+            </w:r>
+          </w:p>
+        </w:tc>
+        <w:tc>
+          <w:tcPr/>
+          <w:p>
+            <w:pPr>
+              <w:pStyle w:val="Compact"/>
+            </w:pPr>
+            <w:r>
+              <w:t xml:space="preserve">Ne diskvalifikovan zbog kanjenja papirnih provjera; vidljiv status verifikacije u svom profilu.</w:t>
+            </w:r>
+          </w:p>
+        </w:tc>
+      </w:tr>
+      <w:tr>
+        <w:tc>
+          <w:tcPr/>
+          <w:p>
+            <w:pPr>
+              <w:pStyle w:val="Compact"/>
+            </w:pPr>
+            <w:r>
+              <w:t xml:space="preserve">Ministarstvo prosvjete (vlasnik eDnevnika)</w:t>
+            </w:r>
+          </w:p>
+        </w:tc>
+        <w:tc>
+          <w:tcPr/>
+          <w:p>
+            <w:pPr>
+              <w:pStyle w:val="Compact"/>
+            </w:pPr>
+            <w:r>
+              <w:t xml:space="preserve">Pristup obrazovnim podacima maloljetnika ograničen na opravdane slučajeve, sa potpunim audit tragom.</w:t>
+            </w:r>
+          </w:p>
+        </w:tc>
+      </w:tr>
+      <w:tr>
+        <w:tc>
+          <w:tcPr/>
+          <w:p>
+            <w:pPr>
+              <w:pStyle w:val="Compact"/>
+            </w:pPr>
+            <w:r>
+              <w:t xml:space="preserve">AZLP</w:t>
+            </w:r>
+          </w:p>
+        </w:tc>
+        <w:tc>
+          <w:tcPr/>
+          <w:p>
+            <w:pPr>
+              <w:pStyle w:val="Compact"/>
+            </w:pPr>
+            <w:r>
+              <w:t xml:space="preserve">Svaki upit eDnevniku loguje se (user_id, student_id, vrijeme, razlog). Maloljetnički podaci se ne kešuju lokalno.</w:t>
+            </w:r>
+          </w:p>
+        </w:tc>
+      </w:tr>
+    </w:tbl>
+    <w:p>
+      <w:pPr>
+        <w:pStyle w:val="BodyText"/>
+      </w:pPr>
+      <w:r>
+        <w:rPr>
+          <w:b/>
+          <w:bCs/>
+        </w:rPr>
+        <w:t xml:space="preserve">Preduslovi:</w:t>
+      </w:r>
+    </w:p>
+    <w:p>
+      <w:pPr>
+        <w:pStyle w:val="Compact"/>
+        <w:numPr>
+          <w:ilvl w:val="0"/>
+          <w:numId w:val="1011"/>
+        </w:numPr>
+      </w:pPr>
+      <w:r>
+        <w:t xml:space="preserve">Admin je prijavljen.</w:t>
+      </w:r>
+    </w:p>
+    <w:p>
+      <w:pPr>
+        <w:pStyle w:val="Compact"/>
+        <w:numPr>
+          <w:ilvl w:val="0"/>
+          <w:numId w:val="1011"/>
+        </w:numPr>
+      </w:pPr>
+      <w:r>
+        <w:t xml:space="preserve">Učenik (</w:t>
+      </w:r>
+      <w:r>
+        <w:rPr>
+          <w:rStyle w:val="VerbatimChar"/>
+        </w:rPr>
+        <w:t xml:space="preserve">Student</w:t>
+      </w:r>
+      <w:r>
+        <w:t xml:space="preserve">) postoji u sistemu sa JMB-om.</w:t>
+      </w:r>
+    </w:p>
+    <w:p>
+      <w:pPr>
+        <w:pStyle w:val="Compact"/>
+        <w:numPr>
+          <w:ilvl w:val="0"/>
+          <w:numId w:val="1011"/>
+        </w:numPr>
+      </w:pPr>
+      <w:r>
+        <w:t xml:space="preserve">eDnevnik API (ili mock adapter) je dostupan.</w:t>
+      </w:r>
+    </w:p>
+    <w:p>
+      <w:pPr>
+        <w:pStyle w:val="Compact"/>
+        <w:numPr>
+          <w:ilvl w:val="0"/>
+          <w:numId w:val="1011"/>
+        </w:numPr>
+      </w:pPr>
+      <w:r>
+        <w:t xml:space="preserve">Sporazum sa Ministarstvom prosvjete potpisan (u dev-u — mock adapter aktivan).</w:t>
+      </w:r>
+    </w:p>
+    <w:p>
+      <w:pPr>
+        <w:pStyle w:val="FirstParagraph"/>
+      </w:pPr>
+      <w:r>
+        <w:rPr>
+          <w:b/>
+          <w:bCs/>
+        </w:rPr>
+        <w:t xml:space="preserve">Postuslovi (success guarantee):</w:t>
+      </w:r>
+    </w:p>
+    <w:p>
+      <w:pPr>
+        <w:pStyle w:val="Compact"/>
+        <w:numPr>
+          <w:ilvl w:val="0"/>
+          <w:numId w:val="1012"/>
+        </w:numPr>
+      </w:pPr>
+      <w:r>
+        <w:rPr>
+          <w:rStyle w:val="VerbatimChar"/>
+        </w:rPr>
+        <w:t xml:space="preserve">Student.verification_status</w:t>
+      </w:r>
+      <w:r>
+        <w:t xml:space="preserve"> </w:t>
+      </w:r>
+      <w:r>
+        <w:t xml:space="preserve">ažuriran u jedno od:</w:t>
+      </w:r>
+      <w:r>
+        <w:t xml:space="preserve"> </w:t>
+      </w:r>
+      <w:r>
+        <w:rPr>
+          <w:rStyle w:val="VerbatimChar"/>
+        </w:rPr>
+        <w:t xml:space="preserve">verified</w:t>
+      </w:r>
+      <w:r>
+        <w:t xml:space="preserve">,</w:t>
+      </w:r>
+      <w:r>
+        <w:t xml:space="preserve"> </w:t>
+      </w:r>
+      <w:r>
+        <w:rPr>
+          <w:rStyle w:val="VerbatimChar"/>
+        </w:rPr>
+        <w:t xml:space="preserve">mismatched</w:t>
+      </w:r>
+      <w:r>
+        <w:t xml:space="preserve">,</w:t>
+      </w:r>
+      <w:r>
+        <w:t xml:space="preserve"> </w:t>
+      </w:r>
+      <w:r>
+        <w:rPr>
+          <w:rStyle w:val="VerbatimChar"/>
+        </w:rPr>
+        <w:t xml:space="preserve">pending</w:t>
+      </w:r>
+      <w:r>
+        <w:t xml:space="preserve">,</w:t>
+      </w:r>
+      <w:r>
+        <w:t xml:space="preserve"> </w:t>
+      </w:r>
+      <w:r>
+        <w:rPr>
+          <w:rStyle w:val="VerbatimChar"/>
+        </w:rPr>
+        <w:t xml:space="preserve">failed</w:t>
+      </w:r>
+      <w:r>
+        <w:t xml:space="preserve">.</w:t>
+      </w:r>
+    </w:p>
+    <w:p>
+      <w:pPr>
+        <w:pStyle w:val="Compact"/>
+        <w:numPr>
+          <w:ilvl w:val="0"/>
+          <w:numId w:val="1012"/>
+        </w:numPr>
+      </w:pPr>
+      <w:r>
+        <w:t xml:space="preserve">Audit log zapis</w:t>
+      </w:r>
+      <w:r>
+        <w:t xml:space="preserve"> </w:t>
+      </w:r>
+      <w:r>
+        <w:rPr>
+          <w:rStyle w:val="VerbatimChar"/>
+        </w:rPr>
+        <w:t xml:space="preserve">student.verified</w:t>
+      </w:r>
+      <w:r>
+        <w:t xml:space="preserve"> </w:t>
+      </w:r>
+      <w:r>
+        <w:t xml:space="preserve">ili</w:t>
+      </w:r>
+      <w:r>
+        <w:t xml:space="preserve"> </w:t>
+      </w:r>
+      <w:r>
+        <w:rPr>
+          <w:rStyle w:val="VerbatimChar"/>
+        </w:rPr>
+        <w:t xml:space="preserve">student.mismatched</w:t>
+      </w:r>
+      <w:r>
+        <w:t xml:space="preserve"> </w:t>
+      </w:r>
+      <w:r>
+        <w:t xml:space="preserve">ili</w:t>
+      </w:r>
+      <w:r>
+        <w:t xml:space="preserve"> </w:t>
+      </w:r>
+      <w:r>
+        <w:rPr>
+          <w:rStyle w:val="VerbatimChar"/>
+        </w:rPr>
+        <w:t xml:space="preserve">ednevnik.queried</w:t>
+      </w:r>
+      <w:r>
+        <w:t xml:space="preserve"> </w:t>
+      </w:r>
+      <w:r>
+        <w:t xml:space="preserve">sa request/response sažetkom.</w:t>
+      </w:r>
+    </w:p>
+    <w:p>
+      <w:pPr>
+        <w:pStyle w:val="Compact"/>
+        <w:numPr>
+          <w:ilvl w:val="0"/>
+          <w:numId w:val="1012"/>
+        </w:numPr>
+      </w:pPr>
+      <w:r>
+        <w:t xml:space="preserve">Notifikacija (database channel) adminu o ishodu.</w:t>
+      </w:r>
+    </w:p>
+    <w:p>
+      <w:pPr>
+        <w:pStyle w:val="Compact"/>
+        <w:numPr>
+          <w:ilvl w:val="0"/>
+          <w:numId w:val="1012"/>
+        </w:numPr>
+      </w:pPr>
+      <w:r>
+        <w:t xml:space="preserve">Ako</w:t>
+      </w:r>
+      <w:r>
+        <w:t xml:space="preserve"> </w:t>
+      </w:r>
+      <w:r>
+        <w:rPr>
+          <w:rStyle w:val="VerbatimChar"/>
+        </w:rPr>
+        <w:t xml:space="preserve">mismatched</w:t>
+      </w:r>
+      <w:r>
+        <w:t xml:space="preserve">: lista razlika sačuvana u</w:t>
+      </w:r>
+      <w:r>
+        <w:t xml:space="preserve"> </w:t>
+      </w:r>
+      <w:r>
+        <w:rPr>
+          <w:rStyle w:val="VerbatimChar"/>
+        </w:rPr>
+        <w:t xml:space="preserve">Student.verification_mismatches</w:t>
+      </w:r>
+      <w:r>
+        <w:t xml:space="preserve"> </w:t>
+      </w:r>
+      <w:r>
+        <w:t xml:space="preserve">(JSON).</w:t>
+      </w:r>
+    </w:p>
+    <w:p>
+      <w:pPr>
+        <w:pStyle w:val="FirstParagraph"/>
+      </w:pPr>
+      <w:r>
+        <w:rPr>
+          <w:b/>
+          <w:bCs/>
+        </w:rPr>
+        <w:t xml:space="preserve">Trigger:</w:t>
+      </w:r>
+      <w:r>
+        <w:t xml:space="preserve"> </w:t>
+      </w:r>
+      <w:r>
+        <w:t xml:space="preserve">Admin klikne "Pokreni verifikaciju" na stranici</w:t>
+      </w:r>
+      <w:r>
+        <w:t xml:space="preserve"> </w:t>
+      </w:r>
+      <w:r>
+        <w:rPr>
+          <w:rStyle w:val="VerbatimChar"/>
+        </w:rPr>
+        <w:t xml:space="preserve">/admin/students/{student}/verify</w:t>
+      </w:r>
+      <w:r>
+        <w:t xml:space="preserve">.</w:t>
+      </w:r>
+    </w:p>
+    <w:p>
+      <w:pPr>
+        <w:pStyle w:val="BodyText"/>
+      </w:pPr>
+      <w:r>
+        <w:rPr>
+          <w:b/>
+          <w:bCs/>
+        </w:rPr>
+        <w:t xml:space="preserve">Glavni tok (Main Success Scenario — grana "verified"):</w:t>
+      </w:r>
+    </w:p>
+    <w:p>
+      <w:pPr>
+        <w:pStyle w:val="Compact"/>
+        <w:numPr>
+          <w:ilvl w:val="0"/>
+          <w:numId w:val="1013"/>
+        </w:numPr>
+      </w:pPr>
+      <w:r>
+        <w:t xml:space="preserve">Admin otvori stranicu</w:t>
+      </w:r>
+      <w:r>
+        <w:t xml:space="preserve"> </w:t>
+      </w:r>
+      <w:r>
+        <w:rPr>
+          <w:rStyle w:val="VerbatimChar"/>
+        </w:rPr>
+        <w:t xml:space="preserve">/admin/students/{student}/verify</w:t>
+      </w:r>
+      <w:r>
+        <w:t xml:space="preserve"> </w:t>
+      </w:r>
+      <w:r>
+        <w:t xml:space="preserve">iz konteksta admin liste učenika.</w:t>
+      </w:r>
+    </w:p>
+    <w:p>
+      <w:pPr>
+        <w:pStyle w:val="Compact"/>
+        <w:numPr>
+          <w:ilvl w:val="0"/>
+          <w:numId w:val="1013"/>
+        </w:numPr>
+      </w:pPr>
+      <w:r>
+        <w:t xml:space="preserve">Sistem prikazuje trenutni status učenika + dugme "Pokreni verifikaciju".</w:t>
+      </w:r>
+    </w:p>
+    <w:p>
+      <w:pPr>
+        <w:pStyle w:val="Compact"/>
+        <w:numPr>
+          <w:ilvl w:val="0"/>
+          <w:numId w:val="1013"/>
+        </w:numPr>
+      </w:pPr>
+      <w:r>
+        <w:t xml:space="preserve">Admin klikne dugme.</w:t>
+      </w:r>
+    </w:p>
+    <w:p>
+      <w:pPr>
+        <w:pStyle w:val="Compact"/>
+        <w:numPr>
+          <w:ilvl w:val="0"/>
+          <w:numId w:val="1013"/>
+        </w:numPr>
+      </w:pPr>
+      <w:r>
+        <w:t xml:space="preserve">Sistem dispatch-uje</w:t>
+      </w:r>
+      <w:r>
+        <w:t xml:space="preserve"> </w:t>
+      </w:r>
+      <w:r>
+        <w:rPr>
+          <w:rStyle w:val="VerbatimChar"/>
+        </w:rPr>
+        <w:t xml:space="preserve">VerifyStudentWithEDnevnikJob</w:t>
+      </w:r>
+      <w:r>
+        <w:t xml:space="preserve"> </w:t>
+      </w:r>
+      <w:r>
+        <w:t xml:space="preserve">u</w:t>
+      </w:r>
+      <w:r>
+        <w:t xml:space="preserve"> </w:t>
+      </w:r>
+      <w:r>
+        <w:rPr>
+          <w:rStyle w:val="VerbatimChar"/>
+        </w:rPr>
+        <w:t xml:space="preserve">ednevnik</w:t>
+      </w:r>
+      <w:r>
+        <w:t xml:space="preserve"> </w:t>
+      </w:r>
+      <w:r>
+        <w:t xml:space="preserve">queue.</w:t>
+      </w:r>
+    </w:p>
+    <w:p>
+      <w:pPr>
+        <w:pStyle w:val="Compact"/>
+        <w:numPr>
+          <w:ilvl w:val="0"/>
+          <w:numId w:val="1013"/>
+        </w:numPr>
+      </w:pPr>
+      <w:r>
+        <w:t xml:space="preserve">Queue worker poziva</w:t>
+      </w:r>
+      <w:r>
+        <w:t xml:space="preserve"> </w:t>
+      </w:r>
+      <w:r>
+        <w:rPr>
+          <w:rStyle w:val="VerbatimChar"/>
+        </w:rPr>
+        <w:t xml:space="preserve">EDnevnikAdapter::fetchByJmb($student-&gt;jmb)</w:t>
+      </w:r>
+      <w:r>
+        <w:t xml:space="preserve">.</w:t>
+      </w:r>
+    </w:p>
+    <w:p>
+      <w:pPr>
+        <w:pStyle w:val="Compact"/>
+        <w:numPr>
+          <w:ilvl w:val="0"/>
+          <w:numId w:val="1013"/>
+        </w:numPr>
+      </w:pPr>
+      <w:r>
+        <w:t xml:space="preserve">eDnevnik API vraća JSON sa podacima: ime, prezime, datum rođenja, šifra škole, razred, status (</w:t>
+      </w:r>
+      <w:r>
+        <w:rPr>
+          <w:rStyle w:val="VerbatimChar"/>
+        </w:rPr>
+        <w:t xml:space="preserve">redovan</w:t>
+      </w:r>
+      <w:r>
+        <w:t xml:space="preserve">/</w:t>
+      </w:r>
+      <w:r>
+        <w:rPr>
+          <w:rStyle w:val="VerbatimChar"/>
+        </w:rPr>
+        <w:t xml:space="preserve">nezakazan</w:t>
+      </w:r>
+      <w:r>
+        <w:t xml:space="preserve">/</w:t>
+      </w:r>
+      <w:r>
+        <w:rPr>
+          <w:rStyle w:val="VerbatimChar"/>
+        </w:rPr>
+        <w:t xml:space="preserve">ispisan</w:t>
+      </w:r>
+      <w:r>
+        <w:t xml:space="preserve">).</w:t>
+      </w:r>
+    </w:p>
+    <w:p>
+      <w:pPr>
+        <w:pStyle w:val="Compact"/>
+        <w:numPr>
+          <w:ilvl w:val="0"/>
+          <w:numId w:val="1013"/>
+        </w:numPr>
+      </w:pPr>
+      <w:r>
+        <w:rPr>
+          <w:rStyle w:val="VerbatimChar"/>
+        </w:rPr>
+        <w:t xml:space="preserve">EDnevnikVerificationService</w:t>
+      </w:r>
+      <w:r>
+        <w:t xml:space="preserve"> </w:t>
+      </w:r>
+      <w:r>
+        <w:t xml:space="preserve">poredi lokalne podatke sa eDnevnik odgovorom.</w:t>
+      </w:r>
+    </w:p>
+    <w:p>
+      <w:pPr>
+        <w:pStyle w:val="Compact"/>
+        <w:numPr>
+          <w:ilvl w:val="0"/>
+          <w:numId w:val="1013"/>
+        </w:numPr>
+      </w:pPr>
+      <w:r>
+        <w:t xml:space="preserve">Svi podaci se podudaraju →</w:t>
+      </w:r>
+      <w:r>
+        <w:t xml:space="preserve"> </w:t>
+      </w:r>
+      <w:r>
+        <w:rPr>
+          <w:rStyle w:val="VerbatimChar"/>
+        </w:rPr>
+        <w:t xml:space="preserve">Student.verification_status = 'verified'</w:t>
+      </w:r>
+      <w:r>
+        <w:t xml:space="preserve">,</w:t>
+      </w:r>
+      <w:r>
+        <w:t xml:space="preserve"> </w:t>
+      </w:r>
+      <w:r>
+        <w:rPr>
+          <w:rStyle w:val="VerbatimChar"/>
+        </w:rPr>
+        <w:t xml:space="preserve">Student.verified_at = now()</w:t>
+      </w:r>
+      <w:r>
+        <w:t xml:space="preserve">.</w:t>
+      </w:r>
+    </w:p>
+    <w:p>
+      <w:pPr>
+        <w:pStyle w:val="Compact"/>
+        <w:numPr>
+          <w:ilvl w:val="0"/>
+          <w:numId w:val="1013"/>
+        </w:numPr>
+      </w:pPr>
+      <w:r>
+        <w:t xml:space="preserve">Audit log:</w:t>
+      </w:r>
+      <w:r>
+        <w:t xml:space="preserve"> </w:t>
+      </w:r>
+      <w:r>
+        <w:rPr>
+          <w:rStyle w:val="VerbatimChar"/>
+        </w:rPr>
+        <w:t xml:space="preserve">student.verified</w:t>
+      </w:r>
+      <w:r>
+        <w:t xml:space="preserve"> </w:t>
+      </w:r>
+      <w:r>
+        <w:t xml:space="preserve">sa hash-om eDnevnik response-a (ne čuva pun JSON zbog AZLP — samo SHA256).</w:t>
+      </w:r>
+    </w:p>
+    <w:p>
+      <w:pPr>
+        <w:pStyle w:val="Compact"/>
+        <w:numPr>
+          <w:ilvl w:val="0"/>
+          <w:numId w:val="1013"/>
+        </w:numPr>
+      </w:pPr>
+      <w:r>
+        <w:t xml:space="preserve">Notifikacija adminu: "Učenik {ime} uspješno verifikovan kroz eDnevnik."</w:t>
+      </w:r>
+    </w:p>
+    <w:p>
+      <w:pPr>
+        <w:pStyle w:val="FirstParagraph"/>
+      </w:pPr>
+      <w:r>
+        <w:rPr>
+          <w:b/>
+          <w:bCs/>
+        </w:rPr>
+        <w:t xml:space="preserve">Alternativni tokovi:</w:t>
+      </w:r>
+    </w:p>
+    <w:tbl>
+      <w:tblPr>
+        <w:tblStyle w:val="Table"/>
+        <w:tblW w:type="auto" w:w="0"/>
+        <w:tblLook w:firstRow="1" w:lastRow="0" w:firstColumn="0" w:lastColumn="0" w:noHBand="0" w:noVBand="0" w:val="0020"/>
+      </w:tblPr>
+      <w:tblGrid>
+        <w:gridCol w:w="2640"/>
+        <w:gridCol w:w="2640"/>
+        <w:gridCol w:w="2640"/>
+      </w:tblGrid>
+      <w:tr>
+        <w:trPr>
+          <w:tblHeader w:val="on"/>
+        </w:trPr>
+        <w:tc>
+          <w:tcPr/>
+          <w:p>
+            <w:pPr>
+              <w:pStyle w:val="Compact"/>
+            </w:pPr>
+            <w:r>
+              <w:t xml:space="preserve">Tačka</w:t>
+            </w:r>
+          </w:p>
+        </w:tc>
+        <w:tc>
+          <w:tcPr/>
+          <w:p>
+            <w:pPr>
+              <w:pStyle w:val="Compact"/>
+            </w:pPr>
+            <w:r>
+              <w:t xml:space="preserve">Uslov</w:t>
+            </w:r>
+          </w:p>
+        </w:tc>
+        <w:tc>
+          <w:tcPr/>
+          <w:p>
+            <w:pPr>
+              <w:pStyle w:val="Compact"/>
+            </w:pPr>
+            <w:r>
+              <w:t xml:space="preserve">Alternativa</w:t>
+            </w:r>
+          </w:p>
+        </w:tc>
+      </w:tr>
+      <w:tr>
+        <w:tc>
+          <w:tcPr/>
+          <w:p>
+            <w:pPr>
+              <w:pStyle w:val="Compact"/>
+            </w:pPr>
+            <w:r>
+              <w:rPr>
+                <w:b/>
+                <w:bCs/>
+              </w:rPr>
+              <w:t xml:space="preserve">7a</w:t>
+            </w:r>
+          </w:p>
+        </w:tc>
+        <w:tc>
+          <w:tcPr/>
+          <w:p>
+            <w:pPr>
+              <w:pStyle w:val="Compact"/>
+            </w:pPr>
+            <w:r>
+              <w:t xml:space="preserve">Podaci se ne podudaraju (npr. ime u eDnevniku "Marko Marković", lokalno "Marko M.")</w:t>
+            </w:r>
+          </w:p>
+        </w:tc>
+        <w:tc>
+          <w:tcPr/>
+          <w:p>
+            <w:pPr>
+              <w:pStyle w:val="Compact"/>
+            </w:pPr>
+            <w:r>
+              <w:rPr>
+                <w:rStyle w:val="VerbatimChar"/>
+              </w:rPr>
+              <w:t xml:space="preserve">Student.verification_status = 'mismatched'</w:t>
+            </w:r>
+            <w:r>
+              <w:t xml:space="preserve">. Sistem upisuje listu razlika u</w:t>
+            </w:r>
+            <w:r>
+              <w:t xml:space="preserve"> </w:t>
+            </w:r>
+            <w:r>
+              <w:rPr>
+                <w:rStyle w:val="VerbatimChar"/>
+              </w:rPr>
+              <w:t xml:space="preserve">Student.verification_mismatches</w:t>
+            </w:r>
+            <w:r>
+              <w:t xml:space="preserve">. Admin može manuelno potvrditi ili odbiti. Audit log:</w:t>
+            </w:r>
+            <w:r>
+              <w:t xml:space="preserve"> </w:t>
+            </w:r>
+            <w:r>
+              <w:rPr>
+                <w:rStyle w:val="VerbatimChar"/>
+              </w:rPr>
+              <w:t xml:space="preserve">student.mismatched</w:t>
+            </w:r>
+            <w:r>
+              <w:t xml:space="preserve">.</w:t>
+            </w:r>
+          </w:p>
+        </w:tc>
+      </w:tr>
+      <w:tr>
+        <w:tc>
+          <w:tcPr/>
+          <w:p>
+            <w:pPr>
+              <w:pStyle w:val="Compact"/>
+            </w:pPr>
+            <w:r>
+              <w:rPr>
+                <w:b/>
+                <w:bCs/>
+              </w:rPr>
+              <w:t xml:space="preserve">7b</w:t>
+            </w:r>
+          </w:p>
+        </w:tc>
+        <w:tc>
+          <w:tcPr/>
+          <w:p>
+            <w:pPr>
+              <w:pStyle w:val="Compact"/>
+            </w:pPr>
+            <w:r>
+              <w:t xml:space="preserve">eDnevnik vraća 404 (učenik ne postoji ili JMB nevažeći)</w:t>
+            </w:r>
+          </w:p>
+        </w:tc>
+        <w:tc>
+          <w:tcPr/>
+          <w:p>
+            <w:pPr>
+              <w:pStyle w:val="Compact"/>
+            </w:pPr>
+            <w:r>
+              <w:rPr>
+                <w:rStyle w:val="VerbatimChar"/>
+              </w:rPr>
+              <w:t xml:space="preserve">Student.verification_status = 'failed'</w:t>
+            </w:r>
+            <w:r>
+              <w:t xml:space="preserve"> </w:t>
+            </w:r>
+            <w:r>
+              <w:t xml:space="preserve">sa razlogom "not_found". Admin obaviješten — moguće tipfeler u JMB-u ili učenik nije u eDnevniku.</w:t>
+            </w:r>
+          </w:p>
+        </w:tc>
+      </w:tr>
+      <w:tr>
+        <w:tc>
+          <w:tcPr/>
+          <w:p>
+            <w:pPr>
+              <w:pStyle w:val="Compact"/>
+            </w:pPr>
+            <w:r>
+              <w:rPr>
+                <w:b/>
+                <w:bCs/>
+              </w:rPr>
+              <w:t xml:space="preserve">7c</w:t>
+            </w:r>
+          </w:p>
+        </w:tc>
+        <w:tc>
+          <w:tcPr/>
+          <w:p>
+            <w:pPr>
+              <w:pStyle w:val="Compact"/>
+            </w:pPr>
+            <w:r>
+              <w:t xml:space="preserve">eDnevnik vraća 503 (privremeno nedostupan)</w:t>
+            </w:r>
+          </w:p>
+        </w:tc>
+        <w:tc>
+          <w:tcPr/>
+          <w:p>
+            <w:pPr>
+              <w:pStyle w:val="Compact"/>
+            </w:pPr>
+            <w:r>
+              <w:t xml:space="preserve">Job 3× exponential backoff retry. Ako svi propadnu:</w:t>
+            </w:r>
+            <w:r>
+              <w:t xml:space="preserve"> </w:t>
+            </w:r>
+            <w:r>
+              <w:rPr>
+                <w:rStyle w:val="VerbatimChar"/>
+              </w:rPr>
+              <w:t xml:space="preserve">Student.verification_status = 'failed'</w:t>
+            </w:r>
+            <w:r>
+              <w:t xml:space="preserve"> </w:t>
+            </w:r>
+            <w:r>
+              <w:t xml:space="preserve">sa razlogom "service_unavailable". Admin može pokušati ponovo kasnije.</w:t>
+            </w:r>
+          </w:p>
+        </w:tc>
+      </w:tr>
+      <w:tr>
+        <w:tc>
+          <w:tcPr/>
+          <w:p>
+            <w:pPr>
+              <w:pStyle w:val="Compact"/>
+            </w:pPr>
+            <w:r>
+              <w:rPr>
+                <w:b/>
+                <w:bCs/>
+              </w:rPr>
+              <w:t xml:space="preserve">7d</w:t>
+            </w:r>
+          </w:p>
+        </w:tc>
+        <w:tc>
+          <w:tcPr/>
+          <w:p>
+            <w:pPr>
+              <w:pStyle w:val="Compact"/>
+            </w:pPr>
+            <w:r>
+              <w:t xml:space="preserve">eDnevnik vraća 401 (nevažeći API ključ)</w:t>
+            </w:r>
+          </w:p>
+        </w:tc>
+        <w:tc>
+          <w:tcPr/>
+          <w:p>
+            <w:pPr>
+              <w:pStyle w:val="Compact"/>
+            </w:pPr>
+            <w:r>
+              <w:t xml:space="preserve">Job ne retry-uje. Critical error log + alert za DevOps. Admin vidi poruku "Konfiguracija eDnevnik integracije neispravna — kontaktirajte tehničku podršku."</w:t>
+            </w:r>
+          </w:p>
+        </w:tc>
+      </w:tr>
+      <w:tr>
+        <w:tc>
+          <w:tcPr/>
+          <w:p>
+            <w:pPr>
+              <w:pStyle w:val="Compact"/>
+            </w:pPr>
+            <w:r>
+              <w:rPr>
+                <w:b/>
+                <w:bCs/>
+              </w:rPr>
+              <w:t xml:space="preserve">7e</w:t>
+            </w:r>
+          </w:p>
+        </w:tc>
+        <w:tc>
+          <w:tcPr/>
+          <w:p>
+            <w:pPr>
+              <w:pStyle w:val="Compact"/>
+            </w:pPr>
+            <w:r>
+              <w:t xml:space="preserve">Rate limit prekoračen (429)</w:t>
+            </w:r>
+          </w:p>
+        </w:tc>
+        <w:tc>
+          <w:tcPr/>
+          <w:p>
+            <w:pPr>
+              <w:pStyle w:val="Compact"/>
+            </w:pPr>
+            <w:r>
+              <w:t xml:space="preserve">Job čeka prema</w:t>
+            </w:r>
+            <w:r>
+              <w:t xml:space="preserve"> </w:t>
+            </w:r>
+            <w:r>
+              <w:rPr>
+                <w:rStyle w:val="VerbatimChar"/>
+              </w:rPr>
+              <w:t xml:space="preserve">Retry-After</w:t>
+            </w:r>
+            <w:r>
+              <w:t xml:space="preserve"> </w:t>
+            </w:r>
+            <w:r>
+              <w:t xml:space="preserve">header-u i retry-uje.</w:t>
+            </w:r>
+          </w:p>
+        </w:tc>
+      </w:tr>
+    </w:tbl>
+    <w:p>
+      <w:pPr>
+        <w:pStyle w:val="BodyText"/>
+      </w:pPr>
+      <w:r>
+        <w:rPr>
+          <w:b/>
+          <w:bCs/>
+        </w:rPr>
+        <w:t xml:space="preserve">Specijalni zahtjevi:</w:t>
+      </w:r>
+    </w:p>
+    <w:p>
+      <w:pPr>
+        <w:pStyle w:val="Compact"/>
+        <w:numPr>
+          <w:ilvl w:val="0"/>
+          <w:numId w:val="1014"/>
+        </w:numPr>
+      </w:pPr>
+      <w:r>
+        <w:rPr>
+          <w:b/>
+          <w:bCs/>
+        </w:rPr>
+        <w:t xml:space="preserve">AZLP kritično:</w:t>
+      </w:r>
+      <w:r>
+        <w:t xml:space="preserve"> </w:t>
+      </w:r>
+      <w:r>
+        <w:t xml:space="preserve">ni jedan eDnevnik response ne kešuje se lokalno. Samo SHA256 hash u audit logu (za reproducibilitet bez čuvanja PII).</w:t>
+      </w:r>
+    </w:p>
+    <w:p>
+      <w:pPr>
+        <w:pStyle w:val="Compact"/>
+        <w:numPr>
+          <w:ilvl w:val="0"/>
+          <w:numId w:val="1014"/>
+        </w:numPr>
+      </w:pPr>
+      <w:r>
+        <w:rPr>
+          <w:b/>
+          <w:bCs/>
+        </w:rPr>
+        <w:t xml:space="preserve">Sigurnost:</w:t>
+      </w:r>
+      <w:r>
+        <w:t xml:space="preserve"> </w:t>
+      </w:r>
+      <w:r>
+        <w:t xml:space="preserve">API ključ čuva se u AWS Secrets Manager (prod) ili</w:t>
+      </w:r>
+      <w:r>
+        <w:t xml:space="preserve"> </w:t>
+      </w:r>
+      <w:r>
+        <w:rPr>
+          <w:rStyle w:val="VerbatimChar"/>
+        </w:rPr>
+        <w:t xml:space="preserve">.env</w:t>
+      </w:r>
+      <w:r>
+        <w:t xml:space="preserve"> </w:t>
+      </w:r>
+      <w:r>
+        <w:t xml:space="preserve">(dev), nikad u kodu.</w:t>
+      </w:r>
+    </w:p>
+    <w:p>
+      <w:pPr>
+        <w:pStyle w:val="Compact"/>
+        <w:numPr>
+          <w:ilvl w:val="0"/>
+          <w:numId w:val="1014"/>
+        </w:numPr>
+      </w:pPr>
+      <w:r>
+        <w:rPr>
+          <w:b/>
+          <w:bCs/>
+        </w:rPr>
+        <w:t xml:space="preserve">Otpornost:</w:t>
+      </w:r>
+      <w:r>
+        <w:t xml:space="preserve"> </w:t>
+      </w:r>
+      <w:r>
+        <w:t xml:space="preserve">5s timeout default, 10s za eDnevnik (državni sistem zna biti spor); circuit breaker nakon 5 uzastopnih grešaka.</w:t>
+      </w:r>
+    </w:p>
+    <w:p>
+      <w:pPr>
+        <w:pStyle w:val="Compact"/>
+        <w:numPr>
+          <w:ilvl w:val="0"/>
+          <w:numId w:val="1014"/>
+        </w:numPr>
+      </w:pPr>
+      <w:r>
+        <w:rPr>
+          <w:b/>
+          <w:bCs/>
+        </w:rPr>
+        <w:t xml:space="preserve">Reproducibilitet:</w:t>
+      </w:r>
+      <w:r>
+        <w:t xml:space="preserve"> </w:t>
+      </w:r>
+      <w:r>
+        <w:t xml:space="preserve">mock adapter koristi deterministic odgovor po JMB-u (suma cifara JMB-a određuje "ishod") za predvidljivo testiranje.</w:t>
+      </w:r>
+    </w:p>
+    <w:p>
+      <w:pPr>
+        <w:pStyle w:val="FirstParagraph"/>
+      </w:pPr>
+      <w:r>
+        <w:rPr>
+          <w:b/>
+          <w:bCs/>
+        </w:rPr>
+        <w:t xml:space="preserve">Tehnologija i podaci varijacije:</w:t>
+      </w:r>
+    </w:p>
+    <w:p>
+      <w:pPr>
+        <w:pStyle w:val="Compact"/>
+        <w:numPr>
+          <w:ilvl w:val="0"/>
+          <w:numId w:val="1015"/>
+        </w:numPr>
+      </w:pPr>
+      <w:r>
+        <w:rPr>
+          <w:b/>
+          <w:bCs/>
+        </w:rPr>
+        <w:t xml:space="preserve">eDnevnik adapter:</w:t>
+      </w:r>
+      <w:r>
+        <w:t xml:space="preserve"> </w:t>
+      </w:r>
+      <w:r>
+        <w:rPr>
+          <w:rStyle w:val="VerbatimChar"/>
+        </w:rPr>
+        <w:t xml:space="preserve">FakeEDnevnikAdapter</w:t>
+      </w:r>
+      <w:r>
+        <w:t xml:space="preserve"> </w:t>
+      </w:r>
+      <w:r>
+        <w:t xml:space="preserve">(dev) ili</w:t>
+      </w:r>
+      <w:r>
+        <w:t xml:space="preserve"> </w:t>
+      </w:r>
+      <w:r>
+        <w:rPr>
+          <w:rStyle w:val="VerbatimChar"/>
+        </w:rPr>
+        <w:t xml:space="preserve">EDnevnikHttpAdapter</w:t>
+      </w:r>
+      <w:r>
+        <w:t xml:space="preserve"> </w:t>
+      </w:r>
+      <w:r>
+        <w:t xml:space="preserve">(prod, iza feature flag-a</w:t>
+      </w:r>
+      <w:r>
+        <w:t xml:space="preserve"> </w:t>
+      </w:r>
+      <w:r>
+        <w:rPr>
+          <w:rStyle w:val="VerbatimChar"/>
+        </w:rPr>
+        <w:t xml:space="preserve">config('services.ednevnik.driver')</w:t>
+      </w:r>
+      <w:r>
+        <w:t xml:space="preserve">).</w:t>
+      </w:r>
+    </w:p>
+    <w:p>
+      <w:pPr>
+        <w:pStyle w:val="Compact"/>
+        <w:numPr>
+          <w:ilvl w:val="0"/>
+          <w:numId w:val="1015"/>
+        </w:numPr>
+      </w:pPr>
+      <w:r>
+        <w:rPr>
+          <w:b/>
+          <w:bCs/>
+        </w:rPr>
+        <w:t xml:space="preserve">Auth metoda:</w:t>
+      </w:r>
+      <w:r>
+        <w:t xml:space="preserve"> </w:t>
+      </w:r>
+      <w:r>
+        <w:t xml:space="preserve">API ključ u header (</w:t>
+      </w:r>
+      <w:r>
+        <w:rPr>
+          <w:rStyle w:val="VerbatimChar"/>
+        </w:rPr>
+        <w:t xml:space="preserve">X-API-Key</w:t>
+      </w:r>
+      <w:r>
+        <w:t xml:space="preserve">).</w:t>
+      </w:r>
+    </w:p>
+    <w:p>
+      <w:pPr>
+        <w:pStyle w:val="Compact"/>
+        <w:numPr>
+          <w:ilvl w:val="0"/>
+          <w:numId w:val="1015"/>
+        </w:numPr>
+      </w:pPr>
+      <w:r>
+        <w:rPr>
+          <w:b/>
+          <w:bCs/>
+        </w:rPr>
+        <w:t xml:space="preserve">Format:</w:t>
+      </w:r>
+      <w:r>
+        <w:t xml:space="preserve"> </w:t>
+      </w:r>
+      <w:r>
+        <w:t xml:space="preserve">REST JSON.</w:t>
+      </w:r>
+    </w:p>
+    <w:p>
+      <w:pPr>
+        <w:pStyle w:val="FirstParagraph"/>
+      </w:pPr>
+      <w:r>
+        <w:rPr>
+          <w:b/>
+          <w:bCs/>
+        </w:rPr>
+        <w:t xml:space="preserve">Učestalost pojave:</w:t>
+      </w:r>
+      <w:r>
+        <w:t xml:space="preserve"> </w:t>
+      </w:r>
+      <w:r>
+        <w:t xml:space="preserve">1–5 verifikacija dnevno (admin obrađuje verifikacije batch-u kad se učenici masovno prijave za sezonu).</w:t>
+      </w:r>
+    </w:p>
+    <w:p>
+      <w:pPr>
+        <w:pStyle w:val="BodyText"/>
+      </w:pPr>
+      <w:r>
+        <w:rPr>
+          <w:b/>
+          <w:bCs/>
+        </w:rPr>
+        <w:t xml:space="preserve">Različita pitanja:</w:t>
+      </w:r>
+    </w:p>
+    <w:p>
+      <w:pPr>
+        <w:pStyle w:val="Compact"/>
+        <w:numPr>
+          <w:ilvl w:val="0"/>
+          <w:numId w:val="1016"/>
+        </w:numPr>
+      </w:pPr>
+      <w:r>
+        <w:t xml:space="preserve">Sporazum sa Ministarstvom prosvjete: trenutno nepotpisan; produkcijski endpoint će biti definisan kad bude potpisan.</w:t>
+      </w:r>
+    </w:p>
+    <w:p>
+      <w:pPr>
+        <w:pStyle w:val="Compact"/>
+        <w:numPr>
+          <w:ilvl w:val="0"/>
+          <w:numId w:val="1016"/>
+        </w:numPr>
+      </w:pPr>
+      <w:r>
+        <w:t xml:space="preserve">Frequency-based re-verifikacija: trenutno verifikacija je one-shot. Otvoreno pitanje: treba li godišnje re-verifikovati (npr. krajem školske godine)? Spec §16 — odloženo.</w:t>
+      </w:r>
+    </w:p>
+    <w:p>
+      <w:r>
+        <w:pict>
+          <v:rect style="width:0;height:1.5pt" o:hralign="center" o:hrstd="t" o:hr="t"/>
+        </w:pict>
+      </w:r>
+    </w:p>
+    <w:bookmarkEnd w:id="18"/>
+    <w:bookmarkStart w:id="19" w:name="X7c95f8746d9722a95ba97508dc46c3aa6a9e92f"/>
+    <w:p>
+      <w:pPr>
+        <w:pStyle w:val="Heading3"/>
+      </w:pPr>
+      <w:r>
+        <w:rPr>
+          <w:rStyle w:val="SectionNumber"/>
+        </w:rPr>
+        <w:t xml:space="preserve">4.1.7</w:t>
+      </w:r>
+      <w:r>
+        <w:tab/>
+      </w:r>
+      <w:r>
+        <w:t xml:space="preserve">5. Domain model</w:t>
+      </w:r>
+    </w:p>
+    <w:p>
+      <w:pPr>
+        <w:pStyle w:val="FirstParagraph"/>
+      </w:pPr>
+      <w:r>
+        <w:t xml:space="preserve">(Iz Projektna_analitika §3 + spec §7.)</w:t>
+      </w:r>
+    </w:p>
+    <w:p>
+      <w:pPr>
+        <w:pStyle w:val="BodyText"/>
+      </w:pPr>
+      <w:r>
+        <w:t xml:space="preserve">Domain model je 11 entiteta + 7 enum-a + STI hijerarhija (User → Professor). Implementacija prati spec 1:1.</w:t>
+      </w:r>
+    </w:p>
+    <w:p>
+      <w:pPr>
+        <w:pStyle w:val="BodyText"/>
+      </w:pPr>
+      <w:r>
+        <w:rPr>
+          <w:b/>
+          <w:bCs/>
+        </w:rPr>
+        <w:t xml:space="preserve">Klasni dijagram:</w:t>
+      </w:r>
+      <w:r>
+        <w:t xml:space="preserve"> </w:t>
+      </w:r>
+      <w:r>
+        <w:t xml:space="preserve">vidi</w:t>
+      </w:r>
+      <w:r>
+        <w:t xml:space="preserve"> </w:t>
+      </w:r>
+      <w:r>
+        <w:rPr>
+          <w:rStyle w:val="VerbatimChar"/>
+          <w:b/>
+          <w:bCs/>
+        </w:rPr>
+        <w:t xml:space="preserve">uml/01-klasni-dijagram.puml</w:t>
+      </w:r>
+      <w:r>
+        <w:t xml:space="preserve">.</w:t>
+      </w:r>
+    </w:p>
+    <w:p>
+      <w:pPr>
+        <w:pStyle w:val="BodyText"/>
+      </w:pPr>
+      <w:r>
+        <w:rPr>
+          <w:b/>
+          <w:bCs/>
+        </w:rPr>
+        <w:t xml:space="preserve">Ključne relacije:</w:t>
+      </w:r>
+    </w:p>
+    <w:p>
+      <w:pPr>
+        <w:pStyle w:val="Compact"/>
+        <w:numPr>
+          <w:ilvl w:val="0"/>
+          <w:numId w:val="1017"/>
+        </w:numPr>
+      </w:pPr>
+      <w:r>
+        <w:t xml:space="preserve">Škola 1 — * Učenik, * Profesor, * Ekipa</w:t>
+      </w:r>
+    </w:p>
+    <w:p>
+      <w:pPr>
+        <w:pStyle w:val="Compact"/>
+        <w:numPr>
+          <w:ilvl w:val="0"/>
+          <w:numId w:val="1017"/>
+        </w:numPr>
+      </w:pPr>
+      <w:r>
+        <w:t xml:space="preserve">Sport 1 — * Takmičenje</w:t>
+      </w:r>
+    </w:p>
+    <w:p>
+      <w:pPr>
+        <w:pStyle w:val="Compact"/>
+        <w:numPr>
+          <w:ilvl w:val="0"/>
+          <w:numId w:val="1017"/>
+        </w:numPr>
+      </w:pPr>
+      <w:r>
+        <w:t xml:space="preserve">Takmičenje 1 — * Ekipa, * Rezultat</w:t>
+      </w:r>
+    </w:p>
+    <w:p>
+      <w:pPr>
+        <w:pStyle w:val="Compact"/>
+        <w:numPr>
+          <w:ilvl w:val="0"/>
+          <w:numId w:val="1017"/>
+        </w:numPr>
+      </w:pPr>
+      <w:r>
+        <w:t xml:space="preserve">Ekipa 1 — * Član ekipe, 0..1 Rezultat</w:t>
+      </w:r>
+    </w:p>
+    <w:p>
+      <w:pPr>
+        <w:pStyle w:val="Compact"/>
+        <w:numPr>
+          <w:ilvl w:val="0"/>
+          <w:numId w:val="1017"/>
+        </w:numPr>
+      </w:pPr>
+      <w:r>
+        <w:t xml:space="preserve">Učenik 1 — * Ljekarska potvrda</w:t>
+      </w:r>
+    </w:p>
+    <w:p>
+      <w:pPr>
+        <w:pStyle w:val="Compact"/>
+        <w:numPr>
+          <w:ilvl w:val="0"/>
+          <w:numId w:val="1017"/>
+        </w:numPr>
+      </w:pPr>
+      <w:r>
+        <w:t xml:space="preserve">Korisnik 1 — * Audit log zapis</w:t>
+      </w:r>
+    </w:p>
+    <w:p>
+      <w:pPr>
+        <w:pStyle w:val="FirstParagraph"/>
+      </w:pPr>
+      <w:r>
+        <w:rPr>
+          <w:b/>
+          <w:bCs/>
+        </w:rPr>
         <w:t xml:space="preserve">Centralni atributi (selekcija):</w:t>
       </w:r>
     </w:p>
@@ -1718,7 +6013,7 @@
         <w:pStyle w:val="Compact"/>
         <w:numPr>
           <w:ilvl w:val="0"/>
-          <w:numId w:val="1004"/>
+          <w:numId w:val="1018"/>
         </w:numPr>
       </w:pPr>
       <w:r>
@@ -1739,7 +6034,7 @@
         <w:pStyle w:val="Compact"/>
         <w:numPr>
           <w:ilvl w:val="0"/>
-          <w:numId w:val="1004"/>
+          <w:numId w:val="1018"/>
         </w:numPr>
       </w:pPr>
       <w:r>
@@ -1784,7 +6079,7 @@
         <w:pStyle w:val="Compact"/>
         <w:numPr>
           <w:ilvl w:val="0"/>
-          <w:numId w:val="1004"/>
+          <w:numId w:val="1018"/>
         </w:numPr>
       </w:pPr>
       <w:r>
@@ -1829,7 +6124,7 @@
         <w:pStyle w:val="Compact"/>
         <w:numPr>
           <w:ilvl w:val="0"/>
-          <w:numId w:val="1004"/>
+          <w:numId w:val="1018"/>
         </w:numPr>
       </w:pPr>
       <w:r>
@@ -1854,8 +6149,8 @@
         <w:t xml:space="preserve">professor.name</w:t>
       </w:r>
     </w:p>
-    <w:bookmarkEnd w:id="17"/>
-    <w:bookmarkStart w:id="18" w:name="Xf050d9152904dfbe382d342525abf23a73833e9"/>
+    <w:bookmarkEnd w:id="19"/>
+    <w:bookmarkStart w:id="20" w:name="Xf050d9152904dfbe382d342525abf23a73833e9"/>
     <w:p>
       <w:pPr>
         <w:pStyle w:val="Heading3"/>
@@ -1864,7 +6159,7 @@
         <w:rPr>
           <w:rStyle w:val="SectionNumber"/>
         </w:rPr>
-        <w:t xml:space="preserve">4.1.6</w:t>
+        <w:t xml:space="preserve">4.1.8</w:t>
       </w:r>
       <w:r>
         <w:tab/>
@@ -2365,8 +6660,8 @@
         <w:t xml:space="preserve">Detalje vidi u spec §13 (security + permissions).</w:t>
       </w:r>
     </w:p>
-    <w:bookmarkEnd w:id="18"/>
-    <w:bookmarkStart w:id="19" w:name="X5a53afb1397e629978cdef87f2c408c8346a3b5"/>
+    <w:bookmarkEnd w:id="20"/>
+    <w:bookmarkStart w:id="21" w:name="X5a53afb1397e629978cdef87f2c408c8346a3b5"/>
     <w:p>
       <w:pPr>
         <w:pStyle w:val="Heading3"/>
@@ -2375,7 +6670,7 @@
         <w:rPr>
           <w:rStyle w:val="SectionNumber"/>
         </w:rPr>
-        <w:t xml:space="preserve">4.1.7</w:t>
+        <w:t xml:space="preserve">4.1.9</w:t>
       </w:r>
       <w:r>
         <w:tab/>
@@ -2397,7 +6692,7 @@
         <w:pStyle w:val="Compact"/>
         <w:numPr>
           <w:ilvl w:val="0"/>
-          <w:numId w:val="1005"/>
+          <w:numId w:val="1019"/>
         </w:numPr>
       </w:pPr>
       <w:r>
@@ -2409,7 +6704,7 @@
         <w:pStyle w:val="Compact"/>
         <w:numPr>
           <w:ilvl w:val="0"/>
-          <w:numId w:val="1005"/>
+          <w:numId w:val="1019"/>
         </w:numPr>
       </w:pPr>
       <w:r>
@@ -2436,7 +6731,7 @@
         <w:pStyle w:val="Compact"/>
         <w:numPr>
           <w:ilvl w:val="0"/>
-          <w:numId w:val="1005"/>
+          <w:numId w:val="1019"/>
         </w:numPr>
       </w:pPr>
       <w:r>
@@ -2448,7 +6743,7 @@
         <w:pStyle w:val="Compact"/>
         <w:numPr>
           <w:ilvl w:val="0"/>
-          <w:numId w:val="1005"/>
+          <w:numId w:val="1019"/>
         </w:numPr>
       </w:pPr>
       <w:r>
@@ -2487,7 +6782,7 @@
         <w:pStyle w:val="Compact"/>
         <w:numPr>
           <w:ilvl w:val="0"/>
-          <w:numId w:val="1006"/>
+          <w:numId w:val="1020"/>
         </w:numPr>
       </w:pPr>
       <w:r>
@@ -2520,7 +6815,7 @@
         <w:pStyle w:val="Compact"/>
         <w:numPr>
           <w:ilvl w:val="0"/>
-          <w:numId w:val="1006"/>
+          <w:numId w:val="1020"/>
         </w:numPr>
       </w:pPr>
       <w:r>
@@ -2532,15 +6827,15 @@
         <w:pStyle w:val="Compact"/>
         <w:numPr>
           <w:ilvl w:val="0"/>
-          <w:numId w:val="1006"/>
+          <w:numId w:val="1020"/>
         </w:numPr>
       </w:pPr>
       <w:r>
         <w:t xml:space="preserve">Audit log retention — predloženo 5 godina, van scope-a</w:t>
       </w:r>
     </w:p>
-    <w:bookmarkEnd w:id="19"/>
-    <w:bookmarkStart w:id="20" w:name="diff-naspram-originalnog-izvještavanja"/>
+    <w:bookmarkEnd w:id="21"/>
+    <w:bookmarkStart w:id="22" w:name="diff-naspram-originalnog-izvještavanja"/>
     <w:p>
       <w:pPr>
         <w:pStyle w:val="Heading3"/>
@@ -2549,7 +6844,7 @@
         <w:rPr>
           <w:rStyle w:val="SectionNumber"/>
         </w:rPr>
-        <w:t xml:space="preserve">4.1.8</w:t>
+        <w:t xml:space="preserve">4.1.10</w:t>
       </w:r>
       <w:r>
         <w:tab/>
@@ -2904,8 +7199,8 @@
         </w:tc>
       </w:tr>
     </w:tbl>
-    <w:bookmarkEnd w:id="20"/>
-    <w:bookmarkStart w:id="31" w:name="reference"/>
+    <w:bookmarkEnd w:id="22"/>
+    <w:bookmarkStart w:id="33" w:name="reference"/>
     <w:p>
       <w:pPr>
         <w:pStyle w:val="Heading3"/>
@@ -2914,7 +7209,7 @@
         <w:rPr>
           <w:rStyle w:val="SectionNumber"/>
         </w:rPr>
-        <w:t xml:space="preserve">4.1.9</w:t>
+        <w:t xml:space="preserve">4.1.11</w:t>
       </w:r>
       <w:r>
         <w:tab/>
@@ -2928,10 +7223,10 @@
         <w:pStyle w:val="Compact"/>
         <w:numPr>
           <w:ilvl w:val="0"/>
-          <w:numId w:val="1007"/>
-        </w:numPr>
-      </w:pPr>
-      <w:hyperlink r:id="rId21">
+          <w:numId w:val="1021"/>
+        </w:numPr>
+      </w:pPr>
+      <w:hyperlink r:id="rId23">
         <w:r>
           <w:rPr>
             <w:rStyle w:val="Hyperlink"/>
@@ -2945,10 +7240,10 @@
         <w:pStyle w:val="Compact"/>
         <w:numPr>
           <w:ilvl w:val="0"/>
-          <w:numId w:val="1007"/>
-        </w:numPr>
-      </w:pPr>
-      <w:hyperlink r:id="rId22">
+          <w:numId w:val="1021"/>
+        </w:numPr>
+      </w:pPr>
+      <w:hyperlink r:id="rId24">
         <w:r>
           <w:rPr>
             <w:rStyle w:val="Hyperlink"/>
@@ -2962,10 +7257,10 @@
         <w:pStyle w:val="Compact"/>
         <w:numPr>
           <w:ilvl w:val="0"/>
-          <w:numId w:val="1007"/>
-        </w:numPr>
-      </w:pPr>
-      <w:hyperlink r:id="rId23">
+          <w:numId w:val="1021"/>
+        </w:numPr>
+      </w:pPr>
+      <w:hyperlink r:id="rId25">
         <w:r>
           <w:rPr>
             <w:rStyle w:val="Hyperlink"/>
@@ -2979,7 +7274,7 @@
         <w:pStyle w:val="Compact"/>
         <w:numPr>
           <w:ilvl w:val="0"/>
-          <w:numId w:val="1007"/>
+          <w:numId w:val="1021"/>
         </w:numPr>
       </w:pPr>
       <w:r>
@@ -2995,7 +7290,7 @@
         <w:pStyle w:val="Compact"/>
         <w:numPr>
           <w:ilvl w:val="0"/>
-          <w:numId w:val="1007"/>
+          <w:numId w:val="1021"/>
         </w:numPr>
       </w:pPr>
       <w:r>
@@ -3011,10 +7306,10 @@
         <w:pStyle w:val="Compact"/>
         <w:numPr>
           <w:ilvl w:val="0"/>
-          <w:numId w:val="1007"/>
-        </w:numPr>
-      </w:pPr>
-      <w:hyperlink r:id="rId24">
+          <w:numId w:val="1021"/>
+        </w:numPr>
+      </w:pPr>
+      <w:hyperlink r:id="rId26">
         <w:r>
           <w:rPr>
             <w:rStyle w:val="Hyperlink"/>
@@ -3032,18 +7327,18 @@
           <wp:inline>
             <wp:extent cx="5334000" cy="2541305"/>
             <wp:effectExtent b="0" l="0" r="0" t="0"/>
-            <wp:docPr descr="Slika 2: Sequence dijagram UC5 — async OCR upload + sync submit" title="" id="26" name="Picture"/>
+            <wp:docPr descr="Slika 2: Sequence dijagram UC5 — async OCR upload + sync submit" title="" id="28" name="Picture"/>
             <a:graphic>
               <a:graphicData uri="http://schemas.openxmlformats.org/drawingml/2006/picture">
                 <pic:pic>
                   <pic:nvPicPr>
-                    <pic:cNvPr descr="uml/render/02-sequence-uc5.png" id="27" name="Picture"/>
+                    <pic:cNvPr descr="uml/render/02-sequence-uc5.png" id="29" name="Picture"/>
                     <pic:cNvPicPr>
                       <a:picLocks noChangeArrowheads="1" noChangeAspect="1"/>
                     </pic:cNvPicPr>
                   </pic:nvPicPr>
                   <pic:blipFill>
-                    <a:blip r:embed="rId25"/>
+                    <a:blip r:embed="rId27"/>
                     <a:stretch>
                       <a:fillRect/>
                     </a:stretch>
@@ -3091,18 +7386,18 @@
           <wp:inline>
             <wp:extent cx="5334000" cy="2577214"/>
             <wp:effectExtent b="0" l="0" r="0" t="0"/>
-            <wp:docPr descr="Slika 1: Klasni dijagram — domain model (11 entiteta + 7 enum-a + STI hijerarhija User → Professor)" title="" id="29" name="Picture"/>
+            <wp:docPr descr="Slika 1: Klasni dijagram — domain model (11 entiteta + 7 enum-a + STI hijerarhija User → Professor)" title="" id="31" name="Picture"/>
             <a:graphic>
               <a:graphicData uri="http://schemas.openxmlformats.org/drawingml/2006/picture">
                 <pic:pic>
                   <pic:nvPicPr>
-                    <pic:cNvPr descr="uml/render/01-klasni-dijagram.png" id="30" name="Picture"/>
+                    <pic:cNvPr descr="uml/render/01-klasni-dijagram.png" id="32" name="Picture"/>
                     <pic:cNvPicPr>
                       <a:picLocks noChangeArrowheads="1" noChangeAspect="1"/>
                     </pic:cNvPicPr>
                   </pic:nvPicPr>
                   <pic:blipFill>
-                    <a:blip r:embed="rId28"/>
+                    <a:blip r:embed="rId30"/>
                     <a:stretch>
                       <a:fillRect/>
                     </a:stretch>
@@ -3149,10 +7444,10 @@
         <w:t xml:space="preserve">\newpage</w:t>
       </w:r>
     </w:p>
-    <w:bookmarkEnd w:id="31"/>
-    <w:bookmarkEnd w:id="32"/>
     <w:bookmarkEnd w:id="33"/>
-    <w:bookmarkStart w:id="73" w:name="projekat--arhitektura-tehnologije-uml"/>
+    <w:bookmarkEnd w:id="34"/>
+    <w:bookmarkEnd w:id="35"/>
+    <w:bookmarkStart w:id="75" w:name="projekat--arhitektura-tehnologije-uml"/>
     <w:p>
       <w:pPr>
         <w:pStyle w:val="Heading1"/>
@@ -3170,7 +7465,7 @@
         <w:t xml:space="preserve">Projekat — arhitektura, tehnologije, UML</w:t>
       </w:r>
     </w:p>
-    <w:bookmarkStart w:id="72" w:name="X1299b8a8b522571cf8af09ec006ce791914f3ef"/>
+    <w:bookmarkStart w:id="74" w:name="X1299b8a8b522571cf8af09ec006ce791914f3ef"/>
     <w:p>
       <w:pPr>
         <w:pStyle w:val="Heading2"/>
@@ -3188,7 +7483,7 @@
         <w:t xml:space="preserve">Projekat — arhitektura, tehnologije, okruženje, UML (konsolidovano izvještavanje 2.2)</w:t>
       </w:r>
     </w:p>
-    <w:bookmarkStart w:id="40" w:name="X43dfc3a874eac9fd1266df5b32a0bdc114898eb"/>
+    <w:bookmarkStart w:id="42" w:name="X43dfc3a874eac9fd1266df5b32a0bdc114898eb"/>
     <w:p>
       <w:pPr>
         <w:pStyle w:val="Heading3"/>
@@ -3246,7 +7541,7 @@
         <w:t xml:space="preserve">omogućava da se React komponente serviraju direktno iz Laravel rute, čime se izbjegava komplikacija odvojenog SPA-a.</w:t>
       </w:r>
     </w:p>
-    <w:bookmarkStart w:id="34" w:name="slojevita-arhitektura"/>
+    <w:bookmarkStart w:id="36" w:name="slojevita-arhitektura"/>
     <w:p>
       <w:pPr>
         <w:pStyle w:val="Heading4"/>
@@ -3269,7 +7564,7 @@
         <w:pStyle w:val="Compact"/>
         <w:numPr>
           <w:ilvl w:val="0"/>
-          <w:numId w:val="1008"/>
+          <w:numId w:val="1022"/>
         </w:numPr>
       </w:pPr>
       <w:r>
@@ -3291,7 +7586,7 @@
         <w:pStyle w:val="Compact"/>
         <w:numPr>
           <w:ilvl w:val="0"/>
-          <w:numId w:val="1008"/>
+          <w:numId w:val="1022"/>
         </w:numPr>
       </w:pPr>
       <w:r>
@@ -3370,7 +7665,7 @@
         <w:pStyle w:val="Compact"/>
         <w:numPr>
           <w:ilvl w:val="0"/>
-          <w:numId w:val="1008"/>
+          <w:numId w:val="1022"/>
         </w:numPr>
       </w:pPr>
       <w:r>
@@ -3392,7 +7687,7 @@
         <w:pStyle w:val="Compact"/>
         <w:numPr>
           <w:ilvl w:val="0"/>
-          <w:numId w:val="1008"/>
+          <w:numId w:val="1022"/>
         </w:numPr>
       </w:pPr>
       <w:r>
@@ -3409,8 +7704,8 @@
         <w:t xml:space="preserve">— Adapter klase (Fake* adapteri iza feature flag-ova), Notifications, Queue Jobs</w:t>
       </w:r>
     </w:p>
-    <w:bookmarkEnd w:id="34"/>
-    <w:bookmarkStart w:id="38" w:name="component-dijagram"/>
+    <w:bookmarkEnd w:id="36"/>
+    <w:bookmarkStart w:id="40" w:name="component-dijagram"/>
     <w:p>
       <w:pPr>
         <w:pStyle w:val="Heading4"/>
@@ -3445,18 +7740,18 @@
           <wp:inline>
             <wp:extent cx="5334000" cy="2644248"/>
             <wp:effectExtent b="0" l="0" r="0" t="0"/>
-            <wp:docPr descr="Slika 4: Component dijagram — slojevita arhitektura sa adapter pattern" title="" id="36" name="Picture"/>
+            <wp:docPr descr="Slika 4: Component dijagram — slojevita arhitektura sa adapter pattern" title="" id="38" name="Picture"/>
             <a:graphic>
               <a:graphicData uri="http://schemas.openxmlformats.org/drawingml/2006/picture">
                 <pic:pic>
                   <pic:nvPicPr>
-                    <pic:cNvPr descr="uml/render/04-component-dijagram.png" id="37" name="Picture"/>
+                    <pic:cNvPr descr="uml/render/04-component-dijagram.png" id="39" name="Picture"/>
                     <pic:cNvPicPr>
                       <a:picLocks noChangeArrowheads="1" noChangeAspect="1"/>
                     </pic:cNvPicPr>
                   </pic:nvPicPr>
                   <pic:blipFill>
-                    <a:blip r:embed="rId35"/>
+                    <a:blip r:embed="rId37"/>
                     <a:stretch>
                       <a:fillRect/>
                     </a:stretch>
@@ -3501,8 +7796,8 @@
         <w:t xml:space="preserve">za vizuelni prikaz slojevite arhitekture sa svim ključnim komponentama i njihovim vezama na eksterne servise.</w:t>
       </w:r>
     </w:p>
-    <w:bookmarkEnd w:id="38"/>
-    <w:bookmarkStart w:id="39" w:name="ključne-odluke"/>
+    <w:bookmarkEnd w:id="40"/>
+    <w:bookmarkStart w:id="41" w:name="ključne-odluke"/>
     <w:p>
       <w:pPr>
         <w:pStyle w:val="Heading4"/>
@@ -3525,7 +7820,7 @@
         <w:pStyle w:val="Compact"/>
         <w:numPr>
           <w:ilvl w:val="0"/>
-          <w:numId w:val="1009"/>
+          <w:numId w:val="1023"/>
         </w:numPr>
       </w:pPr>
       <w:r>
@@ -3547,7 +7842,7 @@
         <w:pStyle w:val="Compact"/>
         <w:numPr>
           <w:ilvl w:val="0"/>
-          <w:numId w:val="1009"/>
+          <w:numId w:val="1023"/>
         </w:numPr>
       </w:pPr>
       <w:r>
@@ -3569,7 +7864,7 @@
         <w:pStyle w:val="Compact"/>
         <w:numPr>
           <w:ilvl w:val="0"/>
-          <w:numId w:val="1009"/>
+          <w:numId w:val="1023"/>
         </w:numPr>
       </w:pPr>
       <w:r>
@@ -3591,7 +7886,7 @@
         <w:pStyle w:val="Compact"/>
         <w:numPr>
           <w:ilvl w:val="0"/>
-          <w:numId w:val="1009"/>
+          <w:numId w:val="1023"/>
         </w:numPr>
       </w:pPr>
       <w:r>
@@ -3638,9 +7933,9 @@
         <w:t xml:space="preserve">implementiraju interfejse, pravi servisi iza feature flag-ova. Tijekom razvoja i CI svi testovi rade protiv Fake-a; pravi adapteri se uključuju tek u produkciji.</w:t>
       </w:r>
     </w:p>
-    <w:bookmarkEnd w:id="39"/>
-    <w:bookmarkEnd w:id="40"/>
-    <w:bookmarkStart w:id="41" w:name="X3a6c76139683977cfe8bbdf3241b811e0059116"/>
+    <w:bookmarkEnd w:id="41"/>
+    <w:bookmarkEnd w:id="42"/>
+    <w:bookmarkStart w:id="43" w:name="X3a6c76139683977cfe8bbdf3241b811e0059116"/>
     <w:p>
       <w:pPr>
         <w:pStyle w:val="Heading3"/>
@@ -4206,8 +8501,8 @@
         </w:tc>
       </w:tr>
     </w:tbl>
-    <w:bookmarkEnd w:id="41"/>
-    <w:bookmarkStart w:id="43" w:name="X9de11b9148455cbc61bf3294d46515368045b4b"/>
+    <w:bookmarkEnd w:id="43"/>
+    <w:bookmarkStart w:id="45" w:name="X9de11b9148455cbc61bf3294d46515368045b4b"/>
     <w:p>
       <w:pPr>
         <w:pStyle w:val="Heading3"/>
@@ -4235,7 +8530,7 @@
       <w:r>
         <w:t xml:space="preserve"> </w:t>
       </w:r>
-      <w:hyperlink r:id="rId42">
+      <w:hyperlink r:id="rId44">
         <w:r>
           <w:rPr>
             <w:rStyle w:val="VerbatimChar"/>
@@ -4627,8 +8922,8 @@
         <w:t xml:space="preserve">za vizuelni prikaz dev vs prod okruženja sa svim eksternim servisima.</w:t>
       </w:r>
     </w:p>
-    <w:bookmarkEnd w:id="43"/>
-    <w:bookmarkStart w:id="44" w:name="Xfdf3d63fc8f64236aca660d7aabef2fe3a61d8f"/>
+    <w:bookmarkEnd w:id="45"/>
+    <w:bookmarkStart w:id="46" w:name="Xfdf3d63fc8f64236aca660d7aabef2fe3a61d8f"/>
     <w:p>
       <w:pPr>
         <w:pStyle w:val="Heading3"/>
@@ -5033,8 +9328,8 @@
         <w:t xml:space="preserve">.</w:t>
       </w:r>
     </w:p>
-    <w:bookmarkEnd w:id="44"/>
-    <w:bookmarkStart w:id="46" w:name="X85668f291cbe55b0c9183327fb655d02aedffd2"/>
+    <w:bookmarkEnd w:id="46"/>
+    <w:bookmarkStart w:id="48" w:name="X85668f291cbe55b0c9183327fb655d02aedffd2"/>
     <w:p>
       <w:pPr>
         <w:pStyle w:val="Heading3"/>
@@ -5065,7 +9360,7 @@
         <w:pStyle w:val="Compact"/>
         <w:numPr>
           <w:ilvl w:val="0"/>
-          <w:numId w:val="1010"/>
+          <w:numId w:val="1024"/>
         </w:numPr>
       </w:pPr>
       <w:r>
@@ -5087,7 +9382,7 @@
         <w:pStyle w:val="Compact"/>
         <w:numPr>
           <w:ilvl w:val="0"/>
-          <w:numId w:val="1010"/>
+          <w:numId w:val="1024"/>
         </w:numPr>
       </w:pPr>
       <w:r>
@@ -5109,7 +9404,7 @@
         <w:pStyle w:val="Compact"/>
         <w:numPr>
           <w:ilvl w:val="0"/>
-          <w:numId w:val="1010"/>
+          <w:numId w:val="1024"/>
         </w:numPr>
       </w:pPr>
       <w:r>
@@ -5131,7 +9426,7 @@
         <w:pStyle w:val="Compact"/>
         <w:numPr>
           <w:ilvl w:val="0"/>
-          <w:numId w:val="1010"/>
+          <w:numId w:val="1024"/>
         </w:numPr>
       </w:pPr>
       <w:r>
@@ -5177,7 +9472,7 @@
         <w:pStyle w:val="Compact"/>
         <w:numPr>
           <w:ilvl w:val="0"/>
-          <w:numId w:val="1010"/>
+          <w:numId w:val="1024"/>
         </w:numPr>
       </w:pPr>
       <w:r>
@@ -5229,7 +9524,7 @@
         <w:pStyle w:val="Compact"/>
         <w:numPr>
           <w:ilvl w:val="0"/>
-          <w:numId w:val="1010"/>
+          <w:numId w:val="1024"/>
         </w:numPr>
       </w:pPr>
       <w:r>
@@ -5263,7 +9558,7 @@
         <w:pStyle w:val="Compact"/>
         <w:numPr>
           <w:ilvl w:val="0"/>
-          <w:numId w:val="1011"/>
+          <w:numId w:val="1025"/>
         </w:numPr>
       </w:pPr>
       <w:r>
@@ -5275,7 +9570,7 @@
         <w:pStyle w:val="Compact"/>
         <w:numPr>
           <w:ilvl w:val="0"/>
-          <w:numId w:val="1011"/>
+          <w:numId w:val="1025"/>
         </w:numPr>
       </w:pPr>
       <w:r>
@@ -5287,13 +9582,13 @@
         <w:pStyle w:val="Compact"/>
         <w:numPr>
           <w:ilvl w:val="0"/>
-          <w:numId w:val="1011"/>
+          <w:numId w:val="1025"/>
         </w:numPr>
       </w:pPr>
       <w:r>
         <w:t xml:space="preserve">Vidjet u demo snimcima (</w:t>
       </w:r>
-      <w:hyperlink r:id="rId45">
+      <w:hyperlink r:id="rId47">
         <w:r>
           <w:rPr>
             <w:rStyle w:val="VerbatimChar"/>
@@ -5305,8 +9600,8 @@
         <w:t xml:space="preserve">)</w:t>
       </w:r>
     </w:p>
-    <w:bookmarkEnd w:id="46"/>
-    <w:bookmarkStart w:id="47" w:name="Xe1abdffae9fa542df405344996c1bb84371645d"/>
+    <w:bookmarkEnd w:id="48"/>
+    <w:bookmarkStart w:id="49" w:name="Xe1abdffae9fa542df405344996c1bb84371645d"/>
     <w:p>
       <w:pPr>
         <w:pStyle w:val="Heading3"/>
@@ -5632,8 +9927,8 @@
         <w:t xml:space="preserve">.</w:t>
       </w:r>
     </w:p>
-    <w:bookmarkEnd w:id="47"/>
-    <w:bookmarkStart w:id="49" w:name="X21e3e32158e831ff04dd38d817af277060a0be8"/>
+    <w:bookmarkEnd w:id="49"/>
+    <w:bookmarkStart w:id="51" w:name="X21e3e32158e831ff04dd38d817af277060a0be8"/>
     <w:p>
       <w:pPr>
         <w:pStyle w:val="Heading3"/>
@@ -5664,7 +9959,7 @@
         <w:pStyle w:val="Compact"/>
         <w:numPr>
           <w:ilvl w:val="0"/>
-          <w:numId w:val="1012"/>
+          <w:numId w:val="1026"/>
         </w:numPr>
       </w:pPr>
       <w:r>
@@ -5686,7 +9981,7 @@
         <w:pStyle w:val="Compact"/>
         <w:numPr>
           <w:ilvl w:val="0"/>
-          <w:numId w:val="1012"/>
+          <w:numId w:val="1026"/>
         </w:numPr>
       </w:pPr>
       <w:r>
@@ -5708,7 +10003,7 @@
         <w:pStyle w:val="Compact"/>
         <w:numPr>
           <w:ilvl w:val="0"/>
-          <w:numId w:val="1012"/>
+          <w:numId w:val="1026"/>
         </w:numPr>
       </w:pPr>
       <w:r>
@@ -5730,7 +10025,7 @@
         <w:pStyle w:val="Compact"/>
         <w:numPr>
           <w:ilvl w:val="0"/>
-          <w:numId w:val="1012"/>
+          <w:numId w:val="1026"/>
         </w:numPr>
       </w:pPr>
       <w:r>
@@ -5752,7 +10047,7 @@
         <w:pStyle w:val="Compact"/>
         <w:numPr>
           <w:ilvl w:val="0"/>
-          <w:numId w:val="1012"/>
+          <w:numId w:val="1026"/>
         </w:numPr>
       </w:pPr>
       <w:r>
@@ -5798,7 +10093,7 @@
         <w:pStyle w:val="Compact"/>
         <w:numPr>
           <w:ilvl w:val="0"/>
-          <w:numId w:val="1012"/>
+          <w:numId w:val="1026"/>
         </w:numPr>
       </w:pPr>
       <w:r>
@@ -5829,7 +10124,7 @@
         <w:pStyle w:val="Compact"/>
         <w:numPr>
           <w:ilvl w:val="0"/>
-          <w:numId w:val="1012"/>
+          <w:numId w:val="1026"/>
         </w:numPr>
       </w:pPr>
       <w:r>
@@ -5875,7 +10170,7 @@
       <w:r>
         <w:t xml:space="preserve"> </w:t>
       </w:r>
-      <w:hyperlink r:id="rId48">
+      <w:hyperlink r:id="rId50">
         <w:r>
           <w:rPr>
             <w:rStyle w:val="VerbatimChar"/>
@@ -5914,8 +10209,8 @@
         <w:t xml:space="preserve">provjerava CSRF, mass assignment, authorization i audit log entries.</w:t>
       </w:r>
     </w:p>
-    <w:bookmarkEnd w:id="49"/>
-    <w:bookmarkStart w:id="51" w:name="X2428d48dcdb201a3fbec526d3b50de66e885d93"/>
+    <w:bookmarkEnd w:id="51"/>
+    <w:bookmarkStart w:id="53" w:name="X2428d48dcdb201a3fbec526d3b50de66e885d93"/>
     <w:p>
       <w:pPr>
         <w:pStyle w:val="Heading3"/>
@@ -6518,7 +10813,7 @@
       <w:r>
         <w:t xml:space="preserve"> </w:t>
       </w:r>
-      <w:hyperlink r:id="rId50">
+      <w:hyperlink r:id="rId52">
         <w:r>
           <w:rPr>
             <w:rStyle w:val="VerbatimChar"/>
@@ -6530,8 +10825,8 @@
         <w:t xml:space="preserve">.</w:t>
       </w:r>
     </w:p>
-    <w:bookmarkEnd w:id="51"/>
-    <w:bookmarkStart w:id="52" w:name="Xd22373a11675b22eb7f40d9cc23a2b64c852203"/>
+    <w:bookmarkEnd w:id="53"/>
+    <w:bookmarkStart w:id="54" w:name="Xd22373a11675b22eb7f40d9cc23a2b64c852203"/>
     <w:p>
       <w:pPr>
         <w:pStyle w:val="Heading3"/>
@@ -6951,8 +11246,8 @@
         </w:tc>
       </w:tr>
     </w:tbl>
-    <w:bookmarkEnd w:id="52"/>
-    <w:bookmarkStart w:id="71" w:name="reference-1"/>
+    <w:bookmarkEnd w:id="54"/>
+    <w:bookmarkStart w:id="73" w:name="reference-1"/>
     <w:p>
       <w:pPr>
         <w:pStyle w:val="Heading3"/>
@@ -6975,10 +11270,10 @@
         <w:pStyle w:val="Compact"/>
         <w:numPr>
           <w:ilvl w:val="0"/>
-          <w:numId w:val="1013"/>
-        </w:numPr>
-      </w:pPr>
-      <w:hyperlink r:id="rId53">
+          <w:numId w:val="1027"/>
+        </w:numPr>
+      </w:pPr>
+      <w:hyperlink r:id="rId55">
         <w:r>
           <w:rPr>
             <w:rStyle w:val="Hyperlink"/>
@@ -6992,10 +11287,10 @@
         <w:pStyle w:val="Compact"/>
         <w:numPr>
           <w:ilvl w:val="0"/>
-          <w:numId w:val="1013"/>
-        </w:numPr>
-      </w:pPr>
-      <w:hyperlink r:id="rId23">
+          <w:numId w:val="1027"/>
+        </w:numPr>
+      </w:pPr>
+      <w:hyperlink r:id="rId25">
         <w:r>
           <w:rPr>
             <w:rStyle w:val="Hyperlink"/>
@@ -7009,10 +11304,10 @@
         <w:pStyle w:val="Compact"/>
         <w:numPr>
           <w:ilvl w:val="0"/>
-          <w:numId w:val="1013"/>
-        </w:numPr>
-      </w:pPr>
-      <w:hyperlink r:id="rId50">
+          <w:numId w:val="1027"/>
+        </w:numPr>
+      </w:pPr>
+      <w:hyperlink r:id="rId52">
         <w:r>
           <w:rPr>
             <w:rStyle w:val="Hyperlink"/>
@@ -7026,10 +11321,10 @@
         <w:pStyle w:val="Compact"/>
         <w:numPr>
           <w:ilvl w:val="0"/>
-          <w:numId w:val="1013"/>
-        </w:numPr>
-      </w:pPr>
-      <w:hyperlink r:id="rId54">
+          <w:numId w:val="1027"/>
+        </w:numPr>
+      </w:pPr>
+      <w:hyperlink r:id="rId56">
         <w:r>
           <w:rPr>
             <w:rStyle w:val="Hyperlink"/>
@@ -7043,10 +11338,10 @@
         <w:pStyle w:val="Compact"/>
         <w:numPr>
           <w:ilvl w:val="0"/>
-          <w:numId w:val="1013"/>
-        </w:numPr>
-      </w:pPr>
-      <w:hyperlink r:id="rId55">
+          <w:numId w:val="1027"/>
+        </w:numPr>
+      </w:pPr>
+      <w:hyperlink r:id="rId57">
         <w:r>
           <w:rPr>
             <w:rStyle w:val="Hyperlink"/>
@@ -7064,18 +11359,18 @@
           <wp:inline>
             <wp:extent cx="5334000" cy="978367"/>
             <wp:effectExtent b="0" l="0" r="0" t="0"/>
-            <wp:docPr descr="Slika 6: Deployment dijagram — dev (lokalno SQLite + Fake adapteri) vs prod (Laravel Cloud)" title="" id="57" name="Picture"/>
+            <wp:docPr descr="Slika 6: Deployment dijagram — dev (lokalno SQLite + Fake adapteri) vs prod (Laravel Cloud)" title="" id="59" name="Picture"/>
             <a:graphic>
               <a:graphicData uri="http://schemas.openxmlformats.org/drawingml/2006/picture">
                 <pic:pic>
                   <pic:nvPicPr>
-                    <pic:cNvPr descr="uml/render/06-deployment-dijagram.png" id="58" name="Picture"/>
+                    <pic:cNvPr descr="uml/render/06-deployment-dijagram.png" id="60" name="Picture"/>
                     <pic:cNvPicPr>
                       <a:picLocks noChangeArrowheads="1" noChangeAspect="1"/>
                     </pic:cNvPicPr>
                   </pic:nvPicPr>
                   <pic:blipFill>
-                    <a:blip r:embed="rId56"/>
+                    <a:blip r:embed="rId58"/>
                     <a:stretch>
                       <a:fillRect/>
                     </a:stretch>
@@ -7123,18 +11418,18 @@
           <wp:inline>
             <wp:extent cx="5334000" cy="2511536"/>
             <wp:effectExtent b="0" l="0" r="0" t="0"/>
-            <wp:docPr descr="Slika 5: Package dijagram — Laravel struktura sa split route-ovima" title="" id="60" name="Picture"/>
+            <wp:docPr descr="Slika 5: Package dijagram — Laravel struktura sa split route-ovima" title="" id="62" name="Picture"/>
             <a:graphic>
               <a:graphicData uri="http://schemas.openxmlformats.org/drawingml/2006/picture">
                 <pic:pic>
                   <pic:nvPicPr>
-                    <pic:cNvPr descr="uml/render/05-package-dijagram.png" id="61" name="Picture"/>
+                    <pic:cNvPr descr="uml/render/05-package-dijagram.png" id="63" name="Picture"/>
                     <pic:cNvPicPr>
                       <a:picLocks noChangeArrowheads="1" noChangeAspect="1"/>
                     </pic:cNvPicPr>
                   </pic:nvPicPr>
                   <pic:blipFill>
-                    <a:blip r:embed="rId59"/>
+                    <a:blip r:embed="rId61"/>
                     <a:stretch>
                       <a:fillRect/>
                     </a:stretch>
@@ -7182,18 +11477,18 @@
           <wp:inline>
             <wp:extent cx="5334000" cy="2577214"/>
             <wp:effectExtent b="0" l="0" r="0" t="0"/>
-            <wp:docPr descr="Slika 1: Klasni dijagram — domain model (11 entiteta + 7 enum-a + STI hijerarhija User → Professor)" title="" id="62" name="Picture"/>
+            <wp:docPr descr="Slika 1: Klasni dijagram — domain model (11 entiteta + 7 enum-a + STI hijerarhija User → Professor)" title="" id="64" name="Picture"/>
             <a:graphic>
               <a:graphicData uri="http://schemas.openxmlformats.org/drawingml/2006/picture">
                 <pic:pic>
                   <pic:nvPicPr>
-                    <pic:cNvPr descr="uml/render/01-klasni-dijagram.png" id="63" name="Picture"/>
+                    <pic:cNvPr descr="uml/render/01-klasni-dijagram.png" id="65" name="Picture"/>
                     <pic:cNvPicPr>
                       <a:picLocks noChangeArrowheads="1" noChangeAspect="1"/>
                     </pic:cNvPicPr>
                   </pic:nvPicPr>
                   <pic:blipFill>
-                    <a:blip r:embed="rId28"/>
+                    <a:blip r:embed="rId30"/>
                     <a:stretch>
                       <a:fillRect/>
                     </a:stretch>
@@ -7241,18 +11536,18 @@
           <wp:inline>
             <wp:extent cx="5334000" cy="2541305"/>
             <wp:effectExtent b="0" l="0" r="0" t="0"/>
-            <wp:docPr descr="Slika 2: Sequence dijagram UC5 — async OCR upload + sync submit" title="" id="64" name="Picture"/>
+            <wp:docPr descr="Slika 2: Sequence dijagram UC5 — async OCR upload + sync submit" title="" id="66" name="Picture"/>
             <a:graphic>
               <a:graphicData uri="http://schemas.openxmlformats.org/drawingml/2006/picture">
                 <pic:pic>
                   <pic:nvPicPr>
-                    <pic:cNvPr descr="uml/render/02-sequence-uc5.png" id="65" name="Picture"/>
+                    <pic:cNvPr descr="uml/render/02-sequence-uc5.png" id="67" name="Picture"/>
                     <pic:cNvPicPr>
                       <a:picLocks noChangeArrowheads="1" noChangeAspect="1"/>
                     </pic:cNvPicPr>
                   </pic:nvPicPr>
                   <pic:blipFill>
-                    <a:blip r:embed="rId25"/>
+                    <a:blip r:embed="rId27"/>
                     <a:stretch>
                       <a:fillRect/>
                     </a:stretch>
@@ -7300,18 +11595,18 @@
           <wp:inline>
             <wp:extent cx="5334000" cy="3388658"/>
             <wp:effectExtent b="0" l="0" r="0" t="0"/>
-            <wp:docPr descr="Slika 3: Sequence dijagram UC8 — eDnevnik verifikacija (3 grane)" title="" id="67" name="Picture"/>
+            <wp:docPr descr="Slika 3: Sequence dijagram UC8 — eDnevnik verifikacija (3 grane)" title="" id="69" name="Picture"/>
             <a:graphic>
               <a:graphicData uri="http://schemas.openxmlformats.org/drawingml/2006/picture">
                 <pic:pic>
                   <pic:nvPicPr>
-                    <pic:cNvPr descr="uml/render/03-sequence-uc8.png" id="68" name="Picture"/>
+                    <pic:cNvPr descr="uml/render/03-sequence-uc8.png" id="70" name="Picture"/>
                     <pic:cNvPicPr>
                       <a:picLocks noChangeArrowheads="1" noChangeAspect="1"/>
                     </pic:cNvPicPr>
                   </pic:nvPicPr>
                   <pic:blipFill>
-                    <a:blip r:embed="rId66"/>
+                    <a:blip r:embed="rId68"/>
                     <a:stretch>
                       <a:fillRect/>
                     </a:stretch>
@@ -7359,18 +11654,18 @@
           <wp:inline>
             <wp:extent cx="5334000" cy="2644248"/>
             <wp:effectExtent b="0" l="0" r="0" t="0"/>
-            <wp:docPr descr="Slika 4: Component dijagram — slojevita arhitektura sa adapter pattern" title="" id="69" name="Picture"/>
+            <wp:docPr descr="Slika 4: Component dijagram — slojevita arhitektura sa adapter pattern" title="" id="71" name="Picture"/>
             <a:graphic>
               <a:graphicData uri="http://schemas.openxmlformats.org/drawingml/2006/picture">
                 <pic:pic>
                   <pic:nvPicPr>
-                    <pic:cNvPr descr="uml/render/04-component-dijagram.png" id="70" name="Picture"/>
+                    <pic:cNvPr descr="uml/render/04-component-dijagram.png" id="72" name="Picture"/>
                     <pic:cNvPicPr>
                       <a:picLocks noChangeArrowheads="1" noChangeAspect="1"/>
                     </pic:cNvPicPr>
                   </pic:nvPicPr>
                   <pic:blipFill>
-                    <a:blip r:embed="rId35"/>
+                    <a:blip r:embed="rId37"/>
                     <a:stretch>
                       <a:fillRect/>
                     </a:stretch>
@@ -7417,10 +11712,10 @@
         <w:t xml:space="preserve">\newpage</w:t>
       </w:r>
     </w:p>
-    <w:bookmarkEnd w:id="71"/>
-    <w:bookmarkEnd w:id="72"/>
     <w:bookmarkEnd w:id="73"/>
-    <w:bookmarkStart w:id="122" w:name="implementacija-i-demonstracija"/>
+    <w:bookmarkEnd w:id="74"/>
+    <w:bookmarkEnd w:id="75"/>
+    <w:bookmarkStart w:id="124" w:name="implementacija-i-demonstracija"/>
     <w:p>
       <w:pPr>
         <w:pStyle w:val="Heading1"/>
@@ -7438,7 +11733,7 @@
         <w:t xml:space="preserve">Implementacija i demonstracija</w:t>
       </w:r>
     </w:p>
-    <w:bookmarkStart w:id="121" w:name="X4af8bddf2fc4cad91e41434c536872434375ce3"/>
+    <w:bookmarkStart w:id="123" w:name="X4af8bddf2fc4cad91e41434c536872434375ce3"/>
     <w:p>
       <w:pPr>
         <w:pStyle w:val="Heading2"/>
@@ -7456,7 +11751,7 @@
         <w:t xml:space="preserve">Implementacija i demonstracija (izvještavanje 3)</w:t>
       </w:r>
     </w:p>
-    <w:bookmarkStart w:id="75" w:name="Xe045bcdc213da66cba9e297a60eaf45a9a04d34"/>
+    <w:bookmarkStart w:id="77" w:name="Xe045bcdc213da66cba9e297a60eaf45a9a04d34"/>
     <w:p>
       <w:pPr>
         <w:pStyle w:val="Heading3"/>
@@ -7813,7 +12108,7 @@
       <w:r>
         <w:t xml:space="preserve"> </w:t>
       </w:r>
-      <w:hyperlink r:id="rId74">
+      <w:hyperlink r:id="rId76">
         <w:r>
           <w:rPr>
             <w:rStyle w:val="VerbatimChar"/>
@@ -7825,8 +12120,8 @@
         <w:t xml:space="preserve">.</w:t>
       </w:r>
     </w:p>
-    <w:bookmarkEnd w:id="75"/>
-    <w:bookmarkStart w:id="76" w:name="X9deac26bf39fb6e2f54f783d699342437fe7c5f"/>
+    <w:bookmarkEnd w:id="77"/>
+    <w:bookmarkStart w:id="78" w:name="X9deac26bf39fb6e2f54f783d699342437fe7c5f"/>
     <w:p>
       <w:pPr>
         <w:pStyle w:val="Heading3"/>
@@ -8558,8 +12853,8 @@
         <w:t xml:space="preserve">329 Pest testova, 957 assertion-a, prolaze u ~8.4 sekunde.</w:t>
       </w:r>
     </w:p>
-    <w:bookmarkEnd w:id="76"/>
-    <w:bookmarkStart w:id="80" w:name="X0411e34e741a5f42dd12123fb9e43ea8480916a"/>
+    <w:bookmarkEnd w:id="78"/>
+    <w:bookmarkStart w:id="82" w:name="X0411e34e741a5f42dd12123fb9e43ea8480916a"/>
     <w:p>
       <w:pPr>
         <w:pStyle w:val="Heading3"/>
@@ -8577,7 +12872,7 @@
         <w:t xml:space="preserve">3. Integracija eksternih sistema</w:t>
       </w:r>
     </w:p>
-    <w:bookmarkStart w:id="77" w:name="Xc689703363007bf8311388db4e52fae585116a6"/>
+    <w:bookmarkStart w:id="79" w:name="Xc689703363007bf8311388db4e52fae585116a6"/>
     <w:p>
       <w:pPr>
         <w:pStyle w:val="Heading4"/>
@@ -8692,8 +12987,8 @@
         <w:t xml:space="preserve">. Razlog: pravi Google Vision košta ~$1.50 per 1000 OCR poziva, ne treba za development.</w:t>
       </w:r>
     </w:p>
-    <w:bookmarkEnd w:id="77"/>
-    <w:bookmarkStart w:id="78" w:name="Xcce791a74979efb69411e0a11395fe7f4f186d8"/>
+    <w:bookmarkEnd w:id="79"/>
+    <w:bookmarkStart w:id="80" w:name="Xcce791a74979efb69411e0a11395fe7f4f186d8"/>
     <w:p>
       <w:pPr>
         <w:pStyle w:val="Heading4"/>
@@ -8867,8 +13162,8 @@
         <w:t xml:space="preserve">.</w:t>
       </w:r>
     </w:p>
-    <w:bookmarkEnd w:id="78"/>
-    <w:bookmarkStart w:id="79" w:name="Xb7e82cbb31731ddd7d66bea4de3bd12ce414c71"/>
+    <w:bookmarkEnd w:id="80"/>
+    <w:bookmarkStart w:id="81" w:name="Xb7e82cbb31731ddd7d66bea4de3bd12ce414c71"/>
     <w:p>
       <w:pPr>
         <w:pStyle w:val="Heading4"/>
@@ -8915,7 +13210,7 @@
         <w:pStyle w:val="Compact"/>
         <w:numPr>
           <w:ilvl w:val="0"/>
-          <w:numId w:val="1014"/>
+          <w:numId w:val="1028"/>
         </w:numPr>
       </w:pPr>
       <w:r>
@@ -8964,7 +13259,7 @@
         <w:pStyle w:val="Compact"/>
         <w:numPr>
           <w:ilvl w:val="0"/>
-          <w:numId w:val="1014"/>
+          <w:numId w:val="1028"/>
         </w:numPr>
       </w:pPr>
       <w:r>
@@ -9016,9 +13311,9 @@
         <w:t xml:space="preserve">.</w:t>
       </w:r>
     </w:p>
-    <w:bookmarkEnd w:id="79"/>
-    <w:bookmarkEnd w:id="80"/>
-    <w:bookmarkStart w:id="82" w:name="X057100105c885293259aba8e935e441d6c806ec"/>
+    <w:bookmarkEnd w:id="81"/>
+    <w:bookmarkEnd w:id="82"/>
+    <w:bookmarkStart w:id="84" w:name="X057100105c885293259aba8e935e441d6c806ec"/>
     <w:p>
       <w:pPr>
         <w:pStyle w:val="Heading3"/>
@@ -9046,7 +13341,7 @@
       <w:r>
         <w:t xml:space="preserve"> </w:t>
       </w:r>
-      <w:hyperlink r:id="rId81">
+      <w:hyperlink r:id="rId83">
         <w:r>
           <w:rPr>
             <w:rStyle w:val="VerbatimChar"/>
@@ -9276,8 +13571,8 @@
         <w:t xml:space="preserve">## http://localhost:8000 — admin@savez.test / Adm1n!Test</w:t>
       </w:r>
     </w:p>
-    <w:bookmarkEnd w:id="82"/>
-    <w:bookmarkStart w:id="88" w:name="Xeb338bcc230eab662923938395f7b3f09c9d03e"/>
+    <w:bookmarkEnd w:id="84"/>
+    <w:bookmarkStart w:id="90" w:name="Xeb338bcc230eab662923938395f7b3f09c9d03e"/>
     <w:p>
       <w:pPr>
         <w:pStyle w:val="Heading3"/>
@@ -9295,7 +13590,7 @@
         <w:t xml:space="preserve">5. Testiranje</w:t>
       </w:r>
     </w:p>
-    <w:bookmarkStart w:id="83" w:name="X2199e185fe753a98b3d80ae17f6728433426279"/>
+    <w:bookmarkStart w:id="85" w:name="X2199e185fe753a98b3d80ae17f6728433426279"/>
     <w:p>
       <w:pPr>
         <w:pStyle w:val="Heading4"/>
@@ -9318,7 +13613,7 @@
         <w:pStyle w:val="Compact"/>
         <w:numPr>
           <w:ilvl w:val="0"/>
-          <w:numId w:val="1015"/>
+          <w:numId w:val="1029"/>
         </w:numPr>
       </w:pPr>
       <w:r>
@@ -9334,7 +13629,7 @@
         <w:pStyle w:val="Compact"/>
         <w:numPr>
           <w:ilvl w:val="0"/>
-          <w:numId w:val="1015"/>
+          <w:numId w:val="1029"/>
         </w:numPr>
       </w:pPr>
       <w:r>
@@ -9395,7 +13690,7 @@
         <w:pStyle w:val="Compact"/>
         <w:numPr>
           <w:ilvl w:val="0"/>
-          <w:numId w:val="1015"/>
+          <w:numId w:val="1029"/>
         </w:numPr>
       </w:pPr>
       <w:r>
@@ -9420,7 +13715,7 @@
         <w:pStyle w:val="Compact"/>
         <w:numPr>
           <w:ilvl w:val="0"/>
-          <w:numId w:val="1015"/>
+          <w:numId w:val="1029"/>
         </w:numPr>
       </w:pPr>
       <w:r>
@@ -9452,8 +13747,8 @@
         <w:t xml:space="preserve">trait-om koji koristi transaction rollback)</w:t>
       </w:r>
     </w:p>
-    <w:bookmarkEnd w:id="83"/>
-    <w:bookmarkStart w:id="84" w:name="Xb89d65e4b88dd6da5818a3ff0a25123842131b1"/>
+    <w:bookmarkEnd w:id="85"/>
+    <w:bookmarkStart w:id="86" w:name="Xb89d65e4b88dd6da5818a3ff0a25123842131b1"/>
     <w:p>
       <w:pPr>
         <w:pStyle w:val="Heading4"/>
@@ -9500,7 +13795,7 @@
         <w:pStyle w:val="Compact"/>
         <w:numPr>
           <w:ilvl w:val="0"/>
-          <w:numId w:val="1016"/>
+          <w:numId w:val="1030"/>
         </w:numPr>
       </w:pPr>
       <w:r>
@@ -9512,7 +13807,7 @@
         <w:pStyle w:val="Compact"/>
         <w:numPr>
           <w:ilvl w:val="0"/>
-          <w:numId w:val="1016"/>
+          <w:numId w:val="1030"/>
         </w:numPr>
       </w:pPr>
       <w:r>
@@ -9524,7 +13819,7 @@
         <w:pStyle w:val="Compact"/>
         <w:numPr>
           <w:ilvl w:val="0"/>
-          <w:numId w:val="1016"/>
+          <w:numId w:val="1030"/>
         </w:numPr>
       </w:pPr>
       <w:r>
@@ -9536,15 +13831,15 @@
         <w:pStyle w:val="Compact"/>
         <w:numPr>
           <w:ilvl w:val="0"/>
-          <w:numId w:val="1016"/>
+          <w:numId w:val="1030"/>
         </w:numPr>
       </w:pPr>
       <w:r>
         <w:t xml:space="preserve">State izmjene koje moraju da pišu u audit log</w:t>
       </w:r>
     </w:p>
-    <w:bookmarkEnd w:id="84"/>
-    <w:bookmarkStart w:id="85" w:name="X7d8dfea8e79fa55513afbd72feaf758168517bc"/>
+    <w:bookmarkEnd w:id="86"/>
+    <w:bookmarkStart w:id="87" w:name="X7d8dfea8e79fa55513afbd72feaf758168517bc"/>
     <w:p>
       <w:pPr>
         <w:pStyle w:val="Heading4"/>
@@ -9575,7 +13870,7 @@
         <w:pStyle w:val="Compact"/>
         <w:numPr>
           <w:ilvl w:val="0"/>
-          <w:numId w:val="1017"/>
+          <w:numId w:val="1031"/>
         </w:numPr>
       </w:pPr>
       <w:r>
@@ -9587,7 +13882,7 @@
         <w:pStyle w:val="Compact"/>
         <w:numPr>
           <w:ilvl w:val="0"/>
-          <w:numId w:val="1017"/>
+          <w:numId w:val="1031"/>
         </w:numPr>
       </w:pPr>
       <w:r>
@@ -9599,7 +13894,7 @@
         <w:pStyle w:val="Compact"/>
         <w:numPr>
           <w:ilvl w:val="0"/>
-          <w:numId w:val="1017"/>
+          <w:numId w:val="1031"/>
         </w:numPr>
       </w:pPr>
       <w:r>
@@ -9611,7 +13906,7 @@
         <w:pStyle w:val="Compact"/>
         <w:numPr>
           <w:ilvl w:val="0"/>
-          <w:numId w:val="1017"/>
+          <w:numId w:val="1031"/>
         </w:numPr>
       </w:pPr>
       <w:r>
@@ -9674,8 +13969,8 @@
         <w:t xml:space="preserve">.</w:t>
       </w:r>
     </w:p>
-    <w:bookmarkEnd w:id="85"/>
-    <w:bookmarkStart w:id="86" w:name="Xfc5d865691c5b99a96ed25a77379fd0d18d4415"/>
+    <w:bookmarkEnd w:id="87"/>
+    <w:bookmarkStart w:id="88" w:name="Xfc5d865691c5b99a96ed25a77379fd0d18d4415"/>
     <w:p>
       <w:pPr>
         <w:pStyle w:val="Heading4"/>
@@ -9718,7 +14013,7 @@
         <w:pStyle w:val="Compact"/>
         <w:numPr>
           <w:ilvl w:val="0"/>
-          <w:numId w:val="1018"/>
+          <w:numId w:val="1032"/>
         </w:numPr>
       </w:pPr>
       <w:r>
@@ -9730,7 +14025,7 @@
         <w:pStyle w:val="Compact"/>
         <w:numPr>
           <w:ilvl w:val="0"/>
-          <w:numId w:val="1018"/>
+          <w:numId w:val="1032"/>
         </w:numPr>
       </w:pPr>
       <w:r>
@@ -9742,7 +14037,7 @@
         <w:pStyle w:val="Compact"/>
         <w:numPr>
           <w:ilvl w:val="0"/>
-          <w:numId w:val="1018"/>
+          <w:numId w:val="1032"/>
         </w:numPr>
       </w:pPr>
       <w:r>
@@ -9754,15 +14049,15 @@
         <w:pStyle w:val="Compact"/>
         <w:numPr>
           <w:ilvl w:val="0"/>
-          <w:numId w:val="1018"/>
+          <w:numId w:val="1032"/>
         </w:numPr>
       </w:pPr>
       <w:r>
         <w:t xml:space="preserve">Audit log entry on every state change</w:t>
       </w:r>
     </w:p>
-    <w:bookmarkEnd w:id="86"/>
-    <w:bookmarkStart w:id="87" w:name="X461b75074664d9d2a8aeab52af6f7e75b212541"/>
+    <w:bookmarkEnd w:id="88"/>
+    <w:bookmarkStart w:id="89" w:name="X461b75074664d9d2a8aeab52af6f7e75b212541"/>
     <w:p>
       <w:pPr>
         <w:pStyle w:val="Heading4"/>
@@ -9805,7 +14100,7 @@
         <w:pStyle w:val="Compact"/>
         <w:numPr>
           <w:ilvl w:val="0"/>
-          <w:numId w:val="1019"/>
+          <w:numId w:val="1033"/>
         </w:numPr>
       </w:pPr>
       <w:r>
@@ -9817,16 +14112,16 @@
         <w:pStyle w:val="Compact"/>
         <w:numPr>
           <w:ilvl w:val="0"/>
-          <w:numId w:val="1019"/>
+          <w:numId w:val="1033"/>
         </w:numPr>
       </w:pPr>
       <w:r>
         <w:t xml:space="preserve">Audit log paginacija &lt; 200ms (sa 1000 zapisa)</w:t>
       </w:r>
     </w:p>
-    <w:bookmarkEnd w:id="87"/>
-    <w:bookmarkEnd w:id="88"/>
-    <w:bookmarkStart w:id="114" w:name="X9e639907c52d86b1e1ede25a2effd74f7341832"/>
+    <w:bookmarkEnd w:id="89"/>
+    <w:bookmarkEnd w:id="90"/>
+    <w:bookmarkStart w:id="116" w:name="X9e639907c52d86b1e1ede25a2effd74f7341832"/>
     <w:p>
       <w:pPr>
         <w:pStyle w:val="Heading3"/>
@@ -9854,7 +14149,7 @@
       <w:r>
         <w:t xml:space="preserve"> </w:t>
       </w:r>
-      <w:hyperlink r:id="rId45">
+      <w:hyperlink r:id="rId47">
         <w:r>
           <w:rPr>
             <w:rStyle w:val="VerbatimChar"/>
@@ -9868,7 +14163,7 @@
       <w:r>
         <w:t xml:space="preserve"> </w:t>
       </w:r>
-      <w:hyperlink r:id="rId89">
+      <w:hyperlink r:id="rId91">
         <w:r>
           <w:rPr>
             <w:rStyle w:val="VerbatimChar"/>
@@ -9880,7 +14175,7 @@
         <w:t xml:space="preserve">.</w:t>
       </w:r>
     </w:p>
-    <w:bookmarkStart w:id="91" w:name="scenario-1-uc5--prijava-ekipe"/>
+    <w:bookmarkStart w:id="93" w:name="scenario-1-uc5--prijava-ekipe"/>
     <w:p>
       <w:pPr>
         <w:pStyle w:val="Heading4"/>
@@ -9903,7 +14198,7 @@
         <w:pStyle w:val="Compact"/>
         <w:numPr>
           <w:ilvl w:val="0"/>
-          <w:numId w:val="1020"/>
+          <w:numId w:val="1034"/>
         </w:numPr>
       </w:pPr>
       <w:r>
@@ -9924,7 +14219,7 @@
         <w:pStyle w:val="Compact"/>
         <w:numPr>
           <w:ilvl w:val="0"/>
-          <w:numId w:val="1020"/>
+          <w:numId w:val="1034"/>
         </w:numPr>
       </w:pPr>
       <w:r>
@@ -9945,7 +14240,7 @@
         <w:pStyle w:val="Compact"/>
         <w:numPr>
           <w:ilvl w:val="0"/>
-          <w:numId w:val="1020"/>
+          <w:numId w:val="1034"/>
         </w:numPr>
       </w:pPr>
       <w:r>
@@ -9957,7 +14252,7 @@
         <w:pStyle w:val="Compact"/>
         <w:numPr>
           <w:ilvl w:val="0"/>
-          <w:numId w:val="1020"/>
+          <w:numId w:val="1034"/>
         </w:numPr>
       </w:pPr>
       <w:r>
@@ -9969,7 +14264,7 @@
         <w:pStyle w:val="Compact"/>
         <w:numPr>
           <w:ilvl w:val="0"/>
-          <w:numId w:val="1020"/>
+          <w:numId w:val="1034"/>
         </w:numPr>
       </w:pPr>
       <w:r>
@@ -9981,7 +14276,7 @@
         <w:pStyle w:val="Compact"/>
         <w:numPr>
           <w:ilvl w:val="0"/>
-          <w:numId w:val="1020"/>
+          <w:numId w:val="1034"/>
         </w:numPr>
       </w:pPr>
       <w:r>
@@ -9993,7 +14288,7 @@
         <w:pStyle w:val="Compact"/>
         <w:numPr>
           <w:ilvl w:val="0"/>
-          <w:numId w:val="1020"/>
+          <w:numId w:val="1034"/>
         </w:numPr>
       </w:pPr>
       <w:r>
@@ -10005,7 +14300,7 @@
         <w:pStyle w:val="Compact"/>
         <w:numPr>
           <w:ilvl w:val="0"/>
-          <w:numId w:val="1020"/>
+          <w:numId w:val="1034"/>
         </w:numPr>
       </w:pPr>
       <w:r>
@@ -10022,7 +14317,7 @@
       <w:r>
         <w:t xml:space="preserve"> </w:t>
       </w:r>
-      <w:hyperlink r:id="rId90">
+      <w:hyperlink r:id="rId92">
         <w:r>
           <w:rPr>
             <w:rStyle w:val="VerbatimChar"/>
@@ -10037,8 +14332,8 @@
         <w:t xml:space="preserve">(snima se ručno).</w:t>
       </w:r>
     </w:p>
-    <w:bookmarkEnd w:id="91"/>
-    <w:bookmarkStart w:id="93" w:name="scenario-2-uc8--ednevnik-verifikacija"/>
+    <w:bookmarkEnd w:id="93"/>
+    <w:bookmarkStart w:id="95" w:name="scenario-2-uc8--ednevnik-verifikacija"/>
     <w:p>
       <w:pPr>
         <w:pStyle w:val="Heading4"/>
@@ -10061,7 +14356,7 @@
         <w:pStyle w:val="Compact"/>
         <w:numPr>
           <w:ilvl w:val="0"/>
-          <w:numId w:val="1021"/>
+          <w:numId w:val="1035"/>
         </w:numPr>
       </w:pPr>
       <w:r>
@@ -10082,7 +14377,7 @@
         <w:pStyle w:val="Compact"/>
         <w:numPr>
           <w:ilvl w:val="0"/>
-          <w:numId w:val="1021"/>
+          <w:numId w:val="1035"/>
         </w:numPr>
       </w:pPr>
       <w:r>
@@ -10103,7 +14398,7 @@
         <w:pStyle w:val="Compact"/>
         <w:numPr>
           <w:ilvl w:val="0"/>
-          <w:numId w:val="1021"/>
+          <w:numId w:val="1035"/>
         </w:numPr>
       </w:pPr>
       <w:r>
@@ -10115,7 +14410,7 @@
         <w:pStyle w:val="Compact"/>
         <w:numPr>
           <w:ilvl w:val="0"/>
-          <w:numId w:val="1021"/>
+          <w:numId w:val="1035"/>
         </w:numPr>
       </w:pPr>
       <w:r>
@@ -10127,7 +14422,7 @@
         <w:pStyle w:val="Compact"/>
         <w:numPr>
           <w:ilvl w:val="0"/>
-          <w:numId w:val="1021"/>
+          <w:numId w:val="1035"/>
         </w:numPr>
       </w:pPr>
       <w:r>
@@ -10139,7 +14434,7 @@
         <w:pStyle w:val="Compact"/>
         <w:numPr>
           <w:ilvl w:val="0"/>
-          <w:numId w:val="1021"/>
+          <w:numId w:val="1035"/>
         </w:numPr>
       </w:pPr>
       <w:r>
@@ -10165,7 +14460,7 @@
       <w:r>
         <w:t xml:space="preserve"> </w:t>
       </w:r>
-      <w:hyperlink r:id="rId92">
+      <w:hyperlink r:id="rId94">
         <w:r>
           <w:rPr>
             <w:rStyle w:val="VerbatimChar"/>
@@ -10180,8 +14475,8 @@
         <w:t xml:space="preserve">(snima se ručno).</w:t>
       </w:r>
     </w:p>
-    <w:bookmarkEnd w:id="93"/>
-    <w:bookmarkStart w:id="113" w:name="scenario-3-uc10--rezultati-i-medalje"/>
+    <w:bookmarkEnd w:id="95"/>
+    <w:bookmarkStart w:id="115" w:name="scenario-3-uc10--rezultati-i-medalje"/>
     <w:p>
       <w:pPr>
         <w:pStyle w:val="Heading4"/>
@@ -10204,7 +14499,7 @@
         <w:pStyle w:val="Compact"/>
         <w:numPr>
           <w:ilvl w:val="0"/>
-          <w:numId w:val="1022"/>
+          <w:numId w:val="1036"/>
         </w:numPr>
       </w:pPr>
       <w:r>
@@ -10216,7 +14511,7 @@
         <w:pStyle w:val="Compact"/>
         <w:numPr>
           <w:ilvl w:val="0"/>
-          <w:numId w:val="1022"/>
+          <w:numId w:val="1036"/>
         </w:numPr>
       </w:pPr>
       <w:r>
@@ -10237,7 +14532,7 @@
         <w:pStyle w:val="Compact"/>
         <w:numPr>
           <w:ilvl w:val="0"/>
-          <w:numId w:val="1022"/>
+          <w:numId w:val="1036"/>
         </w:numPr>
       </w:pPr>
       <w:r>
@@ -10249,7 +14544,7 @@
         <w:pStyle w:val="Compact"/>
         <w:numPr>
           <w:ilvl w:val="0"/>
-          <w:numId w:val="1022"/>
+          <w:numId w:val="1036"/>
         </w:numPr>
       </w:pPr>
       <w:r>
@@ -10275,7 +14570,7 @@
       <w:r>
         <w:t xml:space="preserve"> </w:t>
       </w:r>
-      <w:hyperlink r:id="rId94">
+      <w:hyperlink r:id="rId96">
         <w:r>
           <w:rPr>
             <w:rStyle w:val="VerbatimChar"/>
@@ -10311,18 +14606,18 @@
           <wp:inline>
             <wp:extent cx="5334000" cy="3000375"/>
             <wp:effectExtent b="0" l="0" r="0" t="0"/>
-            <wp:docPr descr="Slika 7: UC5 — Lista timova (profesor view)" title="" id="96" name="Picture"/>
+            <wp:docPr descr="Slika 7: UC5 — Lista timova (profesor view)" title="" id="98" name="Picture"/>
             <a:graphic>
               <a:graphicData uri="http://schemas.openxmlformats.org/drawingml/2006/picture">
                 <pic:pic>
                   <pic:nvPicPr>
-                    <pic:cNvPr descr="demo/screenshots/uc5-01-teams-list.png" id="97" name="Picture"/>
+                    <pic:cNvPr descr="demo/screenshots/uc5-01-teams-list.png" id="99" name="Picture"/>
                     <pic:cNvPicPr>
                       <a:picLocks noChangeArrowheads="1" noChangeAspect="1"/>
                     </pic:cNvPicPr>
                   </pic:nvPicPr>
                   <pic:blipFill>
-                    <a:blip r:embed="rId95"/>
+                    <a:blip r:embed="rId97"/>
                     <a:stretch>
                       <a:fillRect/>
                     </a:stretch>
@@ -10370,18 +14665,18 @@
           <wp:inline>
             <wp:extent cx="5334000" cy="3000375"/>
             <wp:effectExtent b="0" l="0" r="0" t="0"/>
-            <wp:docPr descr="Slika 8: UC5 — Detalji ekipe sa 10 članova i statusima potvrda" title="" id="99" name="Picture"/>
+            <wp:docPr descr="Slika 8: UC5 — Detalji ekipe sa 10 članova i statusima potvrda" title="" id="101" name="Picture"/>
             <a:graphic>
               <a:graphicData uri="http://schemas.openxmlformats.org/drawingml/2006/picture">
                 <pic:pic>
                   <pic:nvPicPr>
-                    <pic:cNvPr descr="demo/screenshots/uc5-02-team-edit.png" id="100" name="Picture"/>
+                    <pic:cNvPr descr="demo/screenshots/uc5-02-team-edit.png" id="102" name="Picture"/>
                     <pic:cNvPicPr>
                       <a:picLocks noChangeArrowheads="1" noChangeAspect="1"/>
                     </pic:cNvPicPr>
                   </pic:nvPicPr>
                   <pic:blipFill>
-                    <a:blip r:embed="rId98"/>
+                    <a:blip r:embed="rId100"/>
                     <a:stretch>
                       <a:fillRect/>
                     </a:stretch>
@@ -10429,18 +14724,18 @@
           <wp:inline>
             <wp:extent cx="5334000" cy="3000375"/>
             <wp:effectExtent b="0" l="0" r="0" t="0"/>
-            <wp:docPr descr="Slika 9: UC8 — Verify forma sa dispatch dugmetom" title="" id="102" name="Picture"/>
+            <wp:docPr descr="Slika 9: UC8 — Verify forma sa dispatch dugmetom" title="" id="104" name="Picture"/>
             <a:graphic>
               <a:graphicData uri="http://schemas.openxmlformats.org/drawingml/2006/picture">
                 <pic:pic>
                   <pic:nvPicPr>
-                    <pic:cNvPr descr="demo/screenshots/uc8-02-verify-page.png" id="103" name="Picture"/>
+                    <pic:cNvPr descr="demo/screenshots/uc8-02-verify-page.png" id="105" name="Picture"/>
                     <pic:cNvPicPr>
                       <a:picLocks noChangeArrowheads="1" noChangeAspect="1"/>
                     </pic:cNvPicPr>
                   </pic:nvPicPr>
                   <pic:blipFill>
-                    <a:blip r:embed="rId101"/>
+                    <a:blip r:embed="rId103"/>
                     <a:stretch>
                       <a:fillRect/>
                     </a:stretch>
@@ -10488,18 +14783,18 @@
           <wp:inline>
             <wp:extent cx="5334000" cy="3000375"/>
             <wp:effectExtent b="0" l="0" r="0" t="0"/>
-            <wp:docPr descr="Slika 10: UC8 — Audit log sa zapisima verifikacije" title="" id="105" name="Picture"/>
+            <wp:docPr descr="Slika 10: UC8 — Audit log sa zapisima verifikacije" title="" id="107" name="Picture"/>
             <a:graphic>
               <a:graphicData uri="http://schemas.openxmlformats.org/drawingml/2006/picture">
                 <pic:pic>
                   <pic:nvPicPr>
-                    <pic:cNvPr descr="demo/screenshots/uc8-05-audit-log.png" id="106" name="Picture"/>
+                    <pic:cNvPr descr="demo/screenshots/uc8-05-audit-log.png" id="108" name="Picture"/>
                     <pic:cNvPicPr>
                       <a:picLocks noChangeArrowheads="1" noChangeAspect="1"/>
                     </pic:cNvPicPr>
                   </pic:nvPicPr>
                   <pic:blipFill>
-                    <a:blip r:embed="rId104"/>
+                    <a:blip r:embed="rId106"/>
                     <a:stretch>
                       <a:fillRect/>
                     </a:stretch>
@@ -10547,18 +14842,18 @@
           <wp:inline>
             <wp:extent cx="5334000" cy="3000375"/>
             <wp:effectExtent b="0" l="0" r="0" t="0"/>
-            <wp:docPr descr="Slika 11: UC10 — Forma za unos rezultata (Atletika 2025)" title="" id="108" name="Picture"/>
+            <wp:docPr descr="Slika 11: UC10 — Forma za unos rezultata (Atletika 2025)" title="" id="110" name="Picture"/>
             <a:graphic>
               <a:graphicData uri="http://schemas.openxmlformats.org/drawingml/2006/picture">
                 <pic:pic>
                   <pic:nvPicPr>
-                    <pic:cNvPr descr="demo/screenshots/uc10-02-results-form.png" id="109" name="Picture"/>
+                    <pic:cNvPr descr="demo/screenshots/uc10-02-results-form.png" id="111" name="Picture"/>
                     <pic:cNvPicPr>
                       <a:picLocks noChangeArrowheads="1" noChangeAspect="1"/>
                     </pic:cNvPicPr>
                   </pic:nvPicPr>
                   <pic:blipFill>
-                    <a:blip r:embed="rId107"/>
+                    <a:blip r:embed="rId109"/>
                     <a:stretch>
                       <a:fillRect/>
                     </a:stretch>
@@ -10606,18 +14901,18 @@
           <wp:inline>
             <wp:extent cx="5334000" cy="3000375"/>
             <wp:effectExtent b="0" l="0" r="0" t="0"/>
-            <wp:docPr descr="Slika 12: UC10 — Popunjeni rezultati: 1=gold, 2=silver, 3=bronze" title="" id="111" name="Picture"/>
+            <wp:docPr descr="Slika 12: UC10 — Popunjeni rezultati: 1=gold, 2=silver, 3=bronze" title="" id="113" name="Picture"/>
             <a:graphic>
               <a:graphicData uri="http://schemas.openxmlformats.org/drawingml/2006/picture">
                 <pic:pic>
                   <pic:nvPicPr>
-                    <pic:cNvPr descr="demo/screenshots/uc10-03-results-filled.png" id="112" name="Picture"/>
+                    <pic:cNvPr descr="demo/screenshots/uc10-03-results-filled.png" id="114" name="Picture"/>
                     <pic:cNvPicPr>
                       <a:picLocks noChangeArrowheads="1" noChangeAspect="1"/>
                     </pic:cNvPicPr>
                   </pic:nvPicPr>
                   <pic:blipFill>
-                    <a:blip r:embed="rId110"/>
+                    <a:blip r:embed="rId112"/>
                     <a:stretch>
                       <a:fillRect/>
                     </a:stretch>
@@ -10656,9 +14951,9 @@
         <w:t xml:space="preserve">Slika 12: UC10 — Popunjeni rezultati: 1=gold, 2=silver, 3=bronze</w:t>
       </w:r>
     </w:p>
-    <w:bookmarkEnd w:id="113"/>
-    <w:bookmarkEnd w:id="114"/>
-    <w:bookmarkStart w:id="115" w:name="X36c37b8e58cd032eac5e9e4ba4a5142ff7cb0f0"/>
+    <w:bookmarkEnd w:id="115"/>
+    <w:bookmarkEnd w:id="116"/>
+    <w:bookmarkStart w:id="117" w:name="X36c37b8e58cd032eac5e9e4ba4a5142ff7cb0f0"/>
     <w:p>
       <w:pPr>
         <w:pStyle w:val="Heading3"/>
@@ -10705,7 +15000,7 @@
         <w:pStyle w:val="Compact"/>
         <w:numPr>
           <w:ilvl w:val="0"/>
-          <w:numId w:val="1023"/>
+          <w:numId w:val="1037"/>
         </w:numPr>
       </w:pPr>
       <w:r>
@@ -10727,7 +15022,7 @@
         <w:pStyle w:val="Compact"/>
         <w:numPr>
           <w:ilvl w:val="0"/>
-          <w:numId w:val="1023"/>
+          <w:numId w:val="1037"/>
         </w:numPr>
       </w:pPr>
       <w:r>
@@ -10749,7 +15044,7 @@
         <w:pStyle w:val="Compact"/>
         <w:numPr>
           <w:ilvl w:val="0"/>
-          <w:numId w:val="1023"/>
+          <w:numId w:val="1037"/>
         </w:numPr>
       </w:pPr>
       <w:r>
@@ -10801,7 +15096,7 @@
         <w:pStyle w:val="Compact"/>
         <w:numPr>
           <w:ilvl w:val="0"/>
-          <w:numId w:val="1023"/>
+          <w:numId w:val="1037"/>
         </w:numPr>
       </w:pPr>
       <w:r>
@@ -10823,7 +15118,7 @@
         <w:pStyle w:val="Compact"/>
         <w:numPr>
           <w:ilvl w:val="0"/>
-          <w:numId w:val="1023"/>
+          <w:numId w:val="1037"/>
         </w:numPr>
       </w:pPr>
       <w:r>
@@ -10845,7 +15140,7 @@
         <w:pStyle w:val="Compact"/>
         <w:numPr>
           <w:ilvl w:val="0"/>
-          <w:numId w:val="1023"/>
+          <w:numId w:val="1037"/>
         </w:numPr>
       </w:pPr>
       <w:r>
@@ -10867,7 +15162,7 @@
         <w:pStyle w:val="Compact"/>
         <w:numPr>
           <w:ilvl w:val="0"/>
-          <w:numId w:val="1023"/>
+          <w:numId w:val="1037"/>
         </w:numPr>
       </w:pPr>
       <w:r>
@@ -10889,7 +15184,7 @@
         <w:pStyle w:val="Compact"/>
         <w:numPr>
           <w:ilvl w:val="0"/>
-          <w:numId w:val="1023"/>
+          <w:numId w:val="1037"/>
         </w:numPr>
       </w:pPr>
       <w:r>
@@ -10911,7 +15206,7 @@
         <w:pStyle w:val="Compact"/>
         <w:numPr>
           <w:ilvl w:val="0"/>
-          <w:numId w:val="1023"/>
+          <w:numId w:val="1037"/>
         </w:numPr>
       </w:pPr>
       <w:r>
@@ -10933,7 +15228,7 @@
         <w:pStyle w:val="Compact"/>
         <w:numPr>
           <w:ilvl w:val="0"/>
-          <w:numId w:val="1023"/>
+          <w:numId w:val="1037"/>
         </w:numPr>
       </w:pPr>
       <w:r>
@@ -10955,7 +15250,7 @@
         <w:pStyle w:val="Compact"/>
         <w:numPr>
           <w:ilvl w:val="0"/>
-          <w:numId w:val="1023"/>
+          <w:numId w:val="1037"/>
         </w:numPr>
       </w:pPr>
       <w:r>
@@ -10977,7 +15272,7 @@
         <w:pStyle w:val="Compact"/>
         <w:numPr>
           <w:ilvl w:val="0"/>
-          <w:numId w:val="1023"/>
+          <w:numId w:val="1037"/>
         </w:numPr>
       </w:pPr>
       <w:r>
@@ -10994,8 +15289,8 @@
         <w:t xml:space="preserve">— Fake adapter iza feature flag-a, planiran kada se zaključi sporazum</w:t>
       </w:r>
     </w:p>
-    <w:bookmarkEnd w:id="115"/>
-    <w:bookmarkStart w:id="117" w:name="X3f1a54475131825cc04134222dd5b33b8193375"/>
+    <w:bookmarkEnd w:id="117"/>
+    <w:bookmarkStart w:id="119" w:name="X3f1a54475131825cc04134222dd5b33b8193375"/>
     <w:p>
       <w:pPr>
         <w:pStyle w:val="Heading3"/>
@@ -11041,7 +15336,7 @@
         <w:pStyle w:val="Compact"/>
         <w:numPr>
           <w:ilvl w:val="0"/>
-          <w:numId w:val="1024"/>
+          <w:numId w:val="1038"/>
         </w:numPr>
       </w:pPr>
       <w:r>
@@ -11063,7 +15358,7 @@
         <w:pStyle w:val="Compact"/>
         <w:numPr>
           <w:ilvl w:val="0"/>
-          <w:numId w:val="1024"/>
+          <w:numId w:val="1038"/>
         </w:numPr>
       </w:pPr>
       <w:r>
@@ -11085,7 +15380,7 @@
         <w:pStyle w:val="Compact"/>
         <w:numPr>
           <w:ilvl w:val="0"/>
-          <w:numId w:val="1024"/>
+          <w:numId w:val="1038"/>
         </w:numPr>
       </w:pPr>
       <w:r>
@@ -11116,7 +15411,7 @@
         <w:pStyle w:val="Compact"/>
         <w:numPr>
           <w:ilvl w:val="0"/>
-          <w:numId w:val="1024"/>
+          <w:numId w:val="1038"/>
         </w:numPr>
       </w:pPr>
       <w:r>
@@ -11161,7 +15456,7 @@
       <w:r>
         <w:t xml:space="preserve"> </w:t>
       </w:r>
-      <w:hyperlink r:id="rId116">
+      <w:hyperlink r:id="rId118">
         <w:r>
           <w:rPr>
             <w:rStyle w:val="VerbatimChar"/>
@@ -11173,8 +15468,8 @@
         <w:t xml:space="preserve">.</w:t>
       </w:r>
     </w:p>
-    <w:bookmarkEnd w:id="117"/>
-    <w:bookmarkStart w:id="120" w:name="reference-2"/>
+    <w:bookmarkEnd w:id="119"/>
+    <w:bookmarkStart w:id="122" w:name="reference-2"/>
     <w:p>
       <w:pPr>
         <w:pStyle w:val="Heading3"/>
@@ -11197,10 +15492,10 @@
         <w:pStyle w:val="Compact"/>
         <w:numPr>
           <w:ilvl w:val="0"/>
-          <w:numId w:val="1025"/>
-        </w:numPr>
-      </w:pPr>
-      <w:hyperlink r:id="rId23">
+          <w:numId w:val="1039"/>
+        </w:numPr>
+      </w:pPr>
+      <w:hyperlink r:id="rId25">
         <w:r>
           <w:rPr>
             <w:rStyle w:val="Hyperlink"/>
@@ -11214,10 +15509,10 @@
         <w:pStyle w:val="Compact"/>
         <w:numPr>
           <w:ilvl w:val="0"/>
-          <w:numId w:val="1025"/>
-        </w:numPr>
-      </w:pPr>
-      <w:hyperlink r:id="rId74">
+          <w:numId w:val="1039"/>
+        </w:numPr>
+      </w:pPr>
+      <w:hyperlink r:id="rId76">
         <w:r>
           <w:rPr>
             <w:rStyle w:val="Hyperlink"/>
@@ -11231,10 +15526,10 @@
         <w:pStyle w:val="Compact"/>
         <w:numPr>
           <w:ilvl w:val="0"/>
-          <w:numId w:val="1025"/>
-        </w:numPr>
-      </w:pPr>
-      <w:hyperlink r:id="rId116">
+          <w:numId w:val="1039"/>
+        </w:numPr>
+      </w:pPr>
+      <w:hyperlink r:id="rId118">
         <w:r>
           <w:rPr>
             <w:rStyle w:val="Hyperlink"/>
@@ -11248,10 +15543,10 @@
         <w:pStyle w:val="Compact"/>
         <w:numPr>
           <w:ilvl w:val="0"/>
-          <w:numId w:val="1025"/>
-        </w:numPr>
-      </w:pPr>
-      <w:hyperlink r:id="rId54">
+          <w:numId w:val="1039"/>
+        </w:numPr>
+      </w:pPr>
+      <w:hyperlink r:id="rId56">
         <w:r>
           <w:rPr>
             <w:rStyle w:val="Hyperlink"/>
@@ -11265,10 +15560,10 @@
         <w:pStyle w:val="Compact"/>
         <w:numPr>
           <w:ilvl w:val="0"/>
-          <w:numId w:val="1025"/>
-        </w:numPr>
-      </w:pPr>
-      <w:hyperlink r:id="rId50">
+          <w:numId w:val="1039"/>
+        </w:numPr>
+      </w:pPr>
+      <w:hyperlink r:id="rId52">
         <w:r>
           <w:rPr>
             <w:rStyle w:val="Hyperlink"/>
@@ -11282,10 +15577,10 @@
         <w:pStyle w:val="Compact"/>
         <w:numPr>
           <w:ilvl w:val="0"/>
-          <w:numId w:val="1025"/>
-        </w:numPr>
-      </w:pPr>
-      <w:hyperlink r:id="rId89">
+          <w:numId w:val="1039"/>
+        </w:numPr>
+      </w:pPr>
+      <w:hyperlink r:id="rId91">
         <w:r>
           <w:rPr>
             <w:rStyle w:val="Hyperlink"/>
@@ -11299,10 +15594,10 @@
         <w:pStyle w:val="Compact"/>
         <w:numPr>
           <w:ilvl w:val="0"/>
-          <w:numId w:val="1025"/>
-        </w:numPr>
-      </w:pPr>
-      <w:hyperlink r:id="rId116">
+          <w:numId w:val="1039"/>
+        </w:numPr>
+      </w:pPr>
+      <w:hyperlink r:id="rId118">
         <w:r>
           <w:rPr>
             <w:rStyle w:val="Hyperlink"/>
@@ -11320,18 +15615,18 @@
           <wp:inline>
             <wp:extent cx="5334000" cy="3388658"/>
             <wp:effectExtent b="0" l="0" r="0" t="0"/>
-            <wp:docPr descr="Slika 3: Sequence dijagram UC8 — eDnevnik verifikacija (3 grane)" title="" id="118" name="Picture"/>
+            <wp:docPr descr="Slika 3: Sequence dijagram UC8 — eDnevnik verifikacija (3 grane)" title="" id="120" name="Picture"/>
             <a:graphic>
               <a:graphicData uri="http://schemas.openxmlformats.org/drawingml/2006/picture">
                 <pic:pic>
                   <pic:nvPicPr>
-                    <pic:cNvPr descr="uml/render/03-sequence-uc8.png" id="119" name="Picture"/>
+                    <pic:cNvPr descr="uml/render/03-sequence-uc8.png" id="121" name="Picture"/>
                     <pic:cNvPicPr>
                       <a:picLocks noChangeArrowheads="1" noChangeAspect="1"/>
                     </pic:cNvPicPr>
                   </pic:nvPicPr>
                   <pic:blipFill>
-                    <a:blip r:embed="rId66"/>
+                    <a:blip r:embed="rId68"/>
                     <a:stretch>
                       <a:fillRect/>
                     </a:stretch>
@@ -11378,10 +15673,10 @@
         <w:t xml:space="preserve">\newpage</w:t>
       </w:r>
     </w:p>
-    <w:bookmarkEnd w:id="120"/>
-    <w:bookmarkEnd w:id="121"/>
     <w:bookmarkEnd w:id="122"/>
-    <w:bookmarkStart w:id="133" w:name="verifikacija-validacija-i-ai-u-sdlc"/>
+    <w:bookmarkEnd w:id="123"/>
+    <w:bookmarkEnd w:id="124"/>
+    <w:bookmarkStart w:id="135" w:name="verifikacija-validacija-i-ai-u-sdlc"/>
     <w:p>
       <w:pPr>
         <w:pStyle w:val="Heading1"/>
@@ -11399,7 +15694,7 @@
         <w:t xml:space="preserve">Verifikacija, validacija i AI u SDLC</w:t>
       </w:r>
     </w:p>
-    <w:bookmarkStart w:id="132" w:name="vv-i-ai-u-sdlc--refleksija-v10"/>
+    <w:bookmarkStart w:id="134" w:name="vv-i-ai-u-sdlc--refleksija-v10"/>
     <w:p>
       <w:pPr>
         <w:pStyle w:val="Heading2"/>
@@ -11435,7 +15730,7 @@
         <w:t xml:space="preserve">"Prokomentarisati izazove verifikacije i validacije (testiranje), posebno iz ugla kad koristimo AI u svim koracima SDLC."</w:t>
       </w:r>
     </w:p>
-    <w:bookmarkStart w:id="123" w:name="kontekst"/>
+    <w:bookmarkStart w:id="125" w:name="kontekst"/>
     <w:p>
       <w:pPr>
         <w:pStyle w:val="Heading3"/>
@@ -11749,8 +16044,8 @@
         </w:pict>
       </w:r>
     </w:p>
-    <w:bookmarkEnd w:id="123"/>
-    <w:bookmarkStart w:id="124" w:name="Xb1efaf49faf498a9fd4d939fc99fef86fc94881"/>
+    <w:bookmarkEnd w:id="125"/>
+    <w:bookmarkStart w:id="126" w:name="Xb1efaf49faf498a9fd4d939fc99fef86fc94881"/>
     <w:p>
       <w:pPr>
         <w:pStyle w:val="Heading3"/>
@@ -11803,7 +16098,7 @@
         <w:pStyle w:val="Compact"/>
         <w:numPr>
           <w:ilvl w:val="0"/>
-          <w:numId w:val="1026"/>
+          <w:numId w:val="1040"/>
         </w:numPr>
       </w:pPr>
       <w:r>
@@ -11838,7 +16133,7 @@
         <w:pStyle w:val="Compact"/>
         <w:numPr>
           <w:ilvl w:val="0"/>
-          <w:numId w:val="1026"/>
+          <w:numId w:val="1040"/>
         </w:numPr>
       </w:pPr>
       <w:r>
@@ -11885,7 +16180,7 @@
         <w:pStyle w:val="Compact"/>
         <w:numPr>
           <w:ilvl w:val="0"/>
-          <w:numId w:val="1027"/>
+          <w:numId w:val="1041"/>
         </w:numPr>
       </w:pPr>
       <w:r>
@@ -11922,7 +16217,7 @@
         <w:pStyle w:val="Compact"/>
         <w:numPr>
           <w:ilvl w:val="0"/>
-          <w:numId w:val="1027"/>
+          <w:numId w:val="1041"/>
         </w:numPr>
       </w:pPr>
       <w:r>
@@ -11944,7 +16239,7 @@
         <w:pStyle w:val="Compact"/>
         <w:numPr>
           <w:ilvl w:val="0"/>
-          <w:numId w:val="1027"/>
+          <w:numId w:val="1041"/>
         </w:numPr>
       </w:pPr>
       <w:r>
@@ -11981,7 +16276,7 @@
         <w:pStyle w:val="Compact"/>
         <w:numPr>
           <w:ilvl w:val="0"/>
-          <w:numId w:val="1027"/>
+          <w:numId w:val="1041"/>
         </w:numPr>
       </w:pPr>
       <w:r>
@@ -12023,8 +16318,8 @@
         </w:pict>
       </w:r>
     </w:p>
-    <w:bookmarkEnd w:id="124"/>
-    <w:bookmarkStart w:id="125" w:name="Xbc4d7dbc02ee9ad7093e51b6bfef2e1f7bbf7d8"/>
+    <w:bookmarkEnd w:id="126"/>
+    <w:bookmarkStart w:id="127" w:name="Xbc4d7dbc02ee9ad7093e51b6bfef2e1f7bbf7d8"/>
     <w:p>
       <w:pPr>
         <w:pStyle w:val="Heading3"/>
@@ -12435,7 +16730,7 @@
         <w:pStyle w:val="Compact"/>
         <w:numPr>
           <w:ilvl w:val="0"/>
-          <w:numId w:val="1028"/>
+          <w:numId w:val="1042"/>
         </w:numPr>
       </w:pPr>
       <w:r>
@@ -12497,7 +16792,7 @@
         <w:pStyle w:val="Compact"/>
         <w:numPr>
           <w:ilvl w:val="0"/>
-          <w:numId w:val="1029"/>
+          <w:numId w:val="1043"/>
         </w:numPr>
       </w:pPr>
       <w:r>
@@ -12519,7 +16814,7 @@
         <w:pStyle w:val="Compact"/>
         <w:numPr>
           <w:ilvl w:val="0"/>
-          <w:numId w:val="1029"/>
+          <w:numId w:val="1043"/>
         </w:numPr>
       </w:pPr>
       <w:r>
@@ -12541,7 +16836,7 @@
         <w:pStyle w:val="Compact"/>
         <w:numPr>
           <w:ilvl w:val="0"/>
-          <w:numId w:val="1029"/>
+          <w:numId w:val="1043"/>
         </w:numPr>
       </w:pPr>
       <w:r>
@@ -12563,7 +16858,7 @@
         <w:pStyle w:val="Compact"/>
         <w:numPr>
           <w:ilvl w:val="0"/>
-          <w:numId w:val="1029"/>
+          <w:numId w:val="1043"/>
         </w:numPr>
       </w:pPr>
       <w:r>
@@ -12641,8 +16936,8 @@
         </w:pict>
       </w:r>
     </w:p>
-    <w:bookmarkEnd w:id="125"/>
-    <w:bookmarkStart w:id="126" w:name="X84172d8d8ff7394a72d51d1ee1cdedc8a2b2828"/>
+    <w:bookmarkEnd w:id="127"/>
+    <w:bookmarkStart w:id="128" w:name="X84172d8d8ff7394a72d51d1ee1cdedc8a2b2828"/>
     <w:p>
       <w:pPr>
         <w:pStyle w:val="Heading3"/>
@@ -12749,7 +17044,7 @@
         <w:pStyle w:val="Compact"/>
         <w:numPr>
           <w:ilvl w:val="0"/>
-          <w:numId w:val="1030"/>
+          <w:numId w:val="1044"/>
         </w:numPr>
       </w:pPr>
       <w:r>
@@ -12814,7 +17109,7 @@
         <w:pStyle w:val="Compact"/>
         <w:numPr>
           <w:ilvl w:val="0"/>
-          <w:numId w:val="1030"/>
+          <w:numId w:val="1044"/>
         </w:numPr>
       </w:pPr>
       <w:r>
@@ -12848,7 +17143,7 @@
         <w:pStyle w:val="Compact"/>
         <w:numPr>
           <w:ilvl w:val="0"/>
-          <w:numId w:val="1031"/>
+          <w:numId w:val="1045"/>
         </w:numPr>
       </w:pPr>
       <w:r>
@@ -12882,7 +17177,7 @@
         <w:pStyle w:val="Compact"/>
         <w:numPr>
           <w:ilvl w:val="0"/>
-          <w:numId w:val="1031"/>
+          <w:numId w:val="1045"/>
         </w:numPr>
       </w:pPr>
       <w:r>
@@ -12913,7 +17208,7 @@
         <w:pStyle w:val="Compact"/>
         <w:numPr>
           <w:ilvl w:val="0"/>
-          <w:numId w:val="1031"/>
+          <w:numId w:val="1045"/>
         </w:numPr>
       </w:pPr>
       <w:r>
@@ -12950,7 +17245,7 @@
         <w:pStyle w:val="Compact"/>
         <w:numPr>
           <w:ilvl w:val="0"/>
-          <w:numId w:val="1031"/>
+          <w:numId w:val="1045"/>
         </w:numPr>
       </w:pPr>
       <w:r>
@@ -13002,7 +17297,7 @@
         <w:pStyle w:val="Compact"/>
         <w:numPr>
           <w:ilvl w:val="0"/>
-          <w:numId w:val="1031"/>
+          <w:numId w:val="1045"/>
         </w:numPr>
       </w:pPr>
       <w:r>
@@ -13166,8 +17461,8 @@
         </w:pict>
       </w:r>
     </w:p>
-    <w:bookmarkEnd w:id="126"/>
-    <w:bookmarkStart w:id="127" w:name="Xa75dd1a391aa0bf1309daaa0d98008b22accb90"/>
+    <w:bookmarkEnd w:id="128"/>
+    <w:bookmarkStart w:id="129" w:name="Xa75dd1a391aa0bf1309daaa0d98008b22accb90"/>
     <w:p>
       <w:pPr>
         <w:pStyle w:val="Heading3"/>
@@ -13249,7 +17544,7 @@
       <w:pPr>
         <w:numPr>
           <w:ilvl w:val="0"/>
-          <w:numId w:val="1032"/>
+          <w:numId w:val="1046"/>
         </w:numPr>
       </w:pPr>
       <w:r>
@@ -13437,7 +17732,7 @@
       <w:pPr>
         <w:numPr>
           <w:ilvl w:val="0"/>
-          <w:numId w:val="1032"/>
+          <w:numId w:val="1046"/>
         </w:numPr>
       </w:pPr>
       <w:r>
@@ -13482,7 +17777,7 @@
       <w:pPr>
         <w:numPr>
           <w:ilvl w:val="0"/>
-          <w:numId w:val="1032"/>
+          <w:numId w:val="1046"/>
         </w:numPr>
       </w:pPr>
       <w:r>
@@ -13585,7 +17880,7 @@
         <w:pStyle w:val="Compact"/>
         <w:numPr>
           <w:ilvl w:val="0"/>
-          <w:numId w:val="1033"/>
+          <w:numId w:val="1047"/>
         </w:numPr>
       </w:pPr>
       <w:r>
@@ -13622,7 +17917,7 @@
         <w:pStyle w:val="Compact"/>
         <w:numPr>
           <w:ilvl w:val="0"/>
-          <w:numId w:val="1033"/>
+          <w:numId w:val="1047"/>
         </w:numPr>
       </w:pPr>
       <w:r>
@@ -13659,7 +17954,7 @@
         <w:pStyle w:val="Compact"/>
         <w:numPr>
           <w:ilvl w:val="0"/>
-          <w:numId w:val="1033"/>
+          <w:numId w:val="1047"/>
         </w:numPr>
       </w:pPr>
       <w:r>
@@ -13681,7 +17976,7 @@
         <w:pStyle w:val="Compact"/>
         <w:numPr>
           <w:ilvl w:val="0"/>
-          <w:numId w:val="1033"/>
+          <w:numId w:val="1047"/>
         </w:numPr>
       </w:pPr>
       <w:r>
@@ -13752,8 +18047,8 @@
         </w:pict>
       </w:r>
     </w:p>
-    <w:bookmarkEnd w:id="127"/>
-    <w:bookmarkStart w:id="128" w:name="X7135d73235c815d5428e90e9104be29cdef9d09"/>
+    <w:bookmarkEnd w:id="129"/>
+    <w:bookmarkStart w:id="130" w:name="X7135d73235c815d5428e90e9104be29cdef9d09"/>
     <w:p>
       <w:pPr>
         <w:pStyle w:val="Heading3"/>
@@ -13809,7 +18104,7 @@
         <w:pStyle w:val="Compact"/>
         <w:numPr>
           <w:ilvl w:val="0"/>
-          <w:numId w:val="1034"/>
+          <w:numId w:val="1048"/>
         </w:numPr>
       </w:pPr>
       <w:r>
@@ -13845,7 +18140,7 @@
         <w:pStyle w:val="Compact"/>
         <w:numPr>
           <w:ilvl w:val="0"/>
-          <w:numId w:val="1034"/>
+          <w:numId w:val="1048"/>
         </w:numPr>
       </w:pPr>
       <w:r>
@@ -13884,7 +18179,7 @@
         <w:pStyle w:val="Compact"/>
         <w:numPr>
           <w:ilvl w:val="0"/>
-          <w:numId w:val="1034"/>
+          <w:numId w:val="1048"/>
         </w:numPr>
       </w:pPr>
       <w:r>
@@ -13923,7 +18218,7 @@
         <w:pStyle w:val="Compact"/>
         <w:numPr>
           <w:ilvl w:val="0"/>
-          <w:numId w:val="1035"/>
+          <w:numId w:val="1049"/>
         </w:numPr>
       </w:pPr>
       <w:r>
@@ -13975,7 +18270,7 @@
         <w:pStyle w:val="Compact"/>
         <w:numPr>
           <w:ilvl w:val="0"/>
-          <w:numId w:val="1035"/>
+          <w:numId w:val="1049"/>
         </w:numPr>
       </w:pPr>
       <w:r>
@@ -14012,7 +18307,7 @@
         <w:pStyle w:val="Compact"/>
         <w:numPr>
           <w:ilvl w:val="0"/>
-          <w:numId w:val="1035"/>
+          <w:numId w:val="1049"/>
         </w:numPr>
       </w:pPr>
       <w:r>
@@ -14112,7 +18407,7 @@
         <w:pStyle w:val="Compact"/>
         <w:numPr>
           <w:ilvl w:val="0"/>
-          <w:numId w:val="1035"/>
+          <w:numId w:val="1049"/>
         </w:numPr>
       </w:pPr>
       <w:r>
@@ -14159,7 +18454,7 @@
         <w:pStyle w:val="Compact"/>
         <w:numPr>
           <w:ilvl w:val="0"/>
-          <w:numId w:val="1035"/>
+          <w:numId w:val="1049"/>
         </w:numPr>
       </w:pPr>
       <w:r>
@@ -14225,8 +18520,8 @@
         </w:pict>
       </w:r>
     </w:p>
-    <w:bookmarkEnd w:id="128"/>
-    <w:bookmarkStart w:id="129" w:name="Xdddf3faffa2170127b512ec3ac3b901c0c0f74d"/>
+    <w:bookmarkEnd w:id="130"/>
+    <w:bookmarkStart w:id="131" w:name="Xdddf3faffa2170127b512ec3ac3b901c0c0f74d"/>
     <w:p>
       <w:pPr>
         <w:pStyle w:val="Heading3"/>
@@ -14613,7 +18908,7 @@
         <w:pStyle w:val="Compact"/>
         <w:numPr>
           <w:ilvl w:val="0"/>
-          <w:numId w:val="1036"/>
+          <w:numId w:val="1050"/>
         </w:numPr>
       </w:pPr>
       <w:r>
@@ -14625,7 +18920,7 @@
         <w:pStyle w:val="Compact"/>
         <w:numPr>
           <w:ilvl w:val="0"/>
-          <w:numId w:val="1036"/>
+          <w:numId w:val="1050"/>
         </w:numPr>
       </w:pPr>
       <w:r>
@@ -14637,7 +18932,7 @@
         <w:pStyle w:val="Compact"/>
         <w:numPr>
           <w:ilvl w:val="0"/>
-          <w:numId w:val="1036"/>
+          <w:numId w:val="1050"/>
         </w:numPr>
       </w:pPr>
       <w:r>
@@ -14747,8 +19042,8 @@
         </w:pict>
       </w:r>
     </w:p>
-    <w:bookmarkEnd w:id="129"/>
-    <w:bookmarkStart w:id="130" w:name="Xbbdca76a73f9754de3fdb97a5b2d6721070740d"/>
+    <w:bookmarkEnd w:id="131"/>
+    <w:bookmarkStart w:id="132" w:name="Xbbdca76a73f9754de3fdb97a5b2d6721070740d"/>
     <w:p>
       <w:pPr>
         <w:pStyle w:val="Heading3"/>
@@ -14795,7 +19090,7 @@
         <w:pStyle w:val="Compact"/>
         <w:numPr>
           <w:ilvl w:val="0"/>
-          <w:numId w:val="1037"/>
+          <w:numId w:val="1051"/>
         </w:numPr>
       </w:pPr>
       <w:r>
@@ -14832,7 +19127,7 @@
         <w:pStyle w:val="Compact"/>
         <w:numPr>
           <w:ilvl w:val="0"/>
-          <w:numId w:val="1037"/>
+          <w:numId w:val="1051"/>
         </w:numPr>
       </w:pPr>
       <w:r>
@@ -14854,7 +19149,7 @@
         <w:pStyle w:val="Compact"/>
         <w:numPr>
           <w:ilvl w:val="0"/>
-          <w:numId w:val="1037"/>
+          <w:numId w:val="1051"/>
         </w:numPr>
       </w:pPr>
       <w:r>
@@ -14876,7 +19171,7 @@
         <w:pStyle w:val="Compact"/>
         <w:numPr>
           <w:ilvl w:val="0"/>
-          <w:numId w:val="1037"/>
+          <w:numId w:val="1051"/>
         </w:numPr>
       </w:pPr>
       <w:r>
@@ -14913,7 +19208,7 @@
         <w:pStyle w:val="Compact"/>
         <w:numPr>
           <w:ilvl w:val="0"/>
-          <w:numId w:val="1037"/>
+          <w:numId w:val="1051"/>
         </w:numPr>
       </w:pPr>
       <w:r>
@@ -14951,7 +19246,7 @@
         <w:pStyle w:val="Compact"/>
         <w:numPr>
           <w:ilvl w:val="0"/>
-          <w:numId w:val="1037"/>
+          <w:numId w:val="1051"/>
         </w:numPr>
       </w:pPr>
       <w:r>
@@ -14990,8 +19285,8 @@
         </w:pict>
       </w:r>
     </w:p>
-    <w:bookmarkEnd w:id="130"/>
-    <w:bookmarkStart w:id="131" w:name="reference-3"/>
+    <w:bookmarkEnd w:id="132"/>
+    <w:bookmarkStart w:id="133" w:name="reference-3"/>
     <w:p>
       <w:pPr>
         <w:pStyle w:val="Heading3"/>
@@ -15014,7 +19309,7 @@
         <w:pStyle w:val="Compact"/>
         <w:numPr>
           <w:ilvl w:val="0"/>
-          <w:numId w:val="1038"/>
+          <w:numId w:val="1052"/>
         </w:numPr>
       </w:pPr>
       <w:r>
@@ -15026,7 +19321,7 @@
         <w:pStyle w:val="Compact"/>
         <w:numPr>
           <w:ilvl w:val="0"/>
-          <w:numId w:val="1038"/>
+          <w:numId w:val="1052"/>
         </w:numPr>
       </w:pPr>
       <w:r>
@@ -15047,7 +19342,7 @@
         <w:pStyle w:val="Compact"/>
         <w:numPr>
           <w:ilvl w:val="0"/>
-          <w:numId w:val="1038"/>
+          <w:numId w:val="1052"/>
         </w:numPr>
       </w:pPr>
       <w:r>
@@ -15068,7 +19363,7 @@
         <w:pStyle w:val="Compact"/>
         <w:numPr>
           <w:ilvl w:val="0"/>
-          <w:numId w:val="1038"/>
+          <w:numId w:val="1052"/>
         </w:numPr>
       </w:pPr>
       <w:r>
@@ -15080,7 +19375,7 @@
         <w:pStyle w:val="Compact"/>
         <w:numPr>
           <w:ilvl w:val="0"/>
-          <w:numId w:val="1038"/>
+          <w:numId w:val="1052"/>
         </w:numPr>
       </w:pPr>
       <w:r>
@@ -15092,7 +19387,7 @@
         <w:pStyle w:val="Compact"/>
         <w:numPr>
           <w:ilvl w:val="0"/>
-          <w:numId w:val="1038"/>
+          <w:numId w:val="1052"/>
         </w:numPr>
       </w:pPr>
       <w:r>
@@ -15104,7 +19399,7 @@
         <w:pStyle w:val="Compact"/>
         <w:numPr>
           <w:ilvl w:val="0"/>
-          <w:numId w:val="1038"/>
+          <w:numId w:val="1052"/>
         </w:numPr>
       </w:pPr>
       <w:r>
@@ -15125,7 +19420,7 @@
         <w:pStyle w:val="Compact"/>
         <w:numPr>
           <w:ilvl w:val="0"/>
-          <w:numId w:val="1038"/>
+          <w:numId w:val="1052"/>
         </w:numPr>
       </w:pPr>
       <w:r>
@@ -15146,7 +19441,7 @@
         <w:pStyle w:val="Compact"/>
         <w:numPr>
           <w:ilvl w:val="0"/>
-          <w:numId w:val="1038"/>
+          <w:numId w:val="1052"/>
         </w:numPr>
       </w:pPr>
       <w:r>
@@ -15167,7 +19462,7 @@
         <w:pStyle w:val="Compact"/>
         <w:numPr>
           <w:ilvl w:val="0"/>
-          <w:numId w:val="1038"/>
+          <w:numId w:val="1052"/>
         </w:numPr>
       </w:pPr>
       <w:r>
@@ -15191,10 +19486,10 @@
         <w:t xml:space="preserve">\newpage</w:t>
       </w:r>
     </w:p>
-    <w:bookmarkEnd w:id="131"/>
-    <w:bookmarkEnd w:id="132"/>
     <w:bookmarkEnd w:id="133"/>
-    <w:bookmarkStart w:id="194" w:name="dodatak-deployment-uputstva"/>
+    <w:bookmarkEnd w:id="134"/>
+    <w:bookmarkEnd w:id="135"/>
+    <w:bookmarkStart w:id="196" w:name="dodatak-deployment-uputstva"/>
     <w:p>
       <w:pPr>
         <w:pStyle w:val="Heading1"/>
@@ -15212,7 +19507,7 @@
         <w:t xml:space="preserve">Dodatak: Deployment uputstva</w:t>
       </w:r>
     </w:p>
-    <w:bookmarkStart w:id="164" w:name="lokalna-instalacija--korak-po-korak-v10"/>
+    <w:bookmarkStart w:id="166" w:name="lokalna-instalacija--korak-po-korak-v10"/>
     <w:p>
       <w:pPr>
         <w:pStyle w:val="Heading2"/>
@@ -15256,7 +19551,7 @@
         <w:t xml:space="preserve">Cilj: pustiti aplikaciju na lokalnoj mašini za ~10 minuta od čistog checkout-a. Testirano na Windows 11, macOS 14, Ubuntu 24.04.</w:t>
       </w:r>
     </w:p>
-    <w:bookmarkStart w:id="137" w:name="prerequisites"/>
+    <w:bookmarkStart w:id="139" w:name="prerequisites"/>
     <w:p>
       <w:pPr>
         <w:pStyle w:val="Heading3"/>
@@ -15593,7 +19888,7 @@
       <w:r>
         <w:t xml:space="preserve"> </w:t>
       </w:r>
-      <w:hyperlink r:id="rId134">
+      <w:hyperlink r:id="rId136">
         <w:r>
           <w:rPr>
             <w:rStyle w:val="Hyperlink"/>
@@ -15673,7 +19968,7 @@
       <w:r>
         <w:t xml:space="preserve"> </w:t>
       </w:r>
-      <w:hyperlink r:id="rId135">
+      <w:hyperlink r:id="rId137">
         <w:r>
           <w:rPr>
             <w:rStyle w:val="Hyperlink"/>
@@ -15687,7 +19982,7 @@
       <w:r>
         <w:t xml:space="preserve"> </w:t>
       </w:r>
-      <w:hyperlink r:id="rId136">
+      <w:hyperlink r:id="rId138">
         <w:r>
           <w:rPr>
             <w:rStyle w:val="Hyperlink"/>
@@ -16028,8 +20323,8 @@
         <w:t xml:space="preserve"> nodejs</w:t>
       </w:r>
     </w:p>
-    <w:bookmarkEnd w:id="137"/>
-    <w:bookmarkStart w:id="149" w:name="koraci"/>
+    <w:bookmarkEnd w:id="139"/>
+    <w:bookmarkStart w:id="151" w:name="koraci"/>
     <w:p>
       <w:pPr>
         <w:pStyle w:val="Heading3"/>
@@ -16047,7 +20342,7 @@
         <w:t xml:space="preserve">Koraci</w:t>
       </w:r>
     </w:p>
-    <w:bookmarkStart w:id="138" w:name="X958b2d21faf68c9f5825f018875392c345182cd"/>
+    <w:bookmarkStart w:id="140" w:name="X958b2d21faf68c9f5825f018875392c345182cd"/>
     <w:p>
       <w:pPr>
         <w:pStyle w:val="Heading4"/>
@@ -16121,8 +20416,8 @@
         <w:t xml:space="preserve"> sportski-savez-app</w:t>
       </w:r>
     </w:p>
-    <w:bookmarkEnd w:id="138"/>
-    <w:bookmarkStart w:id="139" w:name="Xeb954c984db2e4d1bbd11f65667535d2c733691"/>
+    <w:bookmarkEnd w:id="140"/>
+    <w:bookmarkStart w:id="141" w:name="Xeb954c984db2e4d1bbd11f65667535d2c733691"/>
     <w:p>
       <w:pPr>
         <w:pStyle w:val="Heading4"/>
@@ -16165,8 +20460,8 @@
         <w:t xml:space="preserve">Očekivani izlaz: "Generating optimized autoload files ... 100+ packages installed". Trajanje 30s–2min zavisno od cache-a.</w:t>
       </w:r>
     </w:p>
-    <w:bookmarkEnd w:id="139"/>
-    <w:bookmarkStart w:id="140" w:name="Xffad135acbaeb50dceb8b63e7b51a36b1fe9a9e"/>
+    <w:bookmarkEnd w:id="141"/>
+    <w:bookmarkStart w:id="142" w:name="Xffad135acbaeb50dceb8b63e7b51a36b1fe9a9e"/>
     <w:p>
       <w:pPr>
         <w:pStyle w:val="Heading4"/>
@@ -16209,8 +20504,8 @@
         <w:t xml:space="preserve">Trajanje: 2–5 minuta zavisno od mreže.</w:t>
       </w:r>
     </w:p>
-    <w:bookmarkEnd w:id="140"/>
-    <w:bookmarkStart w:id="141" w:name="X7e8c783dc976c45e2a14fc119e50f3a9d2005b8"/>
+    <w:bookmarkEnd w:id="142"/>
+    <w:bookmarkStart w:id="143" w:name="X7e8c783dc976c45e2a14fc119e50f3a9d2005b8"/>
     <w:p>
       <w:pPr>
         <w:pStyle w:val="Heading4"/>
@@ -16315,8 +20610,8 @@
         <w:t xml:space="preserve">Application key set successfully.</w:t>
       </w:r>
     </w:p>
-    <w:bookmarkEnd w:id="141"/>
-    <w:bookmarkStart w:id="142" w:name="X6e87e7e130bdb3cc9c5e71cee45265537b314ca"/>
+    <w:bookmarkEnd w:id="143"/>
+    <w:bookmarkStart w:id="144" w:name="X6e87e7e130bdb3cc9c5e71cee45265537b314ca"/>
     <w:p>
       <w:pPr>
         <w:pStyle w:val="Heading4"/>
@@ -16411,8 +20706,8 @@
         <w:t xml:space="preserve">$false</w:t>
       </w:r>
     </w:p>
-    <w:bookmarkEnd w:id="142"/>
-    <w:bookmarkStart w:id="143" w:name="Xac5e73394b0747099ac23c4add719ab75bbdccf"/>
+    <w:bookmarkEnd w:id="144"/>
+    <w:bookmarkStart w:id="145" w:name="Xac5e73394b0747099ac23c4add719ab75bbdccf"/>
     <w:p>
       <w:pPr>
         <w:pStyle w:val="Heading4"/>
@@ -16533,8 +20828,8 @@
         <w:t xml:space="preserve">posle migracije.</w:t>
       </w:r>
     </w:p>
-    <w:bookmarkEnd w:id="143"/>
-    <w:bookmarkStart w:id="144" w:name="X1b193970319b962b6c6c2aa2e64fe527000386a"/>
+    <w:bookmarkEnd w:id="145"/>
+    <w:bookmarkStart w:id="146" w:name="X1b193970319b962b6c6c2aa2e64fe527000386a"/>
     <w:p>
       <w:pPr>
         <w:pStyle w:val="Heading4"/>
@@ -16569,8 +20864,8 @@
         <w:t xml:space="preserve"> artisan storage:link</w:t>
       </w:r>
     </w:p>
-    <w:bookmarkEnd w:id="144"/>
-    <w:bookmarkStart w:id="145" w:name="X908c5a2d406a125cc5b94b559f556f33d811a4d"/>
+    <w:bookmarkEnd w:id="146"/>
+    <w:bookmarkStart w:id="147" w:name="X908c5a2d406a125cc5b94b559f556f33d811a4d"/>
     <w:p>
       <w:pPr>
         <w:pStyle w:val="Heading4"/>
@@ -16803,8 +21098,8 @@
         <w:t xml:space="preserve">php artisan pail</w:t>
       </w:r>
     </w:p>
-    <w:bookmarkEnd w:id="145"/>
-    <w:bookmarkStart w:id="146" w:name="X9513b7bd51952959448580255fbccc7cce28338"/>
+    <w:bookmarkEnd w:id="147"/>
+    <w:bookmarkStart w:id="148" w:name="X9513b7bd51952959448580255fbccc7cce28338"/>
     <w:p>
       <w:pPr>
         <w:pStyle w:val="Heading4"/>
@@ -16841,8 +21136,8 @@
         <w:t xml:space="preserve">Trebao bi vidjeti landing stranicu sa dugmadima "Prijava" i "Registracija".</w:t>
       </w:r>
     </w:p>
-    <w:bookmarkEnd w:id="146"/>
-    <w:bookmarkStart w:id="147" w:name="X3b0a9f63475242040b5a51e6a295c6d6fb187ef"/>
+    <w:bookmarkEnd w:id="148"/>
+    <w:bookmarkStart w:id="149" w:name="X3b0a9f63475242040b5a51e6a295c6d6fb187ef"/>
     <w:p>
       <w:pPr>
         <w:pStyle w:val="Heading4"/>
@@ -17047,8 +21342,8 @@
         <w:t xml:space="preserve">ako se razlikuju — credentials evoluiraju kroz iteracije.)</w:t>
       </w:r>
     </w:p>
-    <w:bookmarkEnd w:id="147"/>
-    <w:bookmarkStart w:id="148" w:name="Xa30f543151ce535b55ab68df9f145e2f9a3f0bd"/>
+    <w:bookmarkEnd w:id="149"/>
+    <w:bookmarkStart w:id="150" w:name="Xa30f543151ce535b55ab68df9f145e2f9a3f0bd"/>
     <w:p>
       <w:pPr>
         <w:pStyle w:val="Heading4"/>
@@ -17083,7 +21378,7 @@
         <w:pStyle w:val="Compact"/>
         <w:numPr>
           <w:ilvl w:val="0"/>
-          <w:numId w:val="1039"/>
+          <w:numId w:val="1053"/>
         </w:numPr>
       </w:pPr>
       <w:r>
@@ -17095,7 +21390,7 @@
         <w:pStyle w:val="Compact"/>
         <w:numPr>
           <w:ilvl w:val="0"/>
-          <w:numId w:val="1039"/>
+          <w:numId w:val="1053"/>
         </w:numPr>
       </w:pPr>
       <w:r>
@@ -17116,7 +21411,7 @@
         <w:pStyle w:val="Compact"/>
         <w:numPr>
           <w:ilvl w:val="0"/>
-          <w:numId w:val="1039"/>
+          <w:numId w:val="1053"/>
         </w:numPr>
       </w:pPr>
       <w:r>
@@ -17128,7 +21423,7 @@
         <w:pStyle w:val="Compact"/>
         <w:numPr>
           <w:ilvl w:val="0"/>
-          <w:numId w:val="1039"/>
+          <w:numId w:val="1053"/>
         </w:numPr>
       </w:pPr>
       <w:r>
@@ -17140,7 +21435,7 @@
         <w:pStyle w:val="Compact"/>
         <w:numPr>
           <w:ilvl w:val="0"/>
-          <w:numId w:val="1039"/>
+          <w:numId w:val="1053"/>
         </w:numPr>
       </w:pPr>
       <w:r>
@@ -17182,7 +21477,7 @@
         <w:pStyle w:val="Compact"/>
         <w:numPr>
           <w:ilvl w:val="0"/>
-          <w:numId w:val="1039"/>
+          <w:numId w:val="1053"/>
         </w:numPr>
       </w:pPr>
       <w:r>
@@ -17194,7 +21489,7 @@
         <w:pStyle w:val="Compact"/>
         <w:numPr>
           <w:ilvl w:val="0"/>
-          <w:numId w:val="1039"/>
+          <w:numId w:val="1053"/>
         </w:numPr>
       </w:pPr>
       <w:r>
@@ -17206,7 +21501,7 @@
         <w:pStyle w:val="Compact"/>
         <w:numPr>
           <w:ilvl w:val="0"/>
-          <w:numId w:val="1039"/>
+          <w:numId w:val="1053"/>
         </w:numPr>
       </w:pPr>
       <w:r>
@@ -17230,7 +21525,7 @@
         <w:pStyle w:val="Compact"/>
         <w:numPr>
           <w:ilvl w:val="0"/>
-          <w:numId w:val="1040"/>
+          <w:numId w:val="1054"/>
         </w:numPr>
       </w:pPr>
       <w:r>
@@ -17242,7 +21537,7 @@
         <w:pStyle w:val="Compact"/>
         <w:numPr>
           <w:ilvl w:val="0"/>
-          <w:numId w:val="1040"/>
+          <w:numId w:val="1054"/>
         </w:numPr>
       </w:pPr>
       <w:r>
@@ -17263,7 +21558,7 @@
         <w:pStyle w:val="Compact"/>
         <w:numPr>
           <w:ilvl w:val="0"/>
-          <w:numId w:val="1040"/>
+          <w:numId w:val="1054"/>
         </w:numPr>
       </w:pPr>
       <w:r>
@@ -17287,7 +21582,7 @@
         <w:pStyle w:val="Compact"/>
         <w:numPr>
           <w:ilvl w:val="0"/>
-          <w:numId w:val="1040"/>
+          <w:numId w:val="1054"/>
         </w:numPr>
       </w:pPr>
       <w:r>
@@ -17299,7 +21594,7 @@
         <w:pStyle w:val="Compact"/>
         <w:numPr>
           <w:ilvl w:val="0"/>
-          <w:numId w:val="1040"/>
+          <w:numId w:val="1054"/>
         </w:numPr>
       </w:pPr>
       <w:r>
@@ -17338,7 +21633,7 @@
         <w:pStyle w:val="Compact"/>
         <w:numPr>
           <w:ilvl w:val="0"/>
-          <w:numId w:val="1041"/>
+          <w:numId w:val="1055"/>
         </w:numPr>
       </w:pPr>
       <w:r>
@@ -17350,7 +21645,7 @@
         <w:pStyle w:val="Compact"/>
         <w:numPr>
           <w:ilvl w:val="0"/>
-          <w:numId w:val="1041"/>
+          <w:numId w:val="1055"/>
         </w:numPr>
       </w:pPr>
       <w:r>
@@ -17371,7 +21666,7 @@
         <w:pStyle w:val="Compact"/>
         <w:numPr>
           <w:ilvl w:val="0"/>
-          <w:numId w:val="1041"/>
+          <w:numId w:val="1055"/>
         </w:numPr>
       </w:pPr>
       <w:r>
@@ -17395,7 +21690,7 @@
         <w:pStyle w:val="Compact"/>
         <w:numPr>
           <w:ilvl w:val="0"/>
-          <w:numId w:val="1042"/>
+          <w:numId w:val="1056"/>
         </w:numPr>
       </w:pPr>
       <w:r>
@@ -17411,9 +21706,9 @@
         <w:t xml:space="preserve">— pregled svih 18 sesija sa instrukcijama, output-om, odlukama i ishodom</w:t>
       </w:r>
     </w:p>
-    <w:bookmarkEnd w:id="148"/>
-    <w:bookmarkEnd w:id="149"/>
-    <w:bookmarkStart w:id="158" w:name="troubleshooting"/>
+    <w:bookmarkEnd w:id="150"/>
+    <w:bookmarkEnd w:id="151"/>
+    <w:bookmarkStart w:id="160" w:name="troubleshooting"/>
     <w:p>
       <w:pPr>
         <w:pStyle w:val="Heading3"/>
@@ -17431,7 +21726,7 @@
         <w:t xml:space="preserve">Troubleshooting</w:t>
       </w:r>
     </w:p>
-    <w:bookmarkStart w:id="150" w:name="unable-to-locate-file-in-vite-manifest"/>
+    <w:bookmarkStart w:id="152" w:name="unable-to-locate-file-in-vite-manifest"/>
     <w:p>
       <w:pPr>
         <w:pStyle w:val="Heading4"/>
@@ -17489,8 +21784,8 @@
         <w:t xml:space="preserve">u zasebnom terminalu — Inertia automatski hot-reloaduje.</w:t>
       </w:r>
     </w:p>
-    <w:bookmarkEnd w:id="150"/>
-    <w:bookmarkStart w:id="151" w:name="class-pdo_sqlite-not-found"/>
+    <w:bookmarkEnd w:id="152"/>
+    <w:bookmarkStart w:id="153" w:name="class-pdo_sqlite-not-found"/>
     <w:p>
       <w:pPr>
         <w:pStyle w:val="Heading4"/>
@@ -17521,7 +21816,7 @@
         <w:pStyle w:val="Compact"/>
         <w:numPr>
           <w:ilvl w:val="0"/>
-          <w:numId w:val="1043"/>
+          <w:numId w:val="1057"/>
         </w:numPr>
       </w:pPr>
       <w:r>
@@ -17542,7 +21837,7 @@
         <w:pStyle w:val="Compact"/>
         <w:numPr>
           <w:ilvl w:val="0"/>
-          <w:numId w:val="1043"/>
+          <w:numId w:val="1057"/>
         </w:numPr>
       </w:pPr>
       <w:r>
@@ -17584,7 +21879,7 @@
         <w:pStyle w:val="Compact"/>
         <w:numPr>
           <w:ilvl w:val="0"/>
-          <w:numId w:val="1043"/>
+          <w:numId w:val="1057"/>
         </w:numPr>
       </w:pPr>
       <w:r>
@@ -17600,8 +21895,8 @@
         <w:t xml:space="preserve">brew reinstall php@8.3</w:t>
       </w:r>
     </w:p>
-    <w:bookmarkEnd w:id="151"/>
-    <w:bookmarkStart w:id="152" w:name="permission-denied-za-storage"/>
+    <w:bookmarkEnd w:id="153"/>
+    <w:bookmarkStart w:id="154" w:name="permission-denied-za-storage"/>
     <w:p>
       <w:pPr>
         <w:pStyle w:val="Heading4"/>
@@ -17732,8 +22027,8 @@
         <w:t xml:space="preserve">## Obično nema problema — pokreni terminal kao admin ako bude</w:t>
       </w:r>
     </w:p>
-    <w:bookmarkEnd w:id="152"/>
-    <w:bookmarkStart w:id="153" w:name="Xc3f91c7875047f866f84ed6f41b0bfeec3c1665"/>
+    <w:bookmarkEnd w:id="154"/>
+    <w:bookmarkStart w:id="155" w:name="Xc3f91c7875047f866f84ed6f41b0bfeec3c1665"/>
     <w:p>
       <w:pPr>
         <w:pStyle w:val="Heading4"/>
@@ -17839,8 +22134,8 @@
         <w:t xml:space="preserve">plugin uključen.</w:t>
       </w:r>
     </w:p>
-    <w:bookmarkEnd w:id="153"/>
-    <w:bookmarkStart w:id="154" w:name="X98f4a218cdbc0f33f58a34f40f025afe645d08d"/>
+    <w:bookmarkEnd w:id="155"/>
+    <w:bookmarkStart w:id="156" w:name="X98f4a218cdbc0f33f58a34f40f025afe645d08d"/>
     <w:p>
       <w:pPr>
         <w:pStyle w:val="Heading4"/>
@@ -17911,8 +22206,8 @@
         <w:t xml:space="preserve">ako worker padne.</w:t>
       </w:r>
     </w:p>
-    <w:bookmarkEnd w:id="154"/>
-    <w:bookmarkStart w:id="155" w:name="email-se-ne-šalje-u-dev-modu"/>
+    <w:bookmarkEnd w:id="156"/>
+    <w:bookmarkStart w:id="157" w:name="email-se-ne-šalje-u-dev-modu"/>
     <w:p>
       <w:pPr>
         <w:pStyle w:val="Heading4"/>
@@ -17995,8 +22290,8 @@
         <w:t xml:space="preserve">i konfiguriši SMTP host/port/credentials.</w:t>
       </w:r>
     </w:p>
-    <w:bookmarkEnd w:id="155"/>
-    <w:bookmarkStart w:id="156" w:name="composer-run-dev-ne-nalazi-concurrently"/>
+    <w:bookmarkEnd w:id="157"/>
+    <w:bookmarkStart w:id="158" w:name="composer-run-dev-ne-nalazi-concurrently"/>
     <w:p>
       <w:pPr>
         <w:pStyle w:val="Heading4"/>
@@ -18055,8 +22350,8 @@
         <w:t xml:space="preserve">scripts. Pokreni 4 terminala ručno kao u koraku 8.</w:t>
       </w:r>
     </w:p>
-    <w:bookmarkEnd w:id="156"/>
-    <w:bookmarkStart w:id="157" w:name="Xb5f401b3e341e13b3784585c8d5aa5639bc6f69"/>
+    <w:bookmarkEnd w:id="158"/>
+    <w:bookmarkStart w:id="159" w:name="Xb5f401b3e341e13b3784585c8d5aa5639bc6f69"/>
     <w:p>
       <w:pPr>
         <w:pStyle w:val="Heading4"/>
@@ -18179,9 +22474,9 @@
         <w:t xml:space="preserve">(CLAUDE.md sekcija 2.1).</w:t>
       </w:r>
     </w:p>
-    <w:bookmarkEnd w:id="157"/>
-    <w:bookmarkEnd w:id="158"/>
-    <w:bookmarkStart w:id="159" w:name="verifikacija-da-je-instalacija-uspjela"/>
+    <w:bookmarkEnd w:id="159"/>
+    <w:bookmarkEnd w:id="160"/>
+    <w:bookmarkStart w:id="161" w:name="verifikacija-da-je-instalacija-uspjela"/>
     <w:p>
       <w:pPr>
         <w:pStyle w:val="Heading3"/>
@@ -18262,8 +22557,8 @@
         <w:t xml:space="preserve">Ako svi prolaze, instalacija je validna.</w:t>
       </w:r>
     </w:p>
-    <w:bookmarkEnd w:id="159"/>
-    <w:bookmarkStart w:id="163" w:name="sljedeći-koraci"/>
+    <w:bookmarkEnd w:id="161"/>
+    <w:bookmarkStart w:id="165" w:name="sljedeći-koraci"/>
     <w:p>
       <w:pPr>
         <w:pStyle w:val="Heading3"/>
@@ -18286,10 +22581,10 @@
         <w:pStyle w:val="Compact"/>
         <w:numPr>
           <w:ilvl w:val="0"/>
-          <w:numId w:val="1044"/>
-        </w:numPr>
-      </w:pPr>
-      <w:hyperlink r:id="rId160">
+          <w:numId w:val="1058"/>
+        </w:numPr>
+      </w:pPr>
+      <w:hyperlink r:id="rId162">
         <w:r>
           <w:rPr>
             <w:rStyle w:val="Hyperlink"/>
@@ -18303,10 +22598,10 @@
         <w:pStyle w:val="Compact"/>
         <w:numPr>
           <w:ilvl w:val="0"/>
-          <w:numId w:val="1044"/>
-        </w:numPr>
-      </w:pPr>
-      <w:hyperlink r:id="rId161">
+          <w:numId w:val="1058"/>
+        </w:numPr>
+      </w:pPr>
+      <w:hyperlink r:id="rId163">
         <w:r>
           <w:rPr>
             <w:rStyle w:val="Hyperlink"/>
@@ -18320,10 +22615,10 @@
         <w:pStyle w:val="Compact"/>
         <w:numPr>
           <w:ilvl w:val="0"/>
-          <w:numId w:val="1044"/>
-        </w:numPr>
-      </w:pPr>
-      <w:hyperlink r:id="rId162">
+          <w:numId w:val="1058"/>
+        </w:numPr>
+      </w:pPr>
+      <w:hyperlink r:id="rId164">
         <w:r>
           <w:rPr>
             <w:rStyle w:val="Hyperlink"/>
@@ -18332,9 +22627,9 @@
         </w:r>
       </w:hyperlink>
     </w:p>
-    <w:bookmarkEnd w:id="163"/>
-    <w:bookmarkEnd w:id="164"/>
-    <w:bookmarkStart w:id="180" w:name="staging-rollout--prijedlog-v10"/>
+    <w:bookmarkEnd w:id="165"/>
+    <w:bookmarkEnd w:id="166"/>
+    <w:bookmarkStart w:id="182" w:name="staging-rollout--prijedlog-v10"/>
     <w:p>
       <w:pPr>
         <w:pStyle w:val="Heading2"/>
@@ -18394,7 +22689,7 @@
         <w:t xml:space="preserve">— staging deployment nije izvršen u Phase 4 (van scope-a ADIS predaje).</w:t>
       </w:r>
     </w:p>
-    <w:bookmarkStart w:id="165" w:name="X060de0a2bc690193a2795e2b8915fe98be6a951"/>
+    <w:bookmarkStart w:id="167" w:name="X060de0a2bc690193a2795e2b8915fe98be6a951"/>
     <w:p>
       <w:pPr>
         <w:pStyle w:val="Heading3"/>
@@ -18429,7 +22724,7 @@
         <w:pStyle w:val="Compact"/>
         <w:numPr>
           <w:ilvl w:val="0"/>
-          <w:numId w:val="1045"/>
+          <w:numId w:val="1059"/>
         </w:numPr>
       </w:pPr>
       <w:r>
@@ -18441,7 +22736,7 @@
         <w:pStyle w:val="Compact"/>
         <w:numPr>
           <w:ilvl w:val="0"/>
-          <w:numId w:val="1045"/>
+          <w:numId w:val="1059"/>
         </w:numPr>
       </w:pPr>
       <w:r>
@@ -18453,7 +22748,7 @@
         <w:pStyle w:val="Compact"/>
         <w:numPr>
           <w:ilvl w:val="0"/>
-          <w:numId w:val="1045"/>
+          <w:numId w:val="1059"/>
         </w:numPr>
       </w:pPr>
       <w:r>
@@ -18465,7 +22760,7 @@
         <w:pStyle w:val="Compact"/>
         <w:numPr>
           <w:ilvl w:val="0"/>
-          <w:numId w:val="1045"/>
+          <w:numId w:val="1059"/>
         </w:numPr>
       </w:pPr>
       <w:r>
@@ -18477,7 +22772,7 @@
         <w:pStyle w:val="Compact"/>
         <w:numPr>
           <w:ilvl w:val="0"/>
-          <w:numId w:val="1045"/>
+          <w:numId w:val="1059"/>
         </w:numPr>
       </w:pPr>
       <w:r>
@@ -18502,8 +22797,8 @@
         <w:t xml:space="preserve">DigitalOcean App Platform, AWS Elastic Beanstalk, ili bare VPS sa Ploi/Forge. Cijena slična, više konfiguracije, više operativnog tereta.</w:t>
       </w:r>
     </w:p>
-    <w:bookmarkEnd w:id="165"/>
-    <w:bookmarkStart w:id="166" w:name="arhitektura-staging-a"/>
+    <w:bookmarkEnd w:id="167"/>
+    <w:bookmarkStart w:id="168" w:name="arhitektura-staging-a"/>
     <w:p>
       <w:pPr>
         <w:pStyle w:val="Heading3"/>
@@ -19066,8 +23361,8 @@
         </w:tc>
       </w:tr>
     </w:tbl>
-    <w:bookmarkEnd w:id="166"/>
-    <w:bookmarkStart w:id="176" w:name="koraci-1"/>
+    <w:bookmarkEnd w:id="168"/>
+    <w:bookmarkStart w:id="178" w:name="koraci-1"/>
     <w:p>
       <w:pPr>
         <w:pStyle w:val="Heading3"/>
@@ -19085,7 +23380,7 @@
         <w:t xml:space="preserve">Koraci</w:t>
       </w:r>
     </w:p>
-    <w:bookmarkStart w:id="168" w:name="X6ad9dd067691632b7d7efa160a40f4e298bd81b"/>
+    <w:bookmarkStart w:id="170" w:name="X6ad9dd067691632b7d7efa160a40f4e298bd81b"/>
     <w:p>
       <w:pPr>
         <w:pStyle w:val="Heading4"/>
@@ -19108,10 +23403,10 @@
         <w:pStyle w:val="Compact"/>
         <w:numPr>
           <w:ilvl w:val="0"/>
-          <w:numId w:val="1046"/>
-        </w:numPr>
-      </w:pPr>
-      <w:hyperlink r:id="rId167">
+          <w:numId w:val="1060"/>
+        </w:numPr>
+      </w:pPr>
+      <w:hyperlink r:id="rId169">
         <w:r>
           <w:rPr>
             <w:rStyle w:val="Hyperlink"/>
@@ -19131,7 +23426,7 @@
         <w:pStyle w:val="Compact"/>
         <w:numPr>
           <w:ilvl w:val="0"/>
-          <w:numId w:val="1046"/>
+          <w:numId w:val="1060"/>
         </w:numPr>
       </w:pPr>
       <w:r>
@@ -19152,7 +23447,7 @@
         <w:pStyle w:val="Compact"/>
         <w:numPr>
           <w:ilvl w:val="0"/>
-          <w:numId w:val="1046"/>
+          <w:numId w:val="1060"/>
         </w:numPr>
       </w:pPr>
       <w:r>
@@ -19179,7 +23474,7 @@
         <w:pStyle w:val="Compact"/>
         <w:numPr>
           <w:ilvl w:val="0"/>
-          <w:numId w:val="1046"/>
+          <w:numId w:val="1060"/>
         </w:numPr>
       </w:pPr>
       <w:r>
@@ -19191,15 +23486,15 @@
         <w:pStyle w:val="Compact"/>
         <w:numPr>
           <w:ilvl w:val="0"/>
-          <w:numId w:val="1046"/>
+          <w:numId w:val="1060"/>
         </w:numPr>
       </w:pPr>
       <w:r>
         <w:t xml:space="preserve">PHP runtime: 8.3, Node runtime: 22</w:t>
       </w:r>
     </w:p>
-    <w:bookmarkEnd w:id="168"/>
-    <w:bookmarkStart w:id="169" w:name="X2bde6b60b0b0f5f2a1495ed433e4d89b2914e40"/>
+    <w:bookmarkEnd w:id="170"/>
+    <w:bookmarkStart w:id="171" w:name="X2bde6b60b0b0f5f2a1495ed433e4d89b2914e40"/>
     <w:p>
       <w:pPr>
         <w:pStyle w:val="Heading4"/>
@@ -19503,8 +23798,8 @@
         <w:t xml:space="preserve">koji se commit-uje.</w:t>
       </w:r>
     </w:p>
-    <w:bookmarkEnd w:id="169"/>
-    <w:bookmarkStart w:id="170" w:name="Xc965e3dc87e09adc57ac12e27b65f617ff3c82e"/>
+    <w:bookmarkEnd w:id="171"/>
+    <w:bookmarkStart w:id="172" w:name="Xc965e3dc87e09adc57ac12e27b65f617ff3c82e"/>
     <w:p>
       <w:pPr>
         <w:pStyle w:val="Heading4"/>
@@ -19535,7 +23830,7 @@
         <w:pStyle w:val="Compact"/>
         <w:numPr>
           <w:ilvl w:val="0"/>
-          <w:numId w:val="1047"/>
+          <w:numId w:val="1061"/>
         </w:numPr>
       </w:pPr>
       <w:r>
@@ -19554,7 +23849,7 @@
         <w:pStyle w:val="Compact"/>
         <w:numPr>
           <w:ilvl w:val="0"/>
-          <w:numId w:val="1047"/>
+          <w:numId w:val="1061"/>
         </w:numPr>
       </w:pPr>
       <w:r>
@@ -19573,7 +23868,7 @@
         <w:pStyle w:val="Compact"/>
         <w:numPr>
           <w:ilvl w:val="0"/>
-          <w:numId w:val="1047"/>
+          <w:numId w:val="1061"/>
         </w:numPr>
       </w:pPr>
       <w:r>
@@ -19587,8 +23882,8 @@
         <w:t xml:space="preserve">: S3 bucket (auto-create kroz Cloud dashboard ili custom AWS account)</w:t>
       </w:r>
     </w:p>
-    <w:bookmarkEnd w:id="170"/>
-    <w:bookmarkStart w:id="171" w:name="Xe2e43bef1ae798da0f2ad5ecb6dc45953b7ac21"/>
+    <w:bookmarkEnd w:id="172"/>
+    <w:bookmarkStart w:id="173" w:name="Xe2e43bef1ae798da0f2ad5ecb6dc45953b7ac21"/>
     <w:p>
       <w:pPr>
         <w:pStyle w:val="Heading4"/>
@@ -19636,7 +23931,7 @@
         <w:pStyle w:val="Compact"/>
         <w:numPr>
           <w:ilvl w:val="0"/>
-          <w:numId w:val="1048"/>
+          <w:numId w:val="1062"/>
         </w:numPr>
       </w:pPr>
       <w:r>
@@ -19651,7 +23946,7 @@
         <w:pStyle w:val="Compact"/>
         <w:numPr>
           <w:ilvl w:val="0"/>
-          <w:numId w:val="1048"/>
+          <w:numId w:val="1062"/>
         </w:numPr>
       </w:pPr>
       <w:r>
@@ -19672,7 +23967,7 @@
         <w:pStyle w:val="Compact"/>
         <w:numPr>
           <w:ilvl w:val="0"/>
-          <w:numId w:val="1048"/>
+          <w:numId w:val="1062"/>
         </w:numPr>
       </w:pPr>
       <w:r>
@@ -19687,7 +23982,7 @@
         <w:pStyle w:val="Compact"/>
         <w:numPr>
           <w:ilvl w:val="0"/>
-          <w:numId w:val="1048"/>
+          <w:numId w:val="1062"/>
         </w:numPr>
       </w:pPr>
       <w:r>
@@ -19702,7 +23997,7 @@
         <w:pStyle w:val="Compact"/>
         <w:numPr>
           <w:ilvl w:val="0"/>
-          <w:numId w:val="1048"/>
+          <w:numId w:val="1062"/>
         </w:numPr>
       </w:pPr>
       <w:r>
@@ -19717,7 +24012,7 @@
         <w:pStyle w:val="Compact"/>
         <w:numPr>
           <w:ilvl w:val="0"/>
-          <w:numId w:val="1048"/>
+          <w:numId w:val="1062"/>
         </w:numPr>
       </w:pPr>
       <w:r>
@@ -19738,7 +24033,7 @@
         <w:pStyle w:val="Compact"/>
         <w:numPr>
           <w:ilvl w:val="0"/>
-          <w:numId w:val="1048"/>
+          <w:numId w:val="1062"/>
         </w:numPr>
       </w:pPr>
       <w:r>
@@ -19759,15 +24054,15 @@
         <w:pStyle w:val="Compact"/>
         <w:numPr>
           <w:ilvl w:val="0"/>
-          <w:numId w:val="1048"/>
+          <w:numId w:val="1062"/>
         </w:numPr>
       </w:pPr>
       <w:r>
         <w:t xml:space="preserve">Start FPM + queue:work + scheduler</w:t>
       </w:r>
     </w:p>
-    <w:bookmarkEnd w:id="171"/>
-    <w:bookmarkStart w:id="172" w:name="X1368a7c3a4c2a448885755ce9ed6f0beb728db9"/>
+    <w:bookmarkEnd w:id="173"/>
+    <w:bookmarkStart w:id="174" w:name="X1368a7c3a4c2a448885755ce9ed6f0beb728db9"/>
     <w:p>
       <w:pPr>
         <w:pStyle w:val="Heading4"/>
@@ -19840,8 +24135,8 @@
         <w:t xml:space="preserve">endpoint za health check). Laravel Cloud automatski poll-uje ovaj endpoint za uptime monitoring.</w:t>
       </w:r>
     </w:p>
-    <w:bookmarkEnd w:id="172"/>
-    <w:bookmarkStart w:id="173" w:name="Xcf97937e548f0fb34c30f991c44dfa053d09053"/>
+    <w:bookmarkEnd w:id="174"/>
+    <w:bookmarkStart w:id="175" w:name="Xcf97937e548f0fb34c30f991c44dfa053d09053"/>
     <w:p>
       <w:pPr>
         <w:pStyle w:val="Heading4"/>
@@ -20529,8 +24824,8 @@
         <w:t xml:space="preserve">prije pokretanja.)</w:t>
       </w:r>
     </w:p>
-    <w:bookmarkEnd w:id="173"/>
-    <w:bookmarkStart w:id="174" w:name="Xcd9a06f52393d12adaead3c46fb0174ea896a15"/>
+    <w:bookmarkEnd w:id="175"/>
+    <w:bookmarkStart w:id="176" w:name="Xcd9a06f52393d12adaead3c46fb0174ea896a15"/>
     <w:p>
       <w:pPr>
         <w:pStyle w:val="Heading4"/>
@@ -20561,7 +24856,7 @@
         <w:pStyle w:val="Compact"/>
         <w:numPr>
           <w:ilvl w:val="0"/>
-          <w:numId w:val="1049"/>
+          <w:numId w:val="1063"/>
         </w:numPr>
       </w:pPr>
       <w:r>
@@ -20573,7 +24868,7 @@
         <w:pStyle w:val="Compact"/>
         <w:numPr>
           <w:ilvl w:val="0"/>
-          <w:numId w:val="1049"/>
+          <w:numId w:val="1063"/>
         </w:numPr>
       </w:pPr>
       <w:r>
@@ -20624,7 +24919,7 @@
         <w:pStyle w:val="Compact"/>
         <w:numPr>
           <w:ilvl w:val="0"/>
-          <w:numId w:val="1049"/>
+          <w:numId w:val="1063"/>
         </w:numPr>
       </w:pPr>
       <w:r>
@@ -20636,7 +24931,7 @@
         <w:pStyle w:val="Compact"/>
         <w:numPr>
           <w:ilvl w:val="0"/>
-          <w:numId w:val="1049"/>
+          <w:numId w:val="1063"/>
         </w:numPr>
       </w:pPr>
       <w:r>
@@ -20666,8 +24961,8 @@
         <w:t xml:space="preserve">(van obima za predaju, planirano za narednu iteraciju).</w:t>
       </w:r>
     </w:p>
-    <w:bookmarkEnd w:id="174"/>
-    <w:bookmarkStart w:id="175" w:name="X1c38dacf6c4db0c3decea9a5fa68996c11ee44c"/>
+    <w:bookmarkEnd w:id="176"/>
+    <w:bookmarkStart w:id="177" w:name="X1c38dacf6c4db0c3decea9a5fa68996c11ee44c"/>
     <w:p>
       <w:pPr>
         <w:pStyle w:val="Heading4"/>
@@ -20900,7 +25195,7 @@
         <w:pStyle w:val="Compact"/>
         <w:numPr>
           <w:ilvl w:val="0"/>
-          <w:numId w:val="1050"/>
+          <w:numId w:val="1064"/>
         </w:numPr>
       </w:pPr>
       <w:r>
@@ -20921,7 +25216,7 @@
         <w:pStyle w:val="Compact"/>
         <w:numPr>
           <w:ilvl w:val="0"/>
-          <w:numId w:val="1050"/>
+          <w:numId w:val="1064"/>
         </w:numPr>
       </w:pPr>
       <w:r>
@@ -20942,7 +25237,7 @@
         <w:pStyle w:val="Compact"/>
         <w:numPr>
           <w:ilvl w:val="0"/>
-          <w:numId w:val="1050"/>
+          <w:numId w:val="1064"/>
         </w:numPr>
       </w:pPr>
       <w:r>
@@ -20963,7 +25258,7 @@
         <w:pStyle w:val="Compact"/>
         <w:numPr>
           <w:ilvl w:val="0"/>
-          <w:numId w:val="1050"/>
+          <w:numId w:val="1064"/>
         </w:numPr>
       </w:pPr>
       <w:r>
@@ -20984,7 +25279,7 @@
         <w:pStyle w:val="Compact"/>
         <w:numPr>
           <w:ilvl w:val="0"/>
-          <w:numId w:val="1050"/>
+          <w:numId w:val="1064"/>
         </w:numPr>
       </w:pPr>
       <w:r>
@@ -21000,9 +25295,9 @@
         <w:t xml:space="preserve">→ 200 (public)</w:t>
       </w:r>
     </w:p>
-    <w:bookmarkEnd w:id="175"/>
-    <w:bookmarkEnd w:id="176"/>
-    <w:bookmarkStart w:id="177" w:name="eksterni-servisi-iz-spec-103"/>
+    <w:bookmarkEnd w:id="177"/>
+    <w:bookmarkEnd w:id="178"/>
+    <w:bookmarkStart w:id="179" w:name="eksterni-servisi-iz-spec-103"/>
     <w:p>
       <w:pPr>
         <w:pStyle w:val="Heading3"/>
@@ -21521,8 +25816,8 @@
         <w:t xml:space="preserve">pre-production checklist), a Google Vision košta po request-u — nije održivo za pilot test 50 učenika.</w:t>
       </w:r>
     </w:p>
-    <w:bookmarkEnd w:id="177"/>
-    <w:bookmarkStart w:id="178" w:name="rollback-strategija"/>
+    <w:bookmarkEnd w:id="179"/>
+    <w:bookmarkStart w:id="180" w:name="rollback-strategija"/>
     <w:p>
       <w:pPr>
         <w:pStyle w:val="Heading3"/>
@@ -21553,7 +25848,7 @@
         <w:pStyle w:val="Compact"/>
         <w:numPr>
           <w:ilvl w:val="0"/>
-          <w:numId w:val="1051"/>
+          <w:numId w:val="1065"/>
         </w:numPr>
       </w:pPr>
       <w:r>
@@ -21617,7 +25912,7 @@
         <w:pStyle w:val="Compact"/>
         <w:numPr>
           <w:ilvl w:val="0"/>
-          <w:numId w:val="1051"/>
+          <w:numId w:val="1065"/>
         </w:numPr>
       </w:pPr>
       <w:r>
@@ -21651,7 +25946,7 @@
         <w:pStyle w:val="Compact"/>
         <w:numPr>
           <w:ilvl w:val="0"/>
-          <w:numId w:val="1051"/>
+          <w:numId w:val="1065"/>
         </w:numPr>
       </w:pPr>
       <w:r>
@@ -21673,7 +25968,7 @@
         <w:pStyle w:val="Compact"/>
         <w:numPr>
           <w:ilvl w:val="0"/>
-          <w:numId w:val="1051"/>
+          <w:numId w:val="1065"/>
         </w:numPr>
       </w:pPr>
       <w:r>
@@ -21690,8 +25985,8 @@
         <w:t xml:space="preserve">— ako rollback nije izvodljiv (npr. schema change već primijenjen), forward fix u novom commit-u + brzom deploy-u.</w:t>
       </w:r>
     </w:p>
-    <w:bookmarkEnd w:id="178"/>
-    <w:bookmarkStart w:id="179" w:name="sljedeći-koraci-1"/>
+    <w:bookmarkEnd w:id="180"/>
+    <w:bookmarkStart w:id="181" w:name="sljedeći-koraci-1"/>
     <w:p>
       <w:pPr>
         <w:pStyle w:val="Heading3"/>
@@ -21714,10 +26009,10 @@
         <w:pStyle w:val="Compact"/>
         <w:numPr>
           <w:ilvl w:val="0"/>
-          <w:numId w:val="1052"/>
-        </w:numPr>
-      </w:pPr>
-      <w:hyperlink r:id="rId161">
+          <w:numId w:val="1066"/>
+        </w:numPr>
+      </w:pPr>
+      <w:hyperlink r:id="rId163">
         <w:r>
           <w:rPr>
             <w:rStyle w:val="Hyperlink"/>
@@ -21737,10 +26032,10 @@
         <w:pStyle w:val="Compact"/>
         <w:numPr>
           <w:ilvl w:val="0"/>
-          <w:numId w:val="1052"/>
-        </w:numPr>
-      </w:pPr>
-      <w:hyperlink r:id="rId162">
+          <w:numId w:val="1066"/>
+        </w:numPr>
+      </w:pPr>
+      <w:hyperlink r:id="rId164">
         <w:r>
           <w:rPr>
             <w:rStyle w:val="Hyperlink"/>
@@ -21755,9 +26050,9 @@
         <w:t xml:space="preserve">sekcija 5 — AI u deployment-u rizici i mitigacije</w:t>
       </w:r>
     </w:p>
-    <w:bookmarkEnd w:id="179"/>
-    <w:bookmarkEnd w:id="180"/>
-    <w:bookmarkStart w:id="193" w:name="production-readiness-checklist-v10"/>
+    <w:bookmarkEnd w:id="181"/>
+    <w:bookmarkEnd w:id="182"/>
+    <w:bookmarkStart w:id="195" w:name="production-readiness-checklist-v10"/>
     <w:p>
       <w:pPr>
         <w:pStyle w:val="Heading2"/>
@@ -21833,7 +26128,7 @@
         <w:t xml:space="preserve">za naručioca (Sportski savez CG, Ministarstvo prosvjete).</w:t>
       </w:r>
     </w:p>
-    <w:bookmarkStart w:id="181" w:name="razlike-staging-vs-production"/>
+    <w:bookmarkStart w:id="183" w:name="razlike-staging-vs-production"/>
     <w:p>
       <w:pPr>
         <w:pStyle w:val="Heading3"/>
@@ -22362,8 +26657,8 @@
         </w:tc>
       </w:tr>
     </w:tbl>
-    <w:bookmarkEnd w:id="181"/>
-    <w:bookmarkStart w:id="186" w:name="pre-production-checklist"/>
+    <w:bookmarkEnd w:id="183"/>
+    <w:bookmarkStart w:id="188" w:name="pre-production-checklist"/>
     <w:p>
       <w:pPr>
         <w:pStyle w:val="Heading3"/>
@@ -22381,7 +26676,7 @@
         <w:t xml:space="preserve">Pre-production checklist</w:t>
       </w:r>
     </w:p>
-    <w:bookmarkStart w:id="182" w:name="pravni-i-administrativni"/>
+    <w:bookmarkStart w:id="184" w:name="pravni-i-administrativni"/>
     <w:p>
       <w:pPr>
         <w:pStyle w:val="Heading4"/>
@@ -22404,7 +26699,7 @@
         <w:pStyle w:val="Compact"/>
         <w:numPr>
           <w:ilvl w:val="0"/>
-          <w:numId w:val="1053"/>
+          <w:numId w:val="1067"/>
         </w:numPr>
       </w:pPr>
       <w:r>
@@ -22453,7 +26748,7 @@
         <w:pStyle w:val="Compact"/>
         <w:numPr>
           <w:ilvl w:val="0"/>
-          <w:numId w:val="1054"/>
+          <w:numId w:val="1068"/>
         </w:numPr>
       </w:pPr>
       <w:r>
@@ -22475,7 +26770,7 @@
         <w:pStyle w:val="Compact"/>
         <w:numPr>
           <w:ilvl w:val="0"/>
-          <w:numId w:val="1055"/>
+          <w:numId w:val="1069"/>
         </w:numPr>
       </w:pPr>
       <w:r>
@@ -22497,7 +26792,7 @@
         <w:pStyle w:val="Compact"/>
         <w:numPr>
           <w:ilvl w:val="0"/>
-          <w:numId w:val="1056"/>
+          <w:numId w:val="1070"/>
         </w:numPr>
       </w:pPr>
       <w:r>
@@ -22519,7 +26814,7 @@
         <w:pStyle w:val="Compact"/>
         <w:numPr>
           <w:ilvl w:val="0"/>
-          <w:numId w:val="1057"/>
+          <w:numId w:val="1071"/>
         </w:numPr>
       </w:pPr>
       <w:r>
@@ -22541,7 +26836,7 @@
         <w:pStyle w:val="Compact"/>
         <w:numPr>
           <w:ilvl w:val="0"/>
-          <w:numId w:val="1058"/>
+          <w:numId w:val="1072"/>
         </w:numPr>
       </w:pPr>
       <w:r>
@@ -22585,8 +26880,8 @@
         <w:t xml:space="preserve">ili custom), logo, branding guideline.</w:t>
       </w:r>
     </w:p>
-    <w:bookmarkEnd w:id="182"/>
-    <w:bookmarkStart w:id="183" w:name="tehnička-pripravnost"/>
+    <w:bookmarkEnd w:id="184"/>
+    <w:bookmarkStart w:id="185" w:name="tehnička-pripravnost"/>
     <w:p>
       <w:pPr>
         <w:pStyle w:val="Heading4"/>
@@ -22609,7 +26904,7 @@
         <w:pStyle w:val="Compact"/>
         <w:numPr>
           <w:ilvl w:val="0"/>
-          <w:numId w:val="1059"/>
+          <w:numId w:val="1073"/>
         </w:numPr>
       </w:pPr>
       <w:r>
@@ -22631,7 +26926,7 @@
         <w:pStyle w:val="Compact"/>
         <w:numPr>
           <w:ilvl w:val="0"/>
-          <w:numId w:val="1060"/>
+          <w:numId w:val="1074"/>
         </w:numPr>
       </w:pPr>
       <w:r>
@@ -22653,7 +26948,7 @@
         <w:pStyle w:val="Compact"/>
         <w:numPr>
           <w:ilvl w:val="0"/>
-          <w:numId w:val="1061"/>
+          <w:numId w:val="1075"/>
         </w:numPr>
       </w:pPr>
       <w:r>
@@ -22675,7 +26970,7 @@
         <w:pStyle w:val="Compact"/>
         <w:numPr>
           <w:ilvl w:val="0"/>
-          <w:numId w:val="1062"/>
+          <w:numId w:val="1076"/>
         </w:numPr>
       </w:pPr>
       <w:r>
@@ -22697,7 +26992,7 @@
         <w:pStyle w:val="Compact"/>
         <w:numPr>
           <w:ilvl w:val="0"/>
-          <w:numId w:val="1063"/>
+          <w:numId w:val="1077"/>
         </w:numPr>
       </w:pPr>
       <w:r>
@@ -22731,7 +27026,7 @@
         <w:pStyle w:val="Compact"/>
         <w:numPr>
           <w:ilvl w:val="0"/>
-          <w:numId w:val="1064"/>
+          <w:numId w:val="1078"/>
         </w:numPr>
       </w:pPr>
       <w:r>
@@ -22753,7 +27048,7 @@
         <w:pStyle w:val="Compact"/>
         <w:numPr>
           <w:ilvl w:val="1"/>
-          <w:numId w:val="1065"/>
+          <w:numId w:val="1079"/>
         </w:numPr>
       </w:pPr>
       <w:r>
@@ -22774,7 +27069,7 @@
         <w:pStyle w:val="Compact"/>
         <w:numPr>
           <w:ilvl w:val="1"/>
-          <w:numId w:val="1065"/>
+          <w:numId w:val="1079"/>
         </w:numPr>
       </w:pPr>
       <w:r>
@@ -22795,7 +27090,7 @@
         <w:pStyle w:val="Compact"/>
         <w:numPr>
           <w:ilvl w:val="1"/>
-          <w:numId w:val="1065"/>
+          <w:numId w:val="1079"/>
         </w:numPr>
       </w:pPr>
       <w:r>
@@ -22816,7 +27111,7 @@
         <w:pStyle w:val="Compact"/>
         <w:numPr>
           <w:ilvl w:val="1"/>
-          <w:numId w:val="1065"/>
+          <w:numId w:val="1079"/>
         </w:numPr>
       </w:pPr>
       <w:r>
@@ -22837,7 +27132,7 @@
         <w:pStyle w:val="Compact"/>
         <w:numPr>
           <w:ilvl w:val="1"/>
-          <w:numId w:val="1065"/>
+          <w:numId w:val="1079"/>
         </w:numPr>
       </w:pPr>
       <w:r>
@@ -22858,7 +27153,7 @@
         <w:pStyle w:val="Compact"/>
         <w:numPr>
           <w:ilvl w:val="0"/>
-          <w:numId w:val="1066"/>
+          <w:numId w:val="1080"/>
         </w:numPr>
       </w:pPr>
       <w:r>
@@ -22880,7 +27175,7 @@
         <w:pStyle w:val="Compact"/>
         <w:numPr>
           <w:ilvl w:val="0"/>
-          <w:numId w:val="1067"/>
+          <w:numId w:val="1081"/>
         </w:numPr>
       </w:pPr>
       <w:r>
@@ -22902,7 +27197,7 @@
         <w:pStyle w:val="Compact"/>
         <w:numPr>
           <w:ilvl w:val="0"/>
-          <w:numId w:val="1068"/>
+          <w:numId w:val="1082"/>
         </w:numPr>
       </w:pPr>
       <w:r>
@@ -22924,7 +27219,7 @@
         <w:pStyle w:val="Compact"/>
         <w:numPr>
           <w:ilvl w:val="0"/>
-          <w:numId w:val="1069"/>
+          <w:numId w:val="1083"/>
         </w:numPr>
       </w:pPr>
       <w:r>
@@ -22976,7 +27271,7 @@
         <w:pStyle w:val="Compact"/>
         <w:numPr>
           <w:ilvl w:val="0"/>
-          <w:numId w:val="1070"/>
+          <w:numId w:val="1084"/>
         </w:numPr>
       </w:pPr>
       <w:r>
@@ -23008,8 +27303,8 @@
         <w:t xml:space="preserve">koji isključuje requests kad mjesečni budget istekne.</w:t>
       </w:r>
     </w:p>
-    <w:bookmarkEnd w:id="183"/>
-    <w:bookmarkStart w:id="184" w:name="operativna-pripravnost"/>
+    <w:bookmarkEnd w:id="185"/>
+    <w:bookmarkStart w:id="186" w:name="operativna-pripravnost"/>
     <w:p>
       <w:pPr>
         <w:pStyle w:val="Heading4"/>
@@ -23032,7 +27327,7 @@
         <w:pStyle w:val="Compact"/>
         <w:numPr>
           <w:ilvl w:val="0"/>
-          <w:numId w:val="1071"/>
+          <w:numId w:val="1085"/>
         </w:numPr>
       </w:pPr>
       <w:r>
@@ -23069,7 +27364,7 @@
         <w:pStyle w:val="Compact"/>
         <w:numPr>
           <w:ilvl w:val="0"/>
-          <w:numId w:val="1072"/>
+          <w:numId w:val="1086"/>
         </w:numPr>
       </w:pPr>
       <w:r>
@@ -23091,7 +27386,7 @@
         <w:pStyle w:val="Compact"/>
         <w:numPr>
           <w:ilvl w:val="0"/>
-          <w:numId w:val="1073"/>
+          <w:numId w:val="1087"/>
         </w:numPr>
       </w:pPr>
       <w:r>
@@ -23125,7 +27420,7 @@
         <w:pStyle w:val="Compact"/>
         <w:numPr>
           <w:ilvl w:val="0"/>
-          <w:numId w:val="1074"/>
+          <w:numId w:val="1088"/>
         </w:numPr>
       </w:pPr>
       <w:r>
@@ -23147,7 +27442,7 @@
         <w:pStyle w:val="Compact"/>
         <w:numPr>
           <w:ilvl w:val="0"/>
-          <w:numId w:val="1075"/>
+          <w:numId w:val="1089"/>
         </w:numPr>
       </w:pPr>
       <w:r>
@@ -23169,7 +27464,7 @@
         <w:pStyle w:val="Compact"/>
         <w:numPr>
           <w:ilvl w:val="0"/>
-          <w:numId w:val="1076"/>
+          <w:numId w:val="1090"/>
         </w:numPr>
       </w:pPr>
       <w:r>
@@ -23201,8 +27496,8 @@
         <w:t xml:space="preserve">(Better Stack ili Cronitor) sa real-time uptime i historija incidenata.</w:t>
       </w:r>
     </w:p>
-    <w:bookmarkEnd w:id="184"/>
-    <w:bookmarkStart w:id="185" w:name="compliance"/>
+    <w:bookmarkEnd w:id="186"/>
+    <w:bookmarkStart w:id="187" w:name="compliance"/>
     <w:p>
       <w:pPr>
         <w:pStyle w:val="Heading4"/>
@@ -23225,7 +27520,7 @@
         <w:pStyle w:val="Compact"/>
         <w:numPr>
           <w:ilvl w:val="0"/>
-          <w:numId w:val="1077"/>
+          <w:numId w:val="1091"/>
         </w:numPr>
       </w:pPr>
       <w:r>
@@ -23259,7 +27554,7 @@
         <w:pStyle w:val="Compact"/>
         <w:numPr>
           <w:ilvl w:val="0"/>
-          <w:numId w:val="1078"/>
+          <w:numId w:val="1092"/>
         </w:numPr>
       </w:pPr>
       <w:r>
@@ -23281,7 +27576,7 @@
         <w:pStyle w:val="Compact"/>
         <w:numPr>
           <w:ilvl w:val="1"/>
-          <w:numId w:val="1079"/>
+          <w:numId w:val="1093"/>
         </w:numPr>
       </w:pPr>
       <w:r>
@@ -23299,7 +27594,7 @@
         <w:pStyle w:val="Compact"/>
         <w:numPr>
           <w:ilvl w:val="1"/>
-          <w:numId w:val="1079"/>
+          <w:numId w:val="1093"/>
         </w:numPr>
       </w:pPr>
       <w:r>
@@ -23317,7 +27612,7 @@
         <w:pStyle w:val="Compact"/>
         <w:numPr>
           <w:ilvl w:val="1"/>
-          <w:numId w:val="1079"/>
+          <w:numId w:val="1093"/>
         </w:numPr>
       </w:pPr>
       <w:r>
@@ -23329,7 +27624,7 @@
         <w:pStyle w:val="Compact"/>
         <w:numPr>
           <w:ilvl w:val="1"/>
-          <w:numId w:val="1079"/>
+          <w:numId w:val="1093"/>
         </w:numPr>
       </w:pPr>
       <w:r>
@@ -23347,7 +27642,7 @@
         <w:pStyle w:val="Compact"/>
         <w:numPr>
           <w:ilvl w:val="0"/>
-          <w:numId w:val="1080"/>
+          <w:numId w:val="1094"/>
         </w:numPr>
       </w:pPr>
       <w:r>
@@ -23369,7 +27664,7 @@
         <w:pStyle w:val="Compact"/>
         <w:numPr>
           <w:ilvl w:val="0"/>
-          <w:numId w:val="1081"/>
+          <w:numId w:val="1095"/>
         </w:numPr>
       </w:pPr>
       <w:r>
@@ -23403,7 +27698,7 @@
         <w:pStyle w:val="Compact"/>
         <w:numPr>
           <w:ilvl w:val="0"/>
-          <w:numId w:val="1082"/>
+          <w:numId w:val="1096"/>
         </w:numPr>
       </w:pPr>
       <w:r>
@@ -23455,7 +27750,7 @@
         <w:pStyle w:val="Compact"/>
         <w:numPr>
           <w:ilvl w:val="0"/>
-          <w:numId w:val="1083"/>
+          <w:numId w:val="1097"/>
         </w:numPr>
       </w:pPr>
       <w:r>
@@ -23492,7 +27787,7 @@
         <w:pStyle w:val="Compact"/>
         <w:numPr>
           <w:ilvl w:val="0"/>
-          <w:numId w:val="1084"/>
+          <w:numId w:val="1098"/>
         </w:numPr>
       </w:pPr>
       <w:r>
@@ -23524,9 +27819,9 @@
         <w:t xml:space="preserve">na DB nivou (PostgreSQL trigger koji odbija UPDATE i DELETE osim za superuser-a).</w:t>
       </w:r>
     </w:p>
-    <w:bookmarkEnd w:id="185"/>
-    <w:bookmarkEnd w:id="186"/>
-    <w:bookmarkStart w:id="190" w:name="rollout-strategija"/>
+    <w:bookmarkEnd w:id="187"/>
+    <w:bookmarkEnd w:id="188"/>
+    <w:bookmarkStart w:id="192" w:name="rollout-strategija"/>
     <w:p>
       <w:pPr>
         <w:pStyle w:val="Heading3"/>
@@ -23544,7 +27839,7 @@
         <w:t xml:space="preserve">Rollout strategija</w:t>
       </w:r>
     </w:p>
-    <w:bookmarkStart w:id="187" w:name="faza-1-2-3-pilot-škole-mjesec-1"/>
+    <w:bookmarkStart w:id="189" w:name="faza-1-2-3-pilot-škole-mjesec-1"/>
     <w:p>
       <w:pPr>
         <w:pStyle w:val="Heading4"/>
@@ -23567,7 +27862,7 @@
         <w:pStyle w:val="Compact"/>
         <w:numPr>
           <w:ilvl w:val="0"/>
-          <w:numId w:val="1085"/>
+          <w:numId w:val="1099"/>
         </w:numPr>
       </w:pPr>
       <w:r>
@@ -23579,7 +27874,7 @@
         <w:pStyle w:val="Compact"/>
         <w:numPr>
           <w:ilvl w:val="0"/>
-          <w:numId w:val="1085"/>
+          <w:numId w:val="1099"/>
         </w:numPr>
       </w:pPr>
       <w:r>
@@ -23591,7 +27886,7 @@
         <w:pStyle w:val="Compact"/>
         <w:numPr>
           <w:ilvl w:val="0"/>
-          <w:numId w:val="1085"/>
+          <w:numId w:val="1099"/>
         </w:numPr>
       </w:pPr>
       <w:r>
@@ -23603,15 +27898,15 @@
         <w:pStyle w:val="Compact"/>
         <w:numPr>
           <w:ilvl w:val="0"/>
-          <w:numId w:val="1085"/>
+          <w:numId w:val="1099"/>
         </w:numPr>
       </w:pPr>
       <w:r>
         <w:t xml:space="preserve">Cilj: 0 P0 bugova, max 5 P1 bugova na kraju mjeseca</w:t>
       </w:r>
     </w:p>
-    <w:bookmarkEnd w:id="187"/>
-    <w:bookmarkStart w:id="188" w:name="faza-2-region-podgorice--nikšić-mjesec-2"/>
+    <w:bookmarkEnd w:id="189"/>
+    <w:bookmarkStart w:id="190" w:name="faza-2-region-podgorice--nikšić-mjesec-2"/>
     <w:p>
       <w:pPr>
         <w:pStyle w:val="Heading4"/>
@@ -23634,7 +27929,7 @@
         <w:pStyle w:val="Compact"/>
         <w:numPr>
           <w:ilvl w:val="0"/>
-          <w:numId w:val="1086"/>
+          <w:numId w:val="1100"/>
         </w:numPr>
       </w:pPr>
       <w:r>
@@ -23646,7 +27941,7 @@
         <w:pStyle w:val="Compact"/>
         <w:numPr>
           <w:ilvl w:val="0"/>
-          <w:numId w:val="1086"/>
+          <w:numId w:val="1100"/>
         </w:numPr>
       </w:pPr>
       <w:r>
@@ -23658,7 +27953,7 @@
         <w:pStyle w:val="Compact"/>
         <w:numPr>
           <w:ilvl w:val="0"/>
-          <w:numId w:val="1086"/>
+          <w:numId w:val="1100"/>
         </w:numPr>
       </w:pPr>
       <w:r>
@@ -23670,15 +27965,15 @@
         <w:pStyle w:val="Compact"/>
         <w:numPr>
           <w:ilvl w:val="0"/>
-          <w:numId w:val="1086"/>
+          <w:numId w:val="1100"/>
         </w:numPr>
       </w:pPr>
       <w:r>
         <w:t xml:space="preserve">Cilj: 50+ ekipa registrovanih, 200+ učenika</w:t>
       </w:r>
     </w:p>
-    <w:bookmarkEnd w:id="188"/>
-    <w:bookmarkStart w:id="189" w:name="faza-3-cijela-cg-mjesec-3"/>
+    <w:bookmarkEnd w:id="190"/>
+    <w:bookmarkStart w:id="191" w:name="faza-3-cijela-cg-mjesec-3"/>
     <w:p>
       <w:pPr>
         <w:pStyle w:val="Heading4"/>
@@ -23701,7 +27996,7 @@
         <w:pStyle w:val="Compact"/>
         <w:numPr>
           <w:ilvl w:val="0"/>
-          <w:numId w:val="1087"/>
+          <w:numId w:val="1101"/>
         </w:numPr>
       </w:pPr>
       <w:r>
@@ -23713,7 +28008,7 @@
         <w:pStyle w:val="Compact"/>
         <w:numPr>
           <w:ilvl w:val="0"/>
-          <w:numId w:val="1087"/>
+          <w:numId w:val="1101"/>
         </w:numPr>
       </w:pPr>
       <w:r>
@@ -23725,7 +28020,7 @@
         <w:pStyle w:val="Compact"/>
         <w:numPr>
           <w:ilvl w:val="0"/>
-          <w:numId w:val="1087"/>
+          <w:numId w:val="1101"/>
         </w:numPr>
       </w:pPr>
       <w:r>
@@ -23737,16 +28032,16 @@
         <w:pStyle w:val="Compact"/>
         <w:numPr>
           <w:ilvl w:val="0"/>
-          <w:numId w:val="1087"/>
+          <w:numId w:val="1101"/>
         </w:numPr>
       </w:pPr>
       <w:r>
         <w:t xml:space="preserve">Cilj: pokrivanje svih osnovnih + srednjih škola CG do kraja školske godine</w:t>
       </w:r>
     </w:p>
-    <w:bookmarkEnd w:id="189"/>
-    <w:bookmarkEnd w:id="190"/>
-    <w:bookmarkStart w:id="191" w:name="sunset--migration-plan"/>
+    <w:bookmarkEnd w:id="191"/>
+    <w:bookmarkEnd w:id="192"/>
+    <w:bookmarkStart w:id="193" w:name="sunset--migration-plan"/>
     <w:p>
       <w:pPr>
         <w:pStyle w:val="Heading3"/>
@@ -23806,7 +28101,7 @@
         <w:pStyle w:val="Compact"/>
         <w:numPr>
           <w:ilvl w:val="0"/>
-          <w:numId w:val="1088"/>
+          <w:numId w:val="1102"/>
         </w:numPr>
       </w:pPr>
       <w:r>
@@ -23828,7 +28123,7 @@
         <w:pStyle w:val="Compact"/>
         <w:numPr>
           <w:ilvl w:val="0"/>
-          <w:numId w:val="1088"/>
+          <w:numId w:val="1102"/>
         </w:numPr>
       </w:pPr>
       <w:r>
@@ -23850,7 +28145,7 @@
         <w:pStyle w:val="Compact"/>
         <w:numPr>
           <w:ilvl w:val="0"/>
-          <w:numId w:val="1088"/>
+          <w:numId w:val="1102"/>
         </w:numPr>
       </w:pPr>
       <w:r>
@@ -23887,7 +28182,7 @@
         <w:pStyle w:val="Compact"/>
         <w:numPr>
           <w:ilvl w:val="0"/>
-          <w:numId w:val="1088"/>
+          <w:numId w:val="1102"/>
         </w:numPr>
       </w:pPr>
       <w:r>
@@ -23918,7 +28213,7 @@
         <w:pStyle w:val="Compact"/>
         <w:numPr>
           <w:ilvl w:val="0"/>
-          <w:numId w:val="1088"/>
+          <w:numId w:val="1102"/>
         </w:numPr>
       </w:pPr>
       <w:r>
@@ -23935,8 +28230,8 @@
         <w:t xml:space="preserve">— domen ostaje 1 godinu sa redirect-om na novi sistem (ili na "service decommissioned" stranicu) za SEO i bookmark continuity.</w:t>
       </w:r>
     </w:p>
-    <w:bookmarkEnd w:id="191"/>
-    <w:bookmarkStart w:id="192" w:name="reference-4"/>
+    <w:bookmarkEnd w:id="193"/>
+    <w:bookmarkStart w:id="194" w:name="reference-4"/>
     <w:p>
       <w:pPr>
         <w:pStyle w:val="Heading3"/>
@@ -23959,7 +28254,7 @@
         <w:pStyle w:val="Compact"/>
         <w:numPr>
           <w:ilvl w:val="0"/>
-          <w:numId w:val="1089"/>
+          <w:numId w:val="1103"/>
         </w:numPr>
       </w:pPr>
       <w:r>
@@ -23980,7 +28275,7 @@
         <w:pStyle w:val="Compact"/>
         <w:numPr>
           <w:ilvl w:val="0"/>
-          <w:numId w:val="1089"/>
+          <w:numId w:val="1103"/>
         </w:numPr>
       </w:pPr>
       <w:r>
@@ -23992,7 +28287,7 @@
         <w:pStyle w:val="Compact"/>
         <w:numPr>
           <w:ilvl w:val="0"/>
-          <w:numId w:val="1089"/>
+          <w:numId w:val="1103"/>
         </w:numPr>
       </w:pPr>
       <w:r>
@@ -24004,7 +28299,7 @@
         <w:pStyle w:val="Compact"/>
         <w:numPr>
           <w:ilvl w:val="0"/>
-          <w:numId w:val="1089"/>
+          <w:numId w:val="1103"/>
         </w:numPr>
       </w:pPr>
       <w:r>
@@ -24025,7 +28320,7 @@
         <w:pStyle w:val="Compact"/>
         <w:numPr>
           <w:ilvl w:val="0"/>
-          <w:numId w:val="1089"/>
+          <w:numId w:val="1103"/>
         </w:numPr>
       </w:pPr>
       <w:r>
@@ -24046,7 +28341,7 @@
         <w:pStyle w:val="Compact"/>
         <w:numPr>
           <w:ilvl w:val="0"/>
-          <w:numId w:val="1089"/>
+          <w:numId w:val="1103"/>
         </w:numPr>
       </w:pPr>
       <w:r>
@@ -24067,7 +28362,7 @@
         <w:pStyle w:val="Compact"/>
         <w:numPr>
           <w:ilvl w:val="0"/>
-          <w:numId w:val="1089"/>
+          <w:numId w:val="1103"/>
         </w:numPr>
       </w:pPr>
       <w:r>
@@ -24086,9 +28381,9 @@
         <w:t xml:space="preserve">)</w:t>
       </w:r>
     </w:p>
-    <w:bookmarkEnd w:id="192"/>
-    <w:bookmarkEnd w:id="193"/>
     <w:bookmarkEnd w:id="194"/>
+    <w:bookmarkEnd w:id="195"/>
+    <w:bookmarkEnd w:id="196"/>
     <w:sectPr>
       <w:footnotePr>
         <w:numRestart w:val="eachSect"/>
@@ -24473,57 +28768,6 @@
     <w:abstractNumId w:val="991"/>
   </w:num>
   <w:num w:numId="1003">
-    <w:abstractNumId w:val="991"/>
-  </w:num>
-  <w:num w:numId="1004">
-    <w:abstractNumId w:val="991"/>
-  </w:num>
-  <w:num w:numId="1005">
-    <w:abstractNumId w:val="991"/>
-  </w:num>
-  <w:num w:numId="1006">
-    <w:abstractNumId w:val="991"/>
-  </w:num>
-  <w:num w:numId="1007">
-    <w:abstractNumId w:val="991"/>
-  </w:num>
-  <w:num w:numId="1008">
-    <w:abstractNumId w:val="991"/>
-  </w:num>
-  <w:num w:numId="1009">
-    <w:abstractNumId w:val="991"/>
-  </w:num>
-  <w:num w:numId="1010">
-    <w:abstractNumId w:val="991"/>
-  </w:num>
-  <w:num w:numId="1011">
-    <w:abstractNumId w:val="991"/>
-  </w:num>
-  <w:num w:numId="1012">
-    <w:abstractNumId w:val="991"/>
-  </w:num>
-  <w:num w:numId="1013">
-    <w:abstractNumId w:val="991"/>
-  </w:num>
-  <w:num w:numId="1014">
-    <w:abstractNumId w:val="991"/>
-  </w:num>
-  <w:num w:numId="1015">
-    <w:abstractNumId w:val="991"/>
-  </w:num>
-  <w:num w:numId="1016">
-    <w:abstractNumId w:val="991"/>
-  </w:num>
-  <w:num w:numId="1017">
-    <w:abstractNumId w:val="991"/>
-  </w:num>
-  <w:num w:numId="1018">
-    <w:abstractNumId w:val="991"/>
-  </w:num>
-  <w:num w:numId="1019">
-    <w:abstractNumId w:val="991"/>
-  </w:num>
-  <w:num w:numId="1020">
     <w:abstractNumId w:val="99411"/>
     <w:lvlOverride w:ilvl="0">
       <w:startOverride w:val="1"/>
@@ -24553,7 +28797,7 @@
       <w:startOverride w:val="1"/>
     </w:lvlOverride>
   </w:num>
-  <w:num w:numId="1021">
+  <w:num w:numId="1004">
     <w:abstractNumId w:val="99411"/>
     <w:lvlOverride w:ilvl="0">
       <w:startOverride w:val="1"/>
@@ -24583,7 +28827,7 @@
       <w:startOverride w:val="1"/>
     </w:lvlOverride>
   </w:num>
-  <w:num w:numId="1022">
+  <w:num w:numId="1005">
     <w:abstractNumId w:val="99411"/>
     <w:lvlOverride w:ilvl="0">
       <w:startOverride w:val="1"/>
@@ -24613,19 +28857,7 @@
       <w:startOverride w:val="1"/>
     </w:lvlOverride>
   </w:num>
-  <w:num w:numId="1023">
-    <w:abstractNumId w:val="991"/>
-  </w:num>
-  <w:num w:numId="1024">
-    <w:abstractNumId w:val="991"/>
-  </w:num>
-  <w:num w:numId="1025">
-    <w:abstractNumId w:val="991"/>
-  </w:num>
-  <w:num w:numId="1026">
-    <w:abstractNumId w:val="991"/>
-  </w:num>
-  <w:num w:numId="1027">
+  <w:num w:numId="1006">
     <w:abstractNumId w:val="99411"/>
     <w:lvlOverride w:ilvl="0">
       <w:startOverride w:val="1"/>
@@ -24655,10 +28887,19 @@
       <w:startOverride w:val="1"/>
     </w:lvlOverride>
   </w:num>
-  <w:num w:numId="1028">
+  <w:num w:numId="1007">
     <w:abstractNumId w:val="991"/>
   </w:num>
-  <w:num w:numId="1029">
+  <w:num w:numId="1008">
+    <w:abstractNumId w:val="991"/>
+  </w:num>
+  <w:num w:numId="1009">
+    <w:abstractNumId w:val="991"/>
+  </w:num>
+  <w:num w:numId="1010">
+    <w:abstractNumId w:val="991"/>
+  </w:num>
+  <w:num w:numId="1011">
     <w:abstractNumId w:val="99411"/>
     <w:lvlOverride w:ilvl="0">
       <w:startOverride w:val="1"/>
@@ -24688,10 +28929,7 @@
       <w:startOverride w:val="1"/>
     </w:lvlOverride>
   </w:num>
-  <w:num w:numId="1030">
-    <w:abstractNumId w:val="991"/>
-  </w:num>
-  <w:num w:numId="1031">
+  <w:num w:numId="1012">
     <w:abstractNumId w:val="99411"/>
     <w:lvlOverride w:ilvl="0">
       <w:startOverride w:val="1"/>
@@ -24721,7 +28959,7 @@
       <w:startOverride w:val="1"/>
     </w:lvlOverride>
   </w:num>
-  <w:num w:numId="1032">
+  <w:num w:numId="1013">
     <w:abstractNumId w:val="99411"/>
     <w:lvlOverride w:ilvl="0">
       <w:startOverride w:val="1"/>
@@ -24751,7 +28989,67 @@
       <w:startOverride w:val="1"/>
     </w:lvlOverride>
   </w:num>
+  <w:num w:numId="1014">
+    <w:abstractNumId w:val="991"/>
+  </w:num>
+  <w:num w:numId="1015">
+    <w:abstractNumId w:val="991"/>
+  </w:num>
+  <w:num w:numId="1016">
+    <w:abstractNumId w:val="991"/>
+  </w:num>
+  <w:num w:numId="1017">
+    <w:abstractNumId w:val="991"/>
+  </w:num>
+  <w:num w:numId="1018">
+    <w:abstractNumId w:val="991"/>
+  </w:num>
+  <w:num w:numId="1019">
+    <w:abstractNumId w:val="991"/>
+  </w:num>
+  <w:num w:numId="1020">
+    <w:abstractNumId w:val="991"/>
+  </w:num>
+  <w:num w:numId="1021">
+    <w:abstractNumId w:val="991"/>
+  </w:num>
+  <w:num w:numId="1022">
+    <w:abstractNumId w:val="991"/>
+  </w:num>
+  <w:num w:numId="1023">
+    <w:abstractNumId w:val="991"/>
+  </w:num>
+  <w:num w:numId="1024">
+    <w:abstractNumId w:val="991"/>
+  </w:num>
+  <w:num w:numId="1025">
+    <w:abstractNumId w:val="991"/>
+  </w:num>
+  <w:num w:numId="1026">
+    <w:abstractNumId w:val="991"/>
+  </w:num>
+  <w:num w:numId="1027">
+    <w:abstractNumId w:val="991"/>
+  </w:num>
+  <w:num w:numId="1028">
+    <w:abstractNumId w:val="991"/>
+  </w:num>
+  <w:num w:numId="1029">
+    <w:abstractNumId w:val="991"/>
+  </w:num>
+  <w:num w:numId="1030">
+    <w:abstractNumId w:val="991"/>
+  </w:num>
+  <w:num w:numId="1031">
+    <w:abstractNumId w:val="991"/>
+  </w:num>
+  <w:num w:numId="1032">
+    <w:abstractNumId w:val="991"/>
+  </w:num>
   <w:num w:numId="1033">
+    <w:abstractNumId w:val="991"/>
+  </w:num>
+  <w:num w:numId="1034">
     <w:abstractNumId w:val="99411"/>
     <w:lvlOverride w:ilvl="0">
       <w:startOverride w:val="1"/>
@@ -24780,9 +29078,6 @@
     <w:lvlOverride w:ilvl="8">
       <w:startOverride w:val="1"/>
     </w:lvlOverride>
-  </w:num>
-  <w:num w:numId="1034">
-    <w:abstractNumId w:val="991"/>
   </w:num>
   <w:num w:numId="1035">
     <w:abstractNumId w:val="99411"/>
@@ -24815,9 +29110,6 @@
     </w:lvlOverride>
   </w:num>
   <w:num w:numId="1036">
-    <w:abstractNumId w:val="991"/>
-  </w:num>
-  <w:num w:numId="1037">
     <w:abstractNumId w:val="99411"/>
     <w:lvlOverride w:ilvl="0">
       <w:startOverride w:val="1"/>
@@ -24847,68 +29139,17 @@
       <w:startOverride w:val="1"/>
     </w:lvlOverride>
   </w:num>
+  <w:num w:numId="1037">
+    <w:abstractNumId w:val="991"/>
+  </w:num>
   <w:num w:numId="1038">
     <w:abstractNumId w:val="991"/>
   </w:num>
   <w:num w:numId="1039">
-    <w:abstractNumId w:val="99411"/>
-    <w:lvlOverride w:ilvl="0">
-      <w:startOverride w:val="1"/>
-    </w:lvlOverride>
-    <w:lvlOverride w:ilvl="1">
-      <w:startOverride w:val="1"/>
-    </w:lvlOverride>
-    <w:lvlOverride w:ilvl="2">
-      <w:startOverride w:val="1"/>
-    </w:lvlOverride>
-    <w:lvlOverride w:ilvl="3">
-      <w:startOverride w:val="1"/>
-    </w:lvlOverride>
-    <w:lvlOverride w:ilvl="4">
-      <w:startOverride w:val="1"/>
-    </w:lvlOverride>
-    <w:lvlOverride w:ilvl="5">
-      <w:startOverride w:val="1"/>
-    </w:lvlOverride>
-    <w:lvlOverride w:ilvl="6">
-      <w:startOverride w:val="1"/>
-    </w:lvlOverride>
-    <w:lvlOverride w:ilvl="7">
-      <w:startOverride w:val="1"/>
-    </w:lvlOverride>
-    <w:lvlOverride w:ilvl="8">
-      <w:startOverride w:val="1"/>
-    </w:lvlOverride>
+    <w:abstractNumId w:val="991"/>
   </w:num>
   <w:num w:numId="1040">
-    <w:abstractNumId w:val="99411"/>
-    <w:lvlOverride w:ilvl="0">
-      <w:startOverride w:val="1"/>
-    </w:lvlOverride>
-    <w:lvlOverride w:ilvl="1">
-      <w:startOverride w:val="1"/>
-    </w:lvlOverride>
-    <w:lvlOverride w:ilvl="2">
-      <w:startOverride w:val="1"/>
-    </w:lvlOverride>
-    <w:lvlOverride w:ilvl="3">
-      <w:startOverride w:val="1"/>
-    </w:lvlOverride>
-    <w:lvlOverride w:ilvl="4">
-      <w:startOverride w:val="1"/>
-    </w:lvlOverride>
-    <w:lvlOverride w:ilvl="5">
-      <w:startOverride w:val="1"/>
-    </w:lvlOverride>
-    <w:lvlOverride w:ilvl="6">
-      <w:startOverride w:val="1"/>
-    </w:lvlOverride>
-    <w:lvlOverride w:ilvl="7">
-      <w:startOverride w:val="1"/>
-    </w:lvlOverride>
-    <w:lvlOverride w:ilvl="8">
-      <w:startOverride w:val="1"/>
-    </w:lvlOverride>
+    <w:abstractNumId w:val="991"/>
   </w:num>
   <w:num w:numId="1041">
     <w:abstractNumId w:val="99411"/>
@@ -24944,13 +29185,67 @@
     <w:abstractNumId w:val="991"/>
   </w:num>
   <w:num w:numId="1043">
-    <w:abstractNumId w:val="991"/>
+    <w:abstractNumId w:val="99411"/>
+    <w:lvlOverride w:ilvl="0">
+      <w:startOverride w:val="1"/>
+    </w:lvlOverride>
+    <w:lvlOverride w:ilvl="1">
+      <w:startOverride w:val="1"/>
+    </w:lvlOverride>
+    <w:lvlOverride w:ilvl="2">
+      <w:startOverride w:val="1"/>
+    </w:lvlOverride>
+    <w:lvlOverride w:ilvl="3">
+      <w:startOverride w:val="1"/>
+    </w:lvlOverride>
+    <w:lvlOverride w:ilvl="4">
+      <w:startOverride w:val="1"/>
+    </w:lvlOverride>
+    <w:lvlOverride w:ilvl="5">
+      <w:startOverride w:val="1"/>
+    </w:lvlOverride>
+    <w:lvlOverride w:ilvl="6">
+      <w:startOverride w:val="1"/>
+    </w:lvlOverride>
+    <w:lvlOverride w:ilvl="7">
+      <w:startOverride w:val="1"/>
+    </w:lvlOverride>
+    <w:lvlOverride w:ilvl="8">
+      <w:startOverride w:val="1"/>
+    </w:lvlOverride>
   </w:num>
   <w:num w:numId="1044">
     <w:abstractNumId w:val="991"/>
   </w:num>
   <w:num w:numId="1045">
-    <w:abstractNumId w:val="991"/>
+    <w:abstractNumId w:val="99411"/>
+    <w:lvlOverride w:ilvl="0">
+      <w:startOverride w:val="1"/>
+    </w:lvlOverride>
+    <w:lvlOverride w:ilvl="1">
+      <w:startOverride w:val="1"/>
+    </w:lvlOverride>
+    <w:lvlOverride w:ilvl="2">
+      <w:startOverride w:val="1"/>
+    </w:lvlOverride>
+    <w:lvlOverride w:ilvl="3">
+      <w:startOverride w:val="1"/>
+    </w:lvlOverride>
+    <w:lvlOverride w:ilvl="4">
+      <w:startOverride w:val="1"/>
+    </w:lvlOverride>
+    <w:lvlOverride w:ilvl="5">
+      <w:startOverride w:val="1"/>
+    </w:lvlOverride>
+    <w:lvlOverride w:ilvl="6">
+      <w:startOverride w:val="1"/>
+    </w:lvlOverride>
+    <w:lvlOverride w:ilvl="7">
+      <w:startOverride w:val="1"/>
+    </w:lvlOverride>
+    <w:lvlOverride w:ilvl="8">
+      <w:startOverride w:val="1"/>
+    </w:lvlOverride>
   </w:num>
   <w:num w:numId="1046">
     <w:abstractNumId w:val="99411"/>
@@ -24983,7 +29278,34 @@
     </w:lvlOverride>
   </w:num>
   <w:num w:numId="1047">
-    <w:abstractNumId w:val="991"/>
+    <w:abstractNumId w:val="99411"/>
+    <w:lvlOverride w:ilvl="0">
+      <w:startOverride w:val="1"/>
+    </w:lvlOverride>
+    <w:lvlOverride w:ilvl="1">
+      <w:startOverride w:val="1"/>
+    </w:lvlOverride>
+    <w:lvlOverride w:ilvl="2">
+      <w:startOverride w:val="1"/>
+    </w:lvlOverride>
+    <w:lvlOverride w:ilvl="3">
+      <w:startOverride w:val="1"/>
+    </w:lvlOverride>
+    <w:lvlOverride w:ilvl="4">
+      <w:startOverride w:val="1"/>
+    </w:lvlOverride>
+    <w:lvlOverride w:ilvl="5">
+      <w:startOverride w:val="1"/>
+    </w:lvlOverride>
+    <w:lvlOverride w:ilvl="6">
+      <w:startOverride w:val="1"/>
+    </w:lvlOverride>
+    <w:lvlOverride w:ilvl="7">
+      <w:startOverride w:val="1"/>
+    </w:lvlOverride>
+    <w:lvlOverride w:ilvl="8">
+      <w:startOverride w:val="1"/>
+    </w:lvlOverride>
   </w:num>
   <w:num w:numId="1048">
     <w:abstractNumId w:val="991"/>
@@ -25055,46 +29377,208 @@
     <w:abstractNumId w:val="991"/>
   </w:num>
   <w:num w:numId="1053">
-    <w:abstractNumId w:val="992"/>
+    <w:abstractNumId w:val="99411"/>
+    <w:lvlOverride w:ilvl="0">
+      <w:startOverride w:val="1"/>
+    </w:lvlOverride>
+    <w:lvlOverride w:ilvl="1">
+      <w:startOverride w:val="1"/>
+    </w:lvlOverride>
+    <w:lvlOverride w:ilvl="2">
+      <w:startOverride w:val="1"/>
+    </w:lvlOverride>
+    <w:lvlOverride w:ilvl="3">
+      <w:startOverride w:val="1"/>
+    </w:lvlOverride>
+    <w:lvlOverride w:ilvl="4">
+      <w:startOverride w:val="1"/>
+    </w:lvlOverride>
+    <w:lvlOverride w:ilvl="5">
+      <w:startOverride w:val="1"/>
+    </w:lvlOverride>
+    <w:lvlOverride w:ilvl="6">
+      <w:startOverride w:val="1"/>
+    </w:lvlOverride>
+    <w:lvlOverride w:ilvl="7">
+      <w:startOverride w:val="1"/>
+    </w:lvlOverride>
+    <w:lvlOverride w:ilvl="8">
+      <w:startOverride w:val="1"/>
+    </w:lvlOverride>
   </w:num>
   <w:num w:numId="1054">
-    <w:abstractNumId w:val="992"/>
+    <w:abstractNumId w:val="99411"/>
+    <w:lvlOverride w:ilvl="0">
+      <w:startOverride w:val="1"/>
+    </w:lvlOverride>
+    <w:lvlOverride w:ilvl="1">
+      <w:startOverride w:val="1"/>
+    </w:lvlOverride>
+    <w:lvlOverride w:ilvl="2">
+      <w:startOverride w:val="1"/>
+    </w:lvlOverride>
+    <w:lvlOverride w:ilvl="3">
+      <w:startOverride w:val="1"/>
+    </w:lvlOverride>
+    <w:lvlOverride w:ilvl="4">
+      <w:startOverride w:val="1"/>
+    </w:lvlOverride>
+    <w:lvlOverride w:ilvl="5">
+      <w:startOverride w:val="1"/>
+    </w:lvlOverride>
+    <w:lvlOverride w:ilvl="6">
+      <w:startOverride w:val="1"/>
+    </w:lvlOverride>
+    <w:lvlOverride w:ilvl="7">
+      <w:startOverride w:val="1"/>
+    </w:lvlOverride>
+    <w:lvlOverride w:ilvl="8">
+      <w:startOverride w:val="1"/>
+    </w:lvlOverride>
   </w:num>
   <w:num w:numId="1055">
-    <w:abstractNumId w:val="992"/>
+    <w:abstractNumId w:val="99411"/>
+    <w:lvlOverride w:ilvl="0">
+      <w:startOverride w:val="1"/>
+    </w:lvlOverride>
+    <w:lvlOverride w:ilvl="1">
+      <w:startOverride w:val="1"/>
+    </w:lvlOverride>
+    <w:lvlOverride w:ilvl="2">
+      <w:startOverride w:val="1"/>
+    </w:lvlOverride>
+    <w:lvlOverride w:ilvl="3">
+      <w:startOverride w:val="1"/>
+    </w:lvlOverride>
+    <w:lvlOverride w:ilvl="4">
+      <w:startOverride w:val="1"/>
+    </w:lvlOverride>
+    <w:lvlOverride w:ilvl="5">
+      <w:startOverride w:val="1"/>
+    </w:lvlOverride>
+    <w:lvlOverride w:ilvl="6">
+      <w:startOverride w:val="1"/>
+    </w:lvlOverride>
+    <w:lvlOverride w:ilvl="7">
+      <w:startOverride w:val="1"/>
+    </w:lvlOverride>
+    <w:lvlOverride w:ilvl="8">
+      <w:startOverride w:val="1"/>
+    </w:lvlOverride>
   </w:num>
   <w:num w:numId="1056">
-    <w:abstractNumId w:val="992"/>
+    <w:abstractNumId w:val="991"/>
   </w:num>
   <w:num w:numId="1057">
-    <w:abstractNumId w:val="992"/>
+    <w:abstractNumId w:val="991"/>
   </w:num>
   <w:num w:numId="1058">
-    <w:abstractNumId w:val="992"/>
+    <w:abstractNumId w:val="991"/>
   </w:num>
   <w:num w:numId="1059">
-    <w:abstractNumId w:val="992"/>
+    <w:abstractNumId w:val="991"/>
   </w:num>
   <w:num w:numId="1060">
-    <w:abstractNumId w:val="992"/>
+    <w:abstractNumId w:val="99411"/>
+    <w:lvlOverride w:ilvl="0">
+      <w:startOverride w:val="1"/>
+    </w:lvlOverride>
+    <w:lvlOverride w:ilvl="1">
+      <w:startOverride w:val="1"/>
+    </w:lvlOverride>
+    <w:lvlOverride w:ilvl="2">
+      <w:startOverride w:val="1"/>
+    </w:lvlOverride>
+    <w:lvlOverride w:ilvl="3">
+      <w:startOverride w:val="1"/>
+    </w:lvlOverride>
+    <w:lvlOverride w:ilvl="4">
+      <w:startOverride w:val="1"/>
+    </w:lvlOverride>
+    <w:lvlOverride w:ilvl="5">
+      <w:startOverride w:val="1"/>
+    </w:lvlOverride>
+    <w:lvlOverride w:ilvl="6">
+      <w:startOverride w:val="1"/>
+    </w:lvlOverride>
+    <w:lvlOverride w:ilvl="7">
+      <w:startOverride w:val="1"/>
+    </w:lvlOverride>
+    <w:lvlOverride w:ilvl="8">
+      <w:startOverride w:val="1"/>
+    </w:lvlOverride>
   </w:num>
   <w:num w:numId="1061">
-    <w:abstractNumId w:val="992"/>
+    <w:abstractNumId w:val="991"/>
   </w:num>
   <w:num w:numId="1062">
-    <w:abstractNumId w:val="992"/>
+    <w:abstractNumId w:val="991"/>
   </w:num>
   <w:num w:numId="1063">
-    <w:abstractNumId w:val="992"/>
+    <w:abstractNumId w:val="99411"/>
+    <w:lvlOverride w:ilvl="0">
+      <w:startOverride w:val="1"/>
+    </w:lvlOverride>
+    <w:lvlOverride w:ilvl="1">
+      <w:startOverride w:val="1"/>
+    </w:lvlOverride>
+    <w:lvlOverride w:ilvl="2">
+      <w:startOverride w:val="1"/>
+    </w:lvlOverride>
+    <w:lvlOverride w:ilvl="3">
+      <w:startOverride w:val="1"/>
+    </w:lvlOverride>
+    <w:lvlOverride w:ilvl="4">
+      <w:startOverride w:val="1"/>
+    </w:lvlOverride>
+    <w:lvlOverride w:ilvl="5">
+      <w:startOverride w:val="1"/>
+    </w:lvlOverride>
+    <w:lvlOverride w:ilvl="6">
+      <w:startOverride w:val="1"/>
+    </w:lvlOverride>
+    <w:lvlOverride w:ilvl="7">
+      <w:startOverride w:val="1"/>
+    </w:lvlOverride>
+    <w:lvlOverride w:ilvl="8">
+      <w:startOverride w:val="1"/>
+    </w:lvlOverride>
   </w:num>
   <w:num w:numId="1064">
-    <w:abstractNumId w:val="992"/>
+    <w:abstractNumId w:val="991"/>
   </w:num>
   <w:num w:numId="1065">
-    <w:abstractNumId w:val="991"/>
+    <w:abstractNumId w:val="99411"/>
+    <w:lvlOverride w:ilvl="0">
+      <w:startOverride w:val="1"/>
+    </w:lvlOverride>
+    <w:lvlOverride w:ilvl="1">
+      <w:startOverride w:val="1"/>
+    </w:lvlOverride>
+    <w:lvlOverride w:ilvl="2">
+      <w:startOverride w:val="1"/>
+    </w:lvlOverride>
+    <w:lvlOverride w:ilvl="3">
+      <w:startOverride w:val="1"/>
+    </w:lvlOverride>
+    <w:lvlOverride w:ilvl="4">
+      <w:startOverride w:val="1"/>
+    </w:lvlOverride>
+    <w:lvlOverride w:ilvl="5">
+      <w:startOverride w:val="1"/>
+    </w:lvlOverride>
+    <w:lvlOverride w:ilvl="6">
+      <w:startOverride w:val="1"/>
+    </w:lvlOverride>
+    <w:lvlOverride w:ilvl="7">
+      <w:startOverride w:val="1"/>
+    </w:lvlOverride>
+    <w:lvlOverride w:ilvl="8">
+      <w:startOverride w:val="1"/>
+    </w:lvlOverride>
   </w:num>
   <w:num w:numId="1066">
-    <w:abstractNumId w:val="992"/>
+    <w:abstractNumId w:val="991"/>
   </w:num>
   <w:num w:numId="1067">
     <w:abstractNumId w:val="992"/>
@@ -25151,15 +29635,57 @@
     <w:abstractNumId w:val="992"/>
   </w:num>
   <w:num w:numId="1085">
+    <w:abstractNumId w:val="992"/>
+  </w:num>
+  <w:num w:numId="1086">
+    <w:abstractNumId w:val="992"/>
+  </w:num>
+  <w:num w:numId="1087">
+    <w:abstractNumId w:val="992"/>
+  </w:num>
+  <w:num w:numId="1088">
+    <w:abstractNumId w:val="992"/>
+  </w:num>
+  <w:num w:numId="1089">
+    <w:abstractNumId w:val="992"/>
+  </w:num>
+  <w:num w:numId="1090">
+    <w:abstractNumId w:val="992"/>
+  </w:num>
+  <w:num w:numId="1091">
+    <w:abstractNumId w:val="992"/>
+  </w:num>
+  <w:num w:numId="1092">
+    <w:abstractNumId w:val="992"/>
+  </w:num>
+  <w:num w:numId="1093">
     <w:abstractNumId w:val="991"/>
   </w:num>
-  <w:num w:numId="1086">
+  <w:num w:numId="1094">
+    <w:abstractNumId w:val="992"/>
+  </w:num>
+  <w:num w:numId="1095">
+    <w:abstractNumId w:val="992"/>
+  </w:num>
+  <w:num w:numId="1096">
+    <w:abstractNumId w:val="992"/>
+  </w:num>
+  <w:num w:numId="1097">
+    <w:abstractNumId w:val="992"/>
+  </w:num>
+  <w:num w:numId="1098">
+    <w:abstractNumId w:val="992"/>
+  </w:num>
+  <w:num w:numId="1099">
     <w:abstractNumId w:val="991"/>
   </w:num>
-  <w:num w:numId="1087">
+  <w:num w:numId="1100">
     <w:abstractNumId w:val="991"/>
   </w:num>
-  <w:num w:numId="1088">
+  <w:num w:numId="1101">
+    <w:abstractNumId w:val="991"/>
+  </w:num>
+  <w:num w:numId="1102">
     <w:abstractNumId w:val="99411"/>
     <w:lvlOverride w:ilvl="0">
       <w:startOverride w:val="1"/>
@@ -25189,7 +29715,7 @@
       <w:startOverride w:val="1"/>
     </w:lvlOverride>
   </w:num>
-  <w:num w:numId="1089">
+  <w:num w:numId="1103">
     <w:abstractNumId w:val="991"/>
   </w:num>
 </w:numbering>

--- a/docs/zavrsni-izvjestaj/Zavrsni-izvjestaj-Sistem-skolskog-sporta-CG.docx
+++ b/docs/zavrsni-izvjestaj/Zavrsni-izvjestaj-Sistem-skolskog-sporta-CG.docx
@@ -344,7 +344,7 @@
     </w:p>
     <w:bookmarkEnd w:id="11"/>
     <w:bookmarkEnd w:id="12"/>
-    <w:bookmarkStart w:id="35" w:name="vizija-i-analiza"/>
+    <w:bookmarkStart w:id="38" w:name="vizija-i-analiza"/>
     <w:p>
       <w:pPr>
         <w:pStyle w:val="Heading1"/>
@@ -362,7 +362,7 @@
         <w:t xml:space="preserve">Vizija i analiza</w:t>
       </w:r>
     </w:p>
-    <w:bookmarkStart w:id="34" w:name="Xea6a6a1c355e6d391d1526eb40f001fa448b692"/>
+    <w:bookmarkStart w:id="37" w:name="Xea6a6a1c355e6d391d1526eb40f001fa448b692"/>
     <w:p>
       <w:pPr>
         <w:pStyle w:val="Heading2"/>
@@ -991,6 +991,38 @@
       </w:pPr>
       <w:r>
         <w:t xml:space="preserve">(Iz Projektna_analitika §2 + spec §5.)</w:t>
+      </w:r>
+    </w:p>
+    <w:p>
+      <w:pPr>
+        <w:pStyle w:val="BodyText"/>
+      </w:pPr>
+      <w:r>
+        <w:rPr>
+          <w:b/>
+          <w:bCs/>
+        </w:rPr>
+        <w:t xml:space="preserve">Use Case dijagram</w:t>
+      </w:r>
+      <w:r>
+        <w:t xml:space="preserve"> </w:t>
+      </w:r>
+      <w:r>
+        <w:t xml:space="preserve">(UML standard — akteri, sistemska granica, UC-ovi i njihove veze): vidi</w:t>
+      </w:r>
+      <w:r>
+        <w:t xml:space="preserve"> </w:t>
+      </w:r>
+      <w:r>
+        <w:rPr>
+          <w:rStyle w:val="VerbatimChar"/>
+          <w:b/>
+          <w:bCs/>
+        </w:rPr>
+        <w:t xml:space="preserve">uml/00-use-case-dijagram.puml</w:t>
+      </w:r>
+      <w:r>
+        <w:t xml:space="preserve">.</w:t>
       </w:r>
     </w:p>
     <w:tbl>
@@ -7200,7 +7232,7 @@
       </w:tr>
     </w:tbl>
     <w:bookmarkEnd w:id="22"/>
-    <w:bookmarkStart w:id="33" w:name="reference"/>
+    <w:bookmarkStart w:id="36" w:name="reference"/>
     <w:p>
       <w:pPr>
         <w:pStyle w:val="Heading3"/>
@@ -7325,20 +7357,86 @@
       <w:r>
         <w:drawing>
           <wp:inline>
-            <wp:extent cx="5334000" cy="2541305"/>
+            <wp:extent cx="5334000" cy="7396310"/>
             <wp:effectExtent b="0" l="0" r="0" t="0"/>
-            <wp:docPr descr="Slika 2: Sequence dijagram UC5 — async OCR upload + sync submit" title="" id="28" name="Picture"/>
+            <wp:docPr descr="Slika 1: Use Case dijagram — 3 primarna aktera + eDnevnik (eksterni) + 10 UC-ova sa &lt;&gt; relacijama (UC5→UC6, UC7→UC8)" title="" id="28" name="Picture"/>
             <a:graphic>
               <a:graphicData uri="http://schemas.openxmlformats.org/drawingml/2006/picture">
                 <pic:pic>
                   <pic:nvPicPr>
-                    <pic:cNvPr descr="uml/render/02-sequence-uc5.png" id="29" name="Picture"/>
+                    <pic:cNvPr descr="uml/render/00-use-case-dijagram.png" id="29" name="Picture"/>
                     <pic:cNvPicPr>
                       <a:picLocks noChangeArrowheads="1" noChangeAspect="1"/>
                     </pic:cNvPicPr>
                   </pic:nvPicPr>
                   <pic:blipFill>
                     <a:blip r:embed="rId27"/>
+                    <a:stretch>
+                      <a:fillRect/>
+                    </a:stretch>
+                  </pic:blipFill>
+                  <pic:spPr bwMode="auto">
+                    <a:xfrm>
+                      <a:off x="0" y="0"/>
+                      <a:ext cx="5334000" cy="7396310"/>
+                    </a:xfrm>
+                    <a:prstGeom prst="rect">
+                      <a:avLst/>
+                    </a:prstGeom>
+                    <a:noFill/>
+                    <a:ln w="9525">
+                      <a:noFill/>
+                      <a:headEnd/>
+                      <a:tailEnd/>
+                    </a:ln>
+                  </pic:spPr>
+                </pic:pic>
+              </a:graphicData>
+            </a:graphic>
+          </wp:inline>
+        </w:drawing>
+      </w:r>
+    </w:p>
+    <w:p>
+      <w:pPr>
+        <w:pStyle w:val="BodyText"/>
+      </w:pPr>
+      <w:r>
+        <w:rPr>
+          <w:i/>
+          <w:iCs/>
+        </w:rPr>
+        <w:t xml:space="preserve">Slika 1: Use Case dijagram — 3 primarna aktera + eDnevnik (eksterni) + 10 UC-ova sa &lt;</w:t>
+      </w:r>
+      <w:r>
+        <w:rPr>
+          <w:i/>
+          <w:iCs/>
+        </w:rPr>
+        <w:t xml:space="preserve">&gt; relacijama (UC5→UC6, UC7→UC8)</w:t>
+      </w:r>
+    </w:p>
+    <w:p>
+      <w:pPr>
+        <w:pStyle w:val="BodyText"/>
+      </w:pPr>
+      <w:r>
+        <w:drawing>
+          <wp:inline>
+            <wp:extent cx="5334000" cy="2541305"/>
+            <wp:effectExtent b="0" l="0" r="0" t="0"/>
+            <wp:docPr descr="Slika 3: Sequence dijagram UC5 — async OCR upload + sync submit" title="" id="31" name="Picture"/>
+            <a:graphic>
+              <a:graphicData uri="http://schemas.openxmlformats.org/drawingml/2006/picture">
+                <pic:pic>
+                  <pic:nvPicPr>
+                    <pic:cNvPr descr="uml/render/02-sequence-uc5.png" id="32" name="Picture"/>
+                    <pic:cNvPicPr>
+                      <a:picLocks noChangeArrowheads="1" noChangeAspect="1"/>
+                    </pic:cNvPicPr>
+                  </pic:nvPicPr>
+                  <pic:blipFill>
+                    <a:blip r:embed="rId30"/>
                     <a:stretch>
                       <a:fillRect/>
                     </a:stretch>
@@ -7374,7 +7472,7 @@
           <w:i/>
           <w:iCs/>
         </w:rPr>
-        <w:t xml:space="preserve">Slika 2: Sequence dijagram UC5 — async OCR upload + sync submit</w:t>
+        <w:t xml:space="preserve">Slika 3: Sequence dijagram UC5 — async OCR upload + sync submit</w:t>
       </w:r>
     </w:p>
     <w:p>
@@ -7386,18 +7484,18 @@
           <wp:inline>
             <wp:extent cx="5334000" cy="2577214"/>
             <wp:effectExtent b="0" l="0" r="0" t="0"/>
-            <wp:docPr descr="Slika 1: Klasni dijagram — domain model (11 entiteta + 7 enum-a + STI hijerarhija User → Professor)" title="" id="31" name="Picture"/>
+            <wp:docPr descr="Slika 2: Klasni dijagram — domain model (11 entiteta + 7 enum-a + STI hijerarhija User → Professor)" title="" id="34" name="Picture"/>
             <a:graphic>
               <a:graphicData uri="http://schemas.openxmlformats.org/drawingml/2006/picture">
                 <pic:pic>
                   <pic:nvPicPr>
-                    <pic:cNvPr descr="uml/render/01-klasni-dijagram.png" id="32" name="Picture"/>
+                    <pic:cNvPr descr="uml/render/01-klasni-dijagram.png" id="35" name="Picture"/>
                     <pic:cNvPicPr>
                       <a:picLocks noChangeArrowheads="1" noChangeAspect="1"/>
                     </pic:cNvPicPr>
                   </pic:nvPicPr>
                   <pic:blipFill>
-                    <a:blip r:embed="rId30"/>
+                    <a:blip r:embed="rId33"/>
                     <a:stretch>
                       <a:fillRect/>
                     </a:stretch>
@@ -7433,7 +7531,7 @@
           <w:i/>
           <w:iCs/>
         </w:rPr>
-        <w:t xml:space="preserve">Slika 1: Klasni dijagram — domain model (11 entiteta + 7 enum-a + STI hijerarhija User → Professor)</w:t>
+        <w:t xml:space="preserve">Slika 2: Klasni dijagram — domain model (11 entiteta + 7 enum-a + STI hijerarhija User → Professor)</w:t>
       </w:r>
     </w:p>
     <w:p>
@@ -7444,10 +7542,10 @@
         <w:t xml:space="preserve">\newpage</w:t>
       </w:r>
     </w:p>
-    <w:bookmarkEnd w:id="33"/>
-    <w:bookmarkEnd w:id="34"/>
-    <w:bookmarkEnd w:id="35"/>
-    <w:bookmarkStart w:id="75" w:name="projekat--arhitektura-tehnologije-uml"/>
+    <w:bookmarkEnd w:id="36"/>
+    <w:bookmarkEnd w:id="37"/>
+    <w:bookmarkEnd w:id="38"/>
+    <w:bookmarkStart w:id="80" w:name="projekat--arhitektura-tehnologije-uml"/>
     <w:p>
       <w:pPr>
         <w:pStyle w:val="Heading1"/>
@@ -7465,7 +7563,7 @@
         <w:t xml:space="preserve">Projekat — arhitektura, tehnologije, UML</w:t>
       </w:r>
     </w:p>
-    <w:bookmarkStart w:id="74" w:name="X1299b8a8b522571cf8af09ec006ce791914f3ef"/>
+    <w:bookmarkStart w:id="79" w:name="X1299b8a8b522571cf8af09ec006ce791914f3ef"/>
     <w:p>
       <w:pPr>
         <w:pStyle w:val="Heading2"/>
@@ -7483,7 +7581,7 @@
         <w:t xml:space="preserve">Projekat — arhitektura, tehnologije, okruženje, UML (konsolidovano izvještavanje 2.2)</w:t>
       </w:r>
     </w:p>
-    <w:bookmarkStart w:id="42" w:name="X43dfc3a874eac9fd1266df5b32a0bdc114898eb"/>
+    <w:bookmarkStart w:id="45" w:name="X43dfc3a874eac9fd1266df5b32a0bdc114898eb"/>
     <w:p>
       <w:pPr>
         <w:pStyle w:val="Heading3"/>
@@ -7541,7 +7639,7 @@
         <w:t xml:space="preserve">omogućava da se React komponente serviraju direktno iz Laravel rute, čime se izbjegava komplikacija odvojenog SPA-a.</w:t>
       </w:r>
     </w:p>
-    <w:bookmarkStart w:id="36" w:name="slojevita-arhitektura"/>
+    <w:bookmarkStart w:id="39" w:name="slojevita-arhitektura"/>
     <w:p>
       <w:pPr>
         <w:pStyle w:val="Heading4"/>
@@ -7704,8 +7802,8 @@
         <w:t xml:space="preserve">— Adapter klase (Fake* adapteri iza feature flag-ova), Notifications, Queue Jobs</w:t>
       </w:r>
     </w:p>
-    <w:bookmarkEnd w:id="36"/>
-    <w:bookmarkStart w:id="40" w:name="component-dijagram"/>
+    <w:bookmarkEnd w:id="39"/>
+    <w:bookmarkStart w:id="43" w:name="component-dijagram"/>
     <w:p>
       <w:pPr>
         <w:pStyle w:val="Heading4"/>
@@ -7740,18 +7838,18 @@
           <wp:inline>
             <wp:extent cx="5334000" cy="2644248"/>
             <wp:effectExtent b="0" l="0" r="0" t="0"/>
-            <wp:docPr descr="Slika 4: Component dijagram — slojevita arhitektura sa adapter pattern" title="" id="38" name="Picture"/>
+            <wp:docPr descr="Slika 5: Component dijagram — slojevita arhitektura sa adapter pattern" title="" id="41" name="Picture"/>
             <a:graphic>
               <a:graphicData uri="http://schemas.openxmlformats.org/drawingml/2006/picture">
                 <pic:pic>
                   <pic:nvPicPr>
-                    <pic:cNvPr descr="uml/render/04-component-dijagram.png" id="39" name="Picture"/>
+                    <pic:cNvPr descr="uml/render/04-component-dijagram.png" id="42" name="Picture"/>
                     <pic:cNvPicPr>
                       <a:picLocks noChangeArrowheads="1" noChangeAspect="1"/>
                     </pic:cNvPicPr>
                   </pic:nvPicPr>
                   <pic:blipFill>
-                    <a:blip r:embed="rId37"/>
+                    <a:blip r:embed="rId40"/>
                     <a:stretch>
                       <a:fillRect/>
                     </a:stretch>
@@ -7787,7 +7885,7 @@
           <w:i/>
           <w:iCs/>
         </w:rPr>
-        <w:t xml:space="preserve">Slika 4: Component dijagram — slojevita arhitektura sa adapter pattern</w:t>
+        <w:t xml:space="preserve">Slika 5: Component dijagram — slojevita arhitektura sa adapter pattern</w:t>
       </w:r>
       <w:r>
         <w:t xml:space="preserve"> </w:t>
@@ -7796,8 +7894,8 @@
         <w:t xml:space="preserve">za vizuelni prikaz slojevite arhitekture sa svim ključnim komponentama i njihovim vezama na eksterne servise.</w:t>
       </w:r>
     </w:p>
-    <w:bookmarkEnd w:id="40"/>
-    <w:bookmarkStart w:id="41" w:name="ključne-odluke"/>
+    <w:bookmarkEnd w:id="43"/>
+    <w:bookmarkStart w:id="44" w:name="ključne-odluke"/>
     <w:p>
       <w:pPr>
         <w:pStyle w:val="Heading4"/>
@@ -7933,9 +8031,9 @@
         <w:t xml:space="preserve">implementiraju interfejse, pravi servisi iza feature flag-ova. Tijekom razvoja i CI svi testovi rade protiv Fake-a; pravi adapteri se uključuju tek u produkciji.</w:t>
       </w:r>
     </w:p>
-    <w:bookmarkEnd w:id="41"/>
-    <w:bookmarkEnd w:id="42"/>
-    <w:bookmarkStart w:id="43" w:name="X3a6c76139683977cfe8bbdf3241b811e0059116"/>
+    <w:bookmarkEnd w:id="44"/>
+    <w:bookmarkEnd w:id="45"/>
+    <w:bookmarkStart w:id="46" w:name="X3a6c76139683977cfe8bbdf3241b811e0059116"/>
     <w:p>
       <w:pPr>
         <w:pStyle w:val="Heading3"/>
@@ -8501,8 +8599,8 @@
         </w:tc>
       </w:tr>
     </w:tbl>
-    <w:bookmarkEnd w:id="43"/>
-    <w:bookmarkStart w:id="45" w:name="X9de11b9148455cbc61bf3294d46515368045b4b"/>
+    <w:bookmarkEnd w:id="46"/>
+    <w:bookmarkStart w:id="48" w:name="X9de11b9148455cbc61bf3294d46515368045b4b"/>
     <w:p>
       <w:pPr>
         <w:pStyle w:val="Heading3"/>
@@ -8530,7 +8628,7 @@
       <w:r>
         <w:t xml:space="preserve"> </w:t>
       </w:r>
-      <w:hyperlink r:id="rId44">
+      <w:hyperlink r:id="rId47">
         <w:r>
           <w:rPr>
             <w:rStyle w:val="VerbatimChar"/>
@@ -8922,8 +9020,8 @@
         <w:t xml:space="preserve">za vizuelni prikaz dev vs prod okruženja sa svim eksternim servisima.</w:t>
       </w:r>
     </w:p>
-    <w:bookmarkEnd w:id="45"/>
-    <w:bookmarkStart w:id="46" w:name="Xfdf3d63fc8f64236aca660d7aabef2fe3a61d8f"/>
+    <w:bookmarkEnd w:id="48"/>
+    <w:bookmarkStart w:id="49" w:name="Xfdf3d63fc8f64236aca660d7aabef2fe3a61d8f"/>
     <w:p>
       <w:pPr>
         <w:pStyle w:val="Heading3"/>
@@ -9328,8 +9426,8 @@
         <w:t xml:space="preserve">.</w:t>
       </w:r>
     </w:p>
-    <w:bookmarkEnd w:id="46"/>
-    <w:bookmarkStart w:id="48" w:name="X85668f291cbe55b0c9183327fb655d02aedffd2"/>
+    <w:bookmarkEnd w:id="49"/>
+    <w:bookmarkStart w:id="51" w:name="X85668f291cbe55b0c9183327fb655d02aedffd2"/>
     <w:p>
       <w:pPr>
         <w:pStyle w:val="Heading3"/>
@@ -9588,7 +9686,7 @@
       <w:r>
         <w:t xml:space="preserve">Vidjet u demo snimcima (</w:t>
       </w:r>
-      <w:hyperlink r:id="rId47">
+      <w:hyperlink r:id="rId50">
         <w:r>
           <w:rPr>
             <w:rStyle w:val="VerbatimChar"/>
@@ -9600,8 +9698,8 @@
         <w:t xml:space="preserve">)</w:t>
       </w:r>
     </w:p>
-    <w:bookmarkEnd w:id="48"/>
-    <w:bookmarkStart w:id="49" w:name="Xe1abdffae9fa542df405344996c1bb84371645d"/>
+    <w:bookmarkEnd w:id="51"/>
+    <w:bookmarkStart w:id="52" w:name="Xe1abdffae9fa542df405344996c1bb84371645d"/>
     <w:p>
       <w:pPr>
         <w:pStyle w:val="Heading3"/>
@@ -9927,8 +10025,8 @@
         <w:t xml:space="preserve">.</w:t>
       </w:r>
     </w:p>
-    <w:bookmarkEnd w:id="49"/>
-    <w:bookmarkStart w:id="51" w:name="X21e3e32158e831ff04dd38d817af277060a0be8"/>
+    <w:bookmarkEnd w:id="52"/>
+    <w:bookmarkStart w:id="54" w:name="X21e3e32158e831ff04dd38d817af277060a0be8"/>
     <w:p>
       <w:pPr>
         <w:pStyle w:val="Heading3"/>
@@ -10170,7 +10268,7 @@
       <w:r>
         <w:t xml:space="preserve"> </w:t>
       </w:r>
-      <w:hyperlink r:id="rId50">
+      <w:hyperlink r:id="rId53">
         <w:r>
           <w:rPr>
             <w:rStyle w:val="VerbatimChar"/>
@@ -10209,8 +10307,8 @@
         <w:t xml:space="preserve">provjerava CSRF, mass assignment, authorization i audit log entries.</w:t>
       </w:r>
     </w:p>
-    <w:bookmarkEnd w:id="51"/>
-    <w:bookmarkStart w:id="53" w:name="X2428d48dcdb201a3fbec526d3b50de66e885d93"/>
+    <w:bookmarkEnd w:id="54"/>
+    <w:bookmarkStart w:id="56" w:name="X2428d48dcdb201a3fbec526d3b50de66e885d93"/>
     <w:p>
       <w:pPr>
         <w:pStyle w:val="Heading3"/>
@@ -10336,6 +10434,71 @@
                 <w:b/>
                 <w:bCs/>
               </w:rPr>
+              <w:t xml:space="preserve">Use Case dijagram</w:t>
+            </w:r>
+          </w:p>
+        </w:tc>
+        <w:tc>
+          <w:tcPr/>
+          <w:p>
+            <w:pPr>
+              <w:pStyle w:val="Compact"/>
+            </w:pPr>
+            <w:r>
+              <w:t xml:space="preserve">spec §5 + Projektna_analitika §2</w:t>
+            </w:r>
+          </w:p>
+        </w:tc>
+        <w:tc>
+          <w:tcPr/>
+          <w:p>
+            <w:pPr>
+              <w:pStyle w:val="Compact"/>
+            </w:pPr>
+            <w:r>
+              <w:t xml:space="preserve">3 primarna aktera (Prof/Učenik/Admin) + eDnevnik (eksterni) + svih 10 UC-ova sa</w:t>
+            </w:r>
+            <w:r>
+              <w:t xml:space="preserve"> </w:t>
+            </w:r>
+            <w:r>
+              <w:rPr>
+                <w:rStyle w:val="VerbatimChar"/>
+              </w:rPr>
+              <w:t xml:space="preserve">&lt;&lt;include&gt;&gt;</w:t>
+            </w:r>
+            <w:r>
+              <w:t xml:space="preserve"> </w:t>
+            </w:r>
+            <w:r>
+              <w:t xml:space="preserve">relacijama (UC5→UC6, UC7→UC8)</w:t>
+            </w:r>
+          </w:p>
+        </w:tc>
+      </w:tr>
+      <w:tr>
+        <w:tc>
+          <w:tcPr/>
+          <w:p>
+            <w:pPr>
+              <w:pStyle w:val="Compact"/>
+            </w:pPr>
+            <w:r>
+              <w:t xml:space="preserve">2</w:t>
+            </w:r>
+          </w:p>
+        </w:tc>
+        <w:tc>
+          <w:tcPr/>
+          <w:p>
+            <w:pPr>
+              <w:pStyle w:val="Compact"/>
+            </w:pPr>
+            <w:r>
+              <w:rPr>
+                <w:b/>
+                <w:bCs/>
+              </w:rPr>
               <w:t xml:space="preserve">Klasni dijagram</w:t>
             </w:r>
           </w:p>
@@ -10389,7 +10552,7 @@
               <w:pStyle w:val="Compact"/>
             </w:pPr>
             <w:r>
-              <w:t xml:space="preserve">2</w:t>
+              <w:t xml:space="preserve">3</w:t>
             </w:r>
           </w:p>
         </w:tc>
@@ -10487,7 +10650,7 @@
               <w:pStyle w:val="Compact"/>
             </w:pPr>
             <w:r>
-              <w:t xml:space="preserve">3</w:t>
+              <w:t xml:space="preserve">4</w:t>
             </w:r>
           </w:p>
         </w:tc>
@@ -10570,7 +10733,7 @@
               <w:pStyle w:val="Compact"/>
             </w:pPr>
             <w:r>
-              <w:t xml:space="preserve">4</w:t>
+              <w:t xml:space="preserve">5</w:t>
             </w:r>
           </w:p>
         </w:tc>
@@ -10635,7 +10798,7 @@
               <w:pStyle w:val="Compact"/>
             </w:pPr>
             <w:r>
-              <w:t xml:space="preserve">5</w:t>
+              <w:t xml:space="preserve">6</w:t>
             </w:r>
           </w:p>
         </w:tc>
@@ -10736,7 +10899,7 @@
               <w:pStyle w:val="Compact"/>
             </w:pPr>
             <w:r>
-              <w:t xml:space="preserve">6</w:t>
+              <w:t xml:space="preserve">7</w:t>
             </w:r>
           </w:p>
         </w:tc>
@@ -10813,7 +10976,7 @@
       <w:r>
         <w:t xml:space="preserve"> </w:t>
       </w:r>
-      <w:hyperlink r:id="rId52">
+      <w:hyperlink r:id="rId55">
         <w:r>
           <w:rPr>
             <w:rStyle w:val="VerbatimChar"/>
@@ -10825,8 +10988,8 @@
         <w:t xml:space="preserve">.</w:t>
       </w:r>
     </w:p>
-    <w:bookmarkEnd w:id="53"/>
-    <w:bookmarkStart w:id="54" w:name="Xd22373a11675b22eb7f40d9cc23a2b64c852203"/>
+    <w:bookmarkEnd w:id="56"/>
+    <w:bookmarkStart w:id="57" w:name="Xd22373a11675b22eb7f40d9cc23a2b64c852203"/>
     <w:p>
       <w:pPr>
         <w:pStyle w:val="Heading3"/>
@@ -11246,8 +11409,8 @@
         </w:tc>
       </w:tr>
     </w:tbl>
-    <w:bookmarkEnd w:id="54"/>
-    <w:bookmarkStart w:id="73" w:name="reference-1"/>
+    <w:bookmarkEnd w:id="57"/>
+    <w:bookmarkStart w:id="78" w:name="reference-1"/>
     <w:p>
       <w:pPr>
         <w:pStyle w:val="Heading3"/>
@@ -11273,7 +11436,7 @@
           <w:numId w:val="1027"/>
         </w:numPr>
       </w:pPr>
-      <w:hyperlink r:id="rId55">
+      <w:hyperlink r:id="rId58">
         <w:r>
           <w:rPr>
             <w:rStyle w:val="Hyperlink"/>
@@ -11307,7 +11470,7 @@
           <w:numId w:val="1027"/>
         </w:numPr>
       </w:pPr>
-      <w:hyperlink r:id="rId52">
+      <w:hyperlink r:id="rId55">
         <w:r>
           <w:rPr>
             <w:rStyle w:val="Hyperlink"/>
@@ -11324,7 +11487,7 @@
           <w:numId w:val="1027"/>
         </w:numPr>
       </w:pPr>
-      <w:hyperlink r:id="rId56">
+      <w:hyperlink r:id="rId59">
         <w:r>
           <w:rPr>
             <w:rStyle w:val="Hyperlink"/>
@@ -11341,7 +11504,7 @@
           <w:numId w:val="1027"/>
         </w:numPr>
       </w:pPr>
-      <w:hyperlink r:id="rId57">
+      <w:hyperlink r:id="rId60">
         <w:r>
           <w:rPr>
             <w:rStyle w:val="Hyperlink"/>
@@ -11359,18 +11522,18 @@
           <wp:inline>
             <wp:extent cx="5334000" cy="978367"/>
             <wp:effectExtent b="0" l="0" r="0" t="0"/>
-            <wp:docPr descr="Slika 6: Deployment dijagram — dev (lokalno SQLite + Fake adapteri) vs prod (Laravel Cloud)" title="" id="59" name="Picture"/>
+            <wp:docPr descr="Slika 7: Deployment dijagram — dev (lokalno SQLite + Fake adapteri) vs prod (Laravel Cloud)" title="" id="62" name="Picture"/>
             <a:graphic>
               <a:graphicData uri="http://schemas.openxmlformats.org/drawingml/2006/picture">
                 <pic:pic>
                   <pic:nvPicPr>
-                    <pic:cNvPr descr="uml/render/06-deployment-dijagram.png" id="60" name="Picture"/>
+                    <pic:cNvPr descr="uml/render/06-deployment-dijagram.png" id="63" name="Picture"/>
                     <pic:cNvPicPr>
                       <a:picLocks noChangeArrowheads="1" noChangeAspect="1"/>
                     </pic:cNvPicPr>
                   </pic:nvPicPr>
                   <pic:blipFill>
-                    <a:blip r:embed="rId58"/>
+                    <a:blip r:embed="rId61"/>
                     <a:stretch>
                       <a:fillRect/>
                     </a:stretch>
@@ -11406,7 +11569,7 @@
           <w:i/>
           <w:iCs/>
         </w:rPr>
-        <w:t xml:space="preserve">Slika 6: Deployment dijagram — dev (lokalno SQLite + Fake adapteri) vs prod (Laravel Cloud)</w:t>
+        <w:t xml:space="preserve">Slika 7: Deployment dijagram — dev (lokalno SQLite + Fake adapteri) vs prod (Laravel Cloud)</w:t>
       </w:r>
     </w:p>
     <w:p>
@@ -11418,18 +11581,18 @@
           <wp:inline>
             <wp:extent cx="5334000" cy="2511536"/>
             <wp:effectExtent b="0" l="0" r="0" t="0"/>
-            <wp:docPr descr="Slika 5: Package dijagram — Laravel struktura sa split route-ovima" title="" id="62" name="Picture"/>
+            <wp:docPr descr="Slika 6: Package dijagram — Laravel struktura sa split route-ovima" title="" id="65" name="Picture"/>
             <a:graphic>
               <a:graphicData uri="http://schemas.openxmlformats.org/drawingml/2006/picture">
                 <pic:pic>
                   <pic:nvPicPr>
-                    <pic:cNvPr descr="uml/render/05-package-dijagram.png" id="63" name="Picture"/>
+                    <pic:cNvPr descr="uml/render/05-package-dijagram.png" id="66" name="Picture"/>
                     <pic:cNvPicPr>
                       <a:picLocks noChangeArrowheads="1" noChangeAspect="1"/>
                     </pic:cNvPicPr>
                   </pic:nvPicPr>
                   <pic:blipFill>
-                    <a:blip r:embed="rId61"/>
+                    <a:blip r:embed="rId64"/>
                     <a:stretch>
                       <a:fillRect/>
                     </a:stretch>
@@ -11465,7 +11628,7 @@
           <w:i/>
           <w:iCs/>
         </w:rPr>
-        <w:t xml:space="preserve">Slika 5: Package dijagram — Laravel struktura sa split route-ovima</w:t>
+        <w:t xml:space="preserve">Slika 6: Package dijagram — Laravel struktura sa split route-ovima</w:t>
       </w:r>
     </w:p>
     <w:p>
@@ -11475,20 +11638,86 @@
       <w:r>
         <w:drawing>
           <wp:inline>
-            <wp:extent cx="5334000" cy="2577214"/>
+            <wp:extent cx="5334000" cy="7396310"/>
             <wp:effectExtent b="0" l="0" r="0" t="0"/>
-            <wp:docPr descr="Slika 1: Klasni dijagram — domain model (11 entiteta + 7 enum-a + STI hijerarhija User → Professor)" title="" id="64" name="Picture"/>
+            <wp:docPr descr="Slika 1: Use Case dijagram — 3 primarna aktera + eDnevnik (eksterni) + 10 UC-ova sa &lt;&gt; relacijama (UC5→UC6, UC7→UC8)" title="" id="67" name="Picture"/>
             <a:graphic>
               <a:graphicData uri="http://schemas.openxmlformats.org/drawingml/2006/picture">
                 <pic:pic>
                   <pic:nvPicPr>
-                    <pic:cNvPr descr="uml/render/01-klasni-dijagram.png" id="65" name="Picture"/>
+                    <pic:cNvPr descr="uml/render/00-use-case-dijagram.png" id="68" name="Picture"/>
                     <pic:cNvPicPr>
                       <a:picLocks noChangeArrowheads="1" noChangeAspect="1"/>
                     </pic:cNvPicPr>
                   </pic:nvPicPr>
                   <pic:blipFill>
-                    <a:blip r:embed="rId30"/>
+                    <a:blip r:embed="rId27"/>
+                    <a:stretch>
+                      <a:fillRect/>
+                    </a:stretch>
+                  </pic:blipFill>
+                  <pic:spPr bwMode="auto">
+                    <a:xfrm>
+                      <a:off x="0" y="0"/>
+                      <a:ext cx="5334000" cy="7396310"/>
+                    </a:xfrm>
+                    <a:prstGeom prst="rect">
+                      <a:avLst/>
+                    </a:prstGeom>
+                    <a:noFill/>
+                    <a:ln w="9525">
+                      <a:noFill/>
+                      <a:headEnd/>
+                      <a:tailEnd/>
+                    </a:ln>
+                  </pic:spPr>
+                </pic:pic>
+              </a:graphicData>
+            </a:graphic>
+          </wp:inline>
+        </w:drawing>
+      </w:r>
+    </w:p>
+    <w:p>
+      <w:pPr>
+        <w:pStyle w:val="BodyText"/>
+      </w:pPr>
+      <w:r>
+        <w:rPr>
+          <w:i/>
+          <w:iCs/>
+        </w:rPr>
+        <w:t xml:space="preserve">Slika 1: Use Case dijagram — 3 primarna aktera + eDnevnik (eksterni) + 10 UC-ova sa &lt;</w:t>
+      </w:r>
+      <w:r>
+        <w:rPr>
+          <w:i/>
+          <w:iCs/>
+        </w:rPr>
+        <w:t xml:space="preserve">&gt; relacijama (UC5→UC6, UC7→UC8)</w:t>
+      </w:r>
+    </w:p>
+    <w:p>
+      <w:pPr>
+        <w:pStyle w:val="BodyText"/>
+      </w:pPr>
+      <w:r>
+        <w:drawing>
+          <wp:inline>
+            <wp:extent cx="5334000" cy="2577214"/>
+            <wp:effectExtent b="0" l="0" r="0" t="0"/>
+            <wp:docPr descr="Slika 2: Klasni dijagram — domain model (11 entiteta + 7 enum-a + STI hijerarhija User → Professor)" title="" id="69" name="Picture"/>
+            <a:graphic>
+              <a:graphicData uri="http://schemas.openxmlformats.org/drawingml/2006/picture">
+                <pic:pic>
+                  <pic:nvPicPr>
+                    <pic:cNvPr descr="uml/render/01-klasni-dijagram.png" id="70" name="Picture"/>
+                    <pic:cNvPicPr>
+                      <a:picLocks noChangeArrowheads="1" noChangeAspect="1"/>
+                    </pic:cNvPicPr>
+                  </pic:nvPicPr>
+                  <pic:blipFill>
+                    <a:blip r:embed="rId33"/>
                     <a:stretch>
                       <a:fillRect/>
                     </a:stretch>
@@ -11524,7 +11753,7 @@
           <w:i/>
           <w:iCs/>
         </w:rPr>
-        <w:t xml:space="preserve">Slika 1: Klasni dijagram — domain model (11 entiteta + 7 enum-a + STI hijerarhija User → Professor)</w:t>
+        <w:t xml:space="preserve">Slika 2: Klasni dijagram — domain model (11 entiteta + 7 enum-a + STI hijerarhija User → Professor)</w:t>
       </w:r>
     </w:p>
     <w:p>
@@ -11536,18 +11765,18 @@
           <wp:inline>
             <wp:extent cx="5334000" cy="2541305"/>
             <wp:effectExtent b="0" l="0" r="0" t="0"/>
-            <wp:docPr descr="Slika 2: Sequence dijagram UC5 — async OCR upload + sync submit" title="" id="66" name="Picture"/>
+            <wp:docPr descr="Slika 3: Sequence dijagram UC5 — async OCR upload + sync submit" title="" id="71" name="Picture"/>
             <a:graphic>
               <a:graphicData uri="http://schemas.openxmlformats.org/drawingml/2006/picture">
                 <pic:pic>
                   <pic:nvPicPr>
-                    <pic:cNvPr descr="uml/render/02-sequence-uc5.png" id="67" name="Picture"/>
+                    <pic:cNvPr descr="uml/render/02-sequence-uc5.png" id="72" name="Picture"/>
                     <pic:cNvPicPr>
                       <a:picLocks noChangeArrowheads="1" noChangeAspect="1"/>
                     </pic:cNvPicPr>
                   </pic:nvPicPr>
                   <pic:blipFill>
-                    <a:blip r:embed="rId27"/>
+                    <a:blip r:embed="rId30"/>
                     <a:stretch>
                       <a:fillRect/>
                     </a:stretch>
@@ -11583,7 +11812,7 @@
           <w:i/>
           <w:iCs/>
         </w:rPr>
-        <w:t xml:space="preserve">Slika 2: Sequence dijagram UC5 — async OCR upload + sync submit</w:t>
+        <w:t xml:space="preserve">Slika 3: Sequence dijagram UC5 — async OCR upload + sync submit</w:t>
       </w:r>
     </w:p>
     <w:p>
@@ -11595,18 +11824,18 @@
           <wp:inline>
             <wp:extent cx="5334000" cy="3388658"/>
             <wp:effectExtent b="0" l="0" r="0" t="0"/>
-            <wp:docPr descr="Slika 3: Sequence dijagram UC8 — eDnevnik verifikacija (3 grane)" title="" id="69" name="Picture"/>
+            <wp:docPr descr="Slika 4: Sequence dijagram UC8 — eDnevnik verifikacija (3 grane)" title="" id="74" name="Picture"/>
             <a:graphic>
               <a:graphicData uri="http://schemas.openxmlformats.org/drawingml/2006/picture">
                 <pic:pic>
                   <pic:nvPicPr>
-                    <pic:cNvPr descr="uml/render/03-sequence-uc8.png" id="70" name="Picture"/>
+                    <pic:cNvPr descr="uml/render/03-sequence-uc8.png" id="75" name="Picture"/>
                     <pic:cNvPicPr>
                       <a:picLocks noChangeArrowheads="1" noChangeAspect="1"/>
                     </pic:cNvPicPr>
                   </pic:nvPicPr>
                   <pic:blipFill>
-                    <a:blip r:embed="rId68"/>
+                    <a:blip r:embed="rId73"/>
                     <a:stretch>
                       <a:fillRect/>
                     </a:stretch>
@@ -11642,7 +11871,7 @@
           <w:i/>
           <w:iCs/>
         </w:rPr>
-        <w:t xml:space="preserve">Slika 3: Sequence dijagram UC8 — eDnevnik verifikacija (3 grane)</w:t>
+        <w:t xml:space="preserve">Slika 4: Sequence dijagram UC8 — eDnevnik verifikacija (3 grane)</w:t>
       </w:r>
     </w:p>
     <w:p>
@@ -11654,18 +11883,18 @@
           <wp:inline>
             <wp:extent cx="5334000" cy="2644248"/>
             <wp:effectExtent b="0" l="0" r="0" t="0"/>
-            <wp:docPr descr="Slika 4: Component dijagram — slojevita arhitektura sa adapter pattern" title="" id="71" name="Picture"/>
+            <wp:docPr descr="Slika 5: Component dijagram — slojevita arhitektura sa adapter pattern" title="" id="76" name="Picture"/>
             <a:graphic>
               <a:graphicData uri="http://schemas.openxmlformats.org/drawingml/2006/picture">
                 <pic:pic>
                   <pic:nvPicPr>
-                    <pic:cNvPr descr="uml/render/04-component-dijagram.png" id="72" name="Picture"/>
+                    <pic:cNvPr descr="uml/render/04-component-dijagram.png" id="77" name="Picture"/>
                     <pic:cNvPicPr>
                       <a:picLocks noChangeArrowheads="1" noChangeAspect="1"/>
                     </pic:cNvPicPr>
                   </pic:nvPicPr>
                   <pic:blipFill>
-                    <a:blip r:embed="rId37"/>
+                    <a:blip r:embed="rId40"/>
                     <a:stretch>
                       <a:fillRect/>
                     </a:stretch>
@@ -11701,7 +11930,7 @@
           <w:i/>
           <w:iCs/>
         </w:rPr>
-        <w:t xml:space="preserve">Slika 4: Component dijagram — slojevita arhitektura sa adapter pattern</w:t>
+        <w:t xml:space="preserve">Slika 5: Component dijagram — slojevita arhitektura sa adapter pattern</w:t>
       </w:r>
     </w:p>
     <w:p>
@@ -11712,10 +11941,10 @@
         <w:t xml:space="preserve">\newpage</w:t>
       </w:r>
     </w:p>
-    <w:bookmarkEnd w:id="73"/>
-    <w:bookmarkEnd w:id="74"/>
-    <w:bookmarkEnd w:id="75"/>
-    <w:bookmarkStart w:id="124" w:name="implementacija-i-demonstracija"/>
+    <w:bookmarkEnd w:id="78"/>
+    <w:bookmarkEnd w:id="79"/>
+    <w:bookmarkEnd w:id="80"/>
+    <w:bookmarkStart w:id="129" w:name="implementacija-i-demonstracija"/>
     <w:p>
       <w:pPr>
         <w:pStyle w:val="Heading1"/>
@@ -11733,7 +11962,7 @@
         <w:t xml:space="preserve">Implementacija i demonstracija</w:t>
       </w:r>
     </w:p>
-    <w:bookmarkStart w:id="123" w:name="X4af8bddf2fc4cad91e41434c536872434375ce3"/>
+    <w:bookmarkStart w:id="128" w:name="X4af8bddf2fc4cad91e41434c536872434375ce3"/>
     <w:p>
       <w:pPr>
         <w:pStyle w:val="Heading2"/>
@@ -11751,7 +11980,7 @@
         <w:t xml:space="preserve">Implementacija i demonstracija (izvještavanje 3)</w:t>
       </w:r>
     </w:p>
-    <w:bookmarkStart w:id="77" w:name="Xe045bcdc213da66cba9e297a60eaf45a9a04d34"/>
+    <w:bookmarkStart w:id="82" w:name="Xe045bcdc213da66cba9e297a60eaf45a9a04d34"/>
     <w:p>
       <w:pPr>
         <w:pStyle w:val="Heading3"/>
@@ -12108,7 +12337,7 @@
       <w:r>
         <w:t xml:space="preserve"> </w:t>
       </w:r>
-      <w:hyperlink r:id="rId76">
+      <w:hyperlink r:id="rId81">
         <w:r>
           <w:rPr>
             <w:rStyle w:val="VerbatimChar"/>
@@ -12120,8 +12349,8 @@
         <w:t xml:space="preserve">.</w:t>
       </w:r>
     </w:p>
-    <w:bookmarkEnd w:id="77"/>
-    <w:bookmarkStart w:id="78" w:name="X9deac26bf39fb6e2f54f783d699342437fe7c5f"/>
+    <w:bookmarkEnd w:id="82"/>
+    <w:bookmarkStart w:id="83" w:name="X9deac26bf39fb6e2f54f783d699342437fe7c5f"/>
     <w:p>
       <w:pPr>
         <w:pStyle w:val="Heading3"/>
@@ -12853,8 +13082,8 @@
         <w:t xml:space="preserve">329 Pest testova, 957 assertion-a, prolaze u ~8.4 sekunde.</w:t>
       </w:r>
     </w:p>
-    <w:bookmarkEnd w:id="78"/>
-    <w:bookmarkStart w:id="82" w:name="X0411e34e741a5f42dd12123fb9e43ea8480916a"/>
+    <w:bookmarkEnd w:id="83"/>
+    <w:bookmarkStart w:id="87" w:name="X0411e34e741a5f42dd12123fb9e43ea8480916a"/>
     <w:p>
       <w:pPr>
         <w:pStyle w:val="Heading3"/>
@@ -12872,7 +13101,7 @@
         <w:t xml:space="preserve">3. Integracija eksternih sistema</w:t>
       </w:r>
     </w:p>
-    <w:bookmarkStart w:id="79" w:name="Xc689703363007bf8311388db4e52fae585116a6"/>
+    <w:bookmarkStart w:id="84" w:name="Xc689703363007bf8311388db4e52fae585116a6"/>
     <w:p>
       <w:pPr>
         <w:pStyle w:val="Heading4"/>
@@ -12987,8 +13216,8 @@
         <w:t xml:space="preserve">. Razlog: pravi Google Vision košta ~$1.50 per 1000 OCR poziva, ne treba za development.</w:t>
       </w:r>
     </w:p>
-    <w:bookmarkEnd w:id="79"/>
-    <w:bookmarkStart w:id="80" w:name="Xcce791a74979efb69411e0a11395fe7f4f186d8"/>
+    <w:bookmarkEnd w:id="84"/>
+    <w:bookmarkStart w:id="85" w:name="Xcce791a74979efb69411e0a11395fe7f4f186d8"/>
     <w:p>
       <w:pPr>
         <w:pStyle w:val="Heading4"/>
@@ -13162,8 +13391,8 @@
         <w:t xml:space="preserve">.</w:t>
       </w:r>
     </w:p>
-    <w:bookmarkEnd w:id="80"/>
-    <w:bookmarkStart w:id="81" w:name="Xb7e82cbb31731ddd7d66bea4de3bd12ce414c71"/>
+    <w:bookmarkEnd w:id="85"/>
+    <w:bookmarkStart w:id="86" w:name="Xb7e82cbb31731ddd7d66bea4de3bd12ce414c71"/>
     <w:p>
       <w:pPr>
         <w:pStyle w:val="Heading4"/>
@@ -13311,9 +13540,9 @@
         <w:t xml:space="preserve">.</w:t>
       </w:r>
     </w:p>
-    <w:bookmarkEnd w:id="81"/>
-    <w:bookmarkEnd w:id="82"/>
-    <w:bookmarkStart w:id="84" w:name="X057100105c885293259aba8e935e441d6c806ec"/>
+    <w:bookmarkEnd w:id="86"/>
+    <w:bookmarkEnd w:id="87"/>
+    <w:bookmarkStart w:id="89" w:name="X057100105c885293259aba8e935e441d6c806ec"/>
     <w:p>
       <w:pPr>
         <w:pStyle w:val="Heading3"/>
@@ -13341,7 +13570,7 @@
       <w:r>
         <w:t xml:space="preserve"> </w:t>
       </w:r>
-      <w:hyperlink r:id="rId83">
+      <w:hyperlink r:id="rId88">
         <w:r>
           <w:rPr>
             <w:rStyle w:val="VerbatimChar"/>
@@ -13571,8 +13800,8 @@
         <w:t xml:space="preserve">## http://localhost:8000 — admin@savez.test / Adm1n!Test</w:t>
       </w:r>
     </w:p>
-    <w:bookmarkEnd w:id="84"/>
-    <w:bookmarkStart w:id="90" w:name="Xeb338bcc230eab662923938395f7b3f09c9d03e"/>
+    <w:bookmarkEnd w:id="89"/>
+    <w:bookmarkStart w:id="95" w:name="Xeb338bcc230eab662923938395f7b3f09c9d03e"/>
     <w:p>
       <w:pPr>
         <w:pStyle w:val="Heading3"/>
@@ -13590,7 +13819,7 @@
         <w:t xml:space="preserve">5. Testiranje</w:t>
       </w:r>
     </w:p>
-    <w:bookmarkStart w:id="85" w:name="X2199e185fe753a98b3d80ae17f6728433426279"/>
+    <w:bookmarkStart w:id="90" w:name="X2199e185fe753a98b3d80ae17f6728433426279"/>
     <w:p>
       <w:pPr>
         <w:pStyle w:val="Heading4"/>
@@ -13747,8 +13976,8 @@
         <w:t xml:space="preserve">trait-om koji koristi transaction rollback)</w:t>
       </w:r>
     </w:p>
-    <w:bookmarkEnd w:id="85"/>
-    <w:bookmarkStart w:id="86" w:name="Xb89d65e4b88dd6da5818a3ff0a25123842131b1"/>
+    <w:bookmarkEnd w:id="90"/>
+    <w:bookmarkStart w:id="91" w:name="Xb89d65e4b88dd6da5818a3ff0a25123842131b1"/>
     <w:p>
       <w:pPr>
         <w:pStyle w:val="Heading4"/>
@@ -13838,8 +14067,8 @@
         <w:t xml:space="preserve">State izmjene koje moraju da pišu u audit log</w:t>
       </w:r>
     </w:p>
-    <w:bookmarkEnd w:id="86"/>
-    <w:bookmarkStart w:id="87" w:name="X7d8dfea8e79fa55513afbd72feaf758168517bc"/>
+    <w:bookmarkEnd w:id="91"/>
+    <w:bookmarkStart w:id="92" w:name="X7d8dfea8e79fa55513afbd72feaf758168517bc"/>
     <w:p>
       <w:pPr>
         <w:pStyle w:val="Heading4"/>
@@ -13969,8 +14198,8 @@
         <w:t xml:space="preserve">.</w:t>
       </w:r>
     </w:p>
-    <w:bookmarkEnd w:id="87"/>
-    <w:bookmarkStart w:id="88" w:name="Xfc5d865691c5b99a96ed25a77379fd0d18d4415"/>
+    <w:bookmarkEnd w:id="92"/>
+    <w:bookmarkStart w:id="93" w:name="Xfc5d865691c5b99a96ed25a77379fd0d18d4415"/>
     <w:p>
       <w:pPr>
         <w:pStyle w:val="Heading4"/>
@@ -14056,8 +14285,8 @@
         <w:t xml:space="preserve">Audit log entry on every state change</w:t>
       </w:r>
     </w:p>
-    <w:bookmarkEnd w:id="88"/>
-    <w:bookmarkStart w:id="89" w:name="X461b75074664d9d2a8aeab52af6f7e75b212541"/>
+    <w:bookmarkEnd w:id="93"/>
+    <w:bookmarkStart w:id="94" w:name="X461b75074664d9d2a8aeab52af6f7e75b212541"/>
     <w:p>
       <w:pPr>
         <w:pStyle w:val="Heading4"/>
@@ -14119,9 +14348,9 @@
         <w:t xml:space="preserve">Audit log paginacija &lt; 200ms (sa 1000 zapisa)</w:t>
       </w:r>
     </w:p>
-    <w:bookmarkEnd w:id="89"/>
-    <w:bookmarkEnd w:id="90"/>
-    <w:bookmarkStart w:id="116" w:name="X9e639907c52d86b1e1ede25a2effd74f7341832"/>
+    <w:bookmarkEnd w:id="94"/>
+    <w:bookmarkEnd w:id="95"/>
+    <w:bookmarkStart w:id="121" w:name="X9e639907c52d86b1e1ede25a2effd74f7341832"/>
     <w:p>
       <w:pPr>
         <w:pStyle w:val="Heading3"/>
@@ -14149,7 +14378,7 @@
       <w:r>
         <w:t xml:space="preserve"> </w:t>
       </w:r>
-      <w:hyperlink r:id="rId47">
+      <w:hyperlink r:id="rId50">
         <w:r>
           <w:rPr>
             <w:rStyle w:val="VerbatimChar"/>
@@ -14163,7 +14392,7 @@
       <w:r>
         <w:t xml:space="preserve"> </w:t>
       </w:r>
-      <w:hyperlink r:id="rId91">
+      <w:hyperlink r:id="rId96">
         <w:r>
           <w:rPr>
             <w:rStyle w:val="VerbatimChar"/>
@@ -14175,7 +14404,7 @@
         <w:t xml:space="preserve">.</w:t>
       </w:r>
     </w:p>
-    <w:bookmarkStart w:id="93" w:name="scenario-1-uc5--prijava-ekipe"/>
+    <w:bookmarkStart w:id="98" w:name="scenario-1-uc5--prijava-ekipe"/>
     <w:p>
       <w:pPr>
         <w:pStyle w:val="Heading4"/>
@@ -14317,7 +14546,7 @@
       <w:r>
         <w:t xml:space="preserve"> </w:t>
       </w:r>
-      <w:hyperlink r:id="rId92">
+      <w:hyperlink r:id="rId97">
         <w:r>
           <w:rPr>
             <w:rStyle w:val="VerbatimChar"/>
@@ -14332,8 +14561,8 @@
         <w:t xml:space="preserve">(snima se ručno).</w:t>
       </w:r>
     </w:p>
-    <w:bookmarkEnd w:id="93"/>
-    <w:bookmarkStart w:id="95" w:name="scenario-2-uc8--ednevnik-verifikacija"/>
+    <w:bookmarkEnd w:id="98"/>
+    <w:bookmarkStart w:id="100" w:name="scenario-2-uc8--ednevnik-verifikacija"/>
     <w:p>
       <w:pPr>
         <w:pStyle w:val="Heading4"/>
@@ -14460,7 +14689,7 @@
       <w:r>
         <w:t xml:space="preserve"> </w:t>
       </w:r>
-      <w:hyperlink r:id="rId94">
+      <w:hyperlink r:id="rId99">
         <w:r>
           <w:rPr>
             <w:rStyle w:val="VerbatimChar"/>
@@ -14475,8 +14704,8 @@
         <w:t xml:space="preserve">(snima se ručno).</w:t>
       </w:r>
     </w:p>
-    <w:bookmarkEnd w:id="95"/>
-    <w:bookmarkStart w:id="115" w:name="scenario-3-uc10--rezultati-i-medalje"/>
+    <w:bookmarkEnd w:id="100"/>
+    <w:bookmarkStart w:id="120" w:name="scenario-3-uc10--rezultati-i-medalje"/>
     <w:p>
       <w:pPr>
         <w:pStyle w:val="Heading4"/>
@@ -14570,7 +14799,7 @@
       <w:r>
         <w:t xml:space="preserve"> </w:t>
       </w:r>
-      <w:hyperlink r:id="rId96">
+      <w:hyperlink r:id="rId101">
         <w:r>
           <w:rPr>
             <w:rStyle w:val="VerbatimChar"/>
@@ -14606,18 +14835,18 @@
           <wp:inline>
             <wp:extent cx="5334000" cy="3000375"/>
             <wp:effectExtent b="0" l="0" r="0" t="0"/>
-            <wp:docPr descr="Slika 7: UC5 — Lista timova (profesor view)" title="" id="98" name="Picture"/>
+            <wp:docPr descr="Slika 7: UC5 — Lista timova (profesor view)" title="" id="103" name="Picture"/>
             <a:graphic>
               <a:graphicData uri="http://schemas.openxmlformats.org/drawingml/2006/picture">
                 <pic:pic>
                   <pic:nvPicPr>
-                    <pic:cNvPr descr="demo/screenshots/uc5-01-teams-list.png" id="99" name="Picture"/>
+                    <pic:cNvPr descr="demo/screenshots/uc5-01-teams-list.png" id="104" name="Picture"/>
                     <pic:cNvPicPr>
                       <a:picLocks noChangeArrowheads="1" noChangeAspect="1"/>
                     </pic:cNvPicPr>
                   </pic:nvPicPr>
                   <pic:blipFill>
-                    <a:blip r:embed="rId97"/>
+                    <a:blip r:embed="rId102"/>
                     <a:stretch>
                       <a:fillRect/>
                     </a:stretch>
@@ -14665,18 +14894,18 @@
           <wp:inline>
             <wp:extent cx="5334000" cy="3000375"/>
             <wp:effectExtent b="0" l="0" r="0" t="0"/>
-            <wp:docPr descr="Slika 8: UC5 — Detalji ekipe sa 10 članova i statusima potvrda" title="" id="101" name="Picture"/>
+            <wp:docPr descr="Slika 8: UC5 — Detalji ekipe sa 10 članova i statusima potvrda" title="" id="106" name="Picture"/>
             <a:graphic>
               <a:graphicData uri="http://schemas.openxmlformats.org/drawingml/2006/picture">
                 <pic:pic>
                   <pic:nvPicPr>
-                    <pic:cNvPr descr="demo/screenshots/uc5-02-team-edit.png" id="102" name="Picture"/>
+                    <pic:cNvPr descr="demo/screenshots/uc5-02-team-edit.png" id="107" name="Picture"/>
                     <pic:cNvPicPr>
                       <a:picLocks noChangeArrowheads="1" noChangeAspect="1"/>
                     </pic:cNvPicPr>
                   </pic:nvPicPr>
                   <pic:blipFill>
-                    <a:blip r:embed="rId100"/>
+                    <a:blip r:embed="rId105"/>
                     <a:stretch>
                       <a:fillRect/>
                     </a:stretch>
@@ -14724,18 +14953,18 @@
           <wp:inline>
             <wp:extent cx="5334000" cy="3000375"/>
             <wp:effectExtent b="0" l="0" r="0" t="0"/>
-            <wp:docPr descr="Slika 9: UC8 — Verify forma sa dispatch dugmetom" title="" id="104" name="Picture"/>
+            <wp:docPr descr="Slika 9: UC8 — Verify forma sa dispatch dugmetom" title="" id="109" name="Picture"/>
             <a:graphic>
               <a:graphicData uri="http://schemas.openxmlformats.org/drawingml/2006/picture">
                 <pic:pic>
                   <pic:nvPicPr>
-                    <pic:cNvPr descr="demo/screenshots/uc8-02-verify-page.png" id="105" name="Picture"/>
+                    <pic:cNvPr descr="demo/screenshots/uc8-02-verify-page.png" id="110" name="Picture"/>
                     <pic:cNvPicPr>
                       <a:picLocks noChangeArrowheads="1" noChangeAspect="1"/>
                     </pic:cNvPicPr>
                   </pic:nvPicPr>
                   <pic:blipFill>
-                    <a:blip r:embed="rId103"/>
+                    <a:blip r:embed="rId108"/>
                     <a:stretch>
                       <a:fillRect/>
                     </a:stretch>
@@ -14783,18 +15012,18 @@
           <wp:inline>
             <wp:extent cx="5334000" cy="3000375"/>
             <wp:effectExtent b="0" l="0" r="0" t="0"/>
-            <wp:docPr descr="Slika 10: UC8 — Audit log sa zapisima verifikacije" title="" id="107" name="Picture"/>
+            <wp:docPr descr="Slika 10: UC8 — Audit log sa zapisima verifikacije" title="" id="112" name="Picture"/>
             <a:graphic>
               <a:graphicData uri="http://schemas.openxmlformats.org/drawingml/2006/picture">
                 <pic:pic>
                   <pic:nvPicPr>
-                    <pic:cNvPr descr="demo/screenshots/uc8-05-audit-log.png" id="108" name="Picture"/>
+                    <pic:cNvPr descr="demo/screenshots/uc8-05-audit-log.png" id="113" name="Picture"/>
                     <pic:cNvPicPr>
                       <a:picLocks noChangeArrowheads="1" noChangeAspect="1"/>
                     </pic:cNvPicPr>
                   </pic:nvPicPr>
                   <pic:blipFill>
-                    <a:blip r:embed="rId106"/>
+                    <a:blip r:embed="rId111"/>
                     <a:stretch>
                       <a:fillRect/>
                     </a:stretch>
@@ -14842,18 +15071,18 @@
           <wp:inline>
             <wp:extent cx="5334000" cy="3000375"/>
             <wp:effectExtent b="0" l="0" r="0" t="0"/>
-            <wp:docPr descr="Slika 11: UC10 — Forma za unos rezultata (Atletika 2025)" title="" id="110" name="Picture"/>
+            <wp:docPr descr="Slika 11: UC10 — Forma za unos rezultata (Atletika 2025)" title="" id="115" name="Picture"/>
             <a:graphic>
               <a:graphicData uri="http://schemas.openxmlformats.org/drawingml/2006/picture">
                 <pic:pic>
                   <pic:nvPicPr>
-                    <pic:cNvPr descr="demo/screenshots/uc10-02-results-form.png" id="111" name="Picture"/>
+                    <pic:cNvPr descr="demo/screenshots/uc10-02-results-form.png" id="116" name="Picture"/>
                     <pic:cNvPicPr>
                       <a:picLocks noChangeArrowheads="1" noChangeAspect="1"/>
                     </pic:cNvPicPr>
                   </pic:nvPicPr>
                   <pic:blipFill>
-                    <a:blip r:embed="rId109"/>
+                    <a:blip r:embed="rId114"/>
                     <a:stretch>
                       <a:fillRect/>
                     </a:stretch>
@@ -14901,18 +15130,18 @@
           <wp:inline>
             <wp:extent cx="5334000" cy="3000375"/>
             <wp:effectExtent b="0" l="0" r="0" t="0"/>
-            <wp:docPr descr="Slika 12: UC10 — Popunjeni rezultati: 1=gold, 2=silver, 3=bronze" title="" id="113" name="Picture"/>
+            <wp:docPr descr="Slika 12: UC10 — Popunjeni rezultati: 1=gold, 2=silver, 3=bronze" title="" id="118" name="Picture"/>
             <a:graphic>
               <a:graphicData uri="http://schemas.openxmlformats.org/drawingml/2006/picture">
                 <pic:pic>
                   <pic:nvPicPr>
-                    <pic:cNvPr descr="demo/screenshots/uc10-03-results-filled.png" id="114" name="Picture"/>
+                    <pic:cNvPr descr="demo/screenshots/uc10-03-results-filled.png" id="119" name="Picture"/>
                     <pic:cNvPicPr>
                       <a:picLocks noChangeArrowheads="1" noChangeAspect="1"/>
                     </pic:cNvPicPr>
                   </pic:nvPicPr>
                   <pic:blipFill>
-                    <a:blip r:embed="rId112"/>
+                    <a:blip r:embed="rId117"/>
                     <a:stretch>
                       <a:fillRect/>
                     </a:stretch>
@@ -14951,9 +15180,9 @@
         <w:t xml:space="preserve">Slika 12: UC10 — Popunjeni rezultati: 1=gold, 2=silver, 3=bronze</w:t>
       </w:r>
     </w:p>
-    <w:bookmarkEnd w:id="115"/>
-    <w:bookmarkEnd w:id="116"/>
-    <w:bookmarkStart w:id="117" w:name="X36c37b8e58cd032eac5e9e4ba4a5142ff7cb0f0"/>
+    <w:bookmarkEnd w:id="120"/>
+    <w:bookmarkEnd w:id="121"/>
+    <w:bookmarkStart w:id="122" w:name="X36c37b8e58cd032eac5e9e4ba4a5142ff7cb0f0"/>
     <w:p>
       <w:pPr>
         <w:pStyle w:val="Heading3"/>
@@ -15289,8 +15518,8 @@
         <w:t xml:space="preserve">— Fake adapter iza feature flag-a, planiran kada se zaključi sporazum</w:t>
       </w:r>
     </w:p>
-    <w:bookmarkEnd w:id="117"/>
-    <w:bookmarkStart w:id="119" w:name="X3f1a54475131825cc04134222dd5b33b8193375"/>
+    <w:bookmarkEnd w:id="122"/>
+    <w:bookmarkStart w:id="124" w:name="X3f1a54475131825cc04134222dd5b33b8193375"/>
     <w:p>
       <w:pPr>
         <w:pStyle w:val="Heading3"/>
@@ -15456,7 +15685,7 @@
       <w:r>
         <w:t xml:space="preserve"> </w:t>
       </w:r>
-      <w:hyperlink r:id="rId118">
+      <w:hyperlink r:id="rId123">
         <w:r>
           <w:rPr>
             <w:rStyle w:val="VerbatimChar"/>
@@ -15468,8 +15697,8 @@
         <w:t xml:space="preserve">.</w:t>
       </w:r>
     </w:p>
-    <w:bookmarkEnd w:id="119"/>
-    <w:bookmarkStart w:id="122" w:name="reference-2"/>
+    <w:bookmarkEnd w:id="124"/>
+    <w:bookmarkStart w:id="127" w:name="reference-2"/>
     <w:p>
       <w:pPr>
         <w:pStyle w:val="Heading3"/>
@@ -15512,7 +15741,7 @@
           <w:numId w:val="1039"/>
         </w:numPr>
       </w:pPr>
-      <w:hyperlink r:id="rId76">
+      <w:hyperlink r:id="rId81">
         <w:r>
           <w:rPr>
             <w:rStyle w:val="Hyperlink"/>
@@ -15529,7 +15758,7 @@
           <w:numId w:val="1039"/>
         </w:numPr>
       </w:pPr>
-      <w:hyperlink r:id="rId118">
+      <w:hyperlink r:id="rId123">
         <w:r>
           <w:rPr>
             <w:rStyle w:val="Hyperlink"/>
@@ -15546,7 +15775,7 @@
           <w:numId w:val="1039"/>
         </w:numPr>
       </w:pPr>
-      <w:hyperlink r:id="rId56">
+      <w:hyperlink r:id="rId59">
         <w:r>
           <w:rPr>
             <w:rStyle w:val="Hyperlink"/>
@@ -15563,7 +15792,7 @@
           <w:numId w:val="1039"/>
         </w:numPr>
       </w:pPr>
-      <w:hyperlink r:id="rId52">
+      <w:hyperlink r:id="rId55">
         <w:r>
           <w:rPr>
             <w:rStyle w:val="Hyperlink"/>
@@ -15580,7 +15809,7 @@
           <w:numId w:val="1039"/>
         </w:numPr>
       </w:pPr>
-      <w:hyperlink r:id="rId91">
+      <w:hyperlink r:id="rId96">
         <w:r>
           <w:rPr>
             <w:rStyle w:val="Hyperlink"/>
@@ -15597,7 +15826,7 @@
           <w:numId w:val="1039"/>
         </w:numPr>
       </w:pPr>
-      <w:hyperlink r:id="rId118">
+      <w:hyperlink r:id="rId123">
         <w:r>
           <w:rPr>
             <w:rStyle w:val="Hyperlink"/>
@@ -15615,18 +15844,18 @@
           <wp:inline>
             <wp:extent cx="5334000" cy="3388658"/>
             <wp:effectExtent b="0" l="0" r="0" t="0"/>
-            <wp:docPr descr="Slika 3: Sequence dijagram UC8 — eDnevnik verifikacija (3 grane)" title="" id="120" name="Picture"/>
+            <wp:docPr descr="Slika 4: Sequence dijagram UC8 — eDnevnik verifikacija (3 grane)" title="" id="125" name="Picture"/>
             <a:graphic>
               <a:graphicData uri="http://schemas.openxmlformats.org/drawingml/2006/picture">
                 <pic:pic>
                   <pic:nvPicPr>
-                    <pic:cNvPr descr="uml/render/03-sequence-uc8.png" id="121" name="Picture"/>
+                    <pic:cNvPr descr="uml/render/03-sequence-uc8.png" id="126" name="Picture"/>
                     <pic:cNvPicPr>
                       <a:picLocks noChangeArrowheads="1" noChangeAspect="1"/>
                     </pic:cNvPicPr>
                   </pic:nvPicPr>
                   <pic:blipFill>
-                    <a:blip r:embed="rId68"/>
+                    <a:blip r:embed="rId73"/>
                     <a:stretch>
                       <a:fillRect/>
                     </a:stretch>
@@ -15662,7 +15891,7 @@
           <w:i/>
           <w:iCs/>
         </w:rPr>
-        <w:t xml:space="preserve">Slika 3: Sequence dijagram UC8 — eDnevnik verifikacija (3 grane)</w:t>
+        <w:t xml:space="preserve">Slika 4: Sequence dijagram UC8 — eDnevnik verifikacija (3 grane)</w:t>
       </w:r>
     </w:p>
     <w:p>
@@ -15673,10 +15902,10 @@
         <w:t xml:space="preserve">\newpage</w:t>
       </w:r>
     </w:p>
-    <w:bookmarkEnd w:id="122"/>
-    <w:bookmarkEnd w:id="123"/>
-    <w:bookmarkEnd w:id="124"/>
-    <w:bookmarkStart w:id="135" w:name="verifikacija-validacija-i-ai-u-sdlc"/>
+    <w:bookmarkEnd w:id="127"/>
+    <w:bookmarkEnd w:id="128"/>
+    <w:bookmarkEnd w:id="129"/>
+    <w:bookmarkStart w:id="140" w:name="verifikacija-validacija-i-ai-u-sdlc"/>
     <w:p>
       <w:pPr>
         <w:pStyle w:val="Heading1"/>
@@ -15694,7 +15923,7 @@
         <w:t xml:space="preserve">Verifikacija, validacija i AI u SDLC</w:t>
       </w:r>
     </w:p>
-    <w:bookmarkStart w:id="134" w:name="vv-i-ai-u-sdlc--refleksija-v10"/>
+    <w:bookmarkStart w:id="139" w:name="vv-i-ai-u-sdlc--refleksija-v10"/>
     <w:p>
       <w:pPr>
         <w:pStyle w:val="Heading2"/>
@@ -15730,7 +15959,7 @@
         <w:t xml:space="preserve">"Prokomentarisati izazove verifikacije i validacije (testiranje), posebno iz ugla kad koristimo AI u svim koracima SDLC."</w:t>
       </w:r>
     </w:p>
-    <w:bookmarkStart w:id="125" w:name="kontekst"/>
+    <w:bookmarkStart w:id="130" w:name="kontekst"/>
     <w:p>
       <w:pPr>
         <w:pStyle w:val="Heading3"/>
@@ -16044,8 +16273,8 @@
         </w:pict>
       </w:r>
     </w:p>
-    <w:bookmarkEnd w:id="125"/>
-    <w:bookmarkStart w:id="126" w:name="Xb1efaf49faf498a9fd4d939fc99fef86fc94881"/>
+    <w:bookmarkEnd w:id="130"/>
+    <w:bookmarkStart w:id="131" w:name="Xb1efaf49faf498a9fd4d939fc99fef86fc94881"/>
     <w:p>
       <w:pPr>
         <w:pStyle w:val="Heading3"/>
@@ -16318,8 +16547,8 @@
         </w:pict>
       </w:r>
     </w:p>
-    <w:bookmarkEnd w:id="126"/>
-    <w:bookmarkStart w:id="127" w:name="Xbc4d7dbc02ee9ad7093e51b6bfef2e1f7bbf7d8"/>
+    <w:bookmarkEnd w:id="131"/>
+    <w:bookmarkStart w:id="132" w:name="Xbc4d7dbc02ee9ad7093e51b6bfef2e1f7bbf7d8"/>
     <w:p>
       <w:pPr>
         <w:pStyle w:val="Heading3"/>
@@ -16936,8 +17165,8 @@
         </w:pict>
       </w:r>
     </w:p>
-    <w:bookmarkEnd w:id="127"/>
-    <w:bookmarkStart w:id="128" w:name="X84172d8d8ff7394a72d51d1ee1cdedc8a2b2828"/>
+    <w:bookmarkEnd w:id="132"/>
+    <w:bookmarkStart w:id="133" w:name="X84172d8d8ff7394a72d51d1ee1cdedc8a2b2828"/>
     <w:p>
       <w:pPr>
         <w:pStyle w:val="Heading3"/>
@@ -17461,8 +17690,8 @@
         </w:pict>
       </w:r>
     </w:p>
-    <w:bookmarkEnd w:id="128"/>
-    <w:bookmarkStart w:id="129" w:name="Xa75dd1a391aa0bf1309daaa0d98008b22accb90"/>
+    <w:bookmarkEnd w:id="133"/>
+    <w:bookmarkStart w:id="134" w:name="Xa75dd1a391aa0bf1309daaa0d98008b22accb90"/>
     <w:p>
       <w:pPr>
         <w:pStyle w:val="Heading3"/>
@@ -18047,8 +18276,8 @@
         </w:pict>
       </w:r>
     </w:p>
-    <w:bookmarkEnd w:id="129"/>
-    <w:bookmarkStart w:id="130" w:name="X7135d73235c815d5428e90e9104be29cdef9d09"/>
+    <w:bookmarkEnd w:id="134"/>
+    <w:bookmarkStart w:id="135" w:name="X7135d73235c815d5428e90e9104be29cdef9d09"/>
     <w:p>
       <w:pPr>
         <w:pStyle w:val="Heading3"/>
@@ -18520,8 +18749,8 @@
         </w:pict>
       </w:r>
     </w:p>
-    <w:bookmarkEnd w:id="130"/>
-    <w:bookmarkStart w:id="131" w:name="Xdddf3faffa2170127b512ec3ac3b901c0c0f74d"/>
+    <w:bookmarkEnd w:id="135"/>
+    <w:bookmarkStart w:id="136" w:name="Xdddf3faffa2170127b512ec3ac3b901c0c0f74d"/>
     <w:p>
       <w:pPr>
         <w:pStyle w:val="Heading3"/>
@@ -19042,8 +19271,8 @@
         </w:pict>
       </w:r>
     </w:p>
-    <w:bookmarkEnd w:id="131"/>
-    <w:bookmarkStart w:id="132" w:name="Xbbdca76a73f9754de3fdb97a5b2d6721070740d"/>
+    <w:bookmarkEnd w:id="136"/>
+    <w:bookmarkStart w:id="137" w:name="Xbbdca76a73f9754de3fdb97a5b2d6721070740d"/>
     <w:p>
       <w:pPr>
         <w:pStyle w:val="Heading3"/>
@@ -19285,8 +19514,8 @@
         </w:pict>
       </w:r>
     </w:p>
-    <w:bookmarkEnd w:id="132"/>
-    <w:bookmarkStart w:id="133" w:name="reference-3"/>
+    <w:bookmarkEnd w:id="137"/>
+    <w:bookmarkStart w:id="138" w:name="reference-3"/>
     <w:p>
       <w:pPr>
         <w:pStyle w:val="Heading3"/>
@@ -19486,10 +19715,10 @@
         <w:t xml:space="preserve">\newpage</w:t>
       </w:r>
     </w:p>
-    <w:bookmarkEnd w:id="133"/>
-    <w:bookmarkEnd w:id="134"/>
-    <w:bookmarkEnd w:id="135"/>
-    <w:bookmarkStart w:id="196" w:name="dodatak-deployment-uputstva"/>
+    <w:bookmarkEnd w:id="138"/>
+    <w:bookmarkEnd w:id="139"/>
+    <w:bookmarkEnd w:id="140"/>
+    <w:bookmarkStart w:id="201" w:name="dodatak-deployment-uputstva"/>
     <w:p>
       <w:pPr>
         <w:pStyle w:val="Heading1"/>
@@ -19507,7 +19736,7 @@
         <w:t xml:space="preserve">Dodatak: Deployment uputstva</w:t>
       </w:r>
     </w:p>
-    <w:bookmarkStart w:id="166" w:name="lokalna-instalacija--korak-po-korak-v10"/>
+    <w:bookmarkStart w:id="171" w:name="lokalna-instalacija--korak-po-korak-v10"/>
     <w:p>
       <w:pPr>
         <w:pStyle w:val="Heading2"/>
@@ -19551,7 +19780,7 @@
         <w:t xml:space="preserve">Cilj: pustiti aplikaciju na lokalnoj mašini za ~10 minuta od čistog checkout-a. Testirano na Windows 11, macOS 14, Ubuntu 24.04.</w:t>
       </w:r>
     </w:p>
-    <w:bookmarkStart w:id="139" w:name="prerequisites"/>
+    <w:bookmarkStart w:id="144" w:name="prerequisites"/>
     <w:p>
       <w:pPr>
         <w:pStyle w:val="Heading3"/>
@@ -19888,7 +20117,7 @@
       <w:r>
         <w:t xml:space="preserve"> </w:t>
       </w:r>
-      <w:hyperlink r:id="rId136">
+      <w:hyperlink r:id="rId141">
         <w:r>
           <w:rPr>
             <w:rStyle w:val="Hyperlink"/>
@@ -19968,7 +20197,7 @@
       <w:r>
         <w:t xml:space="preserve"> </w:t>
       </w:r>
-      <w:hyperlink r:id="rId137">
+      <w:hyperlink r:id="rId142">
         <w:r>
           <w:rPr>
             <w:rStyle w:val="Hyperlink"/>
@@ -19982,7 +20211,7 @@
       <w:r>
         <w:t xml:space="preserve"> </w:t>
       </w:r>
-      <w:hyperlink r:id="rId138">
+      <w:hyperlink r:id="rId143">
         <w:r>
           <w:rPr>
             <w:rStyle w:val="Hyperlink"/>
@@ -20323,8 +20552,8 @@
         <w:t xml:space="preserve"> nodejs</w:t>
       </w:r>
     </w:p>
-    <w:bookmarkEnd w:id="139"/>
-    <w:bookmarkStart w:id="151" w:name="koraci"/>
+    <w:bookmarkEnd w:id="144"/>
+    <w:bookmarkStart w:id="156" w:name="koraci"/>
     <w:p>
       <w:pPr>
         <w:pStyle w:val="Heading3"/>
@@ -20342,7 +20571,7 @@
         <w:t xml:space="preserve">Koraci</w:t>
       </w:r>
     </w:p>
-    <w:bookmarkStart w:id="140" w:name="X958b2d21faf68c9f5825f018875392c345182cd"/>
+    <w:bookmarkStart w:id="145" w:name="X958b2d21faf68c9f5825f018875392c345182cd"/>
     <w:p>
       <w:pPr>
         <w:pStyle w:val="Heading4"/>
@@ -20416,8 +20645,8 @@
         <w:t xml:space="preserve"> sportski-savez-app</w:t>
       </w:r>
     </w:p>
-    <w:bookmarkEnd w:id="140"/>
-    <w:bookmarkStart w:id="141" w:name="Xeb954c984db2e4d1bbd11f65667535d2c733691"/>
+    <w:bookmarkEnd w:id="145"/>
+    <w:bookmarkStart w:id="146" w:name="Xeb954c984db2e4d1bbd11f65667535d2c733691"/>
     <w:p>
       <w:pPr>
         <w:pStyle w:val="Heading4"/>
@@ -20460,8 +20689,8 @@
         <w:t xml:space="preserve">Očekivani izlaz: "Generating optimized autoload files ... 100+ packages installed". Trajanje 30s–2min zavisno od cache-a.</w:t>
       </w:r>
     </w:p>
-    <w:bookmarkEnd w:id="141"/>
-    <w:bookmarkStart w:id="142" w:name="Xffad135acbaeb50dceb8b63e7b51a36b1fe9a9e"/>
+    <w:bookmarkEnd w:id="146"/>
+    <w:bookmarkStart w:id="147" w:name="Xffad135acbaeb50dceb8b63e7b51a36b1fe9a9e"/>
     <w:p>
       <w:pPr>
         <w:pStyle w:val="Heading4"/>
@@ -20504,8 +20733,8 @@
         <w:t xml:space="preserve">Trajanje: 2–5 minuta zavisno od mreže.</w:t>
       </w:r>
     </w:p>
-    <w:bookmarkEnd w:id="142"/>
-    <w:bookmarkStart w:id="143" w:name="X7e8c783dc976c45e2a14fc119e50f3a9d2005b8"/>
+    <w:bookmarkEnd w:id="147"/>
+    <w:bookmarkStart w:id="148" w:name="X7e8c783dc976c45e2a14fc119e50f3a9d2005b8"/>
     <w:p>
       <w:pPr>
         <w:pStyle w:val="Heading4"/>
@@ -20610,8 +20839,8 @@
         <w:t xml:space="preserve">Application key set successfully.</w:t>
       </w:r>
     </w:p>
-    <w:bookmarkEnd w:id="143"/>
-    <w:bookmarkStart w:id="144" w:name="X6e87e7e130bdb3cc9c5e71cee45265537b314ca"/>
+    <w:bookmarkEnd w:id="148"/>
+    <w:bookmarkStart w:id="149" w:name="X6e87e7e130bdb3cc9c5e71cee45265537b314ca"/>
     <w:p>
       <w:pPr>
         <w:pStyle w:val="Heading4"/>
@@ -20706,8 +20935,8 @@
         <w:t xml:space="preserve">$false</w:t>
       </w:r>
     </w:p>
-    <w:bookmarkEnd w:id="144"/>
-    <w:bookmarkStart w:id="145" w:name="Xac5e73394b0747099ac23c4add719ab75bbdccf"/>
+    <w:bookmarkEnd w:id="149"/>
+    <w:bookmarkStart w:id="150" w:name="Xac5e73394b0747099ac23c4add719ab75bbdccf"/>
     <w:p>
       <w:pPr>
         <w:pStyle w:val="Heading4"/>
@@ -20828,8 +21057,8 @@
         <w:t xml:space="preserve">posle migracije.</w:t>
       </w:r>
     </w:p>
-    <w:bookmarkEnd w:id="145"/>
-    <w:bookmarkStart w:id="146" w:name="X1b193970319b962b6c6c2aa2e64fe527000386a"/>
+    <w:bookmarkEnd w:id="150"/>
+    <w:bookmarkStart w:id="151" w:name="X1b193970319b962b6c6c2aa2e64fe527000386a"/>
     <w:p>
       <w:pPr>
         <w:pStyle w:val="Heading4"/>
@@ -20864,8 +21093,8 @@
         <w:t xml:space="preserve"> artisan storage:link</w:t>
       </w:r>
     </w:p>
-    <w:bookmarkEnd w:id="146"/>
-    <w:bookmarkStart w:id="147" w:name="X908c5a2d406a125cc5b94b559f556f33d811a4d"/>
+    <w:bookmarkEnd w:id="151"/>
+    <w:bookmarkStart w:id="152" w:name="X908c5a2d406a125cc5b94b559f556f33d811a4d"/>
     <w:p>
       <w:pPr>
         <w:pStyle w:val="Heading4"/>
@@ -21098,8 +21327,8 @@
         <w:t xml:space="preserve">php artisan pail</w:t>
       </w:r>
     </w:p>
-    <w:bookmarkEnd w:id="147"/>
-    <w:bookmarkStart w:id="148" w:name="X9513b7bd51952959448580255fbccc7cce28338"/>
+    <w:bookmarkEnd w:id="152"/>
+    <w:bookmarkStart w:id="153" w:name="X9513b7bd51952959448580255fbccc7cce28338"/>
     <w:p>
       <w:pPr>
         <w:pStyle w:val="Heading4"/>
@@ -21136,8 +21365,8 @@
         <w:t xml:space="preserve">Trebao bi vidjeti landing stranicu sa dugmadima "Prijava" i "Registracija".</w:t>
       </w:r>
     </w:p>
-    <w:bookmarkEnd w:id="148"/>
-    <w:bookmarkStart w:id="149" w:name="X3b0a9f63475242040b5a51e6a295c6d6fb187ef"/>
+    <w:bookmarkEnd w:id="153"/>
+    <w:bookmarkStart w:id="154" w:name="X3b0a9f63475242040b5a51e6a295c6d6fb187ef"/>
     <w:p>
       <w:pPr>
         <w:pStyle w:val="Heading4"/>
@@ -21342,8 +21571,8 @@
         <w:t xml:space="preserve">ako se razlikuju — credentials evoluiraju kroz iteracije.)</w:t>
       </w:r>
     </w:p>
-    <w:bookmarkEnd w:id="149"/>
-    <w:bookmarkStart w:id="150" w:name="Xa30f543151ce535b55ab68df9f145e2f9a3f0bd"/>
+    <w:bookmarkEnd w:id="154"/>
+    <w:bookmarkStart w:id="155" w:name="Xa30f543151ce535b55ab68df9f145e2f9a3f0bd"/>
     <w:p>
       <w:pPr>
         <w:pStyle w:val="Heading4"/>
@@ -21706,9 +21935,9 @@
         <w:t xml:space="preserve">— pregled svih 18 sesija sa instrukcijama, output-om, odlukama i ishodom</w:t>
       </w:r>
     </w:p>
-    <w:bookmarkEnd w:id="150"/>
-    <w:bookmarkEnd w:id="151"/>
-    <w:bookmarkStart w:id="160" w:name="troubleshooting"/>
+    <w:bookmarkEnd w:id="155"/>
+    <w:bookmarkEnd w:id="156"/>
+    <w:bookmarkStart w:id="165" w:name="troubleshooting"/>
     <w:p>
       <w:pPr>
         <w:pStyle w:val="Heading3"/>
@@ -21726,7 +21955,7 @@
         <w:t xml:space="preserve">Troubleshooting</w:t>
       </w:r>
     </w:p>
-    <w:bookmarkStart w:id="152" w:name="unable-to-locate-file-in-vite-manifest"/>
+    <w:bookmarkStart w:id="157" w:name="unable-to-locate-file-in-vite-manifest"/>
     <w:p>
       <w:pPr>
         <w:pStyle w:val="Heading4"/>
@@ -21784,8 +22013,8 @@
         <w:t xml:space="preserve">u zasebnom terminalu — Inertia automatski hot-reloaduje.</w:t>
       </w:r>
     </w:p>
-    <w:bookmarkEnd w:id="152"/>
-    <w:bookmarkStart w:id="153" w:name="class-pdo_sqlite-not-found"/>
+    <w:bookmarkEnd w:id="157"/>
+    <w:bookmarkStart w:id="158" w:name="class-pdo_sqlite-not-found"/>
     <w:p>
       <w:pPr>
         <w:pStyle w:val="Heading4"/>
@@ -21895,8 +22124,8 @@
         <w:t xml:space="preserve">brew reinstall php@8.3</w:t>
       </w:r>
     </w:p>
-    <w:bookmarkEnd w:id="153"/>
-    <w:bookmarkStart w:id="154" w:name="permission-denied-za-storage"/>
+    <w:bookmarkEnd w:id="158"/>
+    <w:bookmarkStart w:id="159" w:name="permission-denied-za-storage"/>
     <w:p>
       <w:pPr>
         <w:pStyle w:val="Heading4"/>
@@ -22027,8 +22256,8 @@
         <w:t xml:space="preserve">## Obično nema problema — pokreni terminal kao admin ako bude</w:t>
       </w:r>
     </w:p>
-    <w:bookmarkEnd w:id="154"/>
-    <w:bookmarkStart w:id="155" w:name="Xc3f91c7875047f866f84ed6f41b0bfeec3c1665"/>
+    <w:bookmarkEnd w:id="159"/>
+    <w:bookmarkStart w:id="160" w:name="Xc3f91c7875047f866f84ed6f41b0bfeec3c1665"/>
     <w:p>
       <w:pPr>
         <w:pStyle w:val="Heading4"/>
@@ -22134,8 +22363,8 @@
         <w:t xml:space="preserve">plugin uključen.</w:t>
       </w:r>
     </w:p>
-    <w:bookmarkEnd w:id="155"/>
-    <w:bookmarkStart w:id="156" w:name="X98f4a218cdbc0f33f58a34f40f025afe645d08d"/>
+    <w:bookmarkEnd w:id="160"/>
+    <w:bookmarkStart w:id="161" w:name="X98f4a218cdbc0f33f58a34f40f025afe645d08d"/>
     <w:p>
       <w:pPr>
         <w:pStyle w:val="Heading4"/>
@@ -22206,8 +22435,8 @@
         <w:t xml:space="preserve">ako worker padne.</w:t>
       </w:r>
     </w:p>
-    <w:bookmarkEnd w:id="156"/>
-    <w:bookmarkStart w:id="157" w:name="email-se-ne-šalje-u-dev-modu"/>
+    <w:bookmarkEnd w:id="161"/>
+    <w:bookmarkStart w:id="162" w:name="email-se-ne-šalje-u-dev-modu"/>
     <w:p>
       <w:pPr>
         <w:pStyle w:val="Heading4"/>
@@ -22290,8 +22519,8 @@
         <w:t xml:space="preserve">i konfiguriši SMTP host/port/credentials.</w:t>
       </w:r>
     </w:p>
-    <w:bookmarkEnd w:id="157"/>
-    <w:bookmarkStart w:id="158" w:name="composer-run-dev-ne-nalazi-concurrently"/>
+    <w:bookmarkEnd w:id="162"/>
+    <w:bookmarkStart w:id="163" w:name="composer-run-dev-ne-nalazi-concurrently"/>
     <w:p>
       <w:pPr>
         <w:pStyle w:val="Heading4"/>
@@ -22350,8 +22579,8 @@
         <w:t xml:space="preserve">scripts. Pokreni 4 terminala ručno kao u koraku 8.</w:t>
       </w:r>
     </w:p>
-    <w:bookmarkEnd w:id="158"/>
-    <w:bookmarkStart w:id="159" w:name="Xb5f401b3e341e13b3784585c8d5aa5639bc6f69"/>
+    <w:bookmarkEnd w:id="163"/>
+    <w:bookmarkStart w:id="164" w:name="Xb5f401b3e341e13b3784585c8d5aa5639bc6f69"/>
     <w:p>
       <w:pPr>
         <w:pStyle w:val="Heading4"/>
@@ -22474,9 +22703,9 @@
         <w:t xml:space="preserve">(CLAUDE.md sekcija 2.1).</w:t>
       </w:r>
     </w:p>
-    <w:bookmarkEnd w:id="159"/>
-    <w:bookmarkEnd w:id="160"/>
-    <w:bookmarkStart w:id="161" w:name="verifikacija-da-je-instalacija-uspjela"/>
+    <w:bookmarkEnd w:id="164"/>
+    <w:bookmarkEnd w:id="165"/>
+    <w:bookmarkStart w:id="166" w:name="verifikacija-da-je-instalacija-uspjela"/>
     <w:p>
       <w:pPr>
         <w:pStyle w:val="Heading3"/>
@@ -22557,8 +22786,8 @@
         <w:t xml:space="preserve">Ako svi prolaze, instalacija je validna.</w:t>
       </w:r>
     </w:p>
-    <w:bookmarkEnd w:id="161"/>
-    <w:bookmarkStart w:id="165" w:name="sljedeći-koraci"/>
+    <w:bookmarkEnd w:id="166"/>
+    <w:bookmarkStart w:id="170" w:name="sljedeći-koraci"/>
     <w:p>
       <w:pPr>
         <w:pStyle w:val="Heading3"/>
@@ -22584,7 +22813,7 @@
           <w:numId w:val="1058"/>
         </w:numPr>
       </w:pPr>
-      <w:hyperlink r:id="rId162">
+      <w:hyperlink r:id="rId167">
         <w:r>
           <w:rPr>
             <w:rStyle w:val="Hyperlink"/>
@@ -22601,7 +22830,7 @@
           <w:numId w:val="1058"/>
         </w:numPr>
       </w:pPr>
-      <w:hyperlink r:id="rId163">
+      <w:hyperlink r:id="rId168">
         <w:r>
           <w:rPr>
             <w:rStyle w:val="Hyperlink"/>
@@ -22618,7 +22847,7 @@
           <w:numId w:val="1058"/>
         </w:numPr>
       </w:pPr>
-      <w:hyperlink r:id="rId164">
+      <w:hyperlink r:id="rId169">
         <w:r>
           <w:rPr>
             <w:rStyle w:val="Hyperlink"/>
@@ -22627,9 +22856,9 @@
         </w:r>
       </w:hyperlink>
     </w:p>
-    <w:bookmarkEnd w:id="165"/>
-    <w:bookmarkEnd w:id="166"/>
-    <w:bookmarkStart w:id="182" w:name="staging-rollout--prijedlog-v10"/>
+    <w:bookmarkEnd w:id="170"/>
+    <w:bookmarkEnd w:id="171"/>
+    <w:bookmarkStart w:id="187" w:name="staging-rollout--prijedlog-v10"/>
     <w:p>
       <w:pPr>
         <w:pStyle w:val="Heading2"/>
@@ -22689,7 +22918,7 @@
         <w:t xml:space="preserve">— staging deployment nije izvršen u Phase 4 (van scope-a ADIS predaje).</w:t>
       </w:r>
     </w:p>
-    <w:bookmarkStart w:id="167" w:name="X060de0a2bc690193a2795e2b8915fe98be6a951"/>
+    <w:bookmarkStart w:id="172" w:name="X060de0a2bc690193a2795e2b8915fe98be6a951"/>
     <w:p>
       <w:pPr>
         <w:pStyle w:val="Heading3"/>
@@ -22797,8 +23026,8 @@
         <w:t xml:space="preserve">DigitalOcean App Platform, AWS Elastic Beanstalk, ili bare VPS sa Ploi/Forge. Cijena slična, više konfiguracije, više operativnog tereta.</w:t>
       </w:r>
     </w:p>
-    <w:bookmarkEnd w:id="167"/>
-    <w:bookmarkStart w:id="168" w:name="arhitektura-staging-a"/>
+    <w:bookmarkEnd w:id="172"/>
+    <w:bookmarkStart w:id="173" w:name="arhitektura-staging-a"/>
     <w:p>
       <w:pPr>
         <w:pStyle w:val="Heading3"/>
@@ -23361,8 +23590,8 @@
         </w:tc>
       </w:tr>
     </w:tbl>
-    <w:bookmarkEnd w:id="168"/>
-    <w:bookmarkStart w:id="178" w:name="koraci-1"/>
+    <w:bookmarkEnd w:id="173"/>
+    <w:bookmarkStart w:id="183" w:name="koraci-1"/>
     <w:p>
       <w:pPr>
         <w:pStyle w:val="Heading3"/>
@@ -23380,7 +23609,7 @@
         <w:t xml:space="preserve">Koraci</w:t>
       </w:r>
     </w:p>
-    <w:bookmarkStart w:id="170" w:name="X6ad9dd067691632b7d7efa160a40f4e298bd81b"/>
+    <w:bookmarkStart w:id="175" w:name="X6ad9dd067691632b7d7efa160a40f4e298bd81b"/>
     <w:p>
       <w:pPr>
         <w:pStyle w:val="Heading4"/>
@@ -23406,7 +23635,7 @@
           <w:numId w:val="1060"/>
         </w:numPr>
       </w:pPr>
-      <w:hyperlink r:id="rId169">
+      <w:hyperlink r:id="rId174">
         <w:r>
           <w:rPr>
             <w:rStyle w:val="Hyperlink"/>
@@ -23493,8 +23722,8 @@
         <w:t xml:space="preserve">PHP runtime: 8.3, Node runtime: 22</w:t>
       </w:r>
     </w:p>
-    <w:bookmarkEnd w:id="170"/>
-    <w:bookmarkStart w:id="171" w:name="X2bde6b60b0b0f5f2a1495ed433e4d89b2914e40"/>
+    <w:bookmarkEnd w:id="175"/>
+    <w:bookmarkStart w:id="176" w:name="X2bde6b60b0b0f5f2a1495ed433e4d89b2914e40"/>
     <w:p>
       <w:pPr>
         <w:pStyle w:val="Heading4"/>
@@ -23798,8 +24027,8 @@
         <w:t xml:space="preserve">koji se commit-uje.</w:t>
       </w:r>
     </w:p>
-    <w:bookmarkEnd w:id="171"/>
-    <w:bookmarkStart w:id="172" w:name="Xc965e3dc87e09adc57ac12e27b65f617ff3c82e"/>
+    <w:bookmarkEnd w:id="176"/>
+    <w:bookmarkStart w:id="177" w:name="Xc965e3dc87e09adc57ac12e27b65f617ff3c82e"/>
     <w:p>
       <w:pPr>
         <w:pStyle w:val="Heading4"/>
@@ -23882,8 +24111,8 @@
         <w:t xml:space="preserve">: S3 bucket (auto-create kroz Cloud dashboard ili custom AWS account)</w:t>
       </w:r>
     </w:p>
-    <w:bookmarkEnd w:id="172"/>
-    <w:bookmarkStart w:id="173" w:name="Xe2e43bef1ae798da0f2ad5ecb6dc45953b7ac21"/>
+    <w:bookmarkEnd w:id="177"/>
+    <w:bookmarkStart w:id="178" w:name="Xe2e43bef1ae798da0f2ad5ecb6dc45953b7ac21"/>
     <w:p>
       <w:pPr>
         <w:pStyle w:val="Heading4"/>
@@ -24061,8 +24290,8 @@
         <w:t xml:space="preserve">Start FPM + queue:work + scheduler</w:t>
       </w:r>
     </w:p>
-    <w:bookmarkEnd w:id="173"/>
-    <w:bookmarkStart w:id="174" w:name="X1368a7c3a4c2a448885755ce9ed6f0beb728db9"/>
+    <w:bookmarkEnd w:id="178"/>
+    <w:bookmarkStart w:id="179" w:name="X1368a7c3a4c2a448885755ce9ed6f0beb728db9"/>
     <w:p>
       <w:pPr>
         <w:pStyle w:val="Heading4"/>
@@ -24135,8 +24364,8 @@
         <w:t xml:space="preserve">endpoint za health check). Laravel Cloud automatski poll-uje ovaj endpoint za uptime monitoring.</w:t>
       </w:r>
     </w:p>
-    <w:bookmarkEnd w:id="174"/>
-    <w:bookmarkStart w:id="175" w:name="Xcf97937e548f0fb34c30f991c44dfa053d09053"/>
+    <w:bookmarkEnd w:id="179"/>
+    <w:bookmarkStart w:id="180" w:name="Xcf97937e548f0fb34c30f991c44dfa053d09053"/>
     <w:p>
       <w:pPr>
         <w:pStyle w:val="Heading4"/>
@@ -24824,8 +25053,8 @@
         <w:t xml:space="preserve">prije pokretanja.)</w:t>
       </w:r>
     </w:p>
-    <w:bookmarkEnd w:id="175"/>
-    <w:bookmarkStart w:id="176" w:name="Xcd9a06f52393d12adaead3c46fb0174ea896a15"/>
+    <w:bookmarkEnd w:id="180"/>
+    <w:bookmarkStart w:id="181" w:name="Xcd9a06f52393d12adaead3c46fb0174ea896a15"/>
     <w:p>
       <w:pPr>
         <w:pStyle w:val="Heading4"/>
@@ -24961,8 +25190,8 @@
         <w:t xml:space="preserve">(van obima za predaju, planirano za narednu iteraciju).</w:t>
       </w:r>
     </w:p>
-    <w:bookmarkEnd w:id="176"/>
-    <w:bookmarkStart w:id="177" w:name="X1c38dacf6c4db0c3decea9a5fa68996c11ee44c"/>
+    <w:bookmarkEnd w:id="181"/>
+    <w:bookmarkStart w:id="182" w:name="X1c38dacf6c4db0c3decea9a5fa68996c11ee44c"/>
     <w:p>
       <w:pPr>
         <w:pStyle w:val="Heading4"/>
@@ -25295,9 +25524,9 @@
         <w:t xml:space="preserve">→ 200 (public)</w:t>
       </w:r>
     </w:p>
-    <w:bookmarkEnd w:id="177"/>
-    <w:bookmarkEnd w:id="178"/>
-    <w:bookmarkStart w:id="179" w:name="eksterni-servisi-iz-spec-103"/>
+    <w:bookmarkEnd w:id="182"/>
+    <w:bookmarkEnd w:id="183"/>
+    <w:bookmarkStart w:id="184" w:name="eksterni-servisi-iz-spec-103"/>
     <w:p>
       <w:pPr>
         <w:pStyle w:val="Heading3"/>
@@ -25816,8 +26045,8 @@
         <w:t xml:space="preserve">pre-production checklist), a Google Vision košta po request-u — nije održivo za pilot test 50 učenika.</w:t>
       </w:r>
     </w:p>
-    <w:bookmarkEnd w:id="179"/>
-    <w:bookmarkStart w:id="180" w:name="rollback-strategija"/>
+    <w:bookmarkEnd w:id="184"/>
+    <w:bookmarkStart w:id="185" w:name="rollback-strategija"/>
     <w:p>
       <w:pPr>
         <w:pStyle w:val="Heading3"/>
@@ -25985,8 +26214,8 @@
         <w:t xml:space="preserve">— ako rollback nije izvodljiv (npr. schema change već primijenjen), forward fix u novom commit-u + brzom deploy-u.</w:t>
       </w:r>
     </w:p>
-    <w:bookmarkEnd w:id="180"/>
-    <w:bookmarkStart w:id="181" w:name="sljedeći-koraci-1"/>
+    <w:bookmarkEnd w:id="185"/>
+    <w:bookmarkStart w:id="186" w:name="sljedeći-koraci-1"/>
     <w:p>
       <w:pPr>
         <w:pStyle w:val="Heading3"/>
@@ -26012,7 +26241,7 @@
           <w:numId w:val="1066"/>
         </w:numPr>
       </w:pPr>
-      <w:hyperlink r:id="rId163">
+      <w:hyperlink r:id="rId168">
         <w:r>
           <w:rPr>
             <w:rStyle w:val="Hyperlink"/>
@@ -26035,7 +26264,7 @@
           <w:numId w:val="1066"/>
         </w:numPr>
       </w:pPr>
-      <w:hyperlink r:id="rId164">
+      <w:hyperlink r:id="rId169">
         <w:r>
           <w:rPr>
             <w:rStyle w:val="Hyperlink"/>
@@ -26050,9 +26279,9 @@
         <w:t xml:space="preserve">sekcija 5 — AI u deployment-u rizici i mitigacije</w:t>
       </w:r>
     </w:p>
-    <w:bookmarkEnd w:id="181"/>
-    <w:bookmarkEnd w:id="182"/>
-    <w:bookmarkStart w:id="195" w:name="production-readiness-checklist-v10"/>
+    <w:bookmarkEnd w:id="186"/>
+    <w:bookmarkEnd w:id="187"/>
+    <w:bookmarkStart w:id="200" w:name="production-readiness-checklist-v10"/>
     <w:p>
       <w:pPr>
         <w:pStyle w:val="Heading2"/>
@@ -26128,7 +26357,7 @@
         <w:t xml:space="preserve">za naručioca (Sportski savez CG, Ministarstvo prosvjete).</w:t>
       </w:r>
     </w:p>
-    <w:bookmarkStart w:id="183" w:name="razlike-staging-vs-production"/>
+    <w:bookmarkStart w:id="188" w:name="razlike-staging-vs-production"/>
     <w:p>
       <w:pPr>
         <w:pStyle w:val="Heading3"/>
@@ -26657,8 +26886,8 @@
         </w:tc>
       </w:tr>
     </w:tbl>
-    <w:bookmarkEnd w:id="183"/>
-    <w:bookmarkStart w:id="188" w:name="pre-production-checklist"/>
+    <w:bookmarkEnd w:id="188"/>
+    <w:bookmarkStart w:id="193" w:name="pre-production-checklist"/>
     <w:p>
       <w:pPr>
         <w:pStyle w:val="Heading3"/>
@@ -26676,7 +26905,7 @@
         <w:t xml:space="preserve">Pre-production checklist</w:t>
       </w:r>
     </w:p>
-    <w:bookmarkStart w:id="184" w:name="pravni-i-administrativni"/>
+    <w:bookmarkStart w:id="189" w:name="pravni-i-administrativni"/>
     <w:p>
       <w:pPr>
         <w:pStyle w:val="Heading4"/>
@@ -26880,8 +27109,8 @@
         <w:t xml:space="preserve">ili custom), logo, branding guideline.</w:t>
       </w:r>
     </w:p>
-    <w:bookmarkEnd w:id="184"/>
-    <w:bookmarkStart w:id="185" w:name="tehnička-pripravnost"/>
+    <w:bookmarkEnd w:id="189"/>
+    <w:bookmarkStart w:id="190" w:name="tehnička-pripravnost"/>
     <w:p>
       <w:pPr>
         <w:pStyle w:val="Heading4"/>
@@ -27303,8 +27532,8 @@
         <w:t xml:space="preserve">koji isključuje requests kad mjesečni budget istekne.</w:t>
       </w:r>
     </w:p>
-    <w:bookmarkEnd w:id="185"/>
-    <w:bookmarkStart w:id="186" w:name="operativna-pripravnost"/>
+    <w:bookmarkEnd w:id="190"/>
+    <w:bookmarkStart w:id="191" w:name="operativna-pripravnost"/>
     <w:p>
       <w:pPr>
         <w:pStyle w:val="Heading4"/>
@@ -27496,8 +27725,8 @@
         <w:t xml:space="preserve">(Better Stack ili Cronitor) sa real-time uptime i historija incidenata.</w:t>
       </w:r>
     </w:p>
-    <w:bookmarkEnd w:id="186"/>
-    <w:bookmarkStart w:id="187" w:name="compliance"/>
+    <w:bookmarkEnd w:id="191"/>
+    <w:bookmarkStart w:id="192" w:name="compliance"/>
     <w:p>
       <w:pPr>
         <w:pStyle w:val="Heading4"/>
@@ -27819,9 +28048,9 @@
         <w:t xml:space="preserve">na DB nivou (PostgreSQL trigger koji odbija UPDATE i DELETE osim za superuser-a).</w:t>
       </w:r>
     </w:p>
-    <w:bookmarkEnd w:id="187"/>
-    <w:bookmarkEnd w:id="188"/>
-    <w:bookmarkStart w:id="192" w:name="rollout-strategija"/>
+    <w:bookmarkEnd w:id="192"/>
+    <w:bookmarkEnd w:id="193"/>
+    <w:bookmarkStart w:id="197" w:name="rollout-strategija"/>
     <w:p>
       <w:pPr>
         <w:pStyle w:val="Heading3"/>
@@ -27839,7 +28068,7 @@
         <w:t xml:space="preserve">Rollout strategija</w:t>
       </w:r>
     </w:p>
-    <w:bookmarkStart w:id="189" w:name="faza-1-2-3-pilot-škole-mjesec-1"/>
+    <w:bookmarkStart w:id="194" w:name="faza-1-2-3-pilot-škole-mjesec-1"/>
     <w:p>
       <w:pPr>
         <w:pStyle w:val="Heading4"/>
@@ -27905,8 +28134,8 @@
         <w:t xml:space="preserve">Cilj: 0 P0 bugova, max 5 P1 bugova na kraju mjeseca</w:t>
       </w:r>
     </w:p>
-    <w:bookmarkEnd w:id="189"/>
-    <w:bookmarkStart w:id="190" w:name="faza-2-region-podgorice--nikšić-mjesec-2"/>
+    <w:bookmarkEnd w:id="194"/>
+    <w:bookmarkStart w:id="195" w:name="faza-2-region-podgorice--nikšić-mjesec-2"/>
     <w:p>
       <w:pPr>
         <w:pStyle w:val="Heading4"/>
@@ -27972,8 +28201,8 @@
         <w:t xml:space="preserve">Cilj: 50+ ekipa registrovanih, 200+ učenika</w:t>
       </w:r>
     </w:p>
-    <w:bookmarkEnd w:id="190"/>
-    <w:bookmarkStart w:id="191" w:name="faza-3-cijela-cg-mjesec-3"/>
+    <w:bookmarkEnd w:id="195"/>
+    <w:bookmarkStart w:id="196" w:name="faza-3-cijela-cg-mjesec-3"/>
     <w:p>
       <w:pPr>
         <w:pStyle w:val="Heading4"/>
@@ -28039,9 +28268,9 @@
         <w:t xml:space="preserve">Cilj: pokrivanje svih osnovnih + srednjih škola CG do kraja školske godine</w:t>
       </w:r>
     </w:p>
-    <w:bookmarkEnd w:id="191"/>
-    <w:bookmarkEnd w:id="192"/>
-    <w:bookmarkStart w:id="193" w:name="sunset--migration-plan"/>
+    <w:bookmarkEnd w:id="196"/>
+    <w:bookmarkEnd w:id="197"/>
+    <w:bookmarkStart w:id="198" w:name="sunset--migration-plan"/>
     <w:p>
       <w:pPr>
         <w:pStyle w:val="Heading3"/>
@@ -28230,8 +28459,8 @@
         <w:t xml:space="preserve">— domen ostaje 1 godinu sa redirect-om na novi sistem (ili na "service decommissioned" stranicu) za SEO i bookmark continuity.</w:t>
       </w:r>
     </w:p>
-    <w:bookmarkEnd w:id="193"/>
-    <w:bookmarkStart w:id="194" w:name="reference-4"/>
+    <w:bookmarkEnd w:id="198"/>
+    <w:bookmarkStart w:id="199" w:name="reference-4"/>
     <w:p>
       <w:pPr>
         <w:pStyle w:val="Heading3"/>
@@ -28381,9 +28610,9 @@
         <w:t xml:space="preserve">)</w:t>
       </w:r>
     </w:p>
-    <w:bookmarkEnd w:id="194"/>
-    <w:bookmarkEnd w:id="195"/>
-    <w:bookmarkEnd w:id="196"/>
+    <w:bookmarkEnd w:id="199"/>
+    <w:bookmarkEnd w:id="200"/>
+    <w:bookmarkEnd w:id="201"/>
     <w:sectPr>
       <w:footnotePr>
         <w:numRestart w:val="eachSect"/>

--- a/docs/zavrsni-izvjestaj/Zavrsni-izvjestaj-Sistem-skolskog-sporta-CG.docx
+++ b/docs/zavrsni-izvjestaj/Zavrsni-izvjestaj-Sistem-skolskog-sporta-CG.docx
@@ -7545,7 +7545,7 @@
     <w:bookmarkEnd w:id="36"/>
     <w:bookmarkEnd w:id="37"/>
     <w:bookmarkEnd w:id="38"/>
-    <w:bookmarkStart w:id="80" w:name="projekat--arhitektura-tehnologije-uml"/>
+    <w:bookmarkStart w:id="101" w:name="projekat--arhitektura-tehnologije-uml"/>
     <w:p>
       <w:pPr>
         <w:pStyle w:val="Heading1"/>
@@ -7563,7 +7563,7 @@
         <w:t xml:space="preserve">Projekat — arhitektura, tehnologije, UML</w:t>
       </w:r>
     </w:p>
-    <w:bookmarkStart w:id="79" w:name="X1299b8a8b522571cf8af09ec006ce791914f3ef"/>
+    <w:bookmarkStart w:id="100" w:name="X1299b8a8b522571cf8af09ec006ce791914f3ef"/>
     <w:p>
       <w:pPr>
         <w:pStyle w:val="Heading2"/>
@@ -10331,23 +10331,1302 @@
         <w:pStyle w:val="FirstParagraph"/>
       </w:pPr>
       <w:r>
-        <w:t xml:space="preserve">Šest UML dijagrama generisanih iz</w:t>
-      </w:r>
-      <w:r>
-        <w:t xml:space="preserve"> </w:t>
-      </w:r>
-      <w:r>
         <w:rPr>
           <w:b/>
           <w:bCs/>
         </w:rPr>
+        <w:t xml:space="preserve">14 UML dijagrama</w:t>
+      </w:r>
+      <w:r>
+        <w:t xml:space="preserve"> </w:t>
+      </w:r>
+      <w:r>
+        <w:t xml:space="preserve">generisanih iz</w:t>
+      </w:r>
+      <w:r>
+        <w:t xml:space="preserve"> </w:t>
+      </w:r>
+      <w:r>
+        <w:rPr>
+          <w:b/>
+          <w:bCs/>
+        </w:rPr>
         <w:t xml:space="preserve">stvarno implementiranog koda</w:t>
       </w:r>
       <w:r>
         <w:t xml:space="preserve"> </w:t>
       </w:r>
       <w:r>
-        <w:t xml:space="preserve">(Phase 0–3, v1.0 tag), izvor PlantUML + (planiran) PNG render preko VS Code "PlantUML" extension-a.</w:t>
+        <w:t xml:space="preserve">(Phase 0–3, v1.0 tag) + dodatni dijagrami za ADIS predaju (Activity, State Machine, ER, Object). Izvor: PlantUML, PNG render preko</w:t>
+      </w:r>
+      <w:r>
+        <w:t xml:space="preserve"> </w:t>
+      </w:r>
+      <w:r>
+        <w:rPr>
+          <w:rStyle w:val="VerbatimChar"/>
+        </w:rPr>
+        <w:t xml:space="preserve">storage/app/render_plantuml.py</w:t>
+      </w:r>
+      <w:r>
+        <w:t xml:space="preserve"> </w:t>
+      </w:r>
+      <w:r>
+        <w:t xml:space="preserve">(plantuml.com web servis).</w:t>
+      </w:r>
+    </w:p>
+    <w:tbl>
+      <w:tblPr>
+        <w:tblStyle w:val="Table"/>
+        <w:tblW w:type="auto" w:w="0"/>
+        <w:tblLook w:firstRow="1" w:lastRow="0" w:firstColumn="0" w:lastColumn="0" w:noHBand="0" w:noVBand="0" w:val="0020"/>
+      </w:tblPr>
+      <w:tblGrid>
+        <w:gridCol w:w="1584"/>
+        <w:gridCol w:w="1584"/>
+        <w:gridCol w:w="1584"/>
+        <w:gridCol w:w="1584"/>
+        <w:gridCol w:w="1584"/>
+      </w:tblGrid>
+      <w:tr>
+        <w:trPr>
+          <w:tblHeader w:val="on"/>
+        </w:trPr>
+        <w:tc>
+          <w:tcPr/>
+          <w:p>
+            <w:pPr>
+              <w:pStyle w:val="Compact"/>
+            </w:pPr>
+            <w:r>
+              <w:t xml:space="preserve">#</w:t>
+            </w:r>
+          </w:p>
+        </w:tc>
+        <w:tc>
+          <w:tcPr/>
+          <w:p>
+            <w:pPr>
+              <w:pStyle w:val="Compact"/>
+            </w:pPr>
+            <w:r>
+              <w:t xml:space="preserve">Dijagram</w:t>
+            </w:r>
+          </w:p>
+        </w:tc>
+        <w:tc>
+          <w:tcPr/>
+          <w:p>
+            <w:pPr>
+              <w:pStyle w:val="Compact"/>
+            </w:pPr>
+            <w:r>
+              <w:t xml:space="preserve">Tip</w:t>
+            </w:r>
+          </w:p>
+        </w:tc>
+        <w:tc>
+          <w:tcPr/>
+          <w:p>
+            <w:pPr>
+              <w:pStyle w:val="Compact"/>
+            </w:pPr>
+            <w:r>
+              <w:t xml:space="preserve">Izvor</w:t>
+            </w:r>
+          </w:p>
+        </w:tc>
+        <w:tc>
+          <w:tcPr/>
+          <w:p>
+            <w:pPr>
+              <w:pStyle w:val="Compact"/>
+            </w:pPr>
+            <w:r>
+              <w:t xml:space="preserve">Pokriva</w:t>
+            </w:r>
+          </w:p>
+        </w:tc>
+      </w:tr>
+      <w:tr>
+        <w:tc>
+          <w:tcPr/>
+          <w:p>
+            <w:pPr>
+              <w:pStyle w:val="Compact"/>
+            </w:pPr>
+            <w:r>
+              <w:t xml:space="preserve">1</w:t>
+            </w:r>
+          </w:p>
+        </w:tc>
+        <w:tc>
+          <w:tcPr/>
+          <w:p>
+            <w:pPr>
+              <w:pStyle w:val="Compact"/>
+            </w:pPr>
+            <w:r>
+              <w:rPr>
+                <w:b/>
+                <w:bCs/>
+              </w:rPr>
+              <w:t xml:space="preserve">Use Case dijagram</w:t>
+            </w:r>
+          </w:p>
+        </w:tc>
+        <w:tc>
+          <w:tcPr/>
+          <w:p>
+            <w:pPr>
+              <w:pStyle w:val="Compact"/>
+            </w:pPr>
+            <w:r>
+              <w:t xml:space="preserve">Use Case</w:t>
+            </w:r>
+          </w:p>
+        </w:tc>
+        <w:tc>
+          <w:tcPr/>
+          <w:p>
+            <w:pPr>
+              <w:pStyle w:val="Compact"/>
+            </w:pPr>
+            <w:r>
+              <w:t xml:space="preserve">spec §5 + Projektna_analitika §2</w:t>
+            </w:r>
+          </w:p>
+        </w:tc>
+        <w:tc>
+          <w:tcPr/>
+          <w:p>
+            <w:pPr>
+              <w:pStyle w:val="Compact"/>
+            </w:pPr>
+            <w:r>
+              <w:t xml:space="preserve">3 primarna aktera (Prof/Učenik/Admin) + eDnevnik (eksterni) + svih 10 UC-ova sa</w:t>
+            </w:r>
+            <w:r>
+              <w:t xml:space="preserve"> </w:t>
+            </w:r>
+            <w:r>
+              <w:rPr>
+                <w:rStyle w:val="VerbatimChar"/>
+              </w:rPr>
+              <w:t xml:space="preserve">&lt;&lt;include&gt;&gt;</w:t>
+            </w:r>
+            <w:r>
+              <w:t xml:space="preserve"> </w:t>
+            </w:r>
+            <w:r>
+              <w:t xml:space="preserve">relacijama (UC5→UC6, UC7→UC8)</w:t>
+            </w:r>
+          </w:p>
+        </w:tc>
+      </w:tr>
+      <w:tr>
+        <w:tc>
+          <w:tcPr/>
+          <w:p>
+            <w:pPr>
+              <w:pStyle w:val="Compact"/>
+            </w:pPr>
+            <w:r>
+              <w:t xml:space="preserve">2</w:t>
+            </w:r>
+          </w:p>
+        </w:tc>
+        <w:tc>
+          <w:tcPr/>
+          <w:p>
+            <w:pPr>
+              <w:pStyle w:val="Compact"/>
+            </w:pPr>
+            <w:r>
+              <w:rPr>
+                <w:b/>
+                <w:bCs/>
+              </w:rPr>
+              <w:t xml:space="preserve">Klasni dijagram</w:t>
+            </w:r>
+          </w:p>
+        </w:tc>
+        <w:tc>
+          <w:tcPr/>
+          <w:p>
+            <w:pPr>
+              <w:pStyle w:val="Compact"/>
+            </w:pPr>
+            <w:r>
+              <w:t xml:space="preserve">Class</w:t>
+            </w:r>
+          </w:p>
+        </w:tc>
+        <w:tc>
+          <w:tcPr/>
+          <w:p>
+            <w:pPr>
+              <w:pStyle w:val="Compact"/>
+            </w:pPr>
+            <w:r>
+              <w:rPr>
+                <w:rStyle w:val="VerbatimChar"/>
+              </w:rPr>
+              <w:t xml:space="preserve">app/Models/</w:t>
+            </w:r>
+            <w:r>
+              <w:t xml:space="preserve"> </w:t>
+            </w:r>
+            <w:r>
+              <w:t xml:space="preserve">+</w:t>
+            </w:r>
+            <w:r>
+              <w:t xml:space="preserve"> </w:t>
+            </w:r>
+            <w:r>
+              <w:rPr>
+                <w:rStyle w:val="VerbatimChar"/>
+              </w:rPr>
+              <w:t xml:space="preserve">app/Enums/</w:t>
+            </w:r>
+          </w:p>
+        </w:tc>
+        <w:tc>
+          <w:tcPr/>
+          <w:p>
+            <w:pPr>
+              <w:pStyle w:val="Compact"/>
+            </w:pPr>
+            <w:r>
+              <w:t xml:space="preserve">Domain model: 11 entiteta + 7 enum-a + STI User/Professor</w:t>
+            </w:r>
+          </w:p>
+        </w:tc>
+      </w:tr>
+      <w:tr>
+        <w:tc>
+          <w:tcPr/>
+          <w:p>
+            <w:pPr>
+              <w:pStyle w:val="Compact"/>
+            </w:pPr>
+            <w:r>
+              <w:t xml:space="preserve">3</w:t>
+            </w:r>
+          </w:p>
+        </w:tc>
+        <w:tc>
+          <w:tcPr/>
+          <w:p>
+            <w:pPr>
+              <w:pStyle w:val="Compact"/>
+            </w:pPr>
+            <w:r>
+              <w:rPr>
+                <w:b/>
+                <w:bCs/>
+              </w:rPr>
+              <w:t xml:space="preserve">Sequence UC5</w:t>
+            </w:r>
+          </w:p>
+        </w:tc>
+        <w:tc>
+          <w:tcPr/>
+          <w:p>
+            <w:pPr>
+              <w:pStyle w:val="Compact"/>
+            </w:pPr>
+            <w:r>
+              <w:t xml:space="preserve">Sequence</w:t>
+            </w:r>
+          </w:p>
+        </w:tc>
+        <w:tc>
+          <w:tcPr/>
+          <w:p>
+            <w:pPr>
+              <w:pStyle w:val="Compact"/>
+            </w:pPr>
+            <w:r>
+              <w:rPr>
+                <w:rStyle w:val="VerbatimChar"/>
+              </w:rPr>
+              <w:t xml:space="preserve">TeamController</w:t>
+            </w:r>
+            <w:r>
+              <w:t xml:space="preserve"> </w:t>
+            </w:r>
+            <w:r>
+              <w:t xml:space="preserve">+</w:t>
+            </w:r>
+            <w:r>
+              <w:t xml:space="preserve"> </w:t>
+            </w:r>
+            <w:r>
+              <w:rPr>
+                <w:rStyle w:val="VerbatimChar"/>
+              </w:rPr>
+              <w:t xml:space="preserve">TeamRegistrationService</w:t>
+            </w:r>
+            <w:r>
+              <w:t xml:space="preserve"> </w:t>
+            </w:r>
+            <w:r>
+              <w:t xml:space="preserve">+</w:t>
+            </w:r>
+            <w:r>
+              <w:t xml:space="preserve"> </w:t>
+            </w:r>
+            <w:r>
+              <w:rPr>
+                <w:rStyle w:val="VerbatimChar"/>
+              </w:rPr>
+              <w:t xml:space="preserve">FakeOcrAdapter</w:t>
+            </w:r>
+            <w:r>
+              <w:t xml:space="preserve"> </w:t>
+            </w:r>
+            <w:r>
+              <w:t xml:space="preserve">+</w:t>
+            </w:r>
+            <w:r>
+              <w:t xml:space="preserve"> </w:t>
+            </w:r>
+            <w:r>
+              <w:rPr>
+                <w:rStyle w:val="VerbatimChar"/>
+              </w:rPr>
+              <w:t xml:space="preserve">ValidateMedicalCertificateJob</w:t>
+            </w:r>
+          </w:p>
+        </w:tc>
+        <w:tc>
+          <w:tcPr/>
+          <w:p>
+            <w:pPr>
+              <w:pStyle w:val="Compact"/>
+            </w:pPr>
+            <w:r>
+              <w:t xml:space="preserve">Prijava ekipe: async OCR upload + sync submit</w:t>
+            </w:r>
+          </w:p>
+        </w:tc>
+      </w:tr>
+      <w:tr>
+        <w:tc>
+          <w:tcPr/>
+          <w:p>
+            <w:pPr>
+              <w:pStyle w:val="Compact"/>
+            </w:pPr>
+            <w:r>
+              <w:t xml:space="preserve">4</w:t>
+            </w:r>
+          </w:p>
+        </w:tc>
+        <w:tc>
+          <w:tcPr/>
+          <w:p>
+            <w:pPr>
+              <w:pStyle w:val="Compact"/>
+            </w:pPr>
+            <w:r>
+              <w:rPr>
+                <w:b/>
+                <w:bCs/>
+              </w:rPr>
+              <w:t xml:space="preserve">Sequence UC8</w:t>
+            </w:r>
+          </w:p>
+        </w:tc>
+        <w:tc>
+          <w:tcPr/>
+          <w:p>
+            <w:pPr>
+              <w:pStyle w:val="Compact"/>
+            </w:pPr>
+            <w:r>
+              <w:t xml:space="preserve">Sequence</w:t>
+            </w:r>
+          </w:p>
+        </w:tc>
+        <w:tc>
+          <w:tcPr/>
+          <w:p>
+            <w:pPr>
+              <w:pStyle w:val="Compact"/>
+            </w:pPr>
+            <w:r>
+              <w:rPr>
+                <w:rStyle w:val="VerbatimChar"/>
+              </w:rPr>
+              <w:t xml:space="preserve">StudentVerificationController</w:t>
+            </w:r>
+            <w:r>
+              <w:t xml:space="preserve"> </w:t>
+            </w:r>
+            <w:r>
+              <w:t xml:space="preserve">+</w:t>
+            </w:r>
+            <w:r>
+              <w:t xml:space="preserve"> </w:t>
+            </w:r>
+            <w:r>
+              <w:rPr>
+                <w:rStyle w:val="VerbatimChar"/>
+              </w:rPr>
+              <w:t xml:space="preserve">EDnevnikVerificationService</w:t>
+            </w:r>
+            <w:r>
+              <w:t xml:space="preserve"> </w:t>
+            </w:r>
+            <w:r>
+              <w:t xml:space="preserve">+</w:t>
+            </w:r>
+            <w:r>
+              <w:t xml:space="preserve"> </w:t>
+            </w:r>
+            <w:r>
+              <w:rPr>
+                <w:rStyle w:val="VerbatimChar"/>
+              </w:rPr>
+              <w:t xml:space="preserve">FakeEDnevnikAdapter</w:t>
+            </w:r>
+          </w:p>
+        </w:tc>
+        <w:tc>
+          <w:tcPr/>
+          <w:p>
+            <w:pPr>
+              <w:pStyle w:val="Compact"/>
+            </w:pPr>
+            <w:r>
+              <w:t xml:space="preserve">eDnevnik verifikacija: 3 grane (verified/mismatched/unavailable)</w:t>
+            </w:r>
+          </w:p>
+        </w:tc>
+      </w:tr>
+      <w:tr>
+        <w:tc>
+          <w:tcPr/>
+          <w:p>
+            <w:pPr>
+              <w:pStyle w:val="Compact"/>
+            </w:pPr>
+            <w:r>
+              <w:t xml:space="preserve">5</w:t>
+            </w:r>
+          </w:p>
+        </w:tc>
+        <w:tc>
+          <w:tcPr/>
+          <w:p>
+            <w:pPr>
+              <w:pStyle w:val="Compact"/>
+            </w:pPr>
+            <w:r>
+              <w:rPr>
+                <w:b/>
+                <w:bCs/>
+              </w:rPr>
+              <w:t xml:space="preserve">Component dijagram</w:t>
+            </w:r>
+          </w:p>
+        </w:tc>
+        <w:tc>
+          <w:tcPr/>
+          <w:p>
+            <w:pPr>
+              <w:pStyle w:val="Compact"/>
+            </w:pPr>
+            <w:r>
+              <w:t xml:space="preserve">Component</w:t>
+            </w:r>
+          </w:p>
+        </w:tc>
+        <w:tc>
+          <w:tcPr/>
+          <w:p>
+            <w:pPr>
+              <w:pStyle w:val="Compact"/>
+            </w:pPr>
+            <w:r>
+              <w:t xml:space="preserve">spec §9.2 +</w:t>
+            </w:r>
+            <w:r>
+              <w:t xml:space="preserve"> </w:t>
+            </w:r>
+            <w:r>
+              <w:rPr>
+                <w:rStyle w:val="VerbatimChar"/>
+              </w:rPr>
+              <w:t xml:space="preserve">app/</w:t>
+            </w:r>
+            <w:r>
+              <w:t xml:space="preserve"> </w:t>
+            </w:r>
+            <w:r>
+              <w:t xml:space="preserve">struktura</w:t>
+            </w:r>
+          </w:p>
+        </w:tc>
+        <w:tc>
+          <w:tcPr/>
+          <w:p>
+            <w:pPr>
+              <w:pStyle w:val="Compact"/>
+            </w:pPr>
+            <w:r>
+              <w:t xml:space="preserve">Slojevita arhitektura sa adapter pattern</w:t>
+            </w:r>
+          </w:p>
+        </w:tc>
+      </w:tr>
+      <w:tr>
+        <w:tc>
+          <w:tcPr/>
+          <w:p>
+            <w:pPr>
+              <w:pStyle w:val="Compact"/>
+            </w:pPr>
+            <w:r>
+              <w:t xml:space="preserve">6</w:t>
+            </w:r>
+          </w:p>
+        </w:tc>
+        <w:tc>
+          <w:tcPr/>
+          <w:p>
+            <w:pPr>
+              <w:pStyle w:val="Compact"/>
+            </w:pPr>
+            <w:r>
+              <w:rPr>
+                <w:b/>
+                <w:bCs/>
+              </w:rPr>
+              <w:t xml:space="preserve">Package dijagram</w:t>
+            </w:r>
+          </w:p>
+        </w:tc>
+        <w:tc>
+          <w:tcPr/>
+          <w:p>
+            <w:pPr>
+              <w:pStyle w:val="Compact"/>
+            </w:pPr>
+            <w:r>
+              <w:t xml:space="preserve">Package</w:t>
+            </w:r>
+          </w:p>
+        </w:tc>
+        <w:tc>
+          <w:tcPr/>
+          <w:p>
+            <w:pPr>
+              <w:pStyle w:val="Compact"/>
+            </w:pPr>
+            <w:r>
+              <w:rPr>
+                <w:rStyle w:val="VerbatimChar"/>
+              </w:rPr>
+              <w:t xml:space="preserve">app/</w:t>
+            </w:r>
+            <w:r>
+              <w:t xml:space="preserve">,</w:t>
+            </w:r>
+            <w:r>
+              <w:t xml:space="preserve"> </w:t>
+            </w:r>
+            <w:r>
+              <w:rPr>
+                <w:rStyle w:val="VerbatimChar"/>
+              </w:rPr>
+              <w:t xml:space="preserve">routes/</w:t>
+            </w:r>
+            <w:r>
+              <w:t xml:space="preserve">,</w:t>
+            </w:r>
+            <w:r>
+              <w:t xml:space="preserve"> </w:t>
+            </w:r>
+            <w:r>
+              <w:rPr>
+                <w:rStyle w:val="VerbatimChar"/>
+              </w:rPr>
+              <w:t xml:space="preserve">resources/js/</w:t>
+            </w:r>
+            <w:r>
+              <w:t xml:space="preserve">,</w:t>
+            </w:r>
+            <w:r>
+              <w:t xml:space="preserve"> </w:t>
+            </w:r>
+            <w:r>
+              <w:rPr>
+                <w:rStyle w:val="VerbatimChar"/>
+              </w:rPr>
+              <w:t xml:space="preserve">database/</w:t>
+            </w:r>
+            <w:r>
+              <w:t xml:space="preserve">,</w:t>
+            </w:r>
+            <w:r>
+              <w:t xml:space="preserve"> </w:t>
+            </w:r>
+            <w:r>
+              <w:rPr>
+                <w:rStyle w:val="VerbatimChar"/>
+              </w:rPr>
+              <w:t xml:space="preserve">tests/</w:t>
+            </w:r>
+          </w:p>
+        </w:tc>
+        <w:tc>
+          <w:tcPr/>
+          <w:p>
+            <w:pPr>
+              <w:pStyle w:val="Compact"/>
+            </w:pPr>
+            <w:r>
+              <w:t xml:space="preserve">Laravel struktura sa split route-ovima</w:t>
+            </w:r>
+          </w:p>
+        </w:tc>
+      </w:tr>
+      <w:tr>
+        <w:tc>
+          <w:tcPr/>
+          <w:p>
+            <w:pPr>
+              <w:pStyle w:val="Compact"/>
+            </w:pPr>
+            <w:r>
+              <w:t xml:space="preserve">7</w:t>
+            </w:r>
+          </w:p>
+        </w:tc>
+        <w:tc>
+          <w:tcPr/>
+          <w:p>
+            <w:pPr>
+              <w:pStyle w:val="Compact"/>
+            </w:pPr>
+            <w:r>
+              <w:rPr>
+                <w:b/>
+                <w:bCs/>
+              </w:rPr>
+              <w:t xml:space="preserve">Deployment dijagram</w:t>
+            </w:r>
+          </w:p>
+        </w:tc>
+        <w:tc>
+          <w:tcPr/>
+          <w:p>
+            <w:pPr>
+              <w:pStyle w:val="Compact"/>
+            </w:pPr>
+            <w:r>
+              <w:t xml:space="preserve">Deployment</w:t>
+            </w:r>
+          </w:p>
+        </w:tc>
+        <w:tc>
+          <w:tcPr/>
+          <w:p>
+            <w:pPr>
+              <w:pStyle w:val="Compact"/>
+            </w:pPr>
+            <w:r>
+              <w:rPr>
+                <w:rStyle w:val="VerbatimChar"/>
+              </w:rPr>
+              <w:t xml:space="preserve">composer.json</w:t>
+            </w:r>
+            <w:r>
+              <w:t xml:space="preserve"> </w:t>
+            </w:r>
+            <w:r>
+              <w:t xml:space="preserve">+</w:t>
+            </w:r>
+            <w:r>
+              <w:t xml:space="preserve"> </w:t>
+            </w:r>
+            <w:r>
+              <w:rPr>
+                <w:rStyle w:val="VerbatimChar"/>
+              </w:rPr>
+              <w:t xml:space="preserve">.env.example</w:t>
+            </w:r>
+            <w:r>
+              <w:t xml:space="preserve"> </w:t>
+            </w:r>
+            <w:r>
+              <w:t xml:space="preserve">+ spec §11</w:t>
+            </w:r>
+          </w:p>
+        </w:tc>
+        <w:tc>
+          <w:tcPr/>
+          <w:p>
+            <w:pPr>
+              <w:pStyle w:val="Compact"/>
+            </w:pPr>
+            <w:r>
+              <w:t xml:space="preserve">Dev (SQLite + log mail + Fake adapteri) vs prod (Laravel Cloud)</w:t>
+            </w:r>
+          </w:p>
+        </w:tc>
+      </w:tr>
+      <w:tr>
+        <w:tc>
+          <w:tcPr/>
+          <w:p>
+            <w:pPr>
+              <w:pStyle w:val="Compact"/>
+            </w:pPr>
+            <w:r>
+              <w:t xml:space="preserve">8</w:t>
+            </w:r>
+          </w:p>
+        </w:tc>
+        <w:tc>
+          <w:tcPr/>
+          <w:p>
+            <w:pPr>
+              <w:pStyle w:val="Compact"/>
+            </w:pPr>
+            <w:r>
+              <w:rPr>
+                <w:b/>
+                <w:bCs/>
+              </w:rPr>
+              <w:t xml:space="preserve">Activity UC5</w:t>
+            </w:r>
+          </w:p>
+        </w:tc>
+        <w:tc>
+          <w:tcPr/>
+          <w:p>
+            <w:pPr>
+              <w:pStyle w:val="Compact"/>
+            </w:pPr>
+            <w:r>
+              <w:t xml:space="preserve">Activity</w:t>
+            </w:r>
+          </w:p>
+        </w:tc>
+        <w:tc>
+          <w:tcPr/>
+          <w:p>
+            <w:pPr>
+              <w:pStyle w:val="Compact"/>
+            </w:pPr>
+            <w:r>
+              <w:rPr>
+                <w:rStyle w:val="VerbatimChar"/>
+              </w:rPr>
+              <w:t xml:space="preserve">TeamController</w:t>
+            </w:r>
+            <w:r>
+              <w:t xml:space="preserve"> </w:t>
+            </w:r>
+            <w:r>
+              <w:t xml:space="preserve">+</w:t>
+            </w:r>
+            <w:r>
+              <w:t xml:space="preserve"> </w:t>
+            </w:r>
+            <w:r>
+              <w:rPr>
+                <w:rStyle w:val="VerbatimChar"/>
+              </w:rPr>
+              <w:t xml:space="preserve">TeamRegistrationService</w:t>
+            </w:r>
+            <w:r>
+              <w:t xml:space="preserve"> </w:t>
+            </w:r>
+            <w:r>
+              <w:t xml:space="preserve">flow</w:t>
+            </w:r>
+          </w:p>
+        </w:tc>
+        <w:tc>
+          <w:tcPr/>
+          <w:p>
+            <w:pPr>
+              <w:pStyle w:val="Compact"/>
+            </w:pPr>
+            <w:r>
+              <w:t xml:space="preserve">Prijava ekipe step-by-step: preduslovi, loop dodavanja članova sa OCR fork-om (paralelni job + UI pending badge), provjera valid sertifikata, potpis, submit</w:t>
+            </w:r>
+          </w:p>
+        </w:tc>
+      </w:tr>
+      <w:tr>
+        <w:tc>
+          <w:tcPr/>
+          <w:p>
+            <w:pPr>
+              <w:pStyle w:val="Compact"/>
+            </w:pPr>
+            <w:r>
+              <w:t xml:space="preserve">9</w:t>
+            </w:r>
+          </w:p>
+        </w:tc>
+        <w:tc>
+          <w:tcPr/>
+          <w:p>
+            <w:pPr>
+              <w:pStyle w:val="Compact"/>
+            </w:pPr>
+            <w:r>
+              <w:rPr>
+                <w:b/>
+                <w:bCs/>
+              </w:rPr>
+              <w:t xml:space="preserve">Activity UC8</w:t>
+            </w:r>
+          </w:p>
+        </w:tc>
+        <w:tc>
+          <w:tcPr/>
+          <w:p>
+            <w:pPr>
+              <w:pStyle w:val="Compact"/>
+            </w:pPr>
+            <w:r>
+              <w:t xml:space="preserve">Activity</w:t>
+            </w:r>
+          </w:p>
+        </w:tc>
+        <w:tc>
+          <w:tcPr/>
+          <w:p>
+            <w:pPr>
+              <w:pStyle w:val="Compact"/>
+            </w:pPr>
+            <w:r>
+              <w:rPr>
+                <w:rStyle w:val="VerbatimChar"/>
+              </w:rPr>
+              <w:t xml:space="preserve">EDnevnikVerificationService</w:t>
+            </w:r>
+            <w:r>
+              <w:t xml:space="preserve"> </w:t>
+            </w:r>
+            <w:r>
+              <w:t xml:space="preserve">HTTP error handling</w:t>
+            </w:r>
+          </w:p>
+        </w:tc>
+        <w:tc>
+          <w:tcPr/>
+          <w:p>
+            <w:pPr>
+              <w:pStyle w:val="Compact"/>
+            </w:pPr>
+            <w:r>
+              <w:t xml:space="preserve">eDnevnik verifikacija sa svih 5 HTTP response grana: 200 OK (verified ili mismatched), 404, 503 sa 3× retry exp backoff, 401 critical, 429 sa Retry-After</w:t>
+            </w:r>
+          </w:p>
+        </w:tc>
+      </w:tr>
+      <w:tr>
+        <w:tc>
+          <w:tcPr/>
+          <w:p>
+            <w:pPr>
+              <w:pStyle w:val="Compact"/>
+            </w:pPr>
+            <w:r>
+              <w:t xml:space="preserve">10</w:t>
+            </w:r>
+          </w:p>
+        </w:tc>
+        <w:tc>
+          <w:tcPr/>
+          <w:p>
+            <w:pPr>
+              <w:pStyle w:val="Compact"/>
+            </w:pPr>
+            <w:r>
+              <w:rPr>
+                <w:b/>
+                <w:bCs/>
+              </w:rPr>
+              <w:t xml:space="preserve">State Team</w:t>
+            </w:r>
+          </w:p>
+        </w:tc>
+        <w:tc>
+          <w:tcPr/>
+          <w:p>
+            <w:pPr>
+              <w:pStyle w:val="Compact"/>
+            </w:pPr>
+            <w:r>
+              <w:t xml:space="preserve">State Machine</w:t>
+            </w:r>
+          </w:p>
+        </w:tc>
+        <w:tc>
+          <w:tcPr/>
+          <w:p>
+            <w:pPr>
+              <w:pStyle w:val="Compact"/>
+            </w:pPr>
+            <w:r>
+              <w:t xml:space="preserve">spec §7.4.1 +</w:t>
+            </w:r>
+            <w:r>
+              <w:t xml:space="preserve"> </w:t>
+            </w:r>
+            <w:r>
+              <w:rPr>
+                <w:rStyle w:val="VerbatimChar"/>
+              </w:rPr>
+              <w:t xml:space="preserve">App\Enums\TeamStatus</w:t>
+            </w:r>
+          </w:p>
+        </w:tc>
+        <w:tc>
+          <w:tcPr/>
+          <w:p>
+            <w:pPr>
+              <w:pStyle w:val="Compact"/>
+            </w:pPr>
+            <w:r>
+              <w:t xml:space="preserve">Životni ciklus Team entiteta: 7 stanja (draft, submitted, active, rejected, cancelled, withdrawn, completed) + sve tranzicije sa trigerima</w:t>
+            </w:r>
+          </w:p>
+        </w:tc>
+      </w:tr>
+      <w:tr>
+        <w:tc>
+          <w:tcPr/>
+          <w:p>
+            <w:pPr>
+              <w:pStyle w:val="Compact"/>
+            </w:pPr>
+            <w:r>
+              <w:t xml:space="preserve">11</w:t>
+            </w:r>
+          </w:p>
+        </w:tc>
+        <w:tc>
+          <w:tcPr/>
+          <w:p>
+            <w:pPr>
+              <w:pStyle w:val="Compact"/>
+            </w:pPr>
+            <w:r>
+              <w:rPr>
+                <w:b/>
+                <w:bCs/>
+              </w:rPr>
+              <w:t xml:space="preserve">State MedicalCertificate</w:t>
+            </w:r>
+          </w:p>
+        </w:tc>
+        <w:tc>
+          <w:tcPr/>
+          <w:p>
+            <w:pPr>
+              <w:pStyle w:val="Compact"/>
+            </w:pPr>
+            <w:r>
+              <w:t xml:space="preserve">State Machine</w:t>
+            </w:r>
+          </w:p>
+        </w:tc>
+        <w:tc>
+          <w:tcPr/>
+          <w:p>
+            <w:pPr>
+              <w:pStyle w:val="Compact"/>
+            </w:pPr>
+            <w:r>
+              <w:t xml:space="preserve">spec §7.4.2 +</w:t>
+            </w:r>
+            <w:r>
+              <w:t xml:space="preserve"> </w:t>
+            </w:r>
+            <w:r>
+              <w:rPr>
+                <w:rStyle w:val="VerbatimChar"/>
+              </w:rPr>
+              <w:t xml:space="preserve">App\Enums\MedicalCertificateStatus</w:t>
+            </w:r>
+          </w:p>
+        </w:tc>
+        <w:tc>
+          <w:tcPr/>
+          <w:p>
+            <w:pPr>
+              <w:pStyle w:val="Compact"/>
+            </w:pPr>
+            <w:r>
+              <w:t xml:space="preserve">OCR pipeline: pending → valid/expired/invalid/manual_review/superseded sa cron expiry tranzicijom</w:t>
+            </w:r>
+          </w:p>
+        </w:tc>
+      </w:tr>
+      <w:tr>
+        <w:tc>
+          <w:tcPr/>
+          <w:p>
+            <w:pPr>
+              <w:pStyle w:val="Compact"/>
+            </w:pPr>
+            <w:r>
+              <w:t xml:space="preserve">12</w:t>
+            </w:r>
+          </w:p>
+        </w:tc>
+        <w:tc>
+          <w:tcPr/>
+          <w:p>
+            <w:pPr>
+              <w:pStyle w:val="Compact"/>
+            </w:pPr>
+            <w:r>
+              <w:rPr>
+                <w:b/>
+                <w:bCs/>
+              </w:rPr>
+              <w:t xml:space="preserve">State Student verification</w:t>
+            </w:r>
+          </w:p>
+        </w:tc>
+        <w:tc>
+          <w:tcPr/>
+          <w:p>
+            <w:pPr>
+              <w:pStyle w:val="Compact"/>
+            </w:pPr>
+            <w:r>
+              <w:t xml:space="preserve">State Machine</w:t>
+            </w:r>
+          </w:p>
+        </w:tc>
+        <w:tc>
+          <w:tcPr/>
+          <w:p>
+            <w:pPr>
+              <w:pStyle w:val="Compact"/>
+            </w:pPr>
+            <w:r>
+              <w:t xml:space="preserve">spec §7.4.3 +</w:t>
+            </w:r>
+            <w:r>
+              <w:t xml:space="preserve"> </w:t>
+            </w:r>
+            <w:r>
+              <w:rPr>
+                <w:rStyle w:val="VerbatimChar"/>
+              </w:rPr>
+              <w:t xml:space="preserve">App\Enums\StudentVerificationStatus</w:t>
+            </w:r>
+          </w:p>
+        </w:tc>
+        <w:tc>
+          <w:tcPr/>
+          <w:p>
+            <w:pPr>
+              <w:pStyle w:val="Compact"/>
+            </w:pPr>
+            <w:r>
+              <w:t xml:space="preserve">eDnevnik verifikacija lifecycle: unverified → pending → verified/mismatched/failed sa retry policy</w:t>
+            </w:r>
+          </w:p>
+        </w:tc>
+      </w:tr>
+      <w:tr>
+        <w:tc>
+          <w:tcPr/>
+          <w:p>
+            <w:pPr>
+              <w:pStyle w:val="Compact"/>
+            </w:pPr>
+            <w:r>
+              <w:t xml:space="preserve">13</w:t>
+            </w:r>
+          </w:p>
+        </w:tc>
+        <w:tc>
+          <w:tcPr/>
+          <w:p>
+            <w:pPr>
+              <w:pStyle w:val="Compact"/>
+            </w:pPr>
+            <w:r>
+              <w:rPr>
+                <w:b/>
+                <w:bCs/>
+              </w:rPr>
+              <w:t xml:space="preserve">ER dijagram</w:t>
+            </w:r>
+          </w:p>
+        </w:tc>
+        <w:tc>
+          <w:tcPr/>
+          <w:p>
+            <w:pPr>
+              <w:pStyle w:val="Compact"/>
+            </w:pPr>
+            <w:r>
+              <w:t xml:space="preserve">Entity-Relationship</w:t>
+            </w:r>
+          </w:p>
+        </w:tc>
+        <w:tc>
+          <w:tcPr/>
+          <w:p>
+            <w:pPr>
+              <w:pStyle w:val="Compact"/>
+            </w:pPr>
+            <w:r>
+              <w:rPr>
+                <w:rStyle w:val="VerbatimChar"/>
+              </w:rPr>
+              <w:t xml:space="preserve">database/migrations/</w:t>
+            </w:r>
+            <w:r>
+              <w:t xml:space="preserve"> </w:t>
+            </w:r>
+            <w:r>
+              <w:t xml:space="preserve">+</w:t>
+            </w:r>
+            <w:r>
+              <w:t xml:space="preserve"> </w:t>
+            </w:r>
+            <w:r>
+              <w:rPr>
+                <w:rStyle w:val="VerbatimChar"/>
+              </w:rPr>
+              <w:t xml:space="preserve">App\Models\</w:t>
+            </w:r>
+          </w:p>
+        </w:tc>
+        <w:tc>
+          <w:tcPr/>
+          <w:p>
+            <w:pPr>
+              <w:pStyle w:val="Compact"/>
+            </w:pPr>
+            <w:r>
+              <w:t xml:space="preserve">Logički model baze: 12 tabela (schools, users, sports, competitions, teams, team_members, medical_certificates, results, audit_log, notifications, jobs, failed_jobs) sa kardinalitetom</w:t>
+            </w:r>
+          </w:p>
+        </w:tc>
+      </w:tr>
+      <w:tr>
+        <w:tc>
+          <w:tcPr/>
+          <w:p>
+            <w:pPr>
+              <w:pStyle w:val="Compact"/>
+            </w:pPr>
+            <w:r>
+              <w:t xml:space="preserve">14</w:t>
+            </w:r>
+          </w:p>
+        </w:tc>
+        <w:tc>
+          <w:tcPr/>
+          <w:p>
+            <w:pPr>
+              <w:pStyle w:val="Compact"/>
+            </w:pPr>
+            <w:r>
+              <w:rPr>
+                <w:b/>
+                <w:bCs/>
+              </w:rPr>
+              <w:t xml:space="preserve">Object dijagram</w:t>
+            </w:r>
+          </w:p>
+        </w:tc>
+        <w:tc>
+          <w:tcPr/>
+          <w:p>
+            <w:pPr>
+              <w:pStyle w:val="Compact"/>
+            </w:pPr>
+            <w:r>
+              <w:t xml:space="preserve">Object</w:t>
+            </w:r>
+          </w:p>
+        </w:tc>
+        <w:tc>
+          <w:tcPr/>
+          <w:p>
+            <w:pPr>
+              <w:pStyle w:val="Compact"/>
+            </w:pPr>
+            <w:r>
+              <w:rPr>
+                <w:rStyle w:val="VerbatimChar"/>
+              </w:rPr>
+              <w:t xml:space="preserve">database/seeders/DemoResetSeeder.php</w:t>
+            </w:r>
+          </w:p>
+        </w:tc>
+        <w:tc>
+          <w:tcPr/>
+          <w:p>
+            <w:pPr>
+              <w:pStyle w:val="Compact"/>
+            </w:pPr>
+            <w:r>
+              <w:t xml:space="preserve">Snapshot demo data-e: 10 konkretnih instanci (admin, demoSchool, profPetar, studentMarko, stoniTenis, demoCompetition, demoTeam, demoMember, demoMc, auditEntry) sa svim atributima i relacijama</w:t>
+            </w:r>
+          </w:p>
+        </w:tc>
+      </w:tr>
+    </w:tbl>
+    <w:p>
+      <w:pPr>
+        <w:pStyle w:val="BodyText"/>
+      </w:pPr>
+      <w:r>
+        <w:t xml:space="preserve">Detalji i uputstvo za render:</w:t>
+      </w:r>
+      <w:r>
+        <w:t xml:space="preserve"> </w:t>
+      </w:r>
+      <w:hyperlink r:id="rId55">
+        <w:r>
+          <w:rPr>
+            <w:rStyle w:val="VerbatimChar"/>
+          </w:rPr>
+          <w:t xml:space="preserve">uml/README.md</w:t>
+        </w:r>
+      </w:hyperlink>
+      <w:r>
+        <w:t xml:space="preserve">.</w:t>
+      </w:r>
+    </w:p>
+    <w:bookmarkEnd w:id="56"/>
+    <w:bookmarkStart w:id="57" w:name="Xd22373a11675b22eb7f40d9cc23a2b64c852203"/>
+    <w:p>
+      <w:pPr>
+        <w:pStyle w:val="Heading3"/>
+      </w:pPr>
+      <w:r>
+        <w:rPr>
+          <w:rStyle w:val="SectionNumber"/>
+        </w:rPr>
+        <w:t xml:space="preserve">5.1.9</w:t>
+      </w:r>
+      <w:r>
+        <w:tab/>
+      </w:r>
+      <w:r>
+        <w:t xml:space="preserve">Diff naspram originalnog Projektni_dizajn</w:t>
       </w:r>
     </w:p>
     <w:tbl>
@@ -10373,663 +11652,6 @@
               <w:pStyle w:val="Compact"/>
             </w:pPr>
             <w:r>
-              <w:t xml:space="preserve">#</w:t>
-            </w:r>
-          </w:p>
-        </w:tc>
-        <w:tc>
-          <w:tcPr/>
-          <w:p>
-            <w:pPr>
-              <w:pStyle w:val="Compact"/>
-            </w:pPr>
-            <w:r>
-              <w:t xml:space="preserve">Dijagram</w:t>
-            </w:r>
-          </w:p>
-        </w:tc>
-        <w:tc>
-          <w:tcPr/>
-          <w:p>
-            <w:pPr>
-              <w:pStyle w:val="Compact"/>
-            </w:pPr>
-            <w:r>
-              <w:t xml:space="preserve">Izvor</w:t>
-            </w:r>
-          </w:p>
-        </w:tc>
-        <w:tc>
-          <w:tcPr/>
-          <w:p>
-            <w:pPr>
-              <w:pStyle w:val="Compact"/>
-            </w:pPr>
-            <w:r>
-              <w:t xml:space="preserve">Pokriva</w:t>
-            </w:r>
-          </w:p>
-        </w:tc>
-      </w:tr>
-      <w:tr>
-        <w:tc>
-          <w:tcPr/>
-          <w:p>
-            <w:pPr>
-              <w:pStyle w:val="Compact"/>
-            </w:pPr>
-            <w:r>
-              <w:t xml:space="preserve">1</w:t>
-            </w:r>
-          </w:p>
-        </w:tc>
-        <w:tc>
-          <w:tcPr/>
-          <w:p>
-            <w:pPr>
-              <w:pStyle w:val="Compact"/>
-            </w:pPr>
-            <w:r>
-              <w:rPr>
-                <w:b/>
-                <w:bCs/>
-              </w:rPr>
-              <w:t xml:space="preserve">Use Case dijagram</w:t>
-            </w:r>
-          </w:p>
-        </w:tc>
-        <w:tc>
-          <w:tcPr/>
-          <w:p>
-            <w:pPr>
-              <w:pStyle w:val="Compact"/>
-            </w:pPr>
-            <w:r>
-              <w:t xml:space="preserve">spec §5 + Projektna_analitika §2</w:t>
-            </w:r>
-          </w:p>
-        </w:tc>
-        <w:tc>
-          <w:tcPr/>
-          <w:p>
-            <w:pPr>
-              <w:pStyle w:val="Compact"/>
-            </w:pPr>
-            <w:r>
-              <w:t xml:space="preserve">3 primarna aktera (Prof/Učenik/Admin) + eDnevnik (eksterni) + svih 10 UC-ova sa</w:t>
-            </w:r>
-            <w:r>
-              <w:t xml:space="preserve"> </w:t>
-            </w:r>
-            <w:r>
-              <w:rPr>
-                <w:rStyle w:val="VerbatimChar"/>
-              </w:rPr>
-              <w:t xml:space="preserve">&lt;&lt;include&gt;&gt;</w:t>
-            </w:r>
-            <w:r>
-              <w:t xml:space="preserve"> </w:t>
-            </w:r>
-            <w:r>
-              <w:t xml:space="preserve">relacijama (UC5→UC6, UC7→UC8)</w:t>
-            </w:r>
-          </w:p>
-        </w:tc>
-      </w:tr>
-      <w:tr>
-        <w:tc>
-          <w:tcPr/>
-          <w:p>
-            <w:pPr>
-              <w:pStyle w:val="Compact"/>
-            </w:pPr>
-            <w:r>
-              <w:t xml:space="preserve">2</w:t>
-            </w:r>
-          </w:p>
-        </w:tc>
-        <w:tc>
-          <w:tcPr/>
-          <w:p>
-            <w:pPr>
-              <w:pStyle w:val="Compact"/>
-            </w:pPr>
-            <w:r>
-              <w:rPr>
-                <w:b/>
-                <w:bCs/>
-              </w:rPr>
-              <w:t xml:space="preserve">Klasni dijagram</w:t>
-            </w:r>
-          </w:p>
-        </w:tc>
-        <w:tc>
-          <w:tcPr/>
-          <w:p>
-            <w:pPr>
-              <w:pStyle w:val="Compact"/>
-            </w:pPr>
-            <w:r>
-              <w:rPr>
-                <w:rStyle w:val="VerbatimChar"/>
-              </w:rPr>
-              <w:t xml:space="preserve">app/Models/</w:t>
-            </w:r>
-            <w:r>
-              <w:t xml:space="preserve"> </w:t>
-            </w:r>
-            <w:r>
-              <w:t xml:space="preserve">+</w:t>
-            </w:r>
-            <w:r>
-              <w:t xml:space="preserve"> </w:t>
-            </w:r>
-            <w:r>
-              <w:rPr>
-                <w:rStyle w:val="VerbatimChar"/>
-              </w:rPr>
-              <w:t xml:space="preserve">app/Enums/</w:t>
-            </w:r>
-          </w:p>
-        </w:tc>
-        <w:tc>
-          <w:tcPr/>
-          <w:p>
-            <w:pPr>
-              <w:pStyle w:val="Compact"/>
-            </w:pPr>
-            <w:r>
-              <w:t xml:space="preserve">Domain model: 11 entiteta + 7 enum-a + STI User/Professor</w:t>
-            </w:r>
-          </w:p>
-        </w:tc>
-      </w:tr>
-      <w:tr>
-        <w:tc>
-          <w:tcPr/>
-          <w:p>
-            <w:pPr>
-              <w:pStyle w:val="Compact"/>
-            </w:pPr>
-            <w:r>
-              <w:t xml:space="preserve">3</w:t>
-            </w:r>
-          </w:p>
-        </w:tc>
-        <w:tc>
-          <w:tcPr/>
-          <w:p>
-            <w:pPr>
-              <w:pStyle w:val="Compact"/>
-            </w:pPr>
-            <w:r>
-              <w:rPr>
-                <w:b/>
-                <w:bCs/>
-              </w:rPr>
-              <w:t xml:space="preserve">Sequence UC5</w:t>
-            </w:r>
-          </w:p>
-        </w:tc>
-        <w:tc>
-          <w:tcPr/>
-          <w:p>
-            <w:pPr>
-              <w:pStyle w:val="Compact"/>
-            </w:pPr>
-            <w:r>
-              <w:rPr>
-                <w:rStyle w:val="VerbatimChar"/>
-              </w:rPr>
-              <w:t xml:space="preserve">TeamController</w:t>
-            </w:r>
-            <w:r>
-              <w:t xml:space="preserve"> </w:t>
-            </w:r>
-            <w:r>
-              <w:t xml:space="preserve">+</w:t>
-            </w:r>
-            <w:r>
-              <w:t xml:space="preserve"> </w:t>
-            </w:r>
-            <w:r>
-              <w:rPr>
-                <w:rStyle w:val="VerbatimChar"/>
-              </w:rPr>
-              <w:t xml:space="preserve">TeamRegistrationService</w:t>
-            </w:r>
-            <w:r>
-              <w:t xml:space="preserve"> </w:t>
-            </w:r>
-            <w:r>
-              <w:t xml:space="preserve">+</w:t>
-            </w:r>
-            <w:r>
-              <w:t xml:space="preserve"> </w:t>
-            </w:r>
-            <w:r>
-              <w:rPr>
-                <w:rStyle w:val="VerbatimChar"/>
-              </w:rPr>
-              <w:t xml:space="preserve">FakeOcrAdapter</w:t>
-            </w:r>
-            <w:r>
-              <w:t xml:space="preserve"> </w:t>
-            </w:r>
-            <w:r>
-              <w:t xml:space="preserve">+</w:t>
-            </w:r>
-            <w:r>
-              <w:t xml:space="preserve"> </w:t>
-            </w:r>
-            <w:r>
-              <w:rPr>
-                <w:rStyle w:val="VerbatimChar"/>
-              </w:rPr>
-              <w:t xml:space="preserve">ValidateMedicalCertificateJob</w:t>
-            </w:r>
-          </w:p>
-        </w:tc>
-        <w:tc>
-          <w:tcPr/>
-          <w:p>
-            <w:pPr>
-              <w:pStyle w:val="Compact"/>
-            </w:pPr>
-            <w:r>
-              <w:t xml:space="preserve">Prijava ekipe: async OCR upload + sync submit</w:t>
-            </w:r>
-          </w:p>
-        </w:tc>
-      </w:tr>
-      <w:tr>
-        <w:tc>
-          <w:tcPr/>
-          <w:p>
-            <w:pPr>
-              <w:pStyle w:val="Compact"/>
-            </w:pPr>
-            <w:r>
-              <w:t xml:space="preserve">4</w:t>
-            </w:r>
-          </w:p>
-        </w:tc>
-        <w:tc>
-          <w:tcPr/>
-          <w:p>
-            <w:pPr>
-              <w:pStyle w:val="Compact"/>
-            </w:pPr>
-            <w:r>
-              <w:rPr>
-                <w:b/>
-                <w:bCs/>
-              </w:rPr>
-              <w:t xml:space="preserve">Sequence UC8</w:t>
-            </w:r>
-          </w:p>
-        </w:tc>
-        <w:tc>
-          <w:tcPr/>
-          <w:p>
-            <w:pPr>
-              <w:pStyle w:val="Compact"/>
-            </w:pPr>
-            <w:r>
-              <w:rPr>
-                <w:rStyle w:val="VerbatimChar"/>
-              </w:rPr>
-              <w:t xml:space="preserve">StudentVerificationController</w:t>
-            </w:r>
-            <w:r>
-              <w:t xml:space="preserve"> </w:t>
-            </w:r>
-            <w:r>
-              <w:t xml:space="preserve">+</w:t>
-            </w:r>
-            <w:r>
-              <w:t xml:space="preserve"> </w:t>
-            </w:r>
-            <w:r>
-              <w:rPr>
-                <w:rStyle w:val="VerbatimChar"/>
-              </w:rPr>
-              <w:t xml:space="preserve">EDnevnikVerificationService</w:t>
-            </w:r>
-            <w:r>
-              <w:t xml:space="preserve"> </w:t>
-            </w:r>
-            <w:r>
-              <w:t xml:space="preserve">+</w:t>
-            </w:r>
-            <w:r>
-              <w:t xml:space="preserve"> </w:t>
-            </w:r>
-            <w:r>
-              <w:rPr>
-                <w:rStyle w:val="VerbatimChar"/>
-              </w:rPr>
-              <w:t xml:space="preserve">FakeEDnevnikAdapter</w:t>
-            </w:r>
-          </w:p>
-        </w:tc>
-        <w:tc>
-          <w:tcPr/>
-          <w:p>
-            <w:pPr>
-              <w:pStyle w:val="Compact"/>
-            </w:pPr>
-            <w:r>
-              <w:t xml:space="preserve">eDnevnik verifikacija: 3 grane (verified/mismatched/unavailable)</w:t>
-            </w:r>
-          </w:p>
-        </w:tc>
-      </w:tr>
-      <w:tr>
-        <w:tc>
-          <w:tcPr/>
-          <w:p>
-            <w:pPr>
-              <w:pStyle w:val="Compact"/>
-            </w:pPr>
-            <w:r>
-              <w:t xml:space="preserve">5</w:t>
-            </w:r>
-          </w:p>
-        </w:tc>
-        <w:tc>
-          <w:tcPr/>
-          <w:p>
-            <w:pPr>
-              <w:pStyle w:val="Compact"/>
-            </w:pPr>
-            <w:r>
-              <w:rPr>
-                <w:b/>
-                <w:bCs/>
-              </w:rPr>
-              <w:t xml:space="preserve">Component dijagram</w:t>
-            </w:r>
-          </w:p>
-        </w:tc>
-        <w:tc>
-          <w:tcPr/>
-          <w:p>
-            <w:pPr>
-              <w:pStyle w:val="Compact"/>
-            </w:pPr>
-            <w:r>
-              <w:t xml:space="preserve">spec §9.2 +</w:t>
-            </w:r>
-            <w:r>
-              <w:t xml:space="preserve"> </w:t>
-            </w:r>
-            <w:r>
-              <w:rPr>
-                <w:rStyle w:val="VerbatimChar"/>
-              </w:rPr>
-              <w:t xml:space="preserve">app/</w:t>
-            </w:r>
-            <w:r>
-              <w:t xml:space="preserve"> </w:t>
-            </w:r>
-            <w:r>
-              <w:t xml:space="preserve">struktura</w:t>
-            </w:r>
-          </w:p>
-        </w:tc>
-        <w:tc>
-          <w:tcPr/>
-          <w:p>
-            <w:pPr>
-              <w:pStyle w:val="Compact"/>
-            </w:pPr>
-            <w:r>
-              <w:t xml:space="preserve">Slojevita arhitektura sa adapter pattern</w:t>
-            </w:r>
-          </w:p>
-        </w:tc>
-      </w:tr>
-      <w:tr>
-        <w:tc>
-          <w:tcPr/>
-          <w:p>
-            <w:pPr>
-              <w:pStyle w:val="Compact"/>
-            </w:pPr>
-            <w:r>
-              <w:t xml:space="preserve">6</w:t>
-            </w:r>
-          </w:p>
-        </w:tc>
-        <w:tc>
-          <w:tcPr/>
-          <w:p>
-            <w:pPr>
-              <w:pStyle w:val="Compact"/>
-            </w:pPr>
-            <w:r>
-              <w:rPr>
-                <w:b/>
-                <w:bCs/>
-              </w:rPr>
-              <w:t xml:space="preserve">Package dijagram</w:t>
-            </w:r>
-          </w:p>
-        </w:tc>
-        <w:tc>
-          <w:tcPr/>
-          <w:p>
-            <w:pPr>
-              <w:pStyle w:val="Compact"/>
-            </w:pPr>
-            <w:r>
-              <w:rPr>
-                <w:rStyle w:val="VerbatimChar"/>
-              </w:rPr>
-              <w:t xml:space="preserve">app/</w:t>
-            </w:r>
-            <w:r>
-              <w:t xml:space="preserve">,</w:t>
-            </w:r>
-            <w:r>
-              <w:t xml:space="preserve"> </w:t>
-            </w:r>
-            <w:r>
-              <w:rPr>
-                <w:rStyle w:val="VerbatimChar"/>
-              </w:rPr>
-              <w:t xml:space="preserve">routes/</w:t>
-            </w:r>
-            <w:r>
-              <w:t xml:space="preserve">,</w:t>
-            </w:r>
-            <w:r>
-              <w:t xml:space="preserve"> </w:t>
-            </w:r>
-            <w:r>
-              <w:rPr>
-                <w:rStyle w:val="VerbatimChar"/>
-              </w:rPr>
-              <w:t xml:space="preserve">resources/js/</w:t>
-            </w:r>
-            <w:r>
-              <w:t xml:space="preserve">,</w:t>
-            </w:r>
-            <w:r>
-              <w:t xml:space="preserve"> </w:t>
-            </w:r>
-            <w:r>
-              <w:rPr>
-                <w:rStyle w:val="VerbatimChar"/>
-              </w:rPr>
-              <w:t xml:space="preserve">database/</w:t>
-            </w:r>
-            <w:r>
-              <w:t xml:space="preserve">,</w:t>
-            </w:r>
-            <w:r>
-              <w:t xml:space="preserve"> </w:t>
-            </w:r>
-            <w:r>
-              <w:rPr>
-                <w:rStyle w:val="VerbatimChar"/>
-              </w:rPr>
-              <w:t xml:space="preserve">tests/</w:t>
-            </w:r>
-          </w:p>
-        </w:tc>
-        <w:tc>
-          <w:tcPr/>
-          <w:p>
-            <w:pPr>
-              <w:pStyle w:val="Compact"/>
-            </w:pPr>
-            <w:r>
-              <w:t xml:space="preserve">Laravel struktura sa split route-ovima</w:t>
-            </w:r>
-          </w:p>
-        </w:tc>
-      </w:tr>
-      <w:tr>
-        <w:tc>
-          <w:tcPr/>
-          <w:p>
-            <w:pPr>
-              <w:pStyle w:val="Compact"/>
-            </w:pPr>
-            <w:r>
-              <w:t xml:space="preserve">7</w:t>
-            </w:r>
-          </w:p>
-        </w:tc>
-        <w:tc>
-          <w:tcPr/>
-          <w:p>
-            <w:pPr>
-              <w:pStyle w:val="Compact"/>
-            </w:pPr>
-            <w:r>
-              <w:rPr>
-                <w:b/>
-                <w:bCs/>
-              </w:rPr>
-              <w:t xml:space="preserve">Deployment dijagram</w:t>
-            </w:r>
-          </w:p>
-        </w:tc>
-        <w:tc>
-          <w:tcPr/>
-          <w:p>
-            <w:pPr>
-              <w:pStyle w:val="Compact"/>
-            </w:pPr>
-            <w:r>
-              <w:rPr>
-                <w:rStyle w:val="VerbatimChar"/>
-              </w:rPr>
-              <w:t xml:space="preserve">composer.json</w:t>
-            </w:r>
-            <w:r>
-              <w:t xml:space="preserve"> </w:t>
-            </w:r>
-            <w:r>
-              <w:t xml:space="preserve">+</w:t>
-            </w:r>
-            <w:r>
-              <w:t xml:space="preserve"> </w:t>
-            </w:r>
-            <w:r>
-              <w:rPr>
-                <w:rStyle w:val="VerbatimChar"/>
-              </w:rPr>
-              <w:t xml:space="preserve">.env.example</w:t>
-            </w:r>
-            <w:r>
-              <w:t xml:space="preserve"> </w:t>
-            </w:r>
-            <w:r>
-              <w:t xml:space="preserve">+ spec §11</w:t>
-            </w:r>
-          </w:p>
-        </w:tc>
-        <w:tc>
-          <w:tcPr/>
-          <w:p>
-            <w:pPr>
-              <w:pStyle w:val="Compact"/>
-            </w:pPr>
-            <w:r>
-              <w:t xml:space="preserve">Dev (SQLite + log mail + Fake adapteri) vs prod (Laravel Cloud)</w:t>
-            </w:r>
-          </w:p>
-        </w:tc>
-      </w:tr>
-    </w:tbl>
-    <w:p>
-      <w:pPr>
-        <w:pStyle w:val="BodyText"/>
-      </w:pPr>
-      <w:r>
-        <w:t xml:space="preserve">Detalji i uputstvo za render:</w:t>
-      </w:r>
-      <w:r>
-        <w:t xml:space="preserve"> </w:t>
-      </w:r>
-      <w:hyperlink r:id="rId55">
-        <w:r>
-          <w:rPr>
-            <w:rStyle w:val="VerbatimChar"/>
-          </w:rPr>
-          <w:t xml:space="preserve">uml/README.md</w:t>
-        </w:r>
-      </w:hyperlink>
-      <w:r>
-        <w:t xml:space="preserve">.</w:t>
-      </w:r>
-    </w:p>
-    <w:bookmarkEnd w:id="56"/>
-    <w:bookmarkStart w:id="57" w:name="Xd22373a11675b22eb7f40d9cc23a2b64c852203"/>
-    <w:p>
-      <w:pPr>
-        <w:pStyle w:val="Heading3"/>
-      </w:pPr>
-      <w:r>
-        <w:rPr>
-          <w:rStyle w:val="SectionNumber"/>
-        </w:rPr>
-        <w:t xml:space="preserve">5.1.9</w:t>
-      </w:r>
-      <w:r>
-        <w:tab/>
-      </w:r>
-      <w:r>
-        <w:t xml:space="preserve">Diff naspram originalnog Projektni_dizajn</w:t>
-      </w:r>
-    </w:p>
-    <w:tbl>
-      <w:tblPr>
-        <w:tblStyle w:val="Table"/>
-        <w:tblW w:type="auto" w:w="0"/>
-        <w:tblLook w:firstRow="1" w:lastRow="0" w:firstColumn="0" w:lastColumn="0" w:noHBand="0" w:noVBand="0" w:val="0020"/>
-      </w:tblPr>
-      <w:tblGrid>
-        <w:gridCol w:w="1980"/>
-        <w:gridCol w:w="1980"/>
-        <w:gridCol w:w="1980"/>
-        <w:gridCol w:w="1980"/>
-      </w:tblGrid>
-      <w:tr>
-        <w:trPr>
-          <w:tblHeader w:val="on"/>
-        </w:trPr>
-        <w:tc>
-          <w:tcPr/>
-          <w:p>
-            <w:pPr>
-              <w:pStyle w:val="Compact"/>
-            </w:pPr>
-            <w:r>
               <w:t xml:space="preserve">Tema</w:t>
             </w:r>
           </w:p>
@@ -11410,7 +12032,7 @@
       </w:tr>
     </w:tbl>
     <w:bookmarkEnd w:id="57"/>
-    <w:bookmarkStart w:id="78" w:name="reference-1"/>
+    <w:bookmarkStart w:id="99" w:name="reference-1"/>
     <w:p>
       <w:pPr>
         <w:pStyle w:val="Heading3"/>
@@ -11938,13 +12560,426 @@
         <w:pStyle w:val="BodyText"/>
       </w:pPr>
       <w:r>
+        <w:drawing>
+          <wp:inline>
+            <wp:extent cx="5334000" cy="13369800"/>
+            <wp:effectExtent b="0" l="0" r="0" t="0"/>
+            <wp:docPr descr="Slika 8: Activity dijagram UC5 — prijava ekipe (preduslovi, loop dodavanja članova sa OCR fork-om, potpis, submit)" title="" id="79" name="Picture"/>
+            <a:graphic>
+              <a:graphicData uri="http://schemas.openxmlformats.org/drawingml/2006/picture">
+                <pic:pic>
+                  <pic:nvPicPr>
+                    <pic:cNvPr descr="uml/render/07-activity-uc5.png" id="80" name="Picture"/>
+                    <pic:cNvPicPr>
+                      <a:picLocks noChangeArrowheads="1" noChangeAspect="1"/>
+                    </pic:cNvPicPr>
+                  </pic:nvPicPr>
+                  <pic:blipFill>
+                    <a:blip r:embed="rId78"/>
+                    <a:stretch>
+                      <a:fillRect/>
+                    </a:stretch>
+                  </pic:blipFill>
+                  <pic:spPr bwMode="auto">
+                    <a:xfrm>
+                      <a:off x="0" y="0"/>
+                      <a:ext cx="5334000" cy="13369800"/>
+                    </a:xfrm>
+                    <a:prstGeom prst="rect">
+                      <a:avLst/>
+                    </a:prstGeom>
+                    <a:noFill/>
+                    <a:ln w="9525">
+                      <a:noFill/>
+                      <a:headEnd/>
+                      <a:tailEnd/>
+                    </a:ln>
+                  </pic:spPr>
+                </pic:pic>
+              </a:graphicData>
+            </a:graphic>
+          </wp:inline>
+        </w:drawing>
+      </w:r>
+    </w:p>
+    <w:p>
+      <w:pPr>
+        <w:pStyle w:val="BodyText"/>
+      </w:pPr>
+      <w:r>
+        <w:rPr>
+          <w:i/>
+          <w:iCs/>
+        </w:rPr>
+        <w:t xml:space="preserve">Slika 8: Activity dijagram UC5 — prijava ekipe (preduslovi, loop dodavanja članova sa OCR fork-om, potpis, submit)</w:t>
+      </w:r>
+    </w:p>
+    <w:p>
+      <w:pPr>
+        <w:pStyle w:val="BodyText"/>
+      </w:pPr>
+      <w:r>
+        <w:drawing>
+          <wp:inline>
+            <wp:extent cx="5334000" cy="3041849"/>
+            <wp:effectExtent b="0" l="0" r="0" t="0"/>
+            <wp:docPr descr="Slika 9: Activity dijagram UC8 — eDnevnik verifikacija (5 HTTP response grana: 200, 404, 503 sa 3× retry, 401, 429)" title="" id="82" name="Picture"/>
+            <a:graphic>
+              <a:graphicData uri="http://schemas.openxmlformats.org/drawingml/2006/picture">
+                <pic:pic>
+                  <pic:nvPicPr>
+                    <pic:cNvPr descr="uml/render/08-activity-uc8.png" id="83" name="Picture"/>
+                    <pic:cNvPicPr>
+                      <a:picLocks noChangeArrowheads="1" noChangeAspect="1"/>
+                    </pic:cNvPicPr>
+                  </pic:nvPicPr>
+                  <pic:blipFill>
+                    <a:blip r:embed="rId81"/>
+                    <a:stretch>
+                      <a:fillRect/>
+                    </a:stretch>
+                  </pic:blipFill>
+                  <pic:spPr bwMode="auto">
+                    <a:xfrm>
+                      <a:off x="0" y="0"/>
+                      <a:ext cx="5334000" cy="3041849"/>
+                    </a:xfrm>
+                    <a:prstGeom prst="rect">
+                      <a:avLst/>
+                    </a:prstGeom>
+                    <a:noFill/>
+                    <a:ln w="9525">
+                      <a:noFill/>
+                      <a:headEnd/>
+                      <a:tailEnd/>
+                    </a:ln>
+                  </pic:spPr>
+                </pic:pic>
+              </a:graphicData>
+            </a:graphic>
+          </wp:inline>
+        </w:drawing>
+      </w:r>
+    </w:p>
+    <w:p>
+      <w:pPr>
+        <w:pStyle w:val="BodyText"/>
+      </w:pPr>
+      <w:r>
+        <w:rPr>
+          <w:i/>
+          <w:iCs/>
+        </w:rPr>
+        <w:t xml:space="preserve">Slika 9: Activity dijagram UC8 — eDnevnik verifikacija (5 HTTP response grana: 200, 404, 503 sa 3× retry, 401, 429)</w:t>
+      </w:r>
+    </w:p>
+    <w:p>
+      <w:pPr>
+        <w:pStyle w:val="BodyText"/>
+      </w:pPr>
+      <w:r>
+        <w:drawing>
+          <wp:inline>
+            <wp:extent cx="5334000" cy="3910678"/>
+            <wp:effectExtent b="0" l="0" r="0" t="0"/>
+            <wp:docPr descr="Slika 10: State machine — Team (draft → submitted → active → completed; rejected/cancelled/withdrawn terminalna)" title="" id="85" name="Picture"/>
+            <a:graphic>
+              <a:graphicData uri="http://schemas.openxmlformats.org/drawingml/2006/picture">
+                <pic:pic>
+                  <pic:nvPicPr>
+                    <pic:cNvPr descr="uml/render/09-state-team.png" id="86" name="Picture"/>
+                    <pic:cNvPicPr>
+                      <a:picLocks noChangeArrowheads="1" noChangeAspect="1"/>
+                    </pic:cNvPicPr>
+                  </pic:nvPicPr>
+                  <pic:blipFill>
+                    <a:blip r:embed="rId84"/>
+                    <a:stretch>
+                      <a:fillRect/>
+                    </a:stretch>
+                  </pic:blipFill>
+                  <pic:spPr bwMode="auto">
+                    <a:xfrm>
+                      <a:off x="0" y="0"/>
+                      <a:ext cx="5334000" cy="3910678"/>
+                    </a:xfrm>
+                    <a:prstGeom prst="rect">
+                      <a:avLst/>
+                    </a:prstGeom>
+                    <a:noFill/>
+                    <a:ln w="9525">
+                      <a:noFill/>
+                      <a:headEnd/>
+                      <a:tailEnd/>
+                    </a:ln>
+                  </pic:spPr>
+                </pic:pic>
+              </a:graphicData>
+            </a:graphic>
+          </wp:inline>
+        </w:drawing>
+      </w:r>
+    </w:p>
+    <w:p>
+      <w:pPr>
+        <w:pStyle w:val="BodyText"/>
+      </w:pPr>
+      <w:r>
+        <w:rPr>
+          <w:i/>
+          <w:iCs/>
+        </w:rPr>
+        <w:t xml:space="preserve">Slika 10: State machine — Team (draft → submitted → active → completed; rejected/cancelled/withdrawn terminalna)</w:t>
+      </w:r>
+    </w:p>
+    <w:p>
+      <w:pPr>
+        <w:pStyle w:val="BodyText"/>
+      </w:pPr>
+      <w:r>
+        <w:drawing>
+          <wp:inline>
+            <wp:extent cx="5334000" cy="4978017"/>
+            <wp:effectExtent b="0" l="0" r="0" t="0"/>
+            <wp:docPr descr="Slika 11: State machine — MedicalCertificate (pending, valid, expired, invalid, manual_review, superseded)" title="" id="88" name="Picture"/>
+            <a:graphic>
+              <a:graphicData uri="http://schemas.openxmlformats.org/drawingml/2006/picture">
+                <pic:pic>
+                  <pic:nvPicPr>
+                    <pic:cNvPr descr="uml/render/10-state-medical-certificate.png" id="89" name="Picture"/>
+                    <pic:cNvPicPr>
+                      <a:picLocks noChangeArrowheads="1" noChangeAspect="1"/>
+                    </pic:cNvPicPr>
+                  </pic:nvPicPr>
+                  <pic:blipFill>
+                    <a:blip r:embed="rId87"/>
+                    <a:stretch>
+                      <a:fillRect/>
+                    </a:stretch>
+                  </pic:blipFill>
+                  <pic:spPr bwMode="auto">
+                    <a:xfrm>
+                      <a:off x="0" y="0"/>
+                      <a:ext cx="5334000" cy="4978017"/>
+                    </a:xfrm>
+                    <a:prstGeom prst="rect">
+                      <a:avLst/>
+                    </a:prstGeom>
+                    <a:noFill/>
+                    <a:ln w="9525">
+                      <a:noFill/>
+                      <a:headEnd/>
+                      <a:tailEnd/>
+                    </a:ln>
+                  </pic:spPr>
+                </pic:pic>
+              </a:graphicData>
+            </a:graphic>
+          </wp:inline>
+        </w:drawing>
+      </w:r>
+    </w:p>
+    <w:p>
+      <w:pPr>
+        <w:pStyle w:val="BodyText"/>
+      </w:pPr>
+      <w:r>
+        <w:rPr>
+          <w:i/>
+          <w:iCs/>
+        </w:rPr>
+        <w:t xml:space="preserve">Slika 11: State machine — MedicalCertificate (pending, valid, expired, invalid, manual_review, superseded)</w:t>
+      </w:r>
+    </w:p>
+    <w:p>
+      <w:pPr>
+        <w:pStyle w:val="BodyText"/>
+      </w:pPr>
+      <w:r>
+        <w:drawing>
+          <wp:inline>
+            <wp:extent cx="5334000" cy="1920083"/>
+            <wp:effectExtent b="0" l="0" r="0" t="0"/>
+            <wp:docPr descr="Slika 12: State machine — Student.verification_status (unverified, pending, verified, mismatched, failed)" title="" id="91" name="Picture"/>
+            <a:graphic>
+              <a:graphicData uri="http://schemas.openxmlformats.org/drawingml/2006/picture">
+                <pic:pic>
+                  <pic:nvPicPr>
+                    <pic:cNvPr descr="uml/render/11-state-student-verification.png" id="92" name="Picture"/>
+                    <pic:cNvPicPr>
+                      <a:picLocks noChangeArrowheads="1" noChangeAspect="1"/>
+                    </pic:cNvPicPr>
+                  </pic:nvPicPr>
+                  <pic:blipFill>
+                    <a:blip r:embed="rId90"/>
+                    <a:stretch>
+                      <a:fillRect/>
+                    </a:stretch>
+                  </pic:blipFill>
+                  <pic:spPr bwMode="auto">
+                    <a:xfrm>
+                      <a:off x="0" y="0"/>
+                      <a:ext cx="5334000" cy="1920083"/>
+                    </a:xfrm>
+                    <a:prstGeom prst="rect">
+                      <a:avLst/>
+                    </a:prstGeom>
+                    <a:noFill/>
+                    <a:ln w="9525">
+                      <a:noFill/>
+                      <a:headEnd/>
+                      <a:tailEnd/>
+                    </a:ln>
+                  </pic:spPr>
+                </pic:pic>
+              </a:graphicData>
+            </a:graphic>
+          </wp:inline>
+        </w:drawing>
+      </w:r>
+    </w:p>
+    <w:p>
+      <w:pPr>
+        <w:pStyle w:val="BodyText"/>
+      </w:pPr>
+      <w:r>
+        <w:rPr>
+          <w:i/>
+          <w:iCs/>
+        </w:rPr>
+        <w:t xml:space="preserve">Slika 12: State machine — Student.verification_status (unverified, pending, verified, mismatched, failed)</w:t>
+      </w:r>
+    </w:p>
+    <w:p>
+      <w:pPr>
+        <w:pStyle w:val="BodyText"/>
+      </w:pPr>
+      <w:r>
+        <w:drawing>
+          <wp:inline>
+            <wp:extent cx="5334000" cy="4357054"/>
+            <wp:effectExtent b="0" l="0" r="0" t="0"/>
+            <wp:docPr descr="Slika 13: ER dijagram — logički model baze (12 tabela sa kardinalitetom)" title="" id="94" name="Picture"/>
+            <a:graphic>
+              <a:graphicData uri="http://schemas.openxmlformats.org/drawingml/2006/picture">
+                <pic:pic>
+                  <pic:nvPicPr>
+                    <pic:cNvPr descr="uml/render/12-er-diagram.png" id="95" name="Picture"/>
+                    <pic:cNvPicPr>
+                      <a:picLocks noChangeArrowheads="1" noChangeAspect="1"/>
+                    </pic:cNvPicPr>
+                  </pic:nvPicPr>
+                  <pic:blipFill>
+                    <a:blip r:embed="rId93"/>
+                    <a:stretch>
+                      <a:fillRect/>
+                    </a:stretch>
+                  </pic:blipFill>
+                  <pic:spPr bwMode="auto">
+                    <a:xfrm>
+                      <a:off x="0" y="0"/>
+                      <a:ext cx="5334000" cy="4357054"/>
+                    </a:xfrm>
+                    <a:prstGeom prst="rect">
+                      <a:avLst/>
+                    </a:prstGeom>
+                    <a:noFill/>
+                    <a:ln w="9525">
+                      <a:noFill/>
+                      <a:headEnd/>
+                      <a:tailEnd/>
+                    </a:ln>
+                  </pic:spPr>
+                </pic:pic>
+              </a:graphicData>
+            </a:graphic>
+          </wp:inline>
+        </w:drawing>
+      </w:r>
+    </w:p>
+    <w:p>
+      <w:pPr>
+        <w:pStyle w:val="BodyText"/>
+      </w:pPr>
+      <w:r>
+        <w:rPr>
+          <w:i/>
+          <w:iCs/>
+        </w:rPr>
+        <w:t xml:space="preserve">Slika 13: ER dijagram — logički model baze (12 tabela sa kardinalitetom)</w:t>
+      </w:r>
+    </w:p>
+    <w:p>
+      <w:pPr>
+        <w:pStyle w:val="BodyText"/>
+      </w:pPr>
+      <w:r>
+        <w:drawing>
+          <wp:inline>
+            <wp:extent cx="5334000" cy="4793445"/>
+            <wp:effectExtent b="0" l="0" r="0" t="0"/>
+            <wp:docPr descr="Slika 14: Object dijagram — snapshot demo data-e nakon DemoResetSeeder (admin, demoSchool, profPetar, studentMarko, stoniTenis, demoCompetition, demoTeam, demoMember, demoMc, auditEntry)" title="" id="97" name="Picture"/>
+            <a:graphic>
+              <a:graphicData uri="http://schemas.openxmlformats.org/drawingml/2006/picture">
+                <pic:pic>
+                  <pic:nvPicPr>
+                    <pic:cNvPr descr="uml/render/13-object-diagram.png" id="98" name="Picture"/>
+                    <pic:cNvPicPr>
+                      <a:picLocks noChangeArrowheads="1" noChangeAspect="1"/>
+                    </pic:cNvPicPr>
+                  </pic:nvPicPr>
+                  <pic:blipFill>
+                    <a:blip r:embed="rId96"/>
+                    <a:stretch>
+                      <a:fillRect/>
+                    </a:stretch>
+                  </pic:blipFill>
+                  <pic:spPr bwMode="auto">
+                    <a:xfrm>
+                      <a:off x="0" y="0"/>
+                      <a:ext cx="5334000" cy="4793445"/>
+                    </a:xfrm>
+                    <a:prstGeom prst="rect">
+                      <a:avLst/>
+                    </a:prstGeom>
+                    <a:noFill/>
+                    <a:ln w="9525">
+                      <a:noFill/>
+                      <a:headEnd/>
+                      <a:tailEnd/>
+                    </a:ln>
+                  </pic:spPr>
+                </pic:pic>
+              </a:graphicData>
+            </a:graphic>
+          </wp:inline>
+        </w:drawing>
+      </w:r>
+    </w:p>
+    <w:p>
+      <w:pPr>
+        <w:pStyle w:val="BodyText"/>
+      </w:pPr>
+      <w:r>
+        <w:rPr>
+          <w:i/>
+          <w:iCs/>
+        </w:rPr>
+        <w:t xml:space="preserve">Slika 14: Object dijagram — snapshot demo data-e nakon DemoResetSeeder (admin, demoSchool, profPetar, studentMarko, stoniTenis, demoCompetition, demoTeam, demoMember, demoMc, auditEntry)</w:t>
+      </w:r>
+    </w:p>
+    <w:p>
+      <w:pPr>
+        <w:pStyle w:val="BodyText"/>
+      </w:pPr>
+      <w:r>
         <w:t xml:space="preserve">\newpage</w:t>
       </w:r>
     </w:p>
-    <w:bookmarkEnd w:id="78"/>
-    <w:bookmarkEnd w:id="79"/>
-    <w:bookmarkEnd w:id="80"/>
-    <w:bookmarkStart w:id="129" w:name="implementacija-i-demonstracija"/>
+    <w:bookmarkEnd w:id="99"/>
+    <w:bookmarkEnd w:id="100"/>
+    <w:bookmarkEnd w:id="101"/>
+    <w:bookmarkStart w:id="150" w:name="implementacija-i-demonstracija"/>
     <w:p>
       <w:pPr>
         <w:pStyle w:val="Heading1"/>
@@ -11962,7 +12997,7 @@
         <w:t xml:space="preserve">Implementacija i demonstracija</w:t>
       </w:r>
     </w:p>
-    <w:bookmarkStart w:id="128" w:name="X4af8bddf2fc4cad91e41434c536872434375ce3"/>
+    <w:bookmarkStart w:id="149" w:name="X4af8bddf2fc4cad91e41434c536872434375ce3"/>
     <w:p>
       <w:pPr>
         <w:pStyle w:val="Heading2"/>
@@ -11980,7 +13015,7 @@
         <w:t xml:space="preserve">Implementacija i demonstracija (izvještavanje 3)</w:t>
       </w:r>
     </w:p>
-    <w:bookmarkStart w:id="82" w:name="Xe045bcdc213da66cba9e297a60eaf45a9a04d34"/>
+    <w:bookmarkStart w:id="103" w:name="Xe045bcdc213da66cba9e297a60eaf45a9a04d34"/>
     <w:p>
       <w:pPr>
         <w:pStyle w:val="Heading3"/>
@@ -12337,7 +13372,7 @@
       <w:r>
         <w:t xml:space="preserve"> </w:t>
       </w:r>
-      <w:hyperlink r:id="rId81">
+      <w:hyperlink r:id="rId102">
         <w:r>
           <w:rPr>
             <w:rStyle w:val="VerbatimChar"/>
@@ -12349,8 +13384,8 @@
         <w:t xml:space="preserve">.</w:t>
       </w:r>
     </w:p>
-    <w:bookmarkEnd w:id="82"/>
-    <w:bookmarkStart w:id="83" w:name="X9deac26bf39fb6e2f54f783d699342437fe7c5f"/>
+    <w:bookmarkEnd w:id="103"/>
+    <w:bookmarkStart w:id="104" w:name="X9deac26bf39fb6e2f54f783d699342437fe7c5f"/>
     <w:p>
       <w:pPr>
         <w:pStyle w:val="Heading3"/>
@@ -13082,8 +14117,8 @@
         <w:t xml:space="preserve">329 Pest testova, 957 assertion-a, prolaze u ~8.4 sekunde.</w:t>
       </w:r>
     </w:p>
-    <w:bookmarkEnd w:id="83"/>
-    <w:bookmarkStart w:id="87" w:name="X0411e34e741a5f42dd12123fb9e43ea8480916a"/>
+    <w:bookmarkEnd w:id="104"/>
+    <w:bookmarkStart w:id="108" w:name="X0411e34e741a5f42dd12123fb9e43ea8480916a"/>
     <w:p>
       <w:pPr>
         <w:pStyle w:val="Heading3"/>
@@ -13101,7 +14136,7 @@
         <w:t xml:space="preserve">3. Integracija eksternih sistema</w:t>
       </w:r>
     </w:p>
-    <w:bookmarkStart w:id="84" w:name="Xc689703363007bf8311388db4e52fae585116a6"/>
+    <w:bookmarkStart w:id="105" w:name="Xc689703363007bf8311388db4e52fae585116a6"/>
     <w:p>
       <w:pPr>
         <w:pStyle w:val="Heading4"/>
@@ -13216,8 +14251,8 @@
         <w:t xml:space="preserve">. Razlog: pravi Google Vision košta ~$1.50 per 1000 OCR poziva, ne treba za development.</w:t>
       </w:r>
     </w:p>
-    <w:bookmarkEnd w:id="84"/>
-    <w:bookmarkStart w:id="85" w:name="Xcce791a74979efb69411e0a11395fe7f4f186d8"/>
+    <w:bookmarkEnd w:id="105"/>
+    <w:bookmarkStart w:id="106" w:name="Xcce791a74979efb69411e0a11395fe7f4f186d8"/>
     <w:p>
       <w:pPr>
         <w:pStyle w:val="Heading4"/>
@@ -13391,8 +14426,8 @@
         <w:t xml:space="preserve">.</w:t>
       </w:r>
     </w:p>
-    <w:bookmarkEnd w:id="85"/>
-    <w:bookmarkStart w:id="86" w:name="Xb7e82cbb31731ddd7d66bea4de3bd12ce414c71"/>
+    <w:bookmarkEnd w:id="106"/>
+    <w:bookmarkStart w:id="107" w:name="Xb7e82cbb31731ddd7d66bea4de3bd12ce414c71"/>
     <w:p>
       <w:pPr>
         <w:pStyle w:val="Heading4"/>
@@ -13540,9 +14575,9 @@
         <w:t xml:space="preserve">.</w:t>
       </w:r>
     </w:p>
-    <w:bookmarkEnd w:id="86"/>
-    <w:bookmarkEnd w:id="87"/>
-    <w:bookmarkStart w:id="89" w:name="X057100105c885293259aba8e935e441d6c806ec"/>
+    <w:bookmarkEnd w:id="107"/>
+    <w:bookmarkEnd w:id="108"/>
+    <w:bookmarkStart w:id="110" w:name="X057100105c885293259aba8e935e441d6c806ec"/>
     <w:p>
       <w:pPr>
         <w:pStyle w:val="Heading3"/>
@@ -13570,7 +14605,7 @@
       <w:r>
         <w:t xml:space="preserve"> </w:t>
       </w:r>
-      <w:hyperlink r:id="rId88">
+      <w:hyperlink r:id="rId109">
         <w:r>
           <w:rPr>
             <w:rStyle w:val="VerbatimChar"/>
@@ -13800,8 +14835,8 @@
         <w:t xml:space="preserve">## http://localhost:8000 — admin@savez.test / Adm1n!Test</w:t>
       </w:r>
     </w:p>
-    <w:bookmarkEnd w:id="89"/>
-    <w:bookmarkStart w:id="95" w:name="Xeb338bcc230eab662923938395f7b3f09c9d03e"/>
+    <w:bookmarkEnd w:id="110"/>
+    <w:bookmarkStart w:id="116" w:name="Xeb338bcc230eab662923938395f7b3f09c9d03e"/>
     <w:p>
       <w:pPr>
         <w:pStyle w:val="Heading3"/>
@@ -13819,7 +14854,7 @@
         <w:t xml:space="preserve">5. Testiranje</w:t>
       </w:r>
     </w:p>
-    <w:bookmarkStart w:id="90" w:name="X2199e185fe753a98b3d80ae17f6728433426279"/>
+    <w:bookmarkStart w:id="111" w:name="X2199e185fe753a98b3d80ae17f6728433426279"/>
     <w:p>
       <w:pPr>
         <w:pStyle w:val="Heading4"/>
@@ -13976,8 +15011,8 @@
         <w:t xml:space="preserve">trait-om koji koristi transaction rollback)</w:t>
       </w:r>
     </w:p>
-    <w:bookmarkEnd w:id="90"/>
-    <w:bookmarkStart w:id="91" w:name="Xb89d65e4b88dd6da5818a3ff0a25123842131b1"/>
+    <w:bookmarkEnd w:id="111"/>
+    <w:bookmarkStart w:id="112" w:name="Xb89d65e4b88dd6da5818a3ff0a25123842131b1"/>
     <w:p>
       <w:pPr>
         <w:pStyle w:val="Heading4"/>
@@ -14067,8 +15102,8 @@
         <w:t xml:space="preserve">State izmjene koje moraju da pišu u audit log</w:t>
       </w:r>
     </w:p>
-    <w:bookmarkEnd w:id="91"/>
-    <w:bookmarkStart w:id="92" w:name="X7d8dfea8e79fa55513afbd72feaf758168517bc"/>
+    <w:bookmarkEnd w:id="112"/>
+    <w:bookmarkStart w:id="113" w:name="X7d8dfea8e79fa55513afbd72feaf758168517bc"/>
     <w:p>
       <w:pPr>
         <w:pStyle w:val="Heading4"/>
@@ -14198,8 +15233,8 @@
         <w:t xml:space="preserve">.</w:t>
       </w:r>
     </w:p>
-    <w:bookmarkEnd w:id="92"/>
-    <w:bookmarkStart w:id="93" w:name="Xfc5d865691c5b99a96ed25a77379fd0d18d4415"/>
+    <w:bookmarkEnd w:id="113"/>
+    <w:bookmarkStart w:id="114" w:name="Xfc5d865691c5b99a96ed25a77379fd0d18d4415"/>
     <w:p>
       <w:pPr>
         <w:pStyle w:val="Heading4"/>
@@ -14285,8 +15320,8 @@
         <w:t xml:space="preserve">Audit log entry on every state change</w:t>
       </w:r>
     </w:p>
-    <w:bookmarkEnd w:id="93"/>
-    <w:bookmarkStart w:id="94" w:name="X461b75074664d9d2a8aeab52af6f7e75b212541"/>
+    <w:bookmarkEnd w:id="114"/>
+    <w:bookmarkStart w:id="115" w:name="X461b75074664d9d2a8aeab52af6f7e75b212541"/>
     <w:p>
       <w:pPr>
         <w:pStyle w:val="Heading4"/>
@@ -14348,9 +15383,9 @@
         <w:t xml:space="preserve">Audit log paginacija &lt; 200ms (sa 1000 zapisa)</w:t>
       </w:r>
     </w:p>
-    <w:bookmarkEnd w:id="94"/>
-    <w:bookmarkEnd w:id="95"/>
-    <w:bookmarkStart w:id="121" w:name="X9e639907c52d86b1e1ede25a2effd74f7341832"/>
+    <w:bookmarkEnd w:id="115"/>
+    <w:bookmarkEnd w:id="116"/>
+    <w:bookmarkStart w:id="142" w:name="X9e639907c52d86b1e1ede25a2effd74f7341832"/>
     <w:p>
       <w:pPr>
         <w:pStyle w:val="Heading3"/>
@@ -14392,7 +15427,7 @@
       <w:r>
         <w:t xml:space="preserve"> </w:t>
       </w:r>
-      <w:hyperlink r:id="rId96">
+      <w:hyperlink r:id="rId117">
         <w:r>
           <w:rPr>
             <w:rStyle w:val="VerbatimChar"/>
@@ -14404,7 +15439,7 @@
         <w:t xml:space="preserve">.</w:t>
       </w:r>
     </w:p>
-    <w:bookmarkStart w:id="98" w:name="scenario-1-uc5--prijava-ekipe"/>
+    <w:bookmarkStart w:id="119" w:name="scenario-1-uc5--prijava-ekipe"/>
     <w:p>
       <w:pPr>
         <w:pStyle w:val="Heading4"/>
@@ -14546,7 +15581,7 @@
       <w:r>
         <w:t xml:space="preserve"> </w:t>
       </w:r>
-      <w:hyperlink r:id="rId97">
+      <w:hyperlink r:id="rId118">
         <w:r>
           <w:rPr>
             <w:rStyle w:val="VerbatimChar"/>
@@ -14561,8 +15596,8 @@
         <w:t xml:space="preserve">(snima se ručno).</w:t>
       </w:r>
     </w:p>
-    <w:bookmarkEnd w:id="98"/>
-    <w:bookmarkStart w:id="100" w:name="scenario-2-uc8--ednevnik-verifikacija"/>
+    <w:bookmarkEnd w:id="119"/>
+    <w:bookmarkStart w:id="121" w:name="scenario-2-uc8--ednevnik-verifikacija"/>
     <w:p>
       <w:pPr>
         <w:pStyle w:val="Heading4"/>
@@ -14689,7 +15724,7 @@
       <w:r>
         <w:t xml:space="preserve"> </w:t>
       </w:r>
-      <w:hyperlink r:id="rId99">
+      <w:hyperlink r:id="rId120">
         <w:r>
           <w:rPr>
             <w:rStyle w:val="VerbatimChar"/>
@@ -14704,8 +15739,8 @@
         <w:t xml:space="preserve">(snima se ručno).</w:t>
       </w:r>
     </w:p>
-    <w:bookmarkEnd w:id="100"/>
-    <w:bookmarkStart w:id="120" w:name="scenario-3-uc10--rezultati-i-medalje"/>
+    <w:bookmarkEnd w:id="121"/>
+    <w:bookmarkStart w:id="141" w:name="scenario-3-uc10--rezultati-i-medalje"/>
     <w:p>
       <w:pPr>
         <w:pStyle w:val="Heading4"/>
@@ -14799,7 +15834,7 @@
       <w:r>
         <w:t xml:space="preserve"> </w:t>
       </w:r>
-      <w:hyperlink r:id="rId101">
+      <w:hyperlink r:id="rId122">
         <w:r>
           <w:rPr>
             <w:rStyle w:val="VerbatimChar"/>
@@ -14835,18 +15870,18 @@
           <wp:inline>
             <wp:extent cx="5334000" cy="3000375"/>
             <wp:effectExtent b="0" l="0" r="0" t="0"/>
-            <wp:docPr descr="Slika 7: UC5 — Lista timova (profesor view)" title="" id="103" name="Picture"/>
+            <wp:docPr descr="Slika 7: UC5 — Lista timova (profesor view)" title="" id="124" name="Picture"/>
             <a:graphic>
               <a:graphicData uri="http://schemas.openxmlformats.org/drawingml/2006/picture">
                 <pic:pic>
                   <pic:nvPicPr>
-                    <pic:cNvPr descr="demo/screenshots/uc5-01-teams-list.png" id="104" name="Picture"/>
+                    <pic:cNvPr descr="demo/screenshots/uc5-01-teams-list.png" id="125" name="Picture"/>
                     <pic:cNvPicPr>
                       <a:picLocks noChangeArrowheads="1" noChangeAspect="1"/>
                     </pic:cNvPicPr>
                   </pic:nvPicPr>
                   <pic:blipFill>
-                    <a:blip r:embed="rId102"/>
+                    <a:blip r:embed="rId123"/>
                     <a:stretch>
                       <a:fillRect/>
                     </a:stretch>
@@ -14894,18 +15929,18 @@
           <wp:inline>
             <wp:extent cx="5334000" cy="3000375"/>
             <wp:effectExtent b="0" l="0" r="0" t="0"/>
-            <wp:docPr descr="Slika 8: UC5 — Detalji ekipe sa 10 članova i statusima potvrda" title="" id="106" name="Picture"/>
+            <wp:docPr descr="Slika 8: UC5 — Detalji ekipe sa 10 članova i statusima potvrda" title="" id="127" name="Picture"/>
             <a:graphic>
               <a:graphicData uri="http://schemas.openxmlformats.org/drawingml/2006/picture">
                 <pic:pic>
                   <pic:nvPicPr>
-                    <pic:cNvPr descr="demo/screenshots/uc5-02-team-edit.png" id="107" name="Picture"/>
+                    <pic:cNvPr descr="demo/screenshots/uc5-02-team-edit.png" id="128" name="Picture"/>
                     <pic:cNvPicPr>
                       <a:picLocks noChangeArrowheads="1" noChangeAspect="1"/>
                     </pic:cNvPicPr>
                   </pic:nvPicPr>
                   <pic:blipFill>
-                    <a:blip r:embed="rId105"/>
+                    <a:blip r:embed="rId126"/>
                     <a:stretch>
                       <a:fillRect/>
                     </a:stretch>
@@ -14953,18 +15988,18 @@
           <wp:inline>
             <wp:extent cx="5334000" cy="3000375"/>
             <wp:effectExtent b="0" l="0" r="0" t="0"/>
-            <wp:docPr descr="Slika 9: UC8 — Verify forma sa dispatch dugmetom" title="" id="109" name="Picture"/>
+            <wp:docPr descr="Slika 9: UC8 — Verify forma sa dispatch dugmetom" title="" id="130" name="Picture"/>
             <a:graphic>
               <a:graphicData uri="http://schemas.openxmlformats.org/drawingml/2006/picture">
                 <pic:pic>
                   <pic:nvPicPr>
-                    <pic:cNvPr descr="demo/screenshots/uc8-02-verify-page.png" id="110" name="Picture"/>
+                    <pic:cNvPr descr="demo/screenshots/uc8-02-verify-page.png" id="131" name="Picture"/>
                     <pic:cNvPicPr>
                       <a:picLocks noChangeArrowheads="1" noChangeAspect="1"/>
                     </pic:cNvPicPr>
                   </pic:nvPicPr>
                   <pic:blipFill>
-                    <a:blip r:embed="rId108"/>
+                    <a:blip r:embed="rId129"/>
                     <a:stretch>
                       <a:fillRect/>
                     </a:stretch>
@@ -15012,18 +16047,18 @@
           <wp:inline>
             <wp:extent cx="5334000" cy="3000375"/>
             <wp:effectExtent b="0" l="0" r="0" t="0"/>
-            <wp:docPr descr="Slika 10: UC8 — Audit log sa zapisima verifikacije" title="" id="112" name="Picture"/>
+            <wp:docPr descr="Slika 10: UC8 — Audit log sa zapisima verifikacije" title="" id="133" name="Picture"/>
             <a:graphic>
               <a:graphicData uri="http://schemas.openxmlformats.org/drawingml/2006/picture">
                 <pic:pic>
                   <pic:nvPicPr>
-                    <pic:cNvPr descr="demo/screenshots/uc8-05-audit-log.png" id="113" name="Picture"/>
+                    <pic:cNvPr descr="demo/screenshots/uc8-05-audit-log.png" id="134" name="Picture"/>
                     <pic:cNvPicPr>
                       <a:picLocks noChangeArrowheads="1" noChangeAspect="1"/>
                     </pic:cNvPicPr>
                   </pic:nvPicPr>
                   <pic:blipFill>
-                    <a:blip r:embed="rId111"/>
+                    <a:blip r:embed="rId132"/>
                     <a:stretch>
                       <a:fillRect/>
                     </a:stretch>
@@ -15071,18 +16106,18 @@
           <wp:inline>
             <wp:extent cx="5334000" cy="3000375"/>
             <wp:effectExtent b="0" l="0" r="0" t="0"/>
-            <wp:docPr descr="Slika 11: UC10 — Forma za unos rezultata (Atletika 2025)" title="" id="115" name="Picture"/>
+            <wp:docPr descr="Slika 11: UC10 — Forma za unos rezultata (Atletika 2025)" title="" id="136" name="Picture"/>
             <a:graphic>
               <a:graphicData uri="http://schemas.openxmlformats.org/drawingml/2006/picture">
                 <pic:pic>
                   <pic:nvPicPr>
-                    <pic:cNvPr descr="demo/screenshots/uc10-02-results-form.png" id="116" name="Picture"/>
+                    <pic:cNvPr descr="demo/screenshots/uc10-02-results-form.png" id="137" name="Picture"/>
                     <pic:cNvPicPr>
                       <a:picLocks noChangeArrowheads="1" noChangeAspect="1"/>
                     </pic:cNvPicPr>
                   </pic:nvPicPr>
                   <pic:blipFill>
-                    <a:blip r:embed="rId114"/>
+                    <a:blip r:embed="rId135"/>
                     <a:stretch>
                       <a:fillRect/>
                     </a:stretch>
@@ -15130,18 +16165,18 @@
           <wp:inline>
             <wp:extent cx="5334000" cy="3000375"/>
             <wp:effectExtent b="0" l="0" r="0" t="0"/>
-            <wp:docPr descr="Slika 12: UC10 — Popunjeni rezultati: 1=gold, 2=silver, 3=bronze" title="" id="118" name="Picture"/>
+            <wp:docPr descr="Slika 12: UC10 — Popunjeni rezultati: 1=gold, 2=silver, 3=bronze" title="" id="139" name="Picture"/>
             <a:graphic>
               <a:graphicData uri="http://schemas.openxmlformats.org/drawingml/2006/picture">
                 <pic:pic>
                   <pic:nvPicPr>
-                    <pic:cNvPr descr="demo/screenshots/uc10-03-results-filled.png" id="119" name="Picture"/>
+                    <pic:cNvPr descr="demo/screenshots/uc10-03-results-filled.png" id="140" name="Picture"/>
                     <pic:cNvPicPr>
                       <a:picLocks noChangeArrowheads="1" noChangeAspect="1"/>
                     </pic:cNvPicPr>
                   </pic:nvPicPr>
                   <pic:blipFill>
-                    <a:blip r:embed="rId117"/>
+                    <a:blip r:embed="rId138"/>
                     <a:stretch>
                       <a:fillRect/>
                     </a:stretch>
@@ -15180,9 +16215,9 @@
         <w:t xml:space="preserve">Slika 12: UC10 — Popunjeni rezultati: 1=gold, 2=silver, 3=bronze</w:t>
       </w:r>
     </w:p>
-    <w:bookmarkEnd w:id="120"/>
-    <w:bookmarkEnd w:id="121"/>
-    <w:bookmarkStart w:id="122" w:name="X36c37b8e58cd032eac5e9e4ba4a5142ff7cb0f0"/>
+    <w:bookmarkEnd w:id="141"/>
+    <w:bookmarkEnd w:id="142"/>
+    <w:bookmarkStart w:id="143" w:name="X36c37b8e58cd032eac5e9e4ba4a5142ff7cb0f0"/>
     <w:p>
       <w:pPr>
         <w:pStyle w:val="Heading3"/>
@@ -15518,8 +16553,8 @@
         <w:t xml:space="preserve">— Fake adapter iza feature flag-a, planiran kada se zaključi sporazum</w:t>
       </w:r>
     </w:p>
-    <w:bookmarkEnd w:id="122"/>
-    <w:bookmarkStart w:id="124" w:name="X3f1a54475131825cc04134222dd5b33b8193375"/>
+    <w:bookmarkEnd w:id="143"/>
+    <w:bookmarkStart w:id="145" w:name="X3f1a54475131825cc04134222dd5b33b8193375"/>
     <w:p>
       <w:pPr>
         <w:pStyle w:val="Heading3"/>
@@ -15685,7 +16720,7 @@
       <w:r>
         <w:t xml:space="preserve"> </w:t>
       </w:r>
-      <w:hyperlink r:id="rId123">
+      <w:hyperlink r:id="rId144">
         <w:r>
           <w:rPr>
             <w:rStyle w:val="VerbatimChar"/>
@@ -15697,8 +16732,8 @@
         <w:t xml:space="preserve">.</w:t>
       </w:r>
     </w:p>
-    <w:bookmarkEnd w:id="124"/>
-    <w:bookmarkStart w:id="127" w:name="reference-2"/>
+    <w:bookmarkEnd w:id="145"/>
+    <w:bookmarkStart w:id="148" w:name="reference-2"/>
     <w:p>
       <w:pPr>
         <w:pStyle w:val="Heading3"/>
@@ -15741,7 +16776,7 @@
           <w:numId w:val="1039"/>
         </w:numPr>
       </w:pPr>
-      <w:hyperlink r:id="rId81">
+      <w:hyperlink r:id="rId102">
         <w:r>
           <w:rPr>
             <w:rStyle w:val="Hyperlink"/>
@@ -15758,7 +16793,7 @@
           <w:numId w:val="1039"/>
         </w:numPr>
       </w:pPr>
-      <w:hyperlink r:id="rId123">
+      <w:hyperlink r:id="rId144">
         <w:r>
           <w:rPr>
             <w:rStyle w:val="Hyperlink"/>
@@ -15809,7 +16844,7 @@
           <w:numId w:val="1039"/>
         </w:numPr>
       </w:pPr>
-      <w:hyperlink r:id="rId96">
+      <w:hyperlink r:id="rId117">
         <w:r>
           <w:rPr>
             <w:rStyle w:val="Hyperlink"/>
@@ -15826,7 +16861,7 @@
           <w:numId w:val="1039"/>
         </w:numPr>
       </w:pPr>
-      <w:hyperlink r:id="rId123">
+      <w:hyperlink r:id="rId144">
         <w:r>
           <w:rPr>
             <w:rStyle w:val="Hyperlink"/>
@@ -15844,12 +16879,12 @@
           <wp:inline>
             <wp:extent cx="5334000" cy="3388658"/>
             <wp:effectExtent b="0" l="0" r="0" t="0"/>
-            <wp:docPr descr="Slika 4: Sequence dijagram UC8 — eDnevnik verifikacija (3 grane)" title="" id="125" name="Picture"/>
+            <wp:docPr descr="Slika 4: Sequence dijagram UC8 — eDnevnik verifikacija (3 grane)" title="" id="146" name="Picture"/>
             <a:graphic>
               <a:graphicData uri="http://schemas.openxmlformats.org/drawingml/2006/picture">
                 <pic:pic>
                   <pic:nvPicPr>
-                    <pic:cNvPr descr="uml/render/03-sequence-uc8.png" id="126" name="Picture"/>
+                    <pic:cNvPr descr="uml/render/03-sequence-uc8.png" id="147" name="Picture"/>
                     <pic:cNvPicPr>
                       <a:picLocks noChangeArrowheads="1" noChangeAspect="1"/>
                     </pic:cNvPicPr>
@@ -15902,10 +16937,10 @@
         <w:t xml:space="preserve">\newpage</w:t>
       </w:r>
     </w:p>
-    <w:bookmarkEnd w:id="127"/>
-    <w:bookmarkEnd w:id="128"/>
-    <w:bookmarkEnd w:id="129"/>
-    <w:bookmarkStart w:id="140" w:name="verifikacija-validacija-i-ai-u-sdlc"/>
+    <w:bookmarkEnd w:id="148"/>
+    <w:bookmarkEnd w:id="149"/>
+    <w:bookmarkEnd w:id="150"/>
+    <w:bookmarkStart w:id="161" w:name="verifikacija-validacija-i-ai-u-sdlc"/>
     <w:p>
       <w:pPr>
         <w:pStyle w:val="Heading1"/>
@@ -15923,7 +16958,7 @@
         <w:t xml:space="preserve">Verifikacija, validacija i AI u SDLC</w:t>
       </w:r>
     </w:p>
-    <w:bookmarkStart w:id="139" w:name="vv-i-ai-u-sdlc--refleksija-v10"/>
+    <w:bookmarkStart w:id="160" w:name="vv-i-ai-u-sdlc--refleksija-v10"/>
     <w:p>
       <w:pPr>
         <w:pStyle w:val="Heading2"/>
@@ -15959,7 +16994,7 @@
         <w:t xml:space="preserve">"Prokomentarisati izazove verifikacije i validacije (testiranje), posebno iz ugla kad koristimo AI u svim koracima SDLC."</w:t>
       </w:r>
     </w:p>
-    <w:bookmarkStart w:id="130" w:name="kontekst"/>
+    <w:bookmarkStart w:id="151" w:name="kontekst"/>
     <w:p>
       <w:pPr>
         <w:pStyle w:val="Heading3"/>
@@ -16273,8 +17308,8 @@
         </w:pict>
       </w:r>
     </w:p>
-    <w:bookmarkEnd w:id="130"/>
-    <w:bookmarkStart w:id="131" w:name="Xb1efaf49faf498a9fd4d939fc99fef86fc94881"/>
+    <w:bookmarkEnd w:id="151"/>
+    <w:bookmarkStart w:id="152" w:name="Xb1efaf49faf498a9fd4d939fc99fef86fc94881"/>
     <w:p>
       <w:pPr>
         <w:pStyle w:val="Heading3"/>
@@ -16547,8 +17582,8 @@
         </w:pict>
       </w:r>
     </w:p>
-    <w:bookmarkEnd w:id="131"/>
-    <w:bookmarkStart w:id="132" w:name="Xbc4d7dbc02ee9ad7093e51b6bfef2e1f7bbf7d8"/>
+    <w:bookmarkEnd w:id="152"/>
+    <w:bookmarkStart w:id="153" w:name="Xbc4d7dbc02ee9ad7093e51b6bfef2e1f7bbf7d8"/>
     <w:p>
       <w:pPr>
         <w:pStyle w:val="Heading3"/>
@@ -17165,8 +18200,8 @@
         </w:pict>
       </w:r>
     </w:p>
-    <w:bookmarkEnd w:id="132"/>
-    <w:bookmarkStart w:id="133" w:name="X84172d8d8ff7394a72d51d1ee1cdedc8a2b2828"/>
+    <w:bookmarkEnd w:id="153"/>
+    <w:bookmarkStart w:id="154" w:name="X84172d8d8ff7394a72d51d1ee1cdedc8a2b2828"/>
     <w:p>
       <w:pPr>
         <w:pStyle w:val="Heading3"/>
@@ -17690,8 +18725,8 @@
         </w:pict>
       </w:r>
     </w:p>
-    <w:bookmarkEnd w:id="133"/>
-    <w:bookmarkStart w:id="134" w:name="Xa75dd1a391aa0bf1309daaa0d98008b22accb90"/>
+    <w:bookmarkEnd w:id="154"/>
+    <w:bookmarkStart w:id="155" w:name="Xa75dd1a391aa0bf1309daaa0d98008b22accb90"/>
     <w:p>
       <w:pPr>
         <w:pStyle w:val="Heading3"/>
@@ -18276,8 +19311,8 @@
         </w:pict>
       </w:r>
     </w:p>
-    <w:bookmarkEnd w:id="134"/>
-    <w:bookmarkStart w:id="135" w:name="X7135d73235c815d5428e90e9104be29cdef9d09"/>
+    <w:bookmarkEnd w:id="155"/>
+    <w:bookmarkStart w:id="156" w:name="X7135d73235c815d5428e90e9104be29cdef9d09"/>
     <w:p>
       <w:pPr>
         <w:pStyle w:val="Heading3"/>
@@ -18749,8 +19784,8 @@
         </w:pict>
       </w:r>
     </w:p>
-    <w:bookmarkEnd w:id="135"/>
-    <w:bookmarkStart w:id="136" w:name="Xdddf3faffa2170127b512ec3ac3b901c0c0f74d"/>
+    <w:bookmarkEnd w:id="156"/>
+    <w:bookmarkStart w:id="157" w:name="Xdddf3faffa2170127b512ec3ac3b901c0c0f74d"/>
     <w:p>
       <w:pPr>
         <w:pStyle w:val="Heading3"/>
@@ -19271,8 +20306,8 @@
         </w:pict>
       </w:r>
     </w:p>
-    <w:bookmarkEnd w:id="136"/>
-    <w:bookmarkStart w:id="137" w:name="Xbbdca76a73f9754de3fdb97a5b2d6721070740d"/>
+    <w:bookmarkEnd w:id="157"/>
+    <w:bookmarkStart w:id="158" w:name="Xbbdca76a73f9754de3fdb97a5b2d6721070740d"/>
     <w:p>
       <w:pPr>
         <w:pStyle w:val="Heading3"/>
@@ -19514,8 +20549,8 @@
         </w:pict>
       </w:r>
     </w:p>
-    <w:bookmarkEnd w:id="137"/>
-    <w:bookmarkStart w:id="138" w:name="reference-3"/>
+    <w:bookmarkEnd w:id="158"/>
+    <w:bookmarkStart w:id="159" w:name="reference-3"/>
     <w:p>
       <w:pPr>
         <w:pStyle w:val="Heading3"/>
@@ -19715,10 +20750,10 @@
         <w:t xml:space="preserve">\newpage</w:t>
       </w:r>
     </w:p>
-    <w:bookmarkEnd w:id="138"/>
-    <w:bookmarkEnd w:id="139"/>
-    <w:bookmarkEnd w:id="140"/>
-    <w:bookmarkStart w:id="201" w:name="dodatak-deployment-uputstva"/>
+    <w:bookmarkEnd w:id="159"/>
+    <w:bookmarkEnd w:id="160"/>
+    <w:bookmarkEnd w:id="161"/>
+    <w:bookmarkStart w:id="222" w:name="dodatak-deployment-uputstva"/>
     <w:p>
       <w:pPr>
         <w:pStyle w:val="Heading1"/>
@@ -19736,7 +20771,7 @@
         <w:t xml:space="preserve">Dodatak: Deployment uputstva</w:t>
       </w:r>
     </w:p>
-    <w:bookmarkStart w:id="171" w:name="lokalna-instalacija--korak-po-korak-v10"/>
+    <w:bookmarkStart w:id="192" w:name="lokalna-instalacija--korak-po-korak-v10"/>
     <w:p>
       <w:pPr>
         <w:pStyle w:val="Heading2"/>
@@ -19780,7 +20815,7 @@
         <w:t xml:space="preserve">Cilj: pustiti aplikaciju na lokalnoj mašini za ~10 minuta od čistog checkout-a. Testirano na Windows 11, macOS 14, Ubuntu 24.04.</w:t>
       </w:r>
     </w:p>
-    <w:bookmarkStart w:id="144" w:name="prerequisites"/>
+    <w:bookmarkStart w:id="165" w:name="prerequisites"/>
     <w:p>
       <w:pPr>
         <w:pStyle w:val="Heading3"/>
@@ -20117,7 +21152,7 @@
       <w:r>
         <w:t xml:space="preserve"> </w:t>
       </w:r>
-      <w:hyperlink r:id="rId141">
+      <w:hyperlink r:id="rId162">
         <w:r>
           <w:rPr>
             <w:rStyle w:val="Hyperlink"/>
@@ -20197,7 +21232,7 @@
       <w:r>
         <w:t xml:space="preserve"> </w:t>
       </w:r>
-      <w:hyperlink r:id="rId142">
+      <w:hyperlink r:id="rId163">
         <w:r>
           <w:rPr>
             <w:rStyle w:val="Hyperlink"/>
@@ -20211,7 +21246,7 @@
       <w:r>
         <w:t xml:space="preserve"> </w:t>
       </w:r>
-      <w:hyperlink r:id="rId143">
+      <w:hyperlink r:id="rId164">
         <w:r>
           <w:rPr>
             <w:rStyle w:val="Hyperlink"/>
@@ -20552,8 +21587,8 @@
         <w:t xml:space="preserve"> nodejs</w:t>
       </w:r>
     </w:p>
-    <w:bookmarkEnd w:id="144"/>
-    <w:bookmarkStart w:id="156" w:name="koraci"/>
+    <w:bookmarkEnd w:id="165"/>
+    <w:bookmarkStart w:id="177" w:name="koraci"/>
     <w:p>
       <w:pPr>
         <w:pStyle w:val="Heading3"/>
@@ -20571,7 +21606,7 @@
         <w:t xml:space="preserve">Koraci</w:t>
       </w:r>
     </w:p>
-    <w:bookmarkStart w:id="145" w:name="X958b2d21faf68c9f5825f018875392c345182cd"/>
+    <w:bookmarkStart w:id="166" w:name="X958b2d21faf68c9f5825f018875392c345182cd"/>
     <w:p>
       <w:pPr>
         <w:pStyle w:val="Heading4"/>
@@ -20645,8 +21680,8 @@
         <w:t xml:space="preserve"> sportski-savez-app</w:t>
       </w:r>
     </w:p>
-    <w:bookmarkEnd w:id="145"/>
-    <w:bookmarkStart w:id="146" w:name="Xeb954c984db2e4d1bbd11f65667535d2c733691"/>
+    <w:bookmarkEnd w:id="166"/>
+    <w:bookmarkStart w:id="167" w:name="Xeb954c984db2e4d1bbd11f65667535d2c733691"/>
     <w:p>
       <w:pPr>
         <w:pStyle w:val="Heading4"/>
@@ -20689,8 +21724,8 @@
         <w:t xml:space="preserve">Očekivani izlaz: "Generating optimized autoload files ... 100+ packages installed". Trajanje 30s–2min zavisno od cache-a.</w:t>
       </w:r>
     </w:p>
-    <w:bookmarkEnd w:id="146"/>
-    <w:bookmarkStart w:id="147" w:name="Xffad135acbaeb50dceb8b63e7b51a36b1fe9a9e"/>
+    <w:bookmarkEnd w:id="167"/>
+    <w:bookmarkStart w:id="168" w:name="Xffad135acbaeb50dceb8b63e7b51a36b1fe9a9e"/>
     <w:p>
       <w:pPr>
         <w:pStyle w:val="Heading4"/>
@@ -20733,8 +21768,8 @@
         <w:t xml:space="preserve">Trajanje: 2–5 minuta zavisno od mreže.</w:t>
       </w:r>
     </w:p>
-    <w:bookmarkEnd w:id="147"/>
-    <w:bookmarkStart w:id="148" w:name="X7e8c783dc976c45e2a14fc119e50f3a9d2005b8"/>
+    <w:bookmarkEnd w:id="168"/>
+    <w:bookmarkStart w:id="169" w:name="X7e8c783dc976c45e2a14fc119e50f3a9d2005b8"/>
     <w:p>
       <w:pPr>
         <w:pStyle w:val="Heading4"/>
@@ -20839,8 +21874,8 @@
         <w:t xml:space="preserve">Application key set successfully.</w:t>
       </w:r>
     </w:p>
-    <w:bookmarkEnd w:id="148"/>
-    <w:bookmarkStart w:id="149" w:name="X6e87e7e130bdb3cc9c5e71cee45265537b314ca"/>
+    <w:bookmarkEnd w:id="169"/>
+    <w:bookmarkStart w:id="170" w:name="X6e87e7e130bdb3cc9c5e71cee45265537b314ca"/>
     <w:p>
       <w:pPr>
         <w:pStyle w:val="Heading4"/>
@@ -20935,8 +21970,8 @@
         <w:t xml:space="preserve">$false</w:t>
       </w:r>
     </w:p>
-    <w:bookmarkEnd w:id="149"/>
-    <w:bookmarkStart w:id="150" w:name="Xac5e73394b0747099ac23c4add719ab75bbdccf"/>
+    <w:bookmarkEnd w:id="170"/>
+    <w:bookmarkStart w:id="171" w:name="Xac5e73394b0747099ac23c4add719ab75bbdccf"/>
     <w:p>
       <w:pPr>
         <w:pStyle w:val="Heading4"/>
@@ -21057,8 +22092,8 @@
         <w:t xml:space="preserve">posle migracije.</w:t>
       </w:r>
     </w:p>
-    <w:bookmarkEnd w:id="150"/>
-    <w:bookmarkStart w:id="151" w:name="X1b193970319b962b6c6c2aa2e64fe527000386a"/>
+    <w:bookmarkEnd w:id="171"/>
+    <w:bookmarkStart w:id="172" w:name="X1b193970319b962b6c6c2aa2e64fe527000386a"/>
     <w:p>
       <w:pPr>
         <w:pStyle w:val="Heading4"/>
@@ -21093,8 +22128,8 @@
         <w:t xml:space="preserve"> artisan storage:link</w:t>
       </w:r>
     </w:p>
-    <w:bookmarkEnd w:id="151"/>
-    <w:bookmarkStart w:id="152" w:name="X908c5a2d406a125cc5b94b559f556f33d811a4d"/>
+    <w:bookmarkEnd w:id="172"/>
+    <w:bookmarkStart w:id="173" w:name="X908c5a2d406a125cc5b94b559f556f33d811a4d"/>
     <w:p>
       <w:pPr>
         <w:pStyle w:val="Heading4"/>
@@ -21327,8 +22362,8 @@
         <w:t xml:space="preserve">php artisan pail</w:t>
       </w:r>
     </w:p>
-    <w:bookmarkEnd w:id="152"/>
-    <w:bookmarkStart w:id="153" w:name="X9513b7bd51952959448580255fbccc7cce28338"/>
+    <w:bookmarkEnd w:id="173"/>
+    <w:bookmarkStart w:id="174" w:name="X9513b7bd51952959448580255fbccc7cce28338"/>
     <w:p>
       <w:pPr>
         <w:pStyle w:val="Heading4"/>
@@ -21365,8 +22400,8 @@
         <w:t xml:space="preserve">Trebao bi vidjeti landing stranicu sa dugmadima "Prijava" i "Registracija".</w:t>
       </w:r>
     </w:p>
-    <w:bookmarkEnd w:id="153"/>
-    <w:bookmarkStart w:id="154" w:name="X3b0a9f63475242040b5a51e6a295c6d6fb187ef"/>
+    <w:bookmarkEnd w:id="174"/>
+    <w:bookmarkStart w:id="175" w:name="X3b0a9f63475242040b5a51e6a295c6d6fb187ef"/>
     <w:p>
       <w:pPr>
         <w:pStyle w:val="Heading4"/>
@@ -21571,8 +22606,8 @@
         <w:t xml:space="preserve">ako se razlikuju — credentials evoluiraju kroz iteracije.)</w:t>
       </w:r>
     </w:p>
-    <w:bookmarkEnd w:id="154"/>
-    <w:bookmarkStart w:id="155" w:name="Xa30f543151ce535b55ab68df9f145e2f9a3f0bd"/>
+    <w:bookmarkEnd w:id="175"/>
+    <w:bookmarkStart w:id="176" w:name="Xa30f543151ce535b55ab68df9f145e2f9a3f0bd"/>
     <w:p>
       <w:pPr>
         <w:pStyle w:val="Heading4"/>
@@ -21935,9 +22970,9 @@
         <w:t xml:space="preserve">— pregled svih 18 sesija sa instrukcijama, output-om, odlukama i ishodom</w:t>
       </w:r>
     </w:p>
-    <w:bookmarkEnd w:id="155"/>
-    <w:bookmarkEnd w:id="156"/>
-    <w:bookmarkStart w:id="165" w:name="troubleshooting"/>
+    <w:bookmarkEnd w:id="176"/>
+    <w:bookmarkEnd w:id="177"/>
+    <w:bookmarkStart w:id="186" w:name="troubleshooting"/>
     <w:p>
       <w:pPr>
         <w:pStyle w:val="Heading3"/>
@@ -21955,7 +22990,7 @@
         <w:t xml:space="preserve">Troubleshooting</w:t>
       </w:r>
     </w:p>
-    <w:bookmarkStart w:id="157" w:name="unable-to-locate-file-in-vite-manifest"/>
+    <w:bookmarkStart w:id="178" w:name="unable-to-locate-file-in-vite-manifest"/>
     <w:p>
       <w:pPr>
         <w:pStyle w:val="Heading4"/>
@@ -22013,8 +23048,8 @@
         <w:t xml:space="preserve">u zasebnom terminalu — Inertia automatski hot-reloaduje.</w:t>
       </w:r>
     </w:p>
-    <w:bookmarkEnd w:id="157"/>
-    <w:bookmarkStart w:id="158" w:name="class-pdo_sqlite-not-found"/>
+    <w:bookmarkEnd w:id="178"/>
+    <w:bookmarkStart w:id="179" w:name="class-pdo_sqlite-not-found"/>
     <w:p>
       <w:pPr>
         <w:pStyle w:val="Heading4"/>
@@ -22124,8 +23159,8 @@
         <w:t xml:space="preserve">brew reinstall php@8.3</w:t>
       </w:r>
     </w:p>
-    <w:bookmarkEnd w:id="158"/>
-    <w:bookmarkStart w:id="159" w:name="permission-denied-za-storage"/>
+    <w:bookmarkEnd w:id="179"/>
+    <w:bookmarkStart w:id="180" w:name="permission-denied-za-storage"/>
     <w:p>
       <w:pPr>
         <w:pStyle w:val="Heading4"/>
@@ -22256,8 +23291,8 @@
         <w:t xml:space="preserve">## Obično nema problema — pokreni terminal kao admin ako bude</w:t>
       </w:r>
     </w:p>
-    <w:bookmarkEnd w:id="159"/>
-    <w:bookmarkStart w:id="160" w:name="Xc3f91c7875047f866f84ed6f41b0bfeec3c1665"/>
+    <w:bookmarkEnd w:id="180"/>
+    <w:bookmarkStart w:id="181" w:name="Xc3f91c7875047f866f84ed6f41b0bfeec3c1665"/>
     <w:p>
       <w:pPr>
         <w:pStyle w:val="Heading4"/>
@@ -22363,8 +23398,8 @@
         <w:t xml:space="preserve">plugin uključen.</w:t>
       </w:r>
     </w:p>
-    <w:bookmarkEnd w:id="160"/>
-    <w:bookmarkStart w:id="161" w:name="X98f4a218cdbc0f33f58a34f40f025afe645d08d"/>
+    <w:bookmarkEnd w:id="181"/>
+    <w:bookmarkStart w:id="182" w:name="X98f4a218cdbc0f33f58a34f40f025afe645d08d"/>
     <w:p>
       <w:pPr>
         <w:pStyle w:val="Heading4"/>
@@ -22435,8 +23470,8 @@
         <w:t xml:space="preserve">ako worker padne.</w:t>
       </w:r>
     </w:p>
-    <w:bookmarkEnd w:id="161"/>
-    <w:bookmarkStart w:id="162" w:name="email-se-ne-šalje-u-dev-modu"/>
+    <w:bookmarkEnd w:id="182"/>
+    <w:bookmarkStart w:id="183" w:name="email-se-ne-šalje-u-dev-modu"/>
     <w:p>
       <w:pPr>
         <w:pStyle w:val="Heading4"/>
@@ -22519,8 +23554,8 @@
         <w:t xml:space="preserve">i konfiguriši SMTP host/port/credentials.</w:t>
       </w:r>
     </w:p>
-    <w:bookmarkEnd w:id="162"/>
-    <w:bookmarkStart w:id="163" w:name="composer-run-dev-ne-nalazi-concurrently"/>
+    <w:bookmarkEnd w:id="183"/>
+    <w:bookmarkStart w:id="184" w:name="composer-run-dev-ne-nalazi-concurrently"/>
     <w:p>
       <w:pPr>
         <w:pStyle w:val="Heading4"/>
@@ -22579,8 +23614,8 @@
         <w:t xml:space="preserve">scripts. Pokreni 4 terminala ručno kao u koraku 8.</w:t>
       </w:r>
     </w:p>
-    <w:bookmarkEnd w:id="163"/>
-    <w:bookmarkStart w:id="164" w:name="Xb5f401b3e341e13b3784585c8d5aa5639bc6f69"/>
+    <w:bookmarkEnd w:id="184"/>
+    <w:bookmarkStart w:id="185" w:name="Xb5f401b3e341e13b3784585c8d5aa5639bc6f69"/>
     <w:p>
       <w:pPr>
         <w:pStyle w:val="Heading4"/>
@@ -22703,9 +23738,9 @@
         <w:t xml:space="preserve">(CLAUDE.md sekcija 2.1).</w:t>
       </w:r>
     </w:p>
-    <w:bookmarkEnd w:id="164"/>
-    <w:bookmarkEnd w:id="165"/>
-    <w:bookmarkStart w:id="166" w:name="verifikacija-da-je-instalacija-uspjela"/>
+    <w:bookmarkEnd w:id="185"/>
+    <w:bookmarkEnd w:id="186"/>
+    <w:bookmarkStart w:id="187" w:name="verifikacija-da-je-instalacija-uspjela"/>
     <w:p>
       <w:pPr>
         <w:pStyle w:val="Heading3"/>
@@ -22786,8 +23821,8 @@
         <w:t xml:space="preserve">Ako svi prolaze, instalacija je validna.</w:t>
       </w:r>
     </w:p>
-    <w:bookmarkEnd w:id="166"/>
-    <w:bookmarkStart w:id="170" w:name="sljedeći-koraci"/>
+    <w:bookmarkEnd w:id="187"/>
+    <w:bookmarkStart w:id="191" w:name="sljedeći-koraci"/>
     <w:p>
       <w:pPr>
         <w:pStyle w:val="Heading3"/>
@@ -22813,7 +23848,7 @@
           <w:numId w:val="1058"/>
         </w:numPr>
       </w:pPr>
-      <w:hyperlink r:id="rId167">
+      <w:hyperlink r:id="rId188">
         <w:r>
           <w:rPr>
             <w:rStyle w:val="Hyperlink"/>
@@ -22830,7 +23865,7 @@
           <w:numId w:val="1058"/>
         </w:numPr>
       </w:pPr>
-      <w:hyperlink r:id="rId168">
+      <w:hyperlink r:id="rId189">
         <w:r>
           <w:rPr>
             <w:rStyle w:val="Hyperlink"/>
@@ -22847,7 +23882,7 @@
           <w:numId w:val="1058"/>
         </w:numPr>
       </w:pPr>
-      <w:hyperlink r:id="rId169">
+      <w:hyperlink r:id="rId190">
         <w:r>
           <w:rPr>
             <w:rStyle w:val="Hyperlink"/>
@@ -22856,9 +23891,9 @@
         </w:r>
       </w:hyperlink>
     </w:p>
-    <w:bookmarkEnd w:id="170"/>
-    <w:bookmarkEnd w:id="171"/>
-    <w:bookmarkStart w:id="187" w:name="staging-rollout--prijedlog-v10"/>
+    <w:bookmarkEnd w:id="191"/>
+    <w:bookmarkEnd w:id="192"/>
+    <w:bookmarkStart w:id="208" w:name="staging-rollout--prijedlog-v10"/>
     <w:p>
       <w:pPr>
         <w:pStyle w:val="Heading2"/>
@@ -22918,7 +23953,7 @@
         <w:t xml:space="preserve">— staging deployment nije izvršen u Phase 4 (van scope-a ADIS predaje).</w:t>
       </w:r>
     </w:p>
-    <w:bookmarkStart w:id="172" w:name="X060de0a2bc690193a2795e2b8915fe98be6a951"/>
+    <w:bookmarkStart w:id="193" w:name="X060de0a2bc690193a2795e2b8915fe98be6a951"/>
     <w:p>
       <w:pPr>
         <w:pStyle w:val="Heading3"/>
@@ -23026,8 +24061,8 @@
         <w:t xml:space="preserve">DigitalOcean App Platform, AWS Elastic Beanstalk, ili bare VPS sa Ploi/Forge. Cijena slična, više konfiguracije, više operativnog tereta.</w:t>
       </w:r>
     </w:p>
-    <w:bookmarkEnd w:id="172"/>
-    <w:bookmarkStart w:id="173" w:name="arhitektura-staging-a"/>
+    <w:bookmarkEnd w:id="193"/>
+    <w:bookmarkStart w:id="194" w:name="arhitektura-staging-a"/>
     <w:p>
       <w:pPr>
         <w:pStyle w:val="Heading3"/>
@@ -23590,8 +24625,8 @@
         </w:tc>
       </w:tr>
     </w:tbl>
-    <w:bookmarkEnd w:id="173"/>
-    <w:bookmarkStart w:id="183" w:name="koraci-1"/>
+    <w:bookmarkEnd w:id="194"/>
+    <w:bookmarkStart w:id="204" w:name="koraci-1"/>
     <w:p>
       <w:pPr>
         <w:pStyle w:val="Heading3"/>
@@ -23609,7 +24644,7 @@
         <w:t xml:space="preserve">Koraci</w:t>
       </w:r>
     </w:p>
-    <w:bookmarkStart w:id="175" w:name="X6ad9dd067691632b7d7efa160a40f4e298bd81b"/>
+    <w:bookmarkStart w:id="196" w:name="X6ad9dd067691632b7d7efa160a40f4e298bd81b"/>
     <w:p>
       <w:pPr>
         <w:pStyle w:val="Heading4"/>
@@ -23635,7 +24670,7 @@
           <w:numId w:val="1060"/>
         </w:numPr>
       </w:pPr>
-      <w:hyperlink r:id="rId174">
+      <w:hyperlink r:id="rId195">
         <w:r>
           <w:rPr>
             <w:rStyle w:val="Hyperlink"/>
@@ -23722,8 +24757,8 @@
         <w:t xml:space="preserve">PHP runtime: 8.3, Node runtime: 22</w:t>
       </w:r>
     </w:p>
-    <w:bookmarkEnd w:id="175"/>
-    <w:bookmarkStart w:id="176" w:name="X2bde6b60b0b0f5f2a1495ed433e4d89b2914e40"/>
+    <w:bookmarkEnd w:id="196"/>
+    <w:bookmarkStart w:id="197" w:name="X2bde6b60b0b0f5f2a1495ed433e4d89b2914e40"/>
     <w:p>
       <w:pPr>
         <w:pStyle w:val="Heading4"/>
@@ -24027,8 +25062,8 @@
         <w:t xml:space="preserve">koji se commit-uje.</w:t>
       </w:r>
     </w:p>
-    <w:bookmarkEnd w:id="176"/>
-    <w:bookmarkStart w:id="177" w:name="Xc965e3dc87e09adc57ac12e27b65f617ff3c82e"/>
+    <w:bookmarkEnd w:id="197"/>
+    <w:bookmarkStart w:id="198" w:name="Xc965e3dc87e09adc57ac12e27b65f617ff3c82e"/>
     <w:p>
       <w:pPr>
         <w:pStyle w:val="Heading4"/>
@@ -24111,8 +25146,8 @@
         <w:t xml:space="preserve">: S3 bucket (auto-create kroz Cloud dashboard ili custom AWS account)</w:t>
       </w:r>
     </w:p>
-    <w:bookmarkEnd w:id="177"/>
-    <w:bookmarkStart w:id="178" w:name="Xe2e43bef1ae798da0f2ad5ecb6dc45953b7ac21"/>
+    <w:bookmarkEnd w:id="198"/>
+    <w:bookmarkStart w:id="199" w:name="Xe2e43bef1ae798da0f2ad5ecb6dc45953b7ac21"/>
     <w:p>
       <w:pPr>
         <w:pStyle w:val="Heading4"/>
@@ -24290,8 +25325,8 @@
         <w:t xml:space="preserve">Start FPM + queue:work + scheduler</w:t>
       </w:r>
     </w:p>
-    <w:bookmarkEnd w:id="178"/>
-    <w:bookmarkStart w:id="179" w:name="X1368a7c3a4c2a448885755ce9ed6f0beb728db9"/>
+    <w:bookmarkEnd w:id="199"/>
+    <w:bookmarkStart w:id="200" w:name="X1368a7c3a4c2a448885755ce9ed6f0beb728db9"/>
     <w:p>
       <w:pPr>
         <w:pStyle w:val="Heading4"/>
@@ -24364,8 +25399,8 @@
         <w:t xml:space="preserve">endpoint za health check). Laravel Cloud automatski poll-uje ovaj endpoint za uptime monitoring.</w:t>
       </w:r>
     </w:p>
-    <w:bookmarkEnd w:id="179"/>
-    <w:bookmarkStart w:id="180" w:name="Xcf97937e548f0fb34c30f991c44dfa053d09053"/>
+    <w:bookmarkEnd w:id="200"/>
+    <w:bookmarkStart w:id="201" w:name="Xcf97937e548f0fb34c30f991c44dfa053d09053"/>
     <w:p>
       <w:pPr>
         <w:pStyle w:val="Heading4"/>
@@ -25053,8 +26088,8 @@
         <w:t xml:space="preserve">prije pokretanja.)</w:t>
       </w:r>
     </w:p>
-    <w:bookmarkEnd w:id="180"/>
-    <w:bookmarkStart w:id="181" w:name="Xcd9a06f52393d12adaead3c46fb0174ea896a15"/>
+    <w:bookmarkEnd w:id="201"/>
+    <w:bookmarkStart w:id="202" w:name="Xcd9a06f52393d12adaead3c46fb0174ea896a15"/>
     <w:p>
       <w:pPr>
         <w:pStyle w:val="Heading4"/>
@@ -25190,8 +26225,8 @@
         <w:t xml:space="preserve">(van obima za predaju, planirano za narednu iteraciju).</w:t>
       </w:r>
     </w:p>
-    <w:bookmarkEnd w:id="181"/>
-    <w:bookmarkStart w:id="182" w:name="X1c38dacf6c4db0c3decea9a5fa68996c11ee44c"/>
+    <w:bookmarkEnd w:id="202"/>
+    <w:bookmarkStart w:id="203" w:name="X1c38dacf6c4db0c3decea9a5fa68996c11ee44c"/>
     <w:p>
       <w:pPr>
         <w:pStyle w:val="Heading4"/>
@@ -25524,9 +26559,9 @@
         <w:t xml:space="preserve">→ 200 (public)</w:t>
       </w:r>
     </w:p>
-    <w:bookmarkEnd w:id="182"/>
-    <w:bookmarkEnd w:id="183"/>
-    <w:bookmarkStart w:id="184" w:name="eksterni-servisi-iz-spec-103"/>
+    <w:bookmarkEnd w:id="203"/>
+    <w:bookmarkEnd w:id="204"/>
+    <w:bookmarkStart w:id="205" w:name="eksterni-servisi-iz-spec-103"/>
     <w:p>
       <w:pPr>
         <w:pStyle w:val="Heading3"/>
@@ -26045,8 +27080,8 @@
         <w:t xml:space="preserve">pre-production checklist), a Google Vision košta po request-u — nije održivo za pilot test 50 učenika.</w:t>
       </w:r>
     </w:p>
-    <w:bookmarkEnd w:id="184"/>
-    <w:bookmarkStart w:id="185" w:name="rollback-strategija"/>
+    <w:bookmarkEnd w:id="205"/>
+    <w:bookmarkStart w:id="206" w:name="rollback-strategija"/>
     <w:p>
       <w:pPr>
         <w:pStyle w:val="Heading3"/>
@@ -26214,8 +27249,8 @@
         <w:t xml:space="preserve">— ako rollback nije izvodljiv (npr. schema change već primijenjen), forward fix u novom commit-u + brzom deploy-u.</w:t>
       </w:r>
     </w:p>
-    <w:bookmarkEnd w:id="185"/>
-    <w:bookmarkStart w:id="186" w:name="sljedeći-koraci-1"/>
+    <w:bookmarkEnd w:id="206"/>
+    <w:bookmarkStart w:id="207" w:name="sljedeći-koraci-1"/>
     <w:p>
       <w:pPr>
         <w:pStyle w:val="Heading3"/>
@@ -26241,7 +27276,7 @@
           <w:numId w:val="1066"/>
         </w:numPr>
       </w:pPr>
-      <w:hyperlink r:id="rId168">
+      <w:hyperlink r:id="rId189">
         <w:r>
           <w:rPr>
             <w:rStyle w:val="Hyperlink"/>
@@ -26264,7 +27299,7 @@
           <w:numId w:val="1066"/>
         </w:numPr>
       </w:pPr>
-      <w:hyperlink r:id="rId169">
+      <w:hyperlink r:id="rId190">
         <w:r>
           <w:rPr>
             <w:rStyle w:val="Hyperlink"/>
@@ -26279,9 +27314,9 @@
         <w:t xml:space="preserve">sekcija 5 — AI u deployment-u rizici i mitigacije</w:t>
       </w:r>
     </w:p>
-    <w:bookmarkEnd w:id="186"/>
-    <w:bookmarkEnd w:id="187"/>
-    <w:bookmarkStart w:id="200" w:name="production-readiness-checklist-v10"/>
+    <w:bookmarkEnd w:id="207"/>
+    <w:bookmarkEnd w:id="208"/>
+    <w:bookmarkStart w:id="221" w:name="production-readiness-checklist-v10"/>
     <w:p>
       <w:pPr>
         <w:pStyle w:val="Heading2"/>
@@ -26357,7 +27392,7 @@
         <w:t xml:space="preserve">za naručioca (Sportski savez CG, Ministarstvo prosvjete).</w:t>
       </w:r>
     </w:p>
-    <w:bookmarkStart w:id="188" w:name="razlike-staging-vs-production"/>
+    <w:bookmarkStart w:id="209" w:name="razlike-staging-vs-production"/>
     <w:p>
       <w:pPr>
         <w:pStyle w:val="Heading3"/>
@@ -26886,8 +27921,8 @@
         </w:tc>
       </w:tr>
     </w:tbl>
-    <w:bookmarkEnd w:id="188"/>
-    <w:bookmarkStart w:id="193" w:name="pre-production-checklist"/>
+    <w:bookmarkEnd w:id="209"/>
+    <w:bookmarkStart w:id="214" w:name="pre-production-checklist"/>
     <w:p>
       <w:pPr>
         <w:pStyle w:val="Heading3"/>
@@ -26905,7 +27940,7 @@
         <w:t xml:space="preserve">Pre-production checklist</w:t>
       </w:r>
     </w:p>
-    <w:bookmarkStart w:id="189" w:name="pravni-i-administrativni"/>
+    <w:bookmarkStart w:id="210" w:name="pravni-i-administrativni"/>
     <w:p>
       <w:pPr>
         <w:pStyle w:val="Heading4"/>
@@ -27109,8 +28144,8 @@
         <w:t xml:space="preserve">ili custom), logo, branding guideline.</w:t>
       </w:r>
     </w:p>
-    <w:bookmarkEnd w:id="189"/>
-    <w:bookmarkStart w:id="190" w:name="tehnička-pripravnost"/>
+    <w:bookmarkEnd w:id="210"/>
+    <w:bookmarkStart w:id="211" w:name="tehnička-pripravnost"/>
     <w:p>
       <w:pPr>
         <w:pStyle w:val="Heading4"/>
@@ -27532,8 +28567,8 @@
         <w:t xml:space="preserve">koji isključuje requests kad mjesečni budget istekne.</w:t>
       </w:r>
     </w:p>
-    <w:bookmarkEnd w:id="190"/>
-    <w:bookmarkStart w:id="191" w:name="operativna-pripravnost"/>
+    <w:bookmarkEnd w:id="211"/>
+    <w:bookmarkStart w:id="212" w:name="operativna-pripravnost"/>
     <w:p>
       <w:pPr>
         <w:pStyle w:val="Heading4"/>
@@ -27725,8 +28760,8 @@
         <w:t xml:space="preserve">(Better Stack ili Cronitor) sa real-time uptime i historija incidenata.</w:t>
       </w:r>
     </w:p>
-    <w:bookmarkEnd w:id="191"/>
-    <w:bookmarkStart w:id="192" w:name="compliance"/>
+    <w:bookmarkEnd w:id="212"/>
+    <w:bookmarkStart w:id="213" w:name="compliance"/>
     <w:p>
       <w:pPr>
         <w:pStyle w:val="Heading4"/>
@@ -28048,9 +29083,9 @@
         <w:t xml:space="preserve">na DB nivou (PostgreSQL trigger koji odbija UPDATE i DELETE osim za superuser-a).</w:t>
       </w:r>
     </w:p>
-    <w:bookmarkEnd w:id="192"/>
-    <w:bookmarkEnd w:id="193"/>
-    <w:bookmarkStart w:id="197" w:name="rollout-strategija"/>
+    <w:bookmarkEnd w:id="213"/>
+    <w:bookmarkEnd w:id="214"/>
+    <w:bookmarkStart w:id="218" w:name="rollout-strategija"/>
     <w:p>
       <w:pPr>
         <w:pStyle w:val="Heading3"/>
@@ -28068,7 +29103,7 @@
         <w:t xml:space="preserve">Rollout strategija</w:t>
       </w:r>
     </w:p>
-    <w:bookmarkStart w:id="194" w:name="faza-1-2-3-pilot-škole-mjesec-1"/>
+    <w:bookmarkStart w:id="215" w:name="faza-1-2-3-pilot-škole-mjesec-1"/>
     <w:p>
       <w:pPr>
         <w:pStyle w:val="Heading4"/>
@@ -28134,8 +29169,8 @@
         <w:t xml:space="preserve">Cilj: 0 P0 bugova, max 5 P1 bugova na kraju mjeseca</w:t>
       </w:r>
     </w:p>
-    <w:bookmarkEnd w:id="194"/>
-    <w:bookmarkStart w:id="195" w:name="faza-2-region-podgorice--nikšić-mjesec-2"/>
+    <w:bookmarkEnd w:id="215"/>
+    <w:bookmarkStart w:id="216" w:name="faza-2-region-podgorice--nikšić-mjesec-2"/>
     <w:p>
       <w:pPr>
         <w:pStyle w:val="Heading4"/>
@@ -28201,8 +29236,8 @@
         <w:t xml:space="preserve">Cilj: 50+ ekipa registrovanih, 200+ učenika</w:t>
       </w:r>
     </w:p>
-    <w:bookmarkEnd w:id="195"/>
-    <w:bookmarkStart w:id="196" w:name="faza-3-cijela-cg-mjesec-3"/>
+    <w:bookmarkEnd w:id="216"/>
+    <w:bookmarkStart w:id="217" w:name="faza-3-cijela-cg-mjesec-3"/>
     <w:p>
       <w:pPr>
         <w:pStyle w:val="Heading4"/>
@@ -28268,9 +29303,9 @@
         <w:t xml:space="preserve">Cilj: pokrivanje svih osnovnih + srednjih škola CG do kraja školske godine</w:t>
       </w:r>
     </w:p>
-    <w:bookmarkEnd w:id="196"/>
-    <w:bookmarkEnd w:id="197"/>
-    <w:bookmarkStart w:id="198" w:name="sunset--migration-plan"/>
+    <w:bookmarkEnd w:id="217"/>
+    <w:bookmarkEnd w:id="218"/>
+    <w:bookmarkStart w:id="219" w:name="sunset--migration-plan"/>
     <w:p>
       <w:pPr>
         <w:pStyle w:val="Heading3"/>
@@ -28459,8 +29494,8 @@
         <w:t xml:space="preserve">— domen ostaje 1 godinu sa redirect-om na novi sistem (ili na "service decommissioned" stranicu) za SEO i bookmark continuity.</w:t>
       </w:r>
     </w:p>
-    <w:bookmarkEnd w:id="198"/>
-    <w:bookmarkStart w:id="199" w:name="reference-4"/>
+    <w:bookmarkEnd w:id="219"/>
+    <w:bookmarkStart w:id="220" w:name="reference-4"/>
     <w:p>
       <w:pPr>
         <w:pStyle w:val="Heading3"/>
@@ -28610,9 +29645,9 @@
         <w:t xml:space="preserve">)</w:t>
       </w:r>
     </w:p>
-    <w:bookmarkEnd w:id="199"/>
-    <w:bookmarkEnd w:id="200"/>
-    <w:bookmarkEnd w:id="201"/>
+    <w:bookmarkEnd w:id="220"/>
+    <w:bookmarkEnd w:id="221"/>
+    <w:bookmarkEnd w:id="222"/>
     <w:sectPr>
       <w:footnotePr>
         <w:numRestart w:val="eachSect"/>
